--- a/deliverables/个人报告-吴明哲.docx
+++ b/deliverables/个人报告-吴明哲.docx
@@ -70,7 +70,7 @@
                 <w:noProof/>
               </w:rPr>
               <w:drawing>
-                <wp:inline distT="0" distB="0" distL="0" distR="0" wp14:anchorId="301EA70C" wp14:editId="22FB5339">
+                <wp:inline distT="0" distB="0" distL="0" distR="0" wp14:anchorId="0C924F3D" wp14:editId="63F69A99">
                   <wp:extent cx="1146610" cy="1079288"/>
                   <wp:effectExtent l="0" t="0" r="0" b="0"/>
                   <wp:docPr id="1" name="图片 1"/>
@@ -2372,7 +2372,7 @@
       <w:bookmarkStart w:id="0" w:name="_Toc477180876"/>
       <w:bookmarkStart w:id="1" w:name="_Toc478305470"/>
       <w:bookmarkStart w:id="2" w:name="_Toc493057481"/>
-      <w:bookmarkStart w:id="3" w:name="_Toc240448590"/>
+      <w:bookmarkStart w:id="3" w:name="_Toc240454938"/>
       <w:r>
         <w:rPr>
           <w:rFonts w:hint="eastAsia"/>
@@ -2655,13 +2655,25 @@
         <w:rPr>
           <w:rFonts w:hint="eastAsia"/>
         </w:rPr>
-        <w:t xml:space="preserve"> 300 s </w:t>
+        <w:t xml:space="preserve"> 30 </w:t>
       </w:r>
       <w:r>
         <w:rPr>
           <w:rFonts w:hint="eastAsia"/>
         </w:rPr>
-        <w:t>三轮四个进程均未退出。部署方面，把两级检测器与异常检测特征网络转成</w:t>
+        <w:t>分钟四个进程无退出、</w:t>
+      </w:r>
+      <w:r>
+        <w:rPr>
+          <w:rFonts w:hint="eastAsia"/>
+        </w:rPr>
+        <w:t xml:space="preserve">7 </w:t>
+      </w:r>
+      <w:r>
+        <w:rPr>
+          <w:rFonts w:hint="eastAsia"/>
+        </w:rPr>
+        <w:t>个证据包复核全部成功。部署方面，把两级检测器与异常检测特征网络转成</w:t>
       </w:r>
       <w:r>
         <w:rPr>
@@ -2846,7 +2858,7 @@
       <w:bookmarkStart w:id="5" w:name="_Toc477180877"/>
       <w:bookmarkStart w:id="6" w:name="_Toc478305471"/>
       <w:bookmarkStart w:id="7" w:name="_Toc493057482"/>
-      <w:bookmarkStart w:id="8" w:name="_Toc240448591"/>
+      <w:bookmarkStart w:id="8" w:name="_Toc240454939"/>
       <w:r>
         <w:rPr>
           <w:rStyle w:val="-"/>
@@ -2881,7 +2893,7 @@
               <w:rPr>
                 <w:snapToGrid w:val="0"/>
               </w:rPr>
-              <w:t>In this thesis, the author, as the team leader, is responsible for the system architecture and interface definition, the active-review state machine, the safety gateway, pan-tilt servo control with zoom-dependent gain scheduling, the geometric pointer-reading algorithm and its calibration, the evidence package and cloud ledger, the virtual substation used for verification, the RK3576 deployment and the system-level tests. This report covers only that part of the work; the three recognition models were trained by the other team members and are discussed here only through their interfaces and acceptance. The interface control document was frozen before coding as ICD v2.1, defining five message types, seven high-level commands, the timeout budget of the ten-state machine and the structure of an evidence package, backed by five JSON Schemas and a consistency checker with 59 items. For control, the PID output is multiplied by θ/(W·z) so that the loop gain stays constant across zoom levels, which reduces the overshoot at 3x zoom from 42.7 % to 1.0 %, with a settling time of 1.10 s and a steady-state error of 8.4 px. For measurement, the pointer angle is solved by polar unwarping and per-ring angular centroids; the medians of 43 independent calibrations are 0.455 % FS basic error, 0.302 % FS linearity and 0.309 % FS repeatability, and the dominant error source was traced to the rasterised sampling of the rendered dial rather than to randomness in the algorithm. For reliability, no evidence was lost during a 75 s network outage and no process exited during three 300 s runs. For deployment, both detectors and the anomaly feature networks were converted to RKNN with per-module precision (FP16 for the detectors, INT8 for the feature networks) and packed into a Linux package that was installed and smoke-tested on x86 Linux.</w:t>
+              <w:t>In this thesis, the author, as the team leader, is responsible for the system architecture and interface definition, the active-review state machine, the safety gateway, pan-tilt servo control with zoom-dependent gain scheduling, the geometric pointer-reading algorithm and its calibration, the evidence package and cloud ledger, the virtual substation used for verification, the RK3576 deployment and the system-level tests. This report covers only that part of the work; the three recognition models were trained by the other team members and are discussed here only through their interfaces and acceptance. The interface control document was frozen before coding as ICD v2.1, defining five message types, seven high-level commands, the timeout budget of the ten-state machine and the structure of an evidence package, backed by five JSON Schemas and a consistency checker with 59 items. For control, the PID output is multiplied by θ/(W·z) so that the loop gain stays constant across zoom levels, which reduces the overshoot at 3x zoom from 42.7 % to 1.0 %, with a settling time of 1.10 s and a steady-state error of 8.4 px. For measurement, the pointer angle is solved by polar unwarping and per-ring angular centroids; the medians of 43 independent calibrations are 0.455 % FS basic error, 0.302 % FS linearity and 0.309 % FS repeatability, and the dominant error source was traced to the rasterised sampling of the rendered dial rather than to randomness in the algorithm. For reliability, no evidence was lost during a 75 s network outage and no process exited during a 30-minute continuous run. For deployment, both detectors and the anomaly feature networks were converted to RKNN with per-module precision (FP16 for the detectors, INT8 for the feature networks) and packed into a Linux package that was installed and smoke-tested on x86 Linux.</w:t>
             </w:r>
           </w:p>
           <w:p>
@@ -2928,7 +2940,7 @@
         <w:ind w:firstLine="480"/>
       </w:pPr>
       <w:bookmarkStart w:id="10" w:name="_Toc493057483"/>
-      <w:bookmarkStart w:id="11" w:name="_Toc240448592"/>
+      <w:bookmarkStart w:id="11" w:name="_Toc240454940"/>
       <w:r>
         <w:rPr>
           <w:rFonts w:hint="eastAsia"/>
@@ -2960,7 +2972,7 @@
       <w:r>
         <w:fldChar w:fldCharType="separate"/>
       </w:r>
-      <w:hyperlink w:anchor="_Toc240448590" w:history="1">
+      <w:hyperlink w:anchor="_Toc240454938" w:history="1">
         <w:r>
           <w:rPr>
             <w:rStyle w:val="a8"/>
@@ -2983,7 +2995,7 @@
           <w:rPr>
             <w:webHidden/>
           </w:rPr>
-          <w:instrText xml:space="preserve"> PAGEREF _Toc240448590 \h </w:instrText>
+          <w:instrText xml:space="preserve"> PAGEREF _Toc240454938 \h </w:instrText>
         </w:r>
         <w:r>
           <w:rPr>
@@ -3021,7 +3033,7 @@
           <w14:ligatures w14:val="standardContextual"/>
         </w:rPr>
       </w:pPr>
-      <w:hyperlink w:anchor="_Toc240448591" w:history="1">
+      <w:hyperlink w:anchor="_Toc240454939" w:history="1">
         <w:r>
           <w:rPr>
             <w:rStyle w:val="a8"/>
@@ -3045,7 +3057,7 @@
           <w:rPr>
             <w:webHidden/>
           </w:rPr>
-          <w:instrText xml:space="preserve"> PAGEREF _Toc240448591 \h </w:instrText>
+          <w:instrText xml:space="preserve"> PAGEREF _Toc240454939 \h </w:instrText>
         </w:r>
         <w:r>
           <w:rPr>
@@ -3083,7 +3095,7 @@
           <w14:ligatures w14:val="standardContextual"/>
         </w:rPr>
       </w:pPr>
-      <w:hyperlink w:anchor="_Toc240448592" w:history="1">
+      <w:hyperlink w:anchor="_Toc240454940" w:history="1">
         <w:r>
           <w:rPr>
             <w:rStyle w:val="a8"/>
@@ -3106,7 +3118,7 @@
           <w:rPr>
             <w:webHidden/>
           </w:rPr>
-          <w:instrText xml:space="preserve"> PAGEREF _Toc240448592 \h </w:instrText>
+          <w:instrText xml:space="preserve"> PAGEREF _Toc240454940 \h </w:instrText>
         </w:r>
         <w:r>
           <w:rPr>
@@ -3144,7 +3156,7 @@
           <w14:ligatures w14:val="standardContextual"/>
         </w:rPr>
       </w:pPr>
-      <w:hyperlink w:anchor="_Toc240448593" w:history="1">
+      <w:hyperlink w:anchor="_Toc240454941" w:history="1">
         <w:r>
           <w:rPr>
             <w:rStyle w:val="a8"/>
@@ -3184,7 +3196,7 @@
           <w:rPr>
             <w:webHidden/>
           </w:rPr>
-          <w:instrText xml:space="preserve"> PAGEREF _Toc240448593 \h </w:instrText>
+          <w:instrText xml:space="preserve"> PAGEREF _Toc240454941 \h </w:instrText>
         </w:r>
         <w:r>
           <w:rPr>
@@ -3220,7 +3232,7 @@
           <w14:ligatures w14:val="standardContextual"/>
         </w:rPr>
       </w:pPr>
-      <w:hyperlink w:anchor="_Toc240448594" w:history="1">
+      <w:hyperlink w:anchor="_Toc240454942" w:history="1">
         <w:r>
           <w:rPr>
             <w:rStyle w:val="a8"/>
@@ -3258,7 +3270,7 @@
           <w:rPr>
             <w:webHidden/>
           </w:rPr>
-          <w:instrText xml:space="preserve"> PAGEREF _Toc240448594 \h </w:instrText>
+          <w:instrText xml:space="preserve"> PAGEREF _Toc240454942 \h </w:instrText>
         </w:r>
         <w:r>
           <w:rPr>
@@ -3294,7 +3306,7 @@
           <w14:ligatures w14:val="standardContextual"/>
         </w:rPr>
       </w:pPr>
-      <w:hyperlink w:anchor="_Toc240448595" w:history="1">
+      <w:hyperlink w:anchor="_Toc240454943" w:history="1">
         <w:r>
           <w:rPr>
             <w:rStyle w:val="a8"/>
@@ -3332,7 +3344,7 @@
           <w:rPr>
             <w:webHidden/>
           </w:rPr>
-          <w:instrText xml:space="preserve"> PAGEREF _Toc240448595 \h </w:instrText>
+          <w:instrText xml:space="preserve"> PAGEREF _Toc240454943 \h </w:instrText>
         </w:r>
         <w:r>
           <w:rPr>
@@ -3368,7 +3380,7 @@
           <w14:ligatures w14:val="standardContextual"/>
         </w:rPr>
       </w:pPr>
-      <w:hyperlink w:anchor="_Toc240448596" w:history="1">
+      <w:hyperlink w:anchor="_Toc240454944" w:history="1">
         <w:r>
           <w:rPr>
             <w:rStyle w:val="a8"/>
@@ -3406,7 +3418,7 @@
           <w:rPr>
             <w:webHidden/>
           </w:rPr>
-          <w:instrText xml:space="preserve"> PAGEREF _Toc240448596 \h </w:instrText>
+          <w:instrText xml:space="preserve"> PAGEREF _Toc240454944 \h </w:instrText>
         </w:r>
         <w:r>
           <w:rPr>
@@ -3442,7 +3454,7 @@
           <w14:ligatures w14:val="standardContextual"/>
         </w:rPr>
       </w:pPr>
-      <w:hyperlink w:anchor="_Toc240448597" w:history="1">
+      <w:hyperlink w:anchor="_Toc240454945" w:history="1">
         <w:r>
           <w:rPr>
             <w:rStyle w:val="a8"/>
@@ -3480,7 +3492,7 @@
           <w:rPr>
             <w:webHidden/>
           </w:rPr>
-          <w:instrText xml:space="preserve"> PAGEREF _Toc240448597 \h </w:instrText>
+          <w:instrText xml:space="preserve"> PAGEREF _Toc240454945 \h </w:instrText>
         </w:r>
         <w:r>
           <w:rPr>
@@ -3518,7 +3530,7 @@
           <w14:ligatures w14:val="standardContextual"/>
         </w:rPr>
       </w:pPr>
-      <w:hyperlink w:anchor="_Toc240448598" w:history="1">
+      <w:hyperlink w:anchor="_Toc240454946" w:history="1">
         <w:r>
           <w:rPr>
             <w:rStyle w:val="a8"/>
@@ -3558,7 +3570,7 @@
           <w:rPr>
             <w:webHidden/>
           </w:rPr>
-          <w:instrText xml:space="preserve"> PAGEREF _Toc240448598 \h </w:instrText>
+          <w:instrText xml:space="preserve"> PAGEREF _Toc240454946 \h </w:instrText>
         </w:r>
         <w:r>
           <w:rPr>
@@ -3594,7 +3606,7 @@
           <w14:ligatures w14:val="standardContextual"/>
         </w:rPr>
       </w:pPr>
-      <w:hyperlink w:anchor="_Toc240448599" w:history="1">
+      <w:hyperlink w:anchor="_Toc240454947" w:history="1">
         <w:r>
           <w:rPr>
             <w:rStyle w:val="a8"/>
@@ -3632,7 +3644,7 @@
           <w:rPr>
             <w:webHidden/>
           </w:rPr>
-          <w:instrText xml:space="preserve"> PAGEREF _Toc240448599 \h </w:instrText>
+          <w:instrText xml:space="preserve"> PAGEREF _Toc240454947 \h </w:instrText>
         </w:r>
         <w:r>
           <w:rPr>
@@ -3669,7 +3681,7 @@
           <w14:ligatures w14:val="standardContextual"/>
         </w:rPr>
       </w:pPr>
-      <w:hyperlink w:anchor="_Toc240448600" w:history="1">
+      <w:hyperlink w:anchor="_Toc240454948" w:history="1">
         <w:r>
           <w:rPr>
             <w:rStyle w:val="a8"/>
@@ -3708,7 +3720,7 @@
           <w:rPr>
             <w:webHidden/>
           </w:rPr>
-          <w:instrText xml:space="preserve"> PAGEREF _Toc240448600 \h </w:instrText>
+          <w:instrText xml:space="preserve"> PAGEREF _Toc240454948 \h </w:instrText>
         </w:r>
         <w:r>
           <w:rPr>
@@ -3745,7 +3757,7 @@
           <w14:ligatures w14:val="standardContextual"/>
         </w:rPr>
       </w:pPr>
-      <w:hyperlink w:anchor="_Toc240448601" w:history="1">
+      <w:hyperlink w:anchor="_Toc240454949" w:history="1">
         <w:r>
           <w:rPr>
             <w:rStyle w:val="a8"/>
@@ -3784,7 +3796,7 @@
           <w:rPr>
             <w:webHidden/>
           </w:rPr>
-          <w:instrText xml:space="preserve"> PAGEREF _Toc240448601 \h </w:instrText>
+          <w:instrText xml:space="preserve"> PAGEREF _Toc240454949 \h </w:instrText>
         </w:r>
         <w:r>
           <w:rPr>
@@ -3820,7 +3832,7 @@
           <w14:ligatures w14:val="standardContextual"/>
         </w:rPr>
       </w:pPr>
-      <w:hyperlink w:anchor="_Toc240448602" w:history="1">
+      <w:hyperlink w:anchor="_Toc240454950" w:history="1">
         <w:r>
           <w:rPr>
             <w:rStyle w:val="a8"/>
@@ -3858,7 +3870,7 @@
           <w:rPr>
             <w:webHidden/>
           </w:rPr>
-          <w:instrText xml:space="preserve"> PAGEREF _Toc240448602 \h </w:instrText>
+          <w:instrText xml:space="preserve"> PAGEREF _Toc240454950 \h </w:instrText>
         </w:r>
         <w:r>
           <w:rPr>
@@ -3894,7 +3906,7 @@
           <w14:ligatures w14:val="standardContextual"/>
         </w:rPr>
       </w:pPr>
-      <w:hyperlink w:anchor="_Toc240448603" w:history="1">
+      <w:hyperlink w:anchor="_Toc240454951" w:history="1">
         <w:r>
           <w:rPr>
             <w:rStyle w:val="a8"/>
@@ -3932,7 +3944,7 @@
           <w:rPr>
             <w:webHidden/>
           </w:rPr>
-          <w:instrText xml:space="preserve"> PAGEREF _Toc240448603 \h </w:instrText>
+          <w:instrText xml:space="preserve"> PAGEREF _Toc240454951 \h </w:instrText>
         </w:r>
         <w:r>
           <w:rPr>
@@ -3969,7 +3981,7 @@
           <w14:ligatures w14:val="standardContextual"/>
         </w:rPr>
       </w:pPr>
-      <w:hyperlink w:anchor="_Toc240448604" w:history="1">
+      <w:hyperlink w:anchor="_Toc240454952" w:history="1">
         <w:r>
           <w:rPr>
             <w:rStyle w:val="a8"/>
@@ -4008,7 +4020,7 @@
           <w:rPr>
             <w:webHidden/>
           </w:rPr>
-          <w:instrText xml:space="preserve"> PAGEREF _Toc240448604 \h </w:instrText>
+          <w:instrText xml:space="preserve"> PAGEREF _Toc240454952 \h </w:instrText>
         </w:r>
         <w:r>
           <w:rPr>
@@ -4045,7 +4057,7 @@
           <w14:ligatures w14:val="standardContextual"/>
         </w:rPr>
       </w:pPr>
-      <w:hyperlink w:anchor="_Toc240448605" w:history="1">
+      <w:hyperlink w:anchor="_Toc240454953" w:history="1">
         <w:r>
           <w:rPr>
             <w:rStyle w:val="a8"/>
@@ -4084,7 +4096,7 @@
           <w:rPr>
             <w:webHidden/>
           </w:rPr>
-          <w:instrText xml:space="preserve"> PAGEREF _Toc240448605 \h </w:instrText>
+          <w:instrText xml:space="preserve"> PAGEREF _Toc240454953 \h </w:instrText>
         </w:r>
         <w:r>
           <w:rPr>
@@ -4121,7 +4133,7 @@
           <w14:ligatures w14:val="standardContextual"/>
         </w:rPr>
       </w:pPr>
-      <w:hyperlink w:anchor="_Toc240448606" w:history="1">
+      <w:hyperlink w:anchor="_Toc240454954" w:history="1">
         <w:r>
           <w:rPr>
             <w:rStyle w:val="a8"/>
@@ -4160,7 +4172,7 @@
           <w:rPr>
             <w:webHidden/>
           </w:rPr>
-          <w:instrText xml:space="preserve"> PAGEREF _Toc240448606 \h </w:instrText>
+          <w:instrText xml:space="preserve"> PAGEREF _Toc240454954 \h </w:instrText>
         </w:r>
         <w:r>
           <w:rPr>
@@ -4197,7 +4209,7 @@
           <w14:ligatures w14:val="standardContextual"/>
         </w:rPr>
       </w:pPr>
-      <w:hyperlink w:anchor="_Toc240448607" w:history="1">
+      <w:hyperlink w:anchor="_Toc240454955" w:history="1">
         <w:r>
           <w:rPr>
             <w:rStyle w:val="a8"/>
@@ -4236,7 +4248,7 @@
           <w:rPr>
             <w:webHidden/>
           </w:rPr>
-          <w:instrText xml:space="preserve"> PAGEREF _Toc240448607 \h </w:instrText>
+          <w:instrText xml:space="preserve"> PAGEREF _Toc240454955 \h </w:instrText>
         </w:r>
         <w:r>
           <w:rPr>
@@ -4273,7 +4285,7 @@
           <w14:ligatures w14:val="standardContextual"/>
         </w:rPr>
       </w:pPr>
-      <w:hyperlink w:anchor="_Toc240448608" w:history="1">
+      <w:hyperlink w:anchor="_Toc240454956" w:history="1">
         <w:r>
           <w:rPr>
             <w:rStyle w:val="a8"/>
@@ -4312,7 +4324,7 @@
           <w:rPr>
             <w:webHidden/>
           </w:rPr>
-          <w:instrText xml:space="preserve"> PAGEREF _Toc240448608 \h </w:instrText>
+          <w:instrText xml:space="preserve"> PAGEREF _Toc240454956 \h </w:instrText>
         </w:r>
         <w:r>
           <w:rPr>
@@ -4349,7 +4361,7 @@
           <w14:ligatures w14:val="standardContextual"/>
         </w:rPr>
       </w:pPr>
-      <w:hyperlink w:anchor="_Toc240448609" w:history="1">
+      <w:hyperlink w:anchor="_Toc240454957" w:history="1">
         <w:r>
           <w:rPr>
             <w:rStyle w:val="a8"/>
@@ -4388,7 +4400,7 @@
           <w:rPr>
             <w:webHidden/>
           </w:rPr>
-          <w:instrText xml:space="preserve"> PAGEREF _Toc240448609 \h </w:instrText>
+          <w:instrText xml:space="preserve"> PAGEREF _Toc240454957 \h </w:instrText>
         </w:r>
         <w:r>
           <w:rPr>
@@ -4425,7 +4437,7 @@
           <w14:ligatures w14:val="standardContextual"/>
         </w:rPr>
       </w:pPr>
-      <w:hyperlink w:anchor="_Toc240448610" w:history="1">
+      <w:hyperlink w:anchor="_Toc240454958" w:history="1">
         <w:r>
           <w:rPr>
             <w:rStyle w:val="a8"/>
@@ -4470,7 +4482,7 @@
           <w:rPr>
             <w:webHidden/>
           </w:rPr>
-          <w:instrText xml:space="preserve"> PAGEREF _Toc240448610 \h </w:instrText>
+          <w:instrText xml:space="preserve"> PAGEREF _Toc240454958 \h </w:instrText>
         </w:r>
         <w:r>
           <w:rPr>
@@ -4508,7 +4520,7 @@
           <w14:ligatures w14:val="standardContextual"/>
         </w:rPr>
       </w:pPr>
-      <w:hyperlink w:anchor="_Toc240448611" w:history="1">
+      <w:hyperlink w:anchor="_Toc240454959" w:history="1">
         <w:r>
           <w:rPr>
             <w:rStyle w:val="a8"/>
@@ -4548,7 +4560,7 @@
           <w:rPr>
             <w:webHidden/>
           </w:rPr>
-          <w:instrText xml:space="preserve"> PAGEREF _Toc240448611 \h </w:instrText>
+          <w:instrText xml:space="preserve"> PAGEREF _Toc240454959 \h </w:instrText>
         </w:r>
         <w:r>
           <w:rPr>
@@ -4584,7 +4596,7 @@
           <w14:ligatures w14:val="standardContextual"/>
         </w:rPr>
       </w:pPr>
-      <w:hyperlink w:anchor="_Toc240448612" w:history="1">
+      <w:hyperlink w:anchor="_Toc240454960" w:history="1">
         <w:r>
           <w:rPr>
             <w:rStyle w:val="a8"/>
@@ -4622,7 +4634,7 @@
           <w:rPr>
             <w:webHidden/>
           </w:rPr>
-          <w:instrText xml:space="preserve"> PAGEREF _Toc240448612 \h </w:instrText>
+          <w:instrText xml:space="preserve"> PAGEREF _Toc240454960 \h </w:instrText>
         </w:r>
         <w:r>
           <w:rPr>
@@ -4658,7 +4670,7 @@
           <w14:ligatures w14:val="standardContextual"/>
         </w:rPr>
       </w:pPr>
-      <w:hyperlink w:anchor="_Toc240448613" w:history="1">
+      <w:hyperlink w:anchor="_Toc240454961" w:history="1">
         <w:r>
           <w:rPr>
             <w:rStyle w:val="a8"/>
@@ -4696,7 +4708,7 @@
           <w:rPr>
             <w:webHidden/>
           </w:rPr>
-          <w:instrText xml:space="preserve"> PAGEREF _Toc240448613 \h </w:instrText>
+          <w:instrText xml:space="preserve"> PAGEREF _Toc240454961 \h </w:instrText>
         </w:r>
         <w:r>
           <w:rPr>
@@ -4733,7 +4745,7 @@
           <w14:ligatures w14:val="standardContextual"/>
         </w:rPr>
       </w:pPr>
-      <w:hyperlink w:anchor="_Toc240448614" w:history="1">
+      <w:hyperlink w:anchor="_Toc240454962" w:history="1">
         <w:r>
           <w:rPr>
             <w:rStyle w:val="a8"/>
@@ -4772,7 +4784,7 @@
           <w:rPr>
             <w:webHidden/>
           </w:rPr>
-          <w:instrText xml:space="preserve"> PAGEREF _Toc240448614 \h </w:instrText>
+          <w:instrText xml:space="preserve"> PAGEREF _Toc240454962 \h </w:instrText>
         </w:r>
         <w:r>
           <w:rPr>
@@ -4809,7 +4821,7 @@
           <w14:ligatures w14:val="standardContextual"/>
         </w:rPr>
       </w:pPr>
-      <w:hyperlink w:anchor="_Toc240448615" w:history="1">
+      <w:hyperlink w:anchor="_Toc240454963" w:history="1">
         <w:r>
           <w:rPr>
             <w:rStyle w:val="a8"/>
@@ -4848,7 +4860,7 @@
           <w:rPr>
             <w:webHidden/>
           </w:rPr>
-          <w:instrText xml:space="preserve"> PAGEREF _Toc240448615 \h </w:instrText>
+          <w:instrText xml:space="preserve"> PAGEREF _Toc240454963 \h </w:instrText>
         </w:r>
         <w:r>
           <w:rPr>
@@ -4885,7 +4897,7 @@
           <w14:ligatures w14:val="standardContextual"/>
         </w:rPr>
       </w:pPr>
-      <w:hyperlink w:anchor="_Toc240448616" w:history="1">
+      <w:hyperlink w:anchor="_Toc240454964" w:history="1">
         <w:r>
           <w:rPr>
             <w:rStyle w:val="a8"/>
@@ -4924,7 +4936,7 @@
           <w:rPr>
             <w:webHidden/>
           </w:rPr>
-          <w:instrText xml:space="preserve"> PAGEREF _Toc240448616 \h </w:instrText>
+          <w:instrText xml:space="preserve"> PAGEREF _Toc240454964 \h </w:instrText>
         </w:r>
         <w:r>
           <w:rPr>
@@ -4961,7 +4973,7 @@
           <w14:ligatures w14:val="standardContextual"/>
         </w:rPr>
       </w:pPr>
-      <w:hyperlink w:anchor="_Toc240448617" w:history="1">
+      <w:hyperlink w:anchor="_Toc240454965" w:history="1">
         <w:r>
           <w:rPr>
             <w:rStyle w:val="a8"/>
@@ -5000,7 +5012,7 @@
           <w:rPr>
             <w:webHidden/>
           </w:rPr>
-          <w:instrText xml:space="preserve"> PAGEREF _Toc240448617 \h </w:instrText>
+          <w:instrText xml:space="preserve"> PAGEREF _Toc240454965 \h </w:instrText>
         </w:r>
         <w:r>
           <w:rPr>
@@ -5037,7 +5049,7 @@
           <w14:ligatures w14:val="standardContextual"/>
         </w:rPr>
       </w:pPr>
-      <w:hyperlink w:anchor="_Toc240448618" w:history="1">
+      <w:hyperlink w:anchor="_Toc240454966" w:history="1">
         <w:r>
           <w:rPr>
             <w:rStyle w:val="a8"/>
@@ -5076,7 +5088,7 @@
           <w:rPr>
             <w:webHidden/>
           </w:rPr>
-          <w:instrText xml:space="preserve"> PAGEREF _Toc240448618 \h </w:instrText>
+          <w:instrText xml:space="preserve"> PAGEREF _Toc240454966 \h </w:instrText>
         </w:r>
         <w:r>
           <w:rPr>
@@ -5112,7 +5124,7 @@
           <w14:ligatures w14:val="standardContextual"/>
         </w:rPr>
       </w:pPr>
-      <w:hyperlink w:anchor="_Toc240448619" w:history="1">
+      <w:hyperlink w:anchor="_Toc240454967" w:history="1">
         <w:r>
           <w:rPr>
             <w:rStyle w:val="a8"/>
@@ -5150,7 +5162,7 @@
           <w:rPr>
             <w:webHidden/>
           </w:rPr>
-          <w:instrText xml:space="preserve"> PAGEREF _Toc240448619 \h </w:instrText>
+          <w:instrText xml:space="preserve"> PAGEREF _Toc240454967 \h </w:instrText>
         </w:r>
         <w:r>
           <w:rPr>
@@ -5188,7 +5200,7 @@
           <w14:ligatures w14:val="standardContextual"/>
         </w:rPr>
       </w:pPr>
-      <w:hyperlink w:anchor="_Toc240448620" w:history="1">
+      <w:hyperlink w:anchor="_Toc240454968" w:history="1">
         <w:r>
           <w:rPr>
             <w:rStyle w:val="a8"/>
@@ -5228,7 +5240,7 @@
           <w:rPr>
             <w:webHidden/>
           </w:rPr>
-          <w:instrText xml:space="preserve"> PAGEREF _Toc240448620 \h </w:instrText>
+          <w:instrText xml:space="preserve"> PAGEREF _Toc240454968 \h </w:instrText>
         </w:r>
         <w:r>
           <w:rPr>
@@ -5264,7 +5276,7 @@
           <w14:ligatures w14:val="standardContextual"/>
         </w:rPr>
       </w:pPr>
-      <w:hyperlink w:anchor="_Toc240448621" w:history="1">
+      <w:hyperlink w:anchor="_Toc240454969" w:history="1">
         <w:r>
           <w:rPr>
             <w:rStyle w:val="a8"/>
@@ -5302,7 +5314,7 @@
           <w:rPr>
             <w:webHidden/>
           </w:rPr>
-          <w:instrText xml:space="preserve"> PAGEREF _Toc240448621 \h </w:instrText>
+          <w:instrText xml:space="preserve"> PAGEREF _Toc240454969 \h </w:instrText>
         </w:r>
         <w:r>
           <w:rPr>
@@ -5338,7 +5350,7 @@
           <w14:ligatures w14:val="standardContextual"/>
         </w:rPr>
       </w:pPr>
-      <w:hyperlink w:anchor="_Toc240448622" w:history="1">
+      <w:hyperlink w:anchor="_Toc240454970" w:history="1">
         <w:r>
           <w:rPr>
             <w:rStyle w:val="a8"/>
@@ -5376,7 +5388,7 @@
           <w:rPr>
             <w:webHidden/>
           </w:rPr>
-          <w:instrText xml:space="preserve"> PAGEREF _Toc240448622 \h </w:instrText>
+          <w:instrText xml:space="preserve"> PAGEREF _Toc240454970 \h </w:instrText>
         </w:r>
         <w:r>
           <w:rPr>
@@ -5412,7 +5424,7 @@
           <w14:ligatures w14:val="standardContextual"/>
         </w:rPr>
       </w:pPr>
-      <w:hyperlink w:anchor="_Toc240448623" w:history="1">
+      <w:hyperlink w:anchor="_Toc240454971" w:history="1">
         <w:r>
           <w:rPr>
             <w:rStyle w:val="a8"/>
@@ -5450,7 +5462,7 @@
           <w:rPr>
             <w:webHidden/>
           </w:rPr>
-          <w:instrText xml:space="preserve"> PAGEREF _Toc240448623 \h </w:instrText>
+          <w:instrText xml:space="preserve"> PAGEREF _Toc240454971 \h </w:instrText>
         </w:r>
         <w:r>
           <w:rPr>
@@ -5488,7 +5500,7 @@
           <w14:ligatures w14:val="standardContextual"/>
         </w:rPr>
       </w:pPr>
-      <w:hyperlink w:anchor="_Toc240448624" w:history="1">
+      <w:hyperlink w:anchor="_Toc240454972" w:history="1">
         <w:r>
           <w:rPr>
             <w:rStyle w:val="a8"/>
@@ -5511,7 +5523,7 @@
           <w:rPr>
             <w:webHidden/>
           </w:rPr>
-          <w:instrText xml:space="preserve"> PAGEREF _Toc240448624 \h </w:instrText>
+          <w:instrText xml:space="preserve"> PAGEREF _Toc240454972 \h </w:instrText>
         </w:r>
         <w:r>
           <w:rPr>
@@ -5549,7 +5561,7 @@
           <w14:ligatures w14:val="standardContextual"/>
         </w:rPr>
       </w:pPr>
-      <w:hyperlink w:anchor="_Toc240448625" w:history="1">
+      <w:hyperlink w:anchor="_Toc240454973" w:history="1">
         <w:r>
           <w:rPr>
             <w:rStyle w:val="a8"/>
@@ -5572,7 +5584,7 @@
           <w:rPr>
             <w:webHidden/>
           </w:rPr>
-          <w:instrText xml:space="preserve"> PAGEREF _Toc240448625 \h </w:instrText>
+          <w:instrText xml:space="preserve"> PAGEREF _Toc240454973 \h </w:instrText>
         </w:r>
         <w:r>
           <w:rPr>
@@ -5645,7 +5657,7 @@
       <w:pPr>
         <w:pStyle w:val="1"/>
       </w:pPr>
-      <w:bookmarkStart w:id="12" w:name="_Toc240448593"/>
+      <w:bookmarkStart w:id="12" w:name="_Toc240454941"/>
       <w:r>
         <w:lastRenderedPageBreak/>
         <w:t>绪论</w:t>
@@ -5656,7 +5668,7 @@
       <w:pPr>
         <w:pStyle w:val="2"/>
       </w:pPr>
-      <w:bookmarkStart w:id="13" w:name="_Toc240448594"/>
+      <w:bookmarkStart w:id="13" w:name="_Toc240454942"/>
       <w:r>
         <w:t>研究背景与意义</w:t>
       </w:r>
@@ -5703,7 +5715,7 @@
       <w:pPr>
         <w:pStyle w:val="2"/>
       </w:pPr>
-      <w:bookmarkStart w:id="14" w:name="_Toc240448595"/>
+      <w:bookmarkStart w:id="14" w:name="_Toc240454943"/>
       <w:r>
         <w:t>设计目的与要求</w:t>
       </w:r>
@@ -5796,7 +5808,7 @@
       <w:pPr>
         <w:pStyle w:val="2"/>
       </w:pPr>
-      <w:bookmarkStart w:id="15" w:name="_Toc240448596"/>
+      <w:bookmarkStart w:id="15" w:name="_Toc240454944"/>
       <w:r>
         <w:t>技术指标</w:t>
       </w:r>
@@ -6693,14 +6705,14 @@
                 <w:rFonts w:ascii="宋体" w:hAnsi="宋体"/>
                 <w:sz w:val="21"/>
               </w:rPr>
-              <w:t xml:space="preserve">300 s </w:t>
-            </w:r>
-            <w:r>
-              <w:rPr>
-                <w:rFonts w:ascii="宋体" w:hAnsi="宋体"/>
-                <w:sz w:val="21"/>
-              </w:rPr>
-              <w:t>四进程不退出</w:t>
+              <w:t xml:space="preserve">30 </w:t>
+            </w:r>
+            <w:r>
+              <w:rPr>
+                <w:rFonts w:ascii="宋体" w:hAnsi="宋体"/>
+                <w:sz w:val="21"/>
+              </w:rPr>
+              <w:t>分钟四进程不退出</w:t>
             </w:r>
           </w:p>
         </w:tc>
@@ -6719,7 +6731,21 @@
                 <w:rFonts w:ascii="宋体" w:hAnsi="宋体"/>
                 <w:sz w:val="21"/>
               </w:rPr>
-              <w:t>三轮均无退出</w:t>
+              <w:t xml:space="preserve">30 </w:t>
+            </w:r>
+            <w:r>
+              <w:rPr>
+                <w:rFonts w:ascii="宋体" w:hAnsi="宋体"/>
+                <w:sz w:val="21"/>
+              </w:rPr>
+              <w:t>分钟无退出、无</w:t>
+            </w:r>
+            <w:r>
+              <w:rPr>
+                <w:rFonts w:ascii="宋体" w:hAnsi="宋体"/>
+                <w:sz w:val="21"/>
+              </w:rPr>
+              <w:t xml:space="preserve"> CRITICAL</w:t>
             </w:r>
           </w:p>
         </w:tc>
@@ -6738,21 +6764,7 @@
                 <w:rFonts w:ascii="宋体" w:hAnsi="宋体"/>
                 <w:sz w:val="21"/>
               </w:rPr>
-              <w:t>达成（</w:t>
-            </w:r>
-            <w:r>
-              <w:rPr>
-                <w:rFonts w:ascii="宋体" w:hAnsi="宋体"/>
-                <w:sz w:val="21"/>
-              </w:rPr>
-              <w:t xml:space="preserve">30 </w:t>
-            </w:r>
-            <w:r>
-              <w:rPr>
-                <w:rFonts w:ascii="宋体" w:hAnsi="宋体"/>
-                <w:sz w:val="21"/>
-              </w:rPr>
-              <w:t>分钟长稳未做）</w:t>
+              <w:t>达成</w:t>
             </w:r>
           </w:p>
         </w:tc>
@@ -6776,7 +6788,7 @@
                 <w:rFonts w:ascii="宋体" w:hAnsi="宋体"/>
                 <w:sz w:val="21"/>
               </w:rPr>
-              <w:t>断网降级</w:t>
+              <w:t>巡航帧率</w:t>
             </w:r>
           </w:p>
         </w:tc>
@@ -6795,7 +6807,7 @@
                 <w:rFonts w:ascii="宋体" w:hAnsi="宋体"/>
                 <w:sz w:val="21"/>
               </w:rPr>
-              <w:t>不丢证据</w:t>
+              <w:t>≥ 10 fps</w:t>
             </w:r>
           </w:p>
         </w:tc>
@@ -6814,42 +6826,28 @@
                 <w:rFonts w:ascii="宋体" w:hAnsi="宋体"/>
                 <w:sz w:val="21"/>
               </w:rPr>
-              <w:t xml:space="preserve">75 s </w:t>
-            </w:r>
-            <w:r>
-              <w:rPr>
-                <w:rFonts w:ascii="宋体" w:hAnsi="宋体"/>
-                <w:sz w:val="21"/>
-              </w:rPr>
-              <w:t>断网</w:t>
-            </w:r>
-            <w:r>
-              <w:rPr>
-                <w:rFonts w:ascii="宋体" w:hAnsi="宋体"/>
-                <w:sz w:val="21"/>
-              </w:rPr>
-              <w:t xml:space="preserve"> 4 </w:t>
-            </w:r>
-            <w:r>
-              <w:rPr>
-                <w:rFonts w:ascii="宋体" w:hAnsi="宋体"/>
-                <w:sz w:val="21"/>
-              </w:rPr>
-              <w:t>包</w:t>
-            </w:r>
-            <w:r>
-              <w:rPr>
-                <w:rFonts w:ascii="宋体" w:hAnsi="宋体"/>
-                <w:sz w:val="21"/>
-              </w:rPr>
-              <w:t xml:space="preserve"> 51 </w:t>
-            </w:r>
-            <w:r>
-              <w:rPr>
-                <w:rFonts w:ascii="宋体" w:hAnsi="宋体"/>
-                <w:sz w:val="21"/>
-              </w:rPr>
-              <w:t>文件全保住</w:t>
+              <w:t>真权重下单帧中位</w:t>
+            </w:r>
+            <w:r>
+              <w:rPr>
+                <w:rFonts w:ascii="宋体" w:hAnsi="宋体"/>
+                <w:sz w:val="21"/>
+              </w:rPr>
+              <w:t xml:space="preserve"> 117 ms</w:t>
+            </w:r>
+            <w:r>
+              <w:rPr>
+                <w:rFonts w:ascii="宋体" w:hAnsi="宋体"/>
+                <w:sz w:val="21"/>
+              </w:rPr>
+              <w:t>，约</w:t>
+            </w:r>
+            <w:r>
+              <w:rPr>
+                <w:rFonts w:ascii="宋体" w:hAnsi="宋体"/>
+                <w:sz w:val="21"/>
+              </w:rPr>
+              <w:t xml:space="preserve"> 8.3 fps</w:t>
             </w:r>
           </w:p>
         </w:tc>
@@ -6868,7 +6866,21 @@
                 <w:rFonts w:ascii="宋体" w:hAnsi="宋体"/>
                 <w:sz w:val="21"/>
               </w:rPr>
-              <w:t>达成</w:t>
+              <w:t>未达成，见</w:t>
+            </w:r>
+            <w:r>
+              <w:rPr>
+                <w:rFonts w:ascii="宋体" w:hAnsi="宋体"/>
+                <w:sz w:val="21"/>
+              </w:rPr>
+              <w:t xml:space="preserve"> 3.3 </w:t>
+            </w:r>
+            <w:r>
+              <w:rPr>
+                <w:rFonts w:ascii="宋体" w:hAnsi="宋体"/>
+                <w:sz w:val="21"/>
+              </w:rPr>
+              <w:t>节</w:t>
             </w:r>
           </w:p>
         </w:tc>
@@ -6892,7 +6904,7 @@
                 <w:rFonts w:ascii="宋体" w:hAnsi="宋体"/>
                 <w:sz w:val="21"/>
               </w:rPr>
-              <w:t>接口一致性</w:t>
+              <w:t>断网降级</w:t>
             </w:r>
           </w:p>
         </w:tc>
@@ -6911,7 +6923,7 @@
                 <w:rFonts w:ascii="宋体" w:hAnsi="宋体"/>
                 <w:sz w:val="21"/>
               </w:rPr>
-              <w:t>全绿</w:t>
+              <w:t>不丢证据</w:t>
             </w:r>
           </w:p>
         </w:tc>
@@ -6930,14 +6942,42 @@
                 <w:rFonts w:ascii="宋体" w:hAnsi="宋体"/>
                 <w:sz w:val="21"/>
               </w:rPr>
-              <w:t xml:space="preserve">59 </w:t>
-            </w:r>
-            <w:r>
-              <w:rPr>
-                <w:rFonts w:ascii="宋体" w:hAnsi="宋体"/>
-                <w:sz w:val="21"/>
-              </w:rPr>
-              <w:t>项全绿</w:t>
+              <w:t xml:space="preserve">75 s </w:t>
+            </w:r>
+            <w:r>
+              <w:rPr>
+                <w:rFonts w:ascii="宋体" w:hAnsi="宋体"/>
+                <w:sz w:val="21"/>
+              </w:rPr>
+              <w:t>断网</w:t>
+            </w:r>
+            <w:r>
+              <w:rPr>
+                <w:rFonts w:ascii="宋体" w:hAnsi="宋体"/>
+                <w:sz w:val="21"/>
+              </w:rPr>
+              <w:t xml:space="preserve"> 4 </w:t>
+            </w:r>
+            <w:r>
+              <w:rPr>
+                <w:rFonts w:ascii="宋体" w:hAnsi="宋体"/>
+                <w:sz w:val="21"/>
+              </w:rPr>
+              <w:t>包</w:t>
+            </w:r>
+            <w:r>
+              <w:rPr>
+                <w:rFonts w:ascii="宋体" w:hAnsi="宋体"/>
+                <w:sz w:val="21"/>
+              </w:rPr>
+              <w:t xml:space="preserve"> 51 </w:t>
+            </w:r>
+            <w:r>
+              <w:rPr>
+                <w:rFonts w:ascii="宋体" w:hAnsi="宋体"/>
+                <w:sz w:val="21"/>
+              </w:rPr>
+              <w:t>文件全保住</w:t>
             </w:r>
           </w:p>
         </w:tc>
@@ -6961,6 +7001,94 @@
           </w:p>
         </w:tc>
       </w:tr>
+      <w:tr>
+        <w:trPr>
+          <w:jc w:val="center"/>
+        </w:trPr>
+        <w:tc>
+          <w:tcPr>
+            <w:tcW w:w="2160" w:type="dxa"/>
+          </w:tcPr>
+          <w:p>
+            <w:pPr>
+              <w:spacing w:before="40" w:after="40"/>
+              <w:ind w:firstLine="420"/>
+              <w:jc w:val="left"/>
+            </w:pPr>
+            <w:r>
+              <w:rPr>
+                <w:rFonts w:ascii="宋体" w:hAnsi="宋体"/>
+                <w:sz w:val="21"/>
+              </w:rPr>
+              <w:t>接口一致性</w:t>
+            </w:r>
+          </w:p>
+        </w:tc>
+        <w:tc>
+          <w:tcPr>
+            <w:tcW w:w="2160" w:type="dxa"/>
+          </w:tcPr>
+          <w:p>
+            <w:pPr>
+              <w:spacing w:before="40" w:after="40"/>
+              <w:ind w:firstLine="420"/>
+              <w:jc w:val="left"/>
+            </w:pPr>
+            <w:r>
+              <w:rPr>
+                <w:rFonts w:ascii="宋体" w:hAnsi="宋体"/>
+                <w:sz w:val="21"/>
+              </w:rPr>
+              <w:t>全绿</w:t>
+            </w:r>
+          </w:p>
+        </w:tc>
+        <w:tc>
+          <w:tcPr>
+            <w:tcW w:w="2160" w:type="dxa"/>
+          </w:tcPr>
+          <w:p>
+            <w:pPr>
+              <w:spacing w:before="40" w:after="40"/>
+              <w:ind w:firstLine="420"/>
+              <w:jc w:val="left"/>
+            </w:pPr>
+            <w:r>
+              <w:rPr>
+                <w:rFonts w:ascii="宋体" w:hAnsi="宋体"/>
+                <w:sz w:val="21"/>
+              </w:rPr>
+              <w:t xml:space="preserve">59 </w:t>
+            </w:r>
+            <w:r>
+              <w:rPr>
+                <w:rFonts w:ascii="宋体" w:hAnsi="宋体"/>
+                <w:sz w:val="21"/>
+              </w:rPr>
+              <w:t>项全绿</w:t>
+            </w:r>
+          </w:p>
+        </w:tc>
+        <w:tc>
+          <w:tcPr>
+            <w:tcW w:w="2160" w:type="dxa"/>
+          </w:tcPr>
+          <w:p>
+            <w:pPr>
+              <w:spacing w:before="40" w:after="40"/>
+              <w:ind w:firstLine="420"/>
+              <w:jc w:val="left"/>
+            </w:pPr>
+            <w:r>
+              <w:rPr>
+                <w:rFonts w:ascii="宋体" w:hAnsi="宋体"/>
+                <w:sz w:val="21"/>
+              </w:rPr>
+              <w:t>达成</w:t>
+            </w:r>
+          </w:p>
+        </w:tc>
+      </w:tr>
     </w:tbl>
     <w:p>
       <w:pPr>
@@ -6971,7 +7099,7 @@
       <w:pPr>
         <w:pStyle w:val="2"/>
       </w:pPr>
-      <w:bookmarkStart w:id="16" w:name="_Toc240448597"/>
+      <w:bookmarkStart w:id="16" w:name="_Toc240454945"/>
       <w:r>
         <w:t>本文的结构和内容</w:t>
       </w:r>
@@ -7013,7 +7141,7 @@
       <w:pPr>
         <w:pStyle w:val="1"/>
       </w:pPr>
-      <w:bookmarkStart w:id="17" w:name="_Toc240448598"/>
+      <w:bookmarkStart w:id="17" w:name="_Toc240454946"/>
       <w:r>
         <w:lastRenderedPageBreak/>
         <w:t>系统方案设计</w:t>
@@ -7024,7 +7152,7 @@
       <w:pPr>
         <w:pStyle w:val="2"/>
       </w:pPr>
-      <w:bookmarkStart w:id="18" w:name="_Toc240448599"/>
+      <w:bookmarkStart w:id="18" w:name="_Toc240454947"/>
       <w:r>
         <w:t>需求分析与总体方案设计</w:t>
       </w:r>
@@ -7034,7 +7162,7 @@
       <w:pPr>
         <w:pStyle w:val="3"/>
       </w:pPr>
-      <w:bookmarkStart w:id="19" w:name="_Toc240448600"/>
+      <w:bookmarkStart w:id="19" w:name="_Toc240454948"/>
       <w:r>
         <w:t>先定接口，再写代码</w:t>
       </w:r>
@@ -7092,10 +7220,7 @@
         <w:t>，网关在运行时校验每条报文；另一层是一致性校验工具</w:t>
       </w:r>
       <w:r>
-        <w:t xml:space="preserve"> </w:t>
-      </w:r>
-      <w:r>
-        <w:t>`patrol.tools.validate`</w:t>
+        <w:t xml:space="preserve"> `patrol.tools.validate`</w:t>
       </w:r>
       <w:r>
         <w:t>，把</w:t>
@@ -7130,7 +7255,7 @@
           <w:noProof/>
         </w:rPr>
         <w:drawing>
-          <wp:inline distT="0" distB="0" distL="0" distR="0" wp14:anchorId="55D73374" wp14:editId="3BDDB9B0">
+          <wp:inline distT="0" distB="0" distL="0" distR="0" wp14:anchorId="0695BC56" wp14:editId="3966F4DA">
             <wp:extent cx="5577840" cy="2722815"/>
             <wp:effectExtent l="0" t="0" r="0" b="0"/>
             <wp:docPr id="2" name="Picture 2"/>
@@ -7184,7 +7309,7 @@
       <w:pPr>
         <w:pStyle w:val="3"/>
       </w:pPr>
-      <w:bookmarkStart w:id="20" w:name="_Toc240448601"/>
+      <w:bookmarkStart w:id="20" w:name="_Toc240454949"/>
       <w:r>
         <w:t>本人负责部分的方案比选</w:t>
       </w:r>
@@ -8117,7 +8242,7 @@
       <w:pPr>
         <w:pStyle w:val="2"/>
       </w:pPr>
-      <w:bookmarkStart w:id="21" w:name="_Toc240448602"/>
+      <w:bookmarkStart w:id="21" w:name="_Toc240454950"/>
       <w:r>
         <w:t>硬件与接口设计</w:t>
       </w:r>
@@ -8195,7 +8320,7 @@
       <w:pPr>
         <w:pStyle w:val="2"/>
       </w:pPr>
-      <w:bookmarkStart w:id="22" w:name="_Toc240448603"/>
+      <w:bookmarkStart w:id="22" w:name="_Toc240454951"/>
       <w:r>
         <w:t>软件设计</w:t>
       </w:r>
@@ -8205,7 +8330,7 @@
       <w:pPr>
         <w:pStyle w:val="3"/>
       </w:pPr>
-      <w:bookmarkStart w:id="23" w:name="_Toc240448604"/>
+      <w:bookmarkStart w:id="23" w:name="_Toc240454952"/>
       <w:r>
         <w:t>主动复核状态机</w:t>
       </w:r>
@@ -8242,7 +8367,7 @@
           <w:noProof/>
         </w:rPr>
         <w:drawing>
-          <wp:inline distT="0" distB="0" distL="0" distR="0" wp14:anchorId="442978E4" wp14:editId="060FA882">
+          <wp:inline distT="0" distB="0" distL="0" distR="0" wp14:anchorId="3DCC1F38" wp14:editId="5AD680E2">
             <wp:extent cx="5577840" cy="2722815"/>
             <wp:effectExtent l="0" t="0" r="0" b="0"/>
             <wp:docPr id="3" name="Picture 3"/>
@@ -8296,7 +8421,7 @@
       <w:pPr>
         <w:pStyle w:val="3"/>
       </w:pPr>
-      <w:bookmarkStart w:id="24" w:name="_Toc240448605"/>
+      <w:bookmarkStart w:id="24" w:name="_Toc240454953"/>
       <w:r>
         <w:t>安全网关与三层防线</w:t>
       </w:r>
@@ -8360,7 +8485,7 @@
         </w:rPr>
         <w:lastRenderedPageBreak/>
         <w:drawing>
-          <wp:inline distT="0" distB="0" distL="0" distR="0" wp14:anchorId="21C0495D" wp14:editId="68CB28DC">
+          <wp:inline distT="0" distB="0" distL="0" distR="0" wp14:anchorId="721B3A43" wp14:editId="19970637">
             <wp:extent cx="5577840" cy="2722815"/>
             <wp:effectExtent l="0" t="0" r="0" b="0"/>
             <wp:docPr id="4" name="Picture 4"/>
@@ -8414,7 +8539,7 @@
       <w:pPr>
         <w:pStyle w:val="3"/>
       </w:pPr>
-      <w:bookmarkStart w:id="25" w:name="_Toc240448606"/>
+      <w:bookmarkStart w:id="25" w:name="_Toc240454954"/>
       <w:r>
         <w:t>云台伺服与变焦增益调度</w:t>
       </w:r>
@@ -8511,7 +8636,7 @@
           <w:noProof/>
         </w:rPr>
         <w:drawing>
-          <wp:inline distT="0" distB="0" distL="0" distR="0" wp14:anchorId="54EB62FA" wp14:editId="6540EF9A">
+          <wp:inline distT="0" distB="0" distL="0" distR="0" wp14:anchorId="51D638C8" wp14:editId="224D3177">
             <wp:extent cx="5577840" cy="2722815"/>
             <wp:effectExtent l="0" t="0" r="0" b="0"/>
             <wp:docPr id="5" name="Picture 5"/>
@@ -8634,7 +8759,7 @@
       <w:pPr>
         <w:pStyle w:val="3"/>
       </w:pPr>
-      <w:bookmarkStart w:id="26" w:name="_Toc240448607"/>
+      <w:bookmarkStart w:id="26" w:name="_Toc240454955"/>
       <w:r>
         <w:t>指针读数与标定</w:t>
       </w:r>
@@ -8730,7 +8855,7 @@
       <w:pPr>
         <w:pStyle w:val="3"/>
       </w:pPr>
-      <w:bookmarkStart w:id="27" w:name="_Toc240448608"/>
+      <w:bookmarkStart w:id="27" w:name="_Toc240454956"/>
       <w:r>
         <w:t>证据包、离线缓存与云端</w:t>
       </w:r>
@@ -8779,7 +8904,7 @@
           <w:noProof/>
         </w:rPr>
         <w:drawing>
-          <wp:inline distT="0" distB="0" distL="0" distR="0" wp14:anchorId="0734DE89" wp14:editId="1249DD5A">
+          <wp:inline distT="0" distB="0" distL="0" distR="0" wp14:anchorId="066F6FC9" wp14:editId="7C20256B">
             <wp:extent cx="5577840" cy="2722815"/>
             <wp:effectExtent l="0" t="0" r="0" b="0"/>
             <wp:docPr id="6" name="Picture 6"/>
@@ -8833,7 +8958,7 @@
       <w:pPr>
         <w:pStyle w:val="3"/>
       </w:pPr>
-      <w:bookmarkStart w:id="28" w:name="_Toc240448609"/>
+      <w:bookmarkStart w:id="28" w:name="_Toc240454957"/>
       <w:r>
         <w:lastRenderedPageBreak/>
         <w:t>虚拟配电室</w:t>
@@ -8915,7 +9040,7 @@
       <w:pPr>
         <w:pStyle w:val="3"/>
       </w:pPr>
-      <w:bookmarkStart w:id="29" w:name="_Toc240448610"/>
+      <w:bookmarkStart w:id="29" w:name="_Toc240454958"/>
       <w:r>
         <w:t xml:space="preserve">RK3576 </w:t>
       </w:r>
@@ -9070,7 +9195,7 @@
       <w:pPr>
         <w:pStyle w:val="1"/>
       </w:pPr>
-      <w:bookmarkStart w:id="30" w:name="_Toc240448611"/>
+      <w:bookmarkStart w:id="30" w:name="_Toc240454959"/>
       <w:r>
         <w:lastRenderedPageBreak/>
         <w:t>实验与分析</w:t>
@@ -9081,7 +9206,7 @@
       <w:pPr>
         <w:pStyle w:val="2"/>
       </w:pPr>
-      <w:bookmarkStart w:id="31" w:name="_Toc240448612"/>
+      <w:bookmarkStart w:id="31" w:name="_Toc240454960"/>
       <w:r>
         <w:t>实验设计</w:t>
       </w:r>
@@ -9172,7 +9297,7 @@
       <w:pPr>
         <w:pStyle w:val="2"/>
       </w:pPr>
-      <w:bookmarkStart w:id="32" w:name="_Toc240448613"/>
+      <w:bookmarkStart w:id="32" w:name="_Toc240454961"/>
       <w:r>
         <w:t>实验结果</w:t>
       </w:r>
@@ -9182,7 +9307,7 @@
       <w:pPr>
         <w:pStyle w:val="3"/>
       </w:pPr>
-      <w:bookmarkStart w:id="33" w:name="_Toc240448614"/>
+      <w:bookmarkStart w:id="33" w:name="_Toc240454962"/>
       <w:r>
         <w:t>读数精度与标定</w:t>
       </w:r>
@@ -9246,7 +9371,7 @@
           <w:noProof/>
         </w:rPr>
         <w:drawing>
-          <wp:inline distT="0" distB="0" distL="0" distR="0" wp14:anchorId="36BD8649" wp14:editId="1FD56807">
+          <wp:inline distT="0" distB="0" distL="0" distR="0" wp14:anchorId="78486AEF" wp14:editId="0D3B56C7">
             <wp:extent cx="5669280" cy="1918833"/>
             <wp:effectExtent l="0" t="0" r="0" b="0"/>
             <wp:docPr id="7" name="Picture 7"/>
@@ -9306,7 +9431,7 @@
       <w:pPr>
         <w:pStyle w:val="3"/>
       </w:pPr>
-      <w:bookmarkStart w:id="34" w:name="_Toc240448615"/>
+      <w:bookmarkStart w:id="34" w:name="_Toc240454963"/>
       <w:r>
         <w:t>云台控制</w:t>
       </w:r>
@@ -9796,7 +9921,7 @@
           <w:noProof/>
         </w:rPr>
         <w:drawing>
-          <wp:inline distT="0" distB="0" distL="0" distR="0" wp14:anchorId="59048F49" wp14:editId="1EF9CCF2">
+          <wp:inline distT="0" distB="0" distL="0" distR="0" wp14:anchorId="387CBED3" wp14:editId="24B176C7">
             <wp:extent cx="5486400" cy="2209289"/>
             <wp:effectExtent l="0" t="0" r="0" b="0"/>
             <wp:docPr id="8" name="Picture 8"/>
@@ -9903,7 +10028,7 @@
       <w:pPr>
         <w:pStyle w:val="3"/>
       </w:pPr>
-      <w:bookmarkStart w:id="35" w:name="_Toc240448616"/>
+      <w:bookmarkStart w:id="35" w:name="_Toc240454964"/>
       <w:r>
         <w:t>端到端运行与网络中断降级</w:t>
       </w:r>
@@ -10012,12 +10137,13 @@
           <w:p>
             <w:pPr>
               <w:spacing w:before="40" w:after="40"/>
-              <w:ind w:firstLine="420"/>
+              <w:ind w:firstLine="422"/>
               <w:jc w:val="left"/>
             </w:pPr>
             <w:r>
               <w:rPr>
                 <w:rFonts w:ascii="宋体" w:hAnsi="宋体"/>
+                <w:b/>
                 <w:sz w:val="21"/>
               </w:rPr>
               <w:t>连续运行</w:t>
@@ -10025,16 +10151,18 @@
             <w:r>
               <w:rPr>
                 <w:rFonts w:ascii="宋体" w:hAnsi="宋体"/>
-                <w:sz w:val="21"/>
-              </w:rPr>
-              <w:t xml:space="preserve"> 300 s</w:t>
-            </w:r>
-            <w:r>
-              <w:rPr>
-                <w:rFonts w:ascii="宋体" w:hAnsi="宋体"/>
-                <w:sz w:val="21"/>
-              </w:rPr>
-              <w:t>（三轮）</w:t>
+                <w:b/>
+                <w:sz w:val="21"/>
+              </w:rPr>
+              <w:t xml:space="preserve"> 30 </w:t>
+            </w:r>
+            <w:r>
+              <w:rPr>
+                <w:rFonts w:ascii="宋体" w:hAnsi="宋体"/>
+                <w:b/>
+                <w:sz w:val="21"/>
+              </w:rPr>
+              <w:t>分钟</w:t>
             </w:r>
           </w:p>
         </w:tc>
@@ -10064,29 +10192,96 @@
           <w:p>
             <w:pPr>
               <w:spacing w:before="40" w:after="40"/>
-              <w:ind w:firstLine="420"/>
+              <w:ind w:firstLine="422"/>
               <w:jc w:val="left"/>
             </w:pPr>
             <w:r>
               <w:rPr>
                 <w:rFonts w:ascii="宋体" w:hAnsi="宋体"/>
-                <w:sz w:val="21"/>
-              </w:rPr>
-              <w:t>三轮均无退出，证据包</w:t>
-            </w:r>
-            <w:r>
-              <w:rPr>
-                <w:rFonts w:ascii="宋体" w:hAnsi="宋体"/>
-                <w:sz w:val="21"/>
-              </w:rPr>
-              <w:t xml:space="preserve"> 8 / 7 / 7 </w:t>
-            </w:r>
-            <w:r>
-              <w:rPr>
-                <w:rFonts w:ascii="宋体" w:hAnsi="宋体"/>
-                <w:sz w:val="21"/>
-              </w:rPr>
-              <w:t>个</w:t>
+                <w:b/>
+                <w:sz w:val="21"/>
+              </w:rPr>
+              <w:t>无退出、无</w:t>
+            </w:r>
+            <w:r>
+              <w:rPr>
+                <w:rFonts w:ascii="宋体" w:hAnsi="宋体"/>
+                <w:b/>
+                <w:sz w:val="21"/>
+              </w:rPr>
+              <w:t xml:space="preserve"> CRITICAL</w:t>
+            </w:r>
+            <w:r>
+              <w:rPr>
+                <w:rFonts w:ascii="宋体" w:hAnsi="宋体"/>
+                <w:b/>
+                <w:sz w:val="21"/>
+              </w:rPr>
+              <w:t>；</w:t>
+            </w:r>
+            <w:r>
+              <w:rPr>
+                <w:rFonts w:ascii="宋体" w:hAnsi="宋体"/>
+                <w:b/>
+                <w:sz w:val="21"/>
+              </w:rPr>
+              <w:t xml:space="preserve">7 </w:t>
+            </w:r>
+            <w:r>
+              <w:rPr>
+                <w:rFonts w:ascii="宋体" w:hAnsi="宋体"/>
+                <w:b/>
+                <w:sz w:val="21"/>
+              </w:rPr>
+              <w:t>个证据包，复核</w:t>
+            </w:r>
+            <w:r>
+              <w:rPr>
+                <w:rFonts w:ascii="宋体" w:hAnsi="宋体"/>
+                <w:b/>
+                <w:sz w:val="21"/>
+              </w:rPr>
+              <w:t xml:space="preserve"> 7/7</w:t>
+            </w:r>
+            <w:r>
+              <w:rPr>
+                <w:rFonts w:ascii="宋体" w:hAnsi="宋体"/>
+                <w:b/>
+                <w:sz w:val="21"/>
+              </w:rPr>
+              <w:t>，读数</w:t>
+            </w:r>
+            <w:r>
+              <w:rPr>
+                <w:rFonts w:ascii="宋体" w:hAnsi="宋体"/>
+                <w:b/>
+                <w:sz w:val="21"/>
+              </w:rPr>
+              <w:t xml:space="preserve"> 7/7</w:t>
+            </w:r>
+            <w:r>
+              <w:rPr>
+                <w:rFonts w:ascii="宋体" w:hAnsi="宋体"/>
+                <w:b/>
+                <w:sz w:val="21"/>
+              </w:rPr>
+              <w:t>；抑制规则挡下</w:t>
+            </w:r>
+            <w:r>
+              <w:rPr>
+                <w:rFonts w:ascii="宋体" w:hAnsi="宋体"/>
+                <w:b/>
+                <w:sz w:val="21"/>
+              </w:rPr>
+              <w:t xml:space="preserve"> 2516 </w:t>
+            </w:r>
+            <w:r>
+              <w:rPr>
+                <w:rFonts w:ascii="宋体" w:hAnsi="宋体"/>
+                <w:b/>
+                <w:sz w:val="21"/>
+              </w:rPr>
+              <w:t>次重复停车</w:t>
             </w:r>
           </w:p>
         </w:tc>
@@ -10110,7 +10305,21 @@
                 <w:rFonts w:ascii="宋体" w:hAnsi="宋体"/>
                 <w:sz w:val="21"/>
               </w:rPr>
-              <w:t>复核成功率</w:t>
+              <w:t>连续运行</w:t>
+            </w:r>
+            <w:r>
+              <w:rPr>
+                <w:rFonts w:ascii="宋体" w:hAnsi="宋体"/>
+                <w:sz w:val="21"/>
+              </w:rPr>
+              <w:t xml:space="preserve"> 300 s</w:t>
+            </w:r>
+            <w:r>
+              <w:rPr>
+                <w:rFonts w:ascii="宋体" w:hAnsi="宋体"/>
+                <w:sz w:val="21"/>
+              </w:rPr>
+              <w:t>（三轮）</w:t>
             </w:r>
           </w:p>
         </w:tc>
@@ -10129,7 +10338,7 @@
                 <w:rFonts w:ascii="宋体" w:hAnsi="宋体"/>
                 <w:sz w:val="21"/>
               </w:rPr>
-              <w:t>&gt; 85 %</w:t>
+              <w:t>四进程不退出</w:t>
             </w:r>
           </w:p>
         </w:tc>
@@ -10148,56 +10357,21 @@
                 <w:rFonts w:ascii="宋体" w:hAnsi="宋体"/>
                 <w:sz w:val="21"/>
               </w:rPr>
-              <w:t>真权重一轮</w:t>
-            </w:r>
-            <w:r>
-              <w:rPr>
-                <w:rFonts w:ascii="宋体" w:hAnsi="宋体"/>
-                <w:sz w:val="21"/>
-              </w:rPr>
-              <w:t xml:space="preserve"> 7/7</w:t>
-            </w:r>
-            <w:r>
-              <w:rPr>
-                <w:rFonts w:ascii="宋体" w:hAnsi="宋体"/>
-                <w:sz w:val="21"/>
-              </w:rPr>
-              <w:t>；换</w:t>
-            </w:r>
-            <w:r>
-              <w:rPr>
-                <w:rFonts w:ascii="宋体" w:hAnsi="宋体"/>
-                <w:sz w:val="21"/>
-              </w:rPr>
-              <w:t xml:space="preserve"> PaDiM </w:t>
-            </w:r>
-            <w:r>
-              <w:rPr>
-                <w:rFonts w:ascii="宋体" w:hAnsi="宋体"/>
-                <w:sz w:val="21"/>
-              </w:rPr>
-              <w:t>后三轮</w:t>
-            </w:r>
-            <w:r>
-              <w:rPr>
-                <w:rFonts w:ascii="宋体" w:hAnsi="宋体"/>
-                <w:sz w:val="21"/>
-              </w:rPr>
-              <w:t xml:space="preserve"> 83.3 / 66.7 / 85.7 %</w:t>
-            </w:r>
-            <w:r>
-              <w:rPr>
-                <w:rFonts w:ascii="宋体" w:hAnsi="宋体"/>
-                <w:sz w:val="21"/>
-              </w:rPr>
-              <w:t>，中位</w:t>
-            </w:r>
-            <w:r>
-              <w:rPr>
-                <w:rFonts w:ascii="宋体" w:hAnsi="宋体"/>
-                <w:sz w:val="21"/>
-              </w:rPr>
-              <w:t xml:space="preserve"> 83.3 %</w:t>
+              <w:t>三轮均无退出，证据包</w:t>
+            </w:r>
+            <w:r>
+              <w:rPr>
+                <w:rFonts w:ascii="宋体" w:hAnsi="宋体"/>
+                <w:sz w:val="21"/>
+              </w:rPr>
+              <w:t xml:space="preserve"> 8 / 7 / 7 </w:t>
+            </w:r>
+            <w:r>
+              <w:rPr>
+                <w:rFonts w:ascii="宋体" w:hAnsi="宋体"/>
+                <w:sz w:val="21"/>
+              </w:rPr>
+              <w:t>个</w:t>
             </w:r>
           </w:p>
         </w:tc>
@@ -10221,7 +10395,7 @@
                 <w:rFonts w:ascii="宋体" w:hAnsi="宋体"/>
                 <w:sz w:val="21"/>
               </w:rPr>
-              <w:t>复核态读数产出率</w:t>
+              <w:t>复核成功率</w:t>
             </w:r>
           </w:p>
         </w:tc>
@@ -10240,7 +10414,7 @@
                 <w:rFonts w:ascii="宋体" w:hAnsi="宋体"/>
                 <w:sz w:val="21"/>
               </w:rPr>
-              <w:t>&gt; 80 %</w:t>
+              <w:t>&gt; 85 %</w:t>
             </w:r>
           </w:p>
         </w:tc>
@@ -10259,28 +10433,63 @@
                 <w:rFonts w:ascii="宋体" w:hAnsi="宋体"/>
                 <w:sz w:val="21"/>
               </w:rPr>
-              <w:t>7/7</w:t>
-            </w:r>
-            <w:r>
-              <w:rPr>
-                <w:rFonts w:ascii="宋体" w:hAnsi="宋体"/>
-                <w:sz w:val="21"/>
-              </w:rPr>
-              <w:t>（</w:t>
-            </w:r>
-            <w:r>
-              <w:rPr>
-                <w:rFonts w:ascii="宋体" w:hAnsi="宋体"/>
-                <w:sz w:val="21"/>
-              </w:rPr>
-              <w:t>100 %</w:t>
-            </w:r>
-            <w:r>
-              <w:rPr>
-                <w:rFonts w:ascii="宋体" w:hAnsi="宋体"/>
-                <w:sz w:val="21"/>
-              </w:rPr>
-              <w:t>）</w:t>
+              <w:t>真权重一轮</w:t>
+            </w:r>
+            <w:r>
+              <w:rPr>
+                <w:rFonts w:ascii="宋体" w:hAnsi="宋体"/>
+                <w:sz w:val="21"/>
+              </w:rPr>
+              <w:t xml:space="preserve"> 7/7</w:t>
+            </w:r>
+            <w:r>
+              <w:rPr>
+                <w:rFonts w:ascii="宋体" w:hAnsi="宋体"/>
+                <w:sz w:val="21"/>
+              </w:rPr>
+              <w:t>；换</w:t>
+            </w:r>
+            <w:r>
+              <w:rPr>
+                <w:rFonts w:ascii="宋体" w:hAnsi="宋体"/>
+                <w:sz w:val="21"/>
+              </w:rPr>
+              <w:t xml:space="preserve"> PaDiM </w:t>
+            </w:r>
+            <w:r>
+              <w:rPr>
+                <w:rFonts w:ascii="宋体" w:hAnsi="宋体"/>
+                <w:sz w:val="21"/>
+              </w:rPr>
+              <w:t>后三轮</w:t>
+            </w:r>
+            <w:r>
+              <w:rPr>
+                <w:rFonts w:ascii="宋体" w:hAnsi="宋体"/>
+                <w:sz w:val="21"/>
+              </w:rPr>
+              <w:t xml:space="preserve"> 83.3 / 66.7 / 85.7 %</w:t>
+            </w:r>
+            <w:r>
+              <w:rPr>
+                <w:rFonts w:ascii="宋体" w:hAnsi="宋体"/>
+                <w:sz w:val="21"/>
+              </w:rPr>
+              <w:t>，中位</w:t>
+            </w:r>
+            <w:r>
+              <w:rPr>
+                <w:rFonts w:ascii="宋体" w:hAnsi="宋体"/>
+                <w:sz w:val="21"/>
+              </w:rPr>
+              <w:t xml:space="preserve"> </w:t>
+            </w:r>
+            <w:r>
+              <w:rPr>
+                <w:rFonts w:ascii="宋体" w:hAnsi="宋体"/>
+                <w:sz w:val="21"/>
+              </w:rPr>
+              <w:t>83.3 %</w:t>
             </w:r>
           </w:p>
         </w:tc>
@@ -10304,21 +10513,7 @@
                 <w:rFonts w:ascii="宋体" w:hAnsi="宋体"/>
                 <w:sz w:val="21"/>
               </w:rPr>
-              <w:t>断网</w:t>
-            </w:r>
-            <w:r>
-              <w:rPr>
-                <w:rFonts w:ascii="宋体" w:hAnsi="宋体"/>
-                <w:sz w:val="21"/>
-              </w:rPr>
-              <w:t xml:space="preserve"> 75 s </w:t>
-            </w:r>
-            <w:r>
-              <w:rPr>
-                <w:rFonts w:ascii="宋体" w:hAnsi="宋体"/>
-                <w:sz w:val="21"/>
-              </w:rPr>
-              <w:t>证据</w:t>
+              <w:t>复核态读数产出率</w:t>
             </w:r>
           </w:p>
         </w:tc>
@@ -10337,7 +10532,7 @@
                 <w:rFonts w:ascii="宋体" w:hAnsi="宋体"/>
                 <w:sz w:val="21"/>
               </w:rPr>
-              <w:t>不丢</w:t>
+              <w:t>&gt; 80 %</w:t>
             </w:r>
           </w:p>
         </w:tc>
@@ -10356,28 +10551,28 @@
                 <w:rFonts w:ascii="宋体" w:hAnsi="宋体"/>
                 <w:sz w:val="21"/>
               </w:rPr>
-              <w:t xml:space="preserve">4 </w:t>
-            </w:r>
-            <w:r>
-              <w:rPr>
-                <w:rFonts w:ascii="宋体" w:hAnsi="宋体"/>
-                <w:sz w:val="21"/>
-              </w:rPr>
-              <w:t>个包</w:t>
-            </w:r>
-            <w:r>
-              <w:rPr>
-                <w:rFonts w:ascii="宋体" w:hAnsi="宋体"/>
-                <w:sz w:val="21"/>
-              </w:rPr>
-              <w:t xml:space="preserve"> / 51 </w:t>
-            </w:r>
-            <w:r>
-              <w:rPr>
-                <w:rFonts w:ascii="宋体" w:hAnsi="宋体"/>
-                <w:sz w:val="21"/>
-              </w:rPr>
-              <w:t>个文件，失败列表全空</w:t>
+              <w:t>7/7</w:t>
+            </w:r>
+            <w:r>
+              <w:rPr>
+                <w:rFonts w:ascii="宋体" w:hAnsi="宋体"/>
+                <w:sz w:val="21"/>
+              </w:rPr>
+              <w:t>（</w:t>
+            </w:r>
+            <w:r>
+              <w:rPr>
+                <w:rFonts w:ascii="宋体" w:hAnsi="宋体"/>
+                <w:sz w:val="21"/>
+              </w:rPr>
+              <w:t>100 %</w:t>
+            </w:r>
+            <w:r>
+              <w:rPr>
+                <w:rFonts w:ascii="宋体" w:hAnsi="宋体"/>
+                <w:sz w:val="21"/>
+              </w:rPr>
+              <w:t>）</w:t>
             </w:r>
           </w:p>
         </w:tc>
@@ -10401,7 +10596,22 @@
                 <w:rFonts w:ascii="宋体" w:hAnsi="宋体"/>
                 <w:sz w:val="21"/>
               </w:rPr>
-              <w:t>断网期间重试</w:t>
+              <w:lastRenderedPageBreak/>
+              <w:t>断网</w:t>
+            </w:r>
+            <w:r>
+              <w:rPr>
+                <w:rFonts w:ascii="宋体" w:hAnsi="宋体"/>
+                <w:sz w:val="21"/>
+              </w:rPr>
+              <w:t xml:space="preserve"> 75 s </w:t>
+            </w:r>
+            <w:r>
+              <w:rPr>
+                <w:rFonts w:ascii="宋体" w:hAnsi="宋体"/>
+                <w:sz w:val="21"/>
+              </w:rPr>
+              <w:t>证据</w:t>
             </w:r>
           </w:p>
         </w:tc>
@@ -10420,7 +10630,7 @@
                 <w:rFonts w:ascii="宋体" w:hAnsi="宋体"/>
                 <w:sz w:val="21"/>
               </w:rPr>
-              <w:t>持续退避重试</w:t>
+              <w:t>不丢</w:t>
             </w:r>
           </w:p>
         </w:tc>
@@ -10439,21 +10649,28 @@
                 <w:rFonts w:ascii="宋体" w:hAnsi="宋体"/>
                 <w:sz w:val="21"/>
               </w:rPr>
-              <w:t>重试轮次</w:t>
-            </w:r>
-            <w:r>
-              <w:rPr>
-                <w:rFonts w:ascii="宋体" w:hAnsi="宋体"/>
-                <w:sz w:val="21"/>
-              </w:rPr>
-              <w:t xml:space="preserve"> 7 / 12 / 17 / 22</w:t>
-            </w:r>
-            <w:r>
-              <w:rPr>
-                <w:rFonts w:ascii="宋体" w:hAnsi="宋体"/>
-                <w:sz w:val="21"/>
-              </w:rPr>
-              <w:t>，一直在涨</w:t>
+              <w:t xml:space="preserve">4 </w:t>
+            </w:r>
+            <w:r>
+              <w:rPr>
+                <w:rFonts w:ascii="宋体" w:hAnsi="宋体"/>
+                <w:sz w:val="21"/>
+              </w:rPr>
+              <w:t>个包</w:t>
+            </w:r>
+            <w:r>
+              <w:rPr>
+                <w:rFonts w:ascii="宋体" w:hAnsi="宋体"/>
+                <w:sz w:val="21"/>
+              </w:rPr>
+              <w:t xml:space="preserve"> / 51 </w:t>
+            </w:r>
+            <w:r>
+              <w:rPr>
+                <w:rFonts w:ascii="宋体" w:hAnsi="宋体"/>
+                <w:sz w:val="21"/>
+              </w:rPr>
+              <w:t>个文件，失败列表全空</w:t>
             </w:r>
           </w:p>
         </w:tc>
@@ -10477,8 +10694,7 @@
                 <w:rFonts w:ascii="宋体" w:hAnsi="宋体"/>
                 <w:sz w:val="21"/>
               </w:rPr>
-              <w:lastRenderedPageBreak/>
-              <w:t>接口一致性校验</w:t>
+              <w:t>断网期间重试</w:t>
             </w:r>
           </w:p>
         </w:tc>
@@ -10497,7 +10713,7 @@
                 <w:rFonts w:ascii="宋体" w:hAnsi="宋体"/>
                 <w:sz w:val="21"/>
               </w:rPr>
-              <w:t>全绿</w:t>
+              <w:t>持续退避重试</w:t>
             </w:r>
           </w:p>
         </w:tc>
@@ -10516,6 +10732,82 @@
                 <w:rFonts w:ascii="宋体" w:hAnsi="宋体"/>
                 <w:sz w:val="21"/>
               </w:rPr>
+              <w:t>重试轮次</w:t>
+            </w:r>
+            <w:r>
+              <w:rPr>
+                <w:rFonts w:ascii="宋体" w:hAnsi="宋体"/>
+                <w:sz w:val="21"/>
+              </w:rPr>
+              <w:t xml:space="preserve"> 7 / 12 / 17 / 22</w:t>
+            </w:r>
+            <w:r>
+              <w:rPr>
+                <w:rFonts w:ascii="宋体" w:hAnsi="宋体"/>
+                <w:sz w:val="21"/>
+              </w:rPr>
+              <w:t>，一直在涨</w:t>
+            </w:r>
+          </w:p>
+        </w:tc>
+      </w:tr>
+      <w:tr>
+        <w:trPr>
+          <w:jc w:val="center"/>
+        </w:trPr>
+        <w:tc>
+          <w:tcPr>
+            <w:tcW w:w="2880" w:type="dxa"/>
+          </w:tcPr>
+          <w:p>
+            <w:pPr>
+              <w:spacing w:before="40" w:after="40"/>
+              <w:ind w:firstLine="420"/>
+              <w:jc w:val="left"/>
+            </w:pPr>
+            <w:r>
+              <w:rPr>
+                <w:rFonts w:ascii="宋体" w:hAnsi="宋体"/>
+                <w:sz w:val="21"/>
+              </w:rPr>
+              <w:t>接口一致性校验</w:t>
+            </w:r>
+          </w:p>
+        </w:tc>
+        <w:tc>
+          <w:tcPr>
+            <w:tcW w:w="2880" w:type="dxa"/>
+          </w:tcPr>
+          <w:p>
+            <w:pPr>
+              <w:spacing w:before="40" w:after="40"/>
+              <w:ind w:firstLine="420"/>
+              <w:jc w:val="left"/>
+            </w:pPr>
+            <w:r>
+              <w:rPr>
+                <w:rFonts w:ascii="宋体" w:hAnsi="宋体"/>
+                <w:sz w:val="21"/>
+              </w:rPr>
+              <w:t>全绿</w:t>
+            </w:r>
+          </w:p>
+        </w:tc>
+        <w:tc>
+          <w:tcPr>
+            <w:tcW w:w="2880" w:type="dxa"/>
+          </w:tcPr>
+          <w:p>
+            <w:pPr>
+              <w:spacing w:before="40" w:after="40"/>
+              <w:ind w:firstLine="420"/>
+              <w:jc w:val="left"/>
+            </w:pPr>
+            <w:r>
+              <w:rPr>
+                <w:rFonts w:ascii="宋体" w:hAnsi="宋体"/>
+                <w:sz w:val="21"/>
+              </w:rPr>
               <w:t xml:space="preserve">59 </w:t>
             </w:r>
             <w:r>
@@ -10538,7 +10830,7 @@
       <w:pPr>
         <w:pStyle w:val="3"/>
       </w:pPr>
-      <w:bookmarkStart w:id="36" w:name="_Toc240448617"/>
+      <w:bookmarkStart w:id="36" w:name="_Toc240454965"/>
       <w:r>
         <w:t>模型转换与部署验证</w:t>
       </w:r>
@@ -10972,14 +11264,7 @@
                 <w:rFonts w:ascii="宋体" w:hAnsi="宋体"/>
                 <w:sz w:val="21"/>
               </w:rPr>
-              <w:t xml:space="preserve"> </w:t>
-            </w:r>
-            <w:r>
-              <w:rPr>
-                <w:rFonts w:ascii="宋体" w:hAnsi="宋体"/>
-                <w:sz w:val="21"/>
-              </w:rPr>
-              <w:t>0.9608</w:t>
+              <w:t xml:space="preserve"> 0.9608</w:t>
             </w:r>
             <w:r>
               <w:rPr>
@@ -11350,7 +11635,7 @@
         </w:rPr>
         <w:lastRenderedPageBreak/>
         <w:drawing>
-          <wp:inline distT="0" distB="0" distL="0" distR="0" wp14:anchorId="70382931" wp14:editId="35912F5E">
+          <wp:inline distT="0" distB="0" distL="0" distR="0" wp14:anchorId="472666C4" wp14:editId="27414911">
             <wp:extent cx="5577840" cy="2722815"/>
             <wp:effectExtent l="0" t="0" r="0" b="0"/>
             <wp:docPr id="9" name="Picture 9"/>
@@ -11404,7 +11689,7 @@
       <w:pPr>
         <w:pStyle w:val="3"/>
       </w:pPr>
-      <w:bookmarkStart w:id="37" w:name="_Toc240448618"/>
+      <w:bookmarkStart w:id="37" w:name="_Toc240454966"/>
       <w:r>
         <w:t>对组员交付的复核</w:t>
       </w:r>
@@ -11538,7 +11823,7 @@
       <w:pPr>
         <w:pStyle w:val="2"/>
       </w:pPr>
-      <w:bookmarkStart w:id="38" w:name="_Toc240448619"/>
+      <w:bookmarkStart w:id="38" w:name="_Toc240454967"/>
       <w:r>
         <w:t>结果分析</w:t>
       </w:r>
@@ -11711,6 +11996,123 @@
         <w:rPr>
           <w:b/>
         </w:rPr>
+        <w:t xml:space="preserve">30 </w:t>
+      </w:r>
+      <w:r>
+        <w:rPr>
+          <w:b/>
+        </w:rPr>
+        <w:t>分钟长稳暴露的一件事要单独说。</w:t>
+      </w:r>
+      <w:r>
+        <w:t>稳定性这一项达成了：四个进程无退出、无</w:t>
+      </w:r>
+      <w:r>
+        <w:t xml:space="preserve"> CRITICAL</w:t>
+      </w:r>
+      <w:r>
+        <w:t>、</w:t>
+      </w:r>
+      <w:r>
+        <w:t xml:space="preserve">7 </w:t>
+      </w:r>
+      <w:r>
+        <w:t>个证据包复核全部成功，抑制规则挡下</w:t>
+      </w:r>
+      <w:r>
+        <w:t xml:space="preserve"> 2516 </w:t>
+      </w:r>
+      <w:r>
+        <w:t>次重复停车。但同一轮里巡航帧率只有</w:t>
+      </w:r>
+      <w:r>
+        <w:t xml:space="preserve"> 8.3 fps</w:t>
+      </w:r>
+      <w:r>
+        <w:t>（单帧中位</w:t>
+      </w:r>
+      <w:r>
+        <w:t xml:space="preserve"> 117 ms</w:t>
+      </w:r>
+      <w:r>
+        <w:t>）。我把单帧拆开量了</w:t>
+      </w:r>
+      <w:r>
+        <w:t xml:space="preserve"> 40 </w:t>
+      </w:r>
+      <w:r>
+        <w:t>帧：</w:t>
+      </w:r>
+      <w:r>
+        <w:rPr>
+          <w:b/>
+        </w:rPr>
+        <w:t>虚拟配电室渲染</w:t>
+      </w:r>
+      <w:r>
+        <w:rPr>
+          <w:b/>
+        </w:rPr>
+        <w:t xml:space="preserve"> 61.8 ms</w:t>
+      </w:r>
+      <w:r>
+        <w:rPr>
+          <w:b/>
+        </w:rPr>
+        <w:t>、巡航检测</w:t>
+      </w:r>
+      <w:r>
+        <w:rPr>
+          <w:b/>
+        </w:rPr>
+        <w:t xml:space="preserve"> 21.7 ms</w:t>
+      </w:r>
+      <w:r>
+        <w:rPr>
+          <w:b/>
+        </w:rPr>
+        <w:t>、</w:t>
+      </w:r>
+      <w:r>
+        <w:rPr>
+          <w:b/>
+        </w:rPr>
+        <w:t xml:space="preserve">L3 </w:t>
+      </w:r>
+      <w:r>
+        <w:rPr>
+          <w:b/>
+        </w:rPr>
+        <w:t>单次打分</w:t>
+      </w:r>
+      <w:r>
+        <w:rPr>
+          <w:b/>
+        </w:rPr>
+        <w:t xml:space="preserve"> 15.8 ms</w:t>
+      </w:r>
+      <w:r>
+        <w:t>——</w:t>
+      </w:r>
+      <w:r>
+        <w:t>渲染占七成，而真机上这一段是相机取流、不需要渲染。所以这条不能外推到板上，板上的节拍要按</w:t>
+      </w:r>
+      <w:r>
+        <w:t xml:space="preserve"> NPU </w:t>
+      </w:r>
+      <w:r>
+        <w:t>实测耗时重算。</w:t>
+      </w:r>
+    </w:p>
+    <w:p>
+      <w:pPr>
+        <w:pStyle w:val="af3"/>
+        <w:ind w:firstLine="482"/>
+      </w:pPr>
+      <w:r>
+        <w:rPr>
+          <w:b/>
+        </w:rPr>
         <w:t>未验证的部分</w:t>
       </w:r>
       <w:r>
@@ -11726,20 +12128,14 @@
         <w:t xml:space="preserve"> NPU </w:t>
       </w:r>
       <w:r>
-        <w:t>速度）、真实相机与串口时序、现场光照下的效果、</w:t>
-      </w:r>
-      <w:r>
-        <w:t xml:space="preserve">30 </w:t>
-      </w:r>
-      <w:r>
-        <w:t>分钟长稳、三块屏幕的开窗演示。这些都要等硬件，本报告不做外推。</w:t>
+        <w:t>速度）、真实相机与串口时序、现场光照下的效果、三块屏幕的开窗演示。这些都要等硬件，本报告不做外推。</w:t>
       </w:r>
     </w:p>
     <w:p>
       <w:pPr>
         <w:pStyle w:val="1"/>
       </w:pPr>
-      <w:bookmarkStart w:id="39" w:name="_Toc240448620"/>
+      <w:bookmarkStart w:id="39" w:name="_Toc240454968"/>
       <w:r>
         <w:lastRenderedPageBreak/>
         <w:t>个人分工与总结</w:t>
@@ -11750,7 +12146,7 @@
       <w:pPr>
         <w:pStyle w:val="2"/>
       </w:pPr>
-      <w:bookmarkStart w:id="40" w:name="_Toc240448621"/>
+      <w:bookmarkStart w:id="40" w:name="_Toc240454969"/>
       <w:r>
         <w:t>个人承担的工作</w:t>
       </w:r>
@@ -12626,7 +13022,7 @@
       <w:pPr>
         <w:pStyle w:val="2"/>
       </w:pPr>
-      <w:bookmarkStart w:id="41" w:name="_Toc240448622"/>
+      <w:bookmarkStart w:id="41" w:name="_Toc240454970"/>
       <w:r>
         <w:lastRenderedPageBreak/>
         <w:t>完成情况与不足</w:t>
@@ -12656,20 +13052,20 @@
         <w:t xml:space="preserve"> 85 %</w:t>
       </w:r>
       <w:r>
-        <w:t>；条件式多角度补拍只冻结了接口、首版没有实现；全部精度数据来自虚拟配电室，真机上必须重测；</w:t>
-      </w:r>
-      <w:r>
-        <w:t xml:space="preserve">30 </w:t>
-      </w:r>
-      <w:r>
-        <w:t>分钟长稳、板上测速、开窗演示与演示视频尚未完成。</w:t>
+        <w:t>；条件式多角度补拍只冻结了接口、首版没有实现；全部精度数据来自虚拟配电室，真机上必须重测；真权重下巡航帧率只有</w:t>
+      </w:r>
+      <w:r>
+        <w:t xml:space="preserve"> 8.3 fps</w:t>
+      </w:r>
+      <w:r>
+        <w:t>（渲染开销）；板上测速、开窗演示与演示视频尚未完成。</w:t>
       </w:r>
     </w:p>
     <w:p>
       <w:pPr>
         <w:pStyle w:val="2"/>
       </w:pPr>
-      <w:bookmarkStart w:id="42" w:name="_Toc240448623"/>
+      <w:bookmarkStart w:id="42" w:name="_Toc240454971"/>
       <w:r>
         <w:t>心得体会</w:t>
       </w:r>
@@ -12844,7 +13240,7 @@
       <w:pPr>
         <w:pStyle w:val="-1"/>
       </w:pPr>
-      <w:bookmarkStart w:id="43" w:name="_Toc240448624"/>
+      <w:bookmarkStart w:id="43" w:name="_Toc240454972"/>
       <w:r>
         <w:t>参考文献</w:t>
       </w:r>
@@ -12915,7 +13311,10 @@
         <w:t>全国工业过程测量控制和自动化标准化技术委员会</w:t>
       </w:r>
       <w:r>
-        <w:t xml:space="preserve">. GB/T 1226—2017 </w:t>
+        <w:t xml:space="preserve">. GB/T </w:t>
+      </w:r>
+      <w:r>
+        <w:t xml:space="preserve">1226—2017 </w:t>
       </w:r>
       <w:r>
         <w:t>一般压力表</w:t>
@@ -13004,7 +13403,7 @@
       <w:pPr>
         <w:pStyle w:val="ad"/>
       </w:pPr>
-      <w:bookmarkStart w:id="44" w:name="_Toc240448625"/>
+      <w:bookmarkStart w:id="44" w:name="_Toc240454973"/>
       <w:r>
         <w:t>附录</w:t>
       </w:r>
@@ -13107,12 +13506,6 @@
           <w:sz w:val="18"/>
         </w:rPr>
         <w:br/>
-      </w:r>
-      <w:r>
-        <w:rPr>
-          <w:rFonts w:ascii="Consolas" w:eastAsia="Consolas" w:hAnsi="Consolas"/>
-          <w:sz w:val="18"/>
-        </w:rPr>
         <w:t xml:space="preserve">patrol/drivers/      </w:t>
       </w:r>
       <w:r>
@@ -15948,52 +16341,52 @@
       </w:pPr>
     </w:lvl>
   </w:abstractNum>
-  <w:num w:numId="1" w16cid:durableId="688062602">
+  <w:num w:numId="1" w16cid:durableId="2104521413">
     <w:abstractNumId w:val="7"/>
   </w:num>
-  <w:num w:numId="2" w16cid:durableId="182986983">
+  <w:num w:numId="2" w16cid:durableId="1096439253">
     <w:abstractNumId w:val="15"/>
   </w:num>
-  <w:num w:numId="3" w16cid:durableId="1924990944">
+  <w:num w:numId="3" w16cid:durableId="751201281">
     <w:abstractNumId w:val="2"/>
   </w:num>
-  <w:num w:numId="4" w16cid:durableId="1658217635">
+  <w:num w:numId="4" w16cid:durableId="949240808">
     <w:abstractNumId w:val="0"/>
   </w:num>
-  <w:num w:numId="5" w16cid:durableId="2045906458">
+  <w:num w:numId="5" w16cid:durableId="1328443431">
     <w:abstractNumId w:val="1"/>
   </w:num>
-  <w:num w:numId="6" w16cid:durableId="1402099191">
+  <w:num w:numId="6" w16cid:durableId="1209681586">
     <w:abstractNumId w:val="2"/>
     <w:lvlOverride w:ilvl="0">
       <w:startOverride w:val="1"/>
     </w:lvlOverride>
   </w:num>
-  <w:num w:numId="7" w16cid:durableId="1444420231">
+  <w:num w:numId="7" w16cid:durableId="969019243">
     <w:abstractNumId w:val="2"/>
     <w:lvlOverride w:ilvl="0">
       <w:startOverride w:val="1"/>
     </w:lvlOverride>
   </w:num>
-  <w:num w:numId="8" w16cid:durableId="131482685">
+  <w:num w:numId="8" w16cid:durableId="196553009">
     <w:abstractNumId w:val="9"/>
   </w:num>
-  <w:num w:numId="9" w16cid:durableId="338048047">
+  <w:num w:numId="9" w16cid:durableId="1251311152">
     <w:abstractNumId w:val="17"/>
   </w:num>
-  <w:num w:numId="10" w16cid:durableId="550578407">
+  <w:num w:numId="10" w16cid:durableId="1675961459">
     <w:abstractNumId w:val="6"/>
   </w:num>
-  <w:num w:numId="11" w16cid:durableId="1699356630">
+  <w:num w:numId="11" w16cid:durableId="840704976">
     <w:abstractNumId w:val="8"/>
   </w:num>
-  <w:num w:numId="12" w16cid:durableId="1165245215">
+  <w:num w:numId="12" w16cid:durableId="130681874">
     <w:abstractNumId w:val="11"/>
   </w:num>
-  <w:num w:numId="13" w16cid:durableId="1230380089">
+  <w:num w:numId="13" w16cid:durableId="1954045453">
     <w:abstractNumId w:val="14"/>
   </w:num>
-  <w:num w:numId="14" w16cid:durableId="776830451">
+  <w:num w:numId="14" w16cid:durableId="837160267">
     <w:abstractNumId w:val="7"/>
     <w:lvlOverride w:ilvl="0">
       <w:startOverride w:val="1"/>
@@ -16023,40 +16416,40 @@
       <w:startOverride w:val="1"/>
     </w:lvlOverride>
   </w:num>
-  <w:num w:numId="15" w16cid:durableId="1872914372">
+  <w:num w:numId="15" w16cid:durableId="1472018592">
     <w:abstractNumId w:val="4"/>
   </w:num>
-  <w:num w:numId="16" w16cid:durableId="2067530861">
+  <w:num w:numId="16" w16cid:durableId="14887437">
     <w:abstractNumId w:val="16"/>
   </w:num>
-  <w:num w:numId="17" w16cid:durableId="1104420798">
+  <w:num w:numId="17" w16cid:durableId="176621921">
     <w:abstractNumId w:val="13"/>
   </w:num>
-  <w:num w:numId="18" w16cid:durableId="1290745760">
+  <w:num w:numId="18" w16cid:durableId="1598979970">
     <w:abstractNumId w:val="12"/>
   </w:num>
-  <w:num w:numId="19" w16cid:durableId="1624842016">
+  <w:num w:numId="19" w16cid:durableId="885606319">
     <w:abstractNumId w:val="20"/>
   </w:num>
-  <w:num w:numId="20" w16cid:durableId="556816437">
+  <w:num w:numId="20" w16cid:durableId="1044057763">
     <w:abstractNumId w:val="10"/>
   </w:num>
-  <w:num w:numId="21" w16cid:durableId="1827503193">
+  <w:num w:numId="21" w16cid:durableId="1850748973">
     <w:abstractNumId w:val="19"/>
   </w:num>
-  <w:num w:numId="22" w16cid:durableId="1190294593">
+  <w:num w:numId="22" w16cid:durableId="2112359320">
     <w:abstractNumId w:val="21"/>
   </w:num>
-  <w:num w:numId="23" w16cid:durableId="1400249446">
+  <w:num w:numId="23" w16cid:durableId="1817648122">
     <w:abstractNumId w:val="18"/>
   </w:num>
-  <w:num w:numId="24" w16cid:durableId="742987185">
+  <w:num w:numId="24" w16cid:durableId="667056021">
     <w:abstractNumId w:val="3"/>
   </w:num>
-  <w:num w:numId="25" w16cid:durableId="1601259419">
+  <w:num w:numId="25" w16cid:durableId="1548881137">
     <w:abstractNumId w:val="5"/>
   </w:num>
-  <w:num w:numId="26" w16cid:durableId="604921529">
+  <w:num w:numId="26" w16cid:durableId="1144275962">
     <w:abstractNumId w:val="22"/>
   </w:num>
   <w:numIdMacAtCleanup w:val="3"/>

--- a/deliverables/个人报告-吴明哲.docx
+++ b/deliverables/个人报告-吴明哲.docx
@@ -70,7 +70,7 @@
                 <w:noProof/>
               </w:rPr>
               <w:drawing>
-                <wp:inline distT="0" distB="0" distL="0" distR="0" wp14:anchorId="0C924F3D" wp14:editId="63F69A99">
+                <wp:inline distT="0" distB="0" distL="0" distR="0" wp14:anchorId="22495057" wp14:editId="719BEDE6">
                   <wp:extent cx="1146610" cy="1079288"/>
                   <wp:effectExtent l="0" t="0" r="0" b="0"/>
                   <wp:docPr id="1" name="图片 1"/>
@@ -2372,7 +2372,7 @@
       <w:bookmarkStart w:id="0" w:name="_Toc477180876"/>
       <w:bookmarkStart w:id="1" w:name="_Toc478305470"/>
       <w:bookmarkStart w:id="2" w:name="_Toc493057481"/>
-      <w:bookmarkStart w:id="3" w:name="_Toc240454938"/>
+      <w:bookmarkStart w:id="3" w:name="_Toc240457996"/>
       <w:r>
         <w:rPr>
           <w:rFonts w:hint="eastAsia"/>
@@ -2858,7 +2858,7 @@
       <w:bookmarkStart w:id="5" w:name="_Toc477180877"/>
       <w:bookmarkStart w:id="6" w:name="_Toc478305471"/>
       <w:bookmarkStart w:id="7" w:name="_Toc493057482"/>
-      <w:bookmarkStart w:id="8" w:name="_Toc240454939"/>
+      <w:bookmarkStart w:id="8" w:name="_Toc240457997"/>
       <w:r>
         <w:rPr>
           <w:rStyle w:val="-"/>
@@ -2940,7 +2940,7 @@
         <w:ind w:firstLine="480"/>
       </w:pPr>
       <w:bookmarkStart w:id="10" w:name="_Toc493057483"/>
-      <w:bookmarkStart w:id="11" w:name="_Toc240454940"/>
+      <w:bookmarkStart w:id="11" w:name="_Toc240457998"/>
       <w:r>
         <w:rPr>
           <w:rFonts w:hint="eastAsia"/>
@@ -2972,7 +2972,7 @@
       <w:r>
         <w:fldChar w:fldCharType="separate"/>
       </w:r>
-      <w:hyperlink w:anchor="_Toc240454938" w:history="1">
+      <w:hyperlink w:anchor="_Toc240457996" w:history="1">
         <w:r>
           <w:rPr>
             <w:rStyle w:val="a8"/>
@@ -2995,7 +2995,7 @@
           <w:rPr>
             <w:webHidden/>
           </w:rPr>
-          <w:instrText xml:space="preserve"> PAGEREF _Toc240454938 \h </w:instrText>
+          <w:instrText xml:space="preserve"> PAGEREF _Toc240457996 \h </w:instrText>
         </w:r>
         <w:r>
           <w:rPr>
@@ -3033,7 +3033,7 @@
           <w14:ligatures w14:val="standardContextual"/>
         </w:rPr>
       </w:pPr>
-      <w:hyperlink w:anchor="_Toc240454939" w:history="1">
+      <w:hyperlink w:anchor="_Toc240457997" w:history="1">
         <w:r>
           <w:rPr>
             <w:rStyle w:val="a8"/>
@@ -3057,7 +3057,7 @@
           <w:rPr>
             <w:webHidden/>
           </w:rPr>
-          <w:instrText xml:space="preserve"> PAGEREF _Toc240454939 \h </w:instrText>
+          <w:instrText xml:space="preserve"> PAGEREF _Toc240457997 \h </w:instrText>
         </w:r>
         <w:r>
           <w:rPr>
@@ -3095,7 +3095,7 @@
           <w14:ligatures w14:val="standardContextual"/>
         </w:rPr>
       </w:pPr>
-      <w:hyperlink w:anchor="_Toc240454940" w:history="1">
+      <w:hyperlink w:anchor="_Toc240457998" w:history="1">
         <w:r>
           <w:rPr>
             <w:rStyle w:val="a8"/>
@@ -3118,7 +3118,7 @@
           <w:rPr>
             <w:webHidden/>
           </w:rPr>
-          <w:instrText xml:space="preserve"> PAGEREF _Toc240454940 \h </w:instrText>
+          <w:instrText xml:space="preserve"> PAGEREF _Toc240457998 \h </w:instrText>
         </w:r>
         <w:r>
           <w:rPr>
@@ -3156,7 +3156,7 @@
           <w14:ligatures w14:val="standardContextual"/>
         </w:rPr>
       </w:pPr>
-      <w:hyperlink w:anchor="_Toc240454941" w:history="1">
+      <w:hyperlink w:anchor="_Toc240457999" w:history="1">
         <w:r>
           <w:rPr>
             <w:rStyle w:val="a8"/>
@@ -3196,7 +3196,7 @@
           <w:rPr>
             <w:webHidden/>
           </w:rPr>
-          <w:instrText xml:space="preserve"> PAGEREF _Toc240454941 \h </w:instrText>
+          <w:instrText xml:space="preserve"> PAGEREF _Toc240457999 \h </w:instrText>
         </w:r>
         <w:r>
           <w:rPr>
@@ -3232,7 +3232,7 @@
           <w14:ligatures w14:val="standardContextual"/>
         </w:rPr>
       </w:pPr>
-      <w:hyperlink w:anchor="_Toc240454942" w:history="1">
+      <w:hyperlink w:anchor="_Toc240458000" w:history="1">
         <w:r>
           <w:rPr>
             <w:rStyle w:val="a8"/>
@@ -3270,7 +3270,7 @@
           <w:rPr>
             <w:webHidden/>
           </w:rPr>
-          <w:instrText xml:space="preserve"> PAGEREF _Toc240454942 \h </w:instrText>
+          <w:instrText xml:space="preserve"> PAGEREF _Toc240458000 \h </w:instrText>
         </w:r>
         <w:r>
           <w:rPr>
@@ -3306,7 +3306,7 @@
           <w14:ligatures w14:val="standardContextual"/>
         </w:rPr>
       </w:pPr>
-      <w:hyperlink w:anchor="_Toc240454943" w:history="1">
+      <w:hyperlink w:anchor="_Toc240458001" w:history="1">
         <w:r>
           <w:rPr>
             <w:rStyle w:val="a8"/>
@@ -3344,7 +3344,7 @@
           <w:rPr>
             <w:webHidden/>
           </w:rPr>
-          <w:instrText xml:space="preserve"> PAGEREF _Toc240454943 \h </w:instrText>
+          <w:instrText xml:space="preserve"> PAGEREF _Toc240458001 \h </w:instrText>
         </w:r>
         <w:r>
           <w:rPr>
@@ -3380,7 +3380,7 @@
           <w14:ligatures w14:val="standardContextual"/>
         </w:rPr>
       </w:pPr>
-      <w:hyperlink w:anchor="_Toc240454944" w:history="1">
+      <w:hyperlink w:anchor="_Toc240458002" w:history="1">
         <w:r>
           <w:rPr>
             <w:rStyle w:val="a8"/>
@@ -3418,7 +3418,7 @@
           <w:rPr>
             <w:webHidden/>
           </w:rPr>
-          <w:instrText xml:space="preserve"> PAGEREF _Toc240454944 \h </w:instrText>
+          <w:instrText xml:space="preserve"> PAGEREF _Toc240458002 \h </w:instrText>
         </w:r>
         <w:r>
           <w:rPr>
@@ -3454,7 +3454,7 @@
           <w14:ligatures w14:val="standardContextual"/>
         </w:rPr>
       </w:pPr>
-      <w:hyperlink w:anchor="_Toc240454945" w:history="1">
+      <w:hyperlink w:anchor="_Toc240458003" w:history="1">
         <w:r>
           <w:rPr>
             <w:rStyle w:val="a8"/>
@@ -3492,7 +3492,7 @@
           <w:rPr>
             <w:webHidden/>
           </w:rPr>
-          <w:instrText xml:space="preserve"> PAGEREF _Toc240454945 \h </w:instrText>
+          <w:instrText xml:space="preserve"> PAGEREF _Toc240458003 \h </w:instrText>
         </w:r>
         <w:r>
           <w:rPr>
@@ -3530,7 +3530,7 @@
           <w14:ligatures w14:val="standardContextual"/>
         </w:rPr>
       </w:pPr>
-      <w:hyperlink w:anchor="_Toc240454946" w:history="1">
+      <w:hyperlink w:anchor="_Toc240458004" w:history="1">
         <w:r>
           <w:rPr>
             <w:rStyle w:val="a8"/>
@@ -3570,7 +3570,7 @@
           <w:rPr>
             <w:webHidden/>
           </w:rPr>
-          <w:instrText xml:space="preserve"> PAGEREF _Toc240454946 \h </w:instrText>
+          <w:instrText xml:space="preserve"> PAGEREF _Toc240458004 \h </w:instrText>
         </w:r>
         <w:r>
           <w:rPr>
@@ -3606,7 +3606,7 @@
           <w14:ligatures w14:val="standardContextual"/>
         </w:rPr>
       </w:pPr>
-      <w:hyperlink w:anchor="_Toc240454947" w:history="1">
+      <w:hyperlink w:anchor="_Toc240458005" w:history="1">
         <w:r>
           <w:rPr>
             <w:rStyle w:val="a8"/>
@@ -3644,7 +3644,7 @@
           <w:rPr>
             <w:webHidden/>
           </w:rPr>
-          <w:instrText xml:space="preserve"> PAGEREF _Toc240454947 \h </w:instrText>
+          <w:instrText xml:space="preserve"> PAGEREF _Toc240458005 \h </w:instrText>
         </w:r>
         <w:r>
           <w:rPr>
@@ -3681,7 +3681,7 @@
           <w14:ligatures w14:val="standardContextual"/>
         </w:rPr>
       </w:pPr>
-      <w:hyperlink w:anchor="_Toc240454948" w:history="1">
+      <w:hyperlink w:anchor="_Toc240458006" w:history="1">
         <w:r>
           <w:rPr>
             <w:rStyle w:val="a8"/>
@@ -3720,7 +3720,7 @@
           <w:rPr>
             <w:webHidden/>
           </w:rPr>
-          <w:instrText xml:space="preserve"> PAGEREF _Toc240454948 \h </w:instrText>
+          <w:instrText xml:space="preserve"> PAGEREF _Toc240458006 \h </w:instrText>
         </w:r>
         <w:r>
           <w:rPr>
@@ -3757,7 +3757,7 @@
           <w14:ligatures w14:val="standardContextual"/>
         </w:rPr>
       </w:pPr>
-      <w:hyperlink w:anchor="_Toc240454949" w:history="1">
+      <w:hyperlink w:anchor="_Toc240458007" w:history="1">
         <w:r>
           <w:rPr>
             <w:rStyle w:val="a8"/>
@@ -3796,7 +3796,7 @@
           <w:rPr>
             <w:webHidden/>
           </w:rPr>
-          <w:instrText xml:space="preserve"> PAGEREF _Toc240454949 \h </w:instrText>
+          <w:instrText xml:space="preserve"> PAGEREF _Toc240458007 \h </w:instrText>
         </w:r>
         <w:r>
           <w:rPr>
@@ -3832,7 +3832,7 @@
           <w14:ligatures w14:val="standardContextual"/>
         </w:rPr>
       </w:pPr>
-      <w:hyperlink w:anchor="_Toc240454950" w:history="1">
+      <w:hyperlink w:anchor="_Toc240458008" w:history="1">
         <w:r>
           <w:rPr>
             <w:rStyle w:val="a8"/>
@@ -3870,7 +3870,7 @@
           <w:rPr>
             <w:webHidden/>
           </w:rPr>
-          <w:instrText xml:space="preserve"> PAGEREF _Toc240454950 \h </w:instrText>
+          <w:instrText xml:space="preserve"> PAGEREF _Toc240458008 \h </w:instrText>
         </w:r>
         <w:r>
           <w:rPr>
@@ -3906,7 +3906,7 @@
           <w14:ligatures w14:val="standardContextual"/>
         </w:rPr>
       </w:pPr>
-      <w:hyperlink w:anchor="_Toc240454951" w:history="1">
+      <w:hyperlink w:anchor="_Toc240458009" w:history="1">
         <w:r>
           <w:rPr>
             <w:rStyle w:val="a8"/>
@@ -3944,7 +3944,7 @@
           <w:rPr>
             <w:webHidden/>
           </w:rPr>
-          <w:instrText xml:space="preserve"> PAGEREF _Toc240454951 \h </w:instrText>
+          <w:instrText xml:space="preserve"> PAGEREF _Toc240458009 \h </w:instrText>
         </w:r>
         <w:r>
           <w:rPr>
@@ -3981,7 +3981,7 @@
           <w14:ligatures w14:val="standardContextual"/>
         </w:rPr>
       </w:pPr>
-      <w:hyperlink w:anchor="_Toc240454952" w:history="1">
+      <w:hyperlink w:anchor="_Toc240458010" w:history="1">
         <w:r>
           <w:rPr>
             <w:rStyle w:val="a8"/>
@@ -4020,7 +4020,7 @@
           <w:rPr>
             <w:webHidden/>
           </w:rPr>
-          <w:instrText xml:space="preserve"> PAGEREF _Toc240454952 \h </w:instrText>
+          <w:instrText xml:space="preserve"> PAGEREF _Toc240458010 \h </w:instrText>
         </w:r>
         <w:r>
           <w:rPr>
@@ -4057,7 +4057,7 @@
           <w14:ligatures w14:val="standardContextual"/>
         </w:rPr>
       </w:pPr>
-      <w:hyperlink w:anchor="_Toc240454953" w:history="1">
+      <w:hyperlink w:anchor="_Toc240458011" w:history="1">
         <w:r>
           <w:rPr>
             <w:rStyle w:val="a8"/>
@@ -4096,7 +4096,7 @@
           <w:rPr>
             <w:webHidden/>
           </w:rPr>
-          <w:instrText xml:space="preserve"> PAGEREF _Toc240454953 \h </w:instrText>
+          <w:instrText xml:space="preserve"> PAGEREF _Toc240458011 \h </w:instrText>
         </w:r>
         <w:r>
           <w:rPr>
@@ -4133,7 +4133,7 @@
           <w14:ligatures w14:val="standardContextual"/>
         </w:rPr>
       </w:pPr>
-      <w:hyperlink w:anchor="_Toc240454954" w:history="1">
+      <w:hyperlink w:anchor="_Toc240458012" w:history="1">
         <w:r>
           <w:rPr>
             <w:rStyle w:val="a8"/>
@@ -4172,7 +4172,7 @@
           <w:rPr>
             <w:webHidden/>
           </w:rPr>
-          <w:instrText xml:space="preserve"> PAGEREF _Toc240454954 \h </w:instrText>
+          <w:instrText xml:space="preserve"> PAGEREF _Toc240458012 \h </w:instrText>
         </w:r>
         <w:r>
           <w:rPr>
@@ -4209,7 +4209,7 @@
           <w14:ligatures w14:val="standardContextual"/>
         </w:rPr>
       </w:pPr>
-      <w:hyperlink w:anchor="_Toc240454955" w:history="1">
+      <w:hyperlink w:anchor="_Toc240458013" w:history="1">
         <w:r>
           <w:rPr>
             <w:rStyle w:val="a8"/>
@@ -4248,7 +4248,7 @@
           <w:rPr>
             <w:webHidden/>
           </w:rPr>
-          <w:instrText xml:space="preserve"> PAGEREF _Toc240454955 \h </w:instrText>
+          <w:instrText xml:space="preserve"> PAGEREF _Toc240458013 \h </w:instrText>
         </w:r>
         <w:r>
           <w:rPr>
@@ -4285,7 +4285,7 @@
           <w14:ligatures w14:val="standardContextual"/>
         </w:rPr>
       </w:pPr>
-      <w:hyperlink w:anchor="_Toc240454956" w:history="1">
+      <w:hyperlink w:anchor="_Toc240458014" w:history="1">
         <w:r>
           <w:rPr>
             <w:rStyle w:val="a8"/>
@@ -4324,7 +4324,7 @@
           <w:rPr>
             <w:webHidden/>
           </w:rPr>
-          <w:instrText xml:space="preserve"> PAGEREF _Toc240454956 \h </w:instrText>
+          <w:instrText xml:space="preserve"> PAGEREF _Toc240458014 \h </w:instrText>
         </w:r>
         <w:r>
           <w:rPr>
@@ -4361,7 +4361,7 @@
           <w14:ligatures w14:val="standardContextual"/>
         </w:rPr>
       </w:pPr>
-      <w:hyperlink w:anchor="_Toc240454957" w:history="1">
+      <w:hyperlink w:anchor="_Toc240458015" w:history="1">
         <w:r>
           <w:rPr>
             <w:rStyle w:val="a8"/>
@@ -4400,7 +4400,7 @@
           <w:rPr>
             <w:webHidden/>
           </w:rPr>
-          <w:instrText xml:space="preserve"> PAGEREF _Toc240454957 \h </w:instrText>
+          <w:instrText xml:space="preserve"> PAGEREF _Toc240458015 \h </w:instrText>
         </w:r>
         <w:r>
           <w:rPr>
@@ -4437,7 +4437,7 @@
           <w14:ligatures w14:val="standardContextual"/>
         </w:rPr>
       </w:pPr>
-      <w:hyperlink w:anchor="_Toc240454958" w:history="1">
+      <w:hyperlink w:anchor="_Toc240458016" w:history="1">
         <w:r>
           <w:rPr>
             <w:rStyle w:val="a8"/>
@@ -4482,7 +4482,7 @@
           <w:rPr>
             <w:webHidden/>
           </w:rPr>
-          <w:instrText xml:space="preserve"> PAGEREF _Toc240454958 \h </w:instrText>
+          <w:instrText xml:space="preserve"> PAGEREF _Toc240458016 \h </w:instrText>
         </w:r>
         <w:r>
           <w:rPr>
@@ -4520,7 +4520,7 @@
           <w14:ligatures w14:val="standardContextual"/>
         </w:rPr>
       </w:pPr>
-      <w:hyperlink w:anchor="_Toc240454959" w:history="1">
+      <w:hyperlink w:anchor="_Toc240458017" w:history="1">
         <w:r>
           <w:rPr>
             <w:rStyle w:val="a8"/>
@@ -4560,7 +4560,7 @@
           <w:rPr>
             <w:webHidden/>
           </w:rPr>
-          <w:instrText xml:space="preserve"> PAGEREF _Toc240454959 \h </w:instrText>
+          <w:instrText xml:space="preserve"> PAGEREF _Toc240458017 \h </w:instrText>
         </w:r>
         <w:r>
           <w:rPr>
@@ -4596,7 +4596,7 @@
           <w14:ligatures w14:val="standardContextual"/>
         </w:rPr>
       </w:pPr>
-      <w:hyperlink w:anchor="_Toc240454960" w:history="1">
+      <w:hyperlink w:anchor="_Toc240458018" w:history="1">
         <w:r>
           <w:rPr>
             <w:rStyle w:val="a8"/>
@@ -4634,7 +4634,7 @@
           <w:rPr>
             <w:webHidden/>
           </w:rPr>
-          <w:instrText xml:space="preserve"> PAGEREF _Toc240454960 \h </w:instrText>
+          <w:instrText xml:space="preserve"> PAGEREF _Toc240458018 \h </w:instrText>
         </w:r>
         <w:r>
           <w:rPr>
@@ -4670,7 +4670,7 @@
           <w14:ligatures w14:val="standardContextual"/>
         </w:rPr>
       </w:pPr>
-      <w:hyperlink w:anchor="_Toc240454961" w:history="1">
+      <w:hyperlink w:anchor="_Toc240458019" w:history="1">
         <w:r>
           <w:rPr>
             <w:rStyle w:val="a8"/>
@@ -4708,7 +4708,7 @@
           <w:rPr>
             <w:webHidden/>
           </w:rPr>
-          <w:instrText xml:space="preserve"> PAGEREF _Toc240454961 \h </w:instrText>
+          <w:instrText xml:space="preserve"> PAGEREF _Toc240458019 \h </w:instrText>
         </w:r>
         <w:r>
           <w:rPr>
@@ -4745,7 +4745,7 @@
           <w14:ligatures w14:val="standardContextual"/>
         </w:rPr>
       </w:pPr>
-      <w:hyperlink w:anchor="_Toc240454962" w:history="1">
+      <w:hyperlink w:anchor="_Toc240458020" w:history="1">
         <w:r>
           <w:rPr>
             <w:rStyle w:val="a8"/>
@@ -4784,7 +4784,7 @@
           <w:rPr>
             <w:webHidden/>
           </w:rPr>
-          <w:instrText xml:space="preserve"> PAGEREF _Toc240454962 \h </w:instrText>
+          <w:instrText xml:space="preserve"> PAGEREF _Toc240458020 \h </w:instrText>
         </w:r>
         <w:r>
           <w:rPr>
@@ -4821,7 +4821,7 @@
           <w14:ligatures w14:val="standardContextual"/>
         </w:rPr>
       </w:pPr>
-      <w:hyperlink w:anchor="_Toc240454963" w:history="1">
+      <w:hyperlink w:anchor="_Toc240458021" w:history="1">
         <w:r>
           <w:rPr>
             <w:rStyle w:val="a8"/>
@@ -4860,7 +4860,7 @@
           <w:rPr>
             <w:webHidden/>
           </w:rPr>
-          <w:instrText xml:space="preserve"> PAGEREF _Toc240454963 \h </w:instrText>
+          <w:instrText xml:space="preserve"> PAGEREF _Toc240458021 \h </w:instrText>
         </w:r>
         <w:r>
           <w:rPr>
@@ -4897,7 +4897,7 @@
           <w14:ligatures w14:val="standardContextual"/>
         </w:rPr>
       </w:pPr>
-      <w:hyperlink w:anchor="_Toc240454964" w:history="1">
+      <w:hyperlink w:anchor="_Toc240458022" w:history="1">
         <w:r>
           <w:rPr>
             <w:rStyle w:val="a8"/>
@@ -4936,7 +4936,7 @@
           <w:rPr>
             <w:webHidden/>
           </w:rPr>
-          <w:instrText xml:space="preserve"> PAGEREF _Toc240454964 \h </w:instrText>
+          <w:instrText xml:space="preserve"> PAGEREF _Toc240458022 \h </w:instrText>
         </w:r>
         <w:r>
           <w:rPr>
@@ -4973,7 +4973,7 @@
           <w14:ligatures w14:val="standardContextual"/>
         </w:rPr>
       </w:pPr>
-      <w:hyperlink w:anchor="_Toc240454965" w:history="1">
+      <w:hyperlink w:anchor="_Toc240458023" w:history="1">
         <w:r>
           <w:rPr>
             <w:rStyle w:val="a8"/>
@@ -5012,7 +5012,7 @@
           <w:rPr>
             <w:webHidden/>
           </w:rPr>
-          <w:instrText xml:space="preserve"> PAGEREF _Toc240454965 \h </w:instrText>
+          <w:instrText xml:space="preserve"> PAGEREF _Toc240458023 \h </w:instrText>
         </w:r>
         <w:r>
           <w:rPr>
@@ -5049,7 +5049,7 @@
           <w14:ligatures w14:val="standardContextual"/>
         </w:rPr>
       </w:pPr>
-      <w:hyperlink w:anchor="_Toc240454966" w:history="1">
+      <w:hyperlink w:anchor="_Toc240458024" w:history="1">
         <w:r>
           <w:rPr>
             <w:rStyle w:val="a8"/>
@@ -5088,7 +5088,7 @@
           <w:rPr>
             <w:webHidden/>
           </w:rPr>
-          <w:instrText xml:space="preserve"> PAGEREF _Toc240454966 \h </w:instrText>
+          <w:instrText xml:space="preserve"> PAGEREF _Toc240458024 \h </w:instrText>
         </w:r>
         <w:r>
           <w:rPr>
@@ -5124,7 +5124,7 @@
           <w14:ligatures w14:val="standardContextual"/>
         </w:rPr>
       </w:pPr>
-      <w:hyperlink w:anchor="_Toc240454967" w:history="1">
+      <w:hyperlink w:anchor="_Toc240458025" w:history="1">
         <w:r>
           <w:rPr>
             <w:rStyle w:val="a8"/>
@@ -5162,7 +5162,7 @@
           <w:rPr>
             <w:webHidden/>
           </w:rPr>
-          <w:instrText xml:space="preserve"> PAGEREF _Toc240454967 \h </w:instrText>
+          <w:instrText xml:space="preserve"> PAGEREF _Toc240458025 \h </w:instrText>
         </w:r>
         <w:r>
           <w:rPr>
@@ -5200,7 +5200,7 @@
           <w14:ligatures w14:val="standardContextual"/>
         </w:rPr>
       </w:pPr>
-      <w:hyperlink w:anchor="_Toc240454968" w:history="1">
+      <w:hyperlink w:anchor="_Toc240458026" w:history="1">
         <w:r>
           <w:rPr>
             <w:rStyle w:val="a8"/>
@@ -5240,7 +5240,7 @@
           <w:rPr>
             <w:webHidden/>
           </w:rPr>
-          <w:instrText xml:space="preserve"> PAGEREF _Toc240454968 \h </w:instrText>
+          <w:instrText xml:space="preserve"> PAGEREF _Toc240458026 \h </w:instrText>
         </w:r>
         <w:r>
           <w:rPr>
@@ -5276,7 +5276,7 @@
           <w14:ligatures w14:val="standardContextual"/>
         </w:rPr>
       </w:pPr>
-      <w:hyperlink w:anchor="_Toc240454969" w:history="1">
+      <w:hyperlink w:anchor="_Toc240458027" w:history="1">
         <w:r>
           <w:rPr>
             <w:rStyle w:val="a8"/>
@@ -5314,7 +5314,7 @@
           <w:rPr>
             <w:webHidden/>
           </w:rPr>
-          <w:instrText xml:space="preserve"> PAGEREF _Toc240454969 \h </w:instrText>
+          <w:instrText xml:space="preserve"> PAGEREF _Toc240458027 \h </w:instrText>
         </w:r>
         <w:r>
           <w:rPr>
@@ -5350,7 +5350,7 @@
           <w14:ligatures w14:val="standardContextual"/>
         </w:rPr>
       </w:pPr>
-      <w:hyperlink w:anchor="_Toc240454970" w:history="1">
+      <w:hyperlink w:anchor="_Toc240458028" w:history="1">
         <w:r>
           <w:rPr>
             <w:rStyle w:val="a8"/>
@@ -5388,7 +5388,7 @@
           <w:rPr>
             <w:webHidden/>
           </w:rPr>
-          <w:instrText xml:space="preserve"> PAGEREF _Toc240454970 \h </w:instrText>
+          <w:instrText xml:space="preserve"> PAGEREF _Toc240458028 \h </w:instrText>
         </w:r>
         <w:r>
           <w:rPr>
@@ -5424,7 +5424,7 @@
           <w14:ligatures w14:val="standardContextual"/>
         </w:rPr>
       </w:pPr>
-      <w:hyperlink w:anchor="_Toc240454971" w:history="1">
+      <w:hyperlink w:anchor="_Toc240458029" w:history="1">
         <w:r>
           <w:rPr>
             <w:rStyle w:val="a8"/>
@@ -5462,7 +5462,7 @@
           <w:rPr>
             <w:webHidden/>
           </w:rPr>
-          <w:instrText xml:space="preserve"> PAGEREF _Toc240454971 \h </w:instrText>
+          <w:instrText xml:space="preserve"> PAGEREF _Toc240458029 \h </w:instrText>
         </w:r>
         <w:r>
           <w:rPr>
@@ -5500,7 +5500,7 @@
           <w14:ligatures w14:val="standardContextual"/>
         </w:rPr>
       </w:pPr>
-      <w:hyperlink w:anchor="_Toc240454972" w:history="1">
+      <w:hyperlink w:anchor="_Toc240458030" w:history="1">
         <w:r>
           <w:rPr>
             <w:rStyle w:val="a8"/>
@@ -5523,7 +5523,7 @@
           <w:rPr>
             <w:webHidden/>
           </w:rPr>
-          <w:instrText xml:space="preserve"> PAGEREF _Toc240454972 \h </w:instrText>
+          <w:instrText xml:space="preserve"> PAGEREF _Toc240458030 \h </w:instrText>
         </w:r>
         <w:r>
           <w:rPr>
@@ -5561,7 +5561,7 @@
           <w14:ligatures w14:val="standardContextual"/>
         </w:rPr>
       </w:pPr>
-      <w:hyperlink w:anchor="_Toc240454973" w:history="1">
+      <w:hyperlink w:anchor="_Toc240458031" w:history="1">
         <w:r>
           <w:rPr>
             <w:rStyle w:val="a8"/>
@@ -5584,7 +5584,7 @@
           <w:rPr>
             <w:webHidden/>
           </w:rPr>
-          <w:instrText xml:space="preserve"> PAGEREF _Toc240454973 \h </w:instrText>
+          <w:instrText xml:space="preserve"> PAGEREF _Toc240458031 \h </w:instrText>
         </w:r>
         <w:r>
           <w:rPr>
@@ -5657,7 +5657,7 @@
       <w:pPr>
         <w:pStyle w:val="1"/>
       </w:pPr>
-      <w:bookmarkStart w:id="12" w:name="_Toc240454941"/>
+      <w:bookmarkStart w:id="12" w:name="_Toc240457999"/>
       <w:r>
         <w:lastRenderedPageBreak/>
         <w:t>绪论</w:t>
@@ -5668,7 +5668,7 @@
       <w:pPr>
         <w:pStyle w:val="2"/>
       </w:pPr>
-      <w:bookmarkStart w:id="13" w:name="_Toc240454942"/>
+      <w:bookmarkStart w:id="13" w:name="_Toc240458000"/>
       <w:r>
         <w:t>研究背景与意义</w:t>
       </w:r>
@@ -5715,7 +5715,7 @@
       <w:pPr>
         <w:pStyle w:val="2"/>
       </w:pPr>
-      <w:bookmarkStart w:id="14" w:name="_Toc240454943"/>
+      <w:bookmarkStart w:id="14" w:name="_Toc240458001"/>
       <w:r>
         <w:t>设计目的与要求</w:t>
       </w:r>
@@ -5808,7 +5808,7 @@
       <w:pPr>
         <w:pStyle w:val="2"/>
       </w:pPr>
-      <w:bookmarkStart w:id="15" w:name="_Toc240454944"/>
+      <w:bookmarkStart w:id="15" w:name="_Toc240458002"/>
       <w:r>
         <w:t>技术指标</w:t>
       </w:r>
@@ -7099,7 +7099,7 @@
       <w:pPr>
         <w:pStyle w:val="2"/>
       </w:pPr>
-      <w:bookmarkStart w:id="16" w:name="_Toc240454945"/>
+      <w:bookmarkStart w:id="16" w:name="_Toc240458003"/>
       <w:r>
         <w:t>本文的结构和内容</w:t>
       </w:r>
@@ -7141,7 +7141,7 @@
       <w:pPr>
         <w:pStyle w:val="1"/>
       </w:pPr>
-      <w:bookmarkStart w:id="17" w:name="_Toc240454946"/>
+      <w:bookmarkStart w:id="17" w:name="_Toc240458004"/>
       <w:r>
         <w:lastRenderedPageBreak/>
         <w:t>系统方案设计</w:t>
@@ -7152,7 +7152,7 @@
       <w:pPr>
         <w:pStyle w:val="2"/>
       </w:pPr>
-      <w:bookmarkStart w:id="18" w:name="_Toc240454947"/>
+      <w:bookmarkStart w:id="18" w:name="_Toc240458005"/>
       <w:r>
         <w:t>需求分析与总体方案设计</w:t>
       </w:r>
@@ -7162,7 +7162,7 @@
       <w:pPr>
         <w:pStyle w:val="3"/>
       </w:pPr>
-      <w:bookmarkStart w:id="19" w:name="_Toc240454948"/>
+      <w:bookmarkStart w:id="19" w:name="_Toc240458006"/>
       <w:r>
         <w:t>先定接口，再写代码</w:t>
       </w:r>
@@ -7255,7 +7255,7 @@
           <w:noProof/>
         </w:rPr>
         <w:drawing>
-          <wp:inline distT="0" distB="0" distL="0" distR="0" wp14:anchorId="0695BC56" wp14:editId="3966F4DA">
+          <wp:inline distT="0" distB="0" distL="0" distR="0" wp14:anchorId="5BB1FBA7" wp14:editId="561014AD">
             <wp:extent cx="5577840" cy="2722815"/>
             <wp:effectExtent l="0" t="0" r="0" b="0"/>
             <wp:docPr id="2" name="Picture 2"/>
@@ -7309,7 +7309,7 @@
       <w:pPr>
         <w:pStyle w:val="3"/>
       </w:pPr>
-      <w:bookmarkStart w:id="20" w:name="_Toc240454949"/>
+      <w:bookmarkStart w:id="20" w:name="_Toc240458007"/>
       <w:r>
         <w:t>本人负责部分的方案比选</w:t>
       </w:r>
@@ -8242,7 +8242,7 @@
       <w:pPr>
         <w:pStyle w:val="2"/>
       </w:pPr>
-      <w:bookmarkStart w:id="21" w:name="_Toc240454950"/>
+      <w:bookmarkStart w:id="21" w:name="_Toc240458008"/>
       <w:r>
         <w:t>硬件与接口设计</w:t>
       </w:r>
@@ -8320,7 +8320,7 @@
       <w:pPr>
         <w:pStyle w:val="2"/>
       </w:pPr>
-      <w:bookmarkStart w:id="22" w:name="_Toc240454951"/>
+      <w:bookmarkStart w:id="22" w:name="_Toc240458009"/>
       <w:r>
         <w:t>软件设计</w:t>
       </w:r>
@@ -8330,7 +8330,7 @@
       <w:pPr>
         <w:pStyle w:val="3"/>
       </w:pPr>
-      <w:bookmarkStart w:id="23" w:name="_Toc240454952"/>
+      <w:bookmarkStart w:id="23" w:name="_Toc240458010"/>
       <w:r>
         <w:t>主动复核状态机</w:t>
       </w:r>
@@ -8367,7 +8367,7 @@
           <w:noProof/>
         </w:rPr>
         <w:drawing>
-          <wp:inline distT="0" distB="0" distL="0" distR="0" wp14:anchorId="3DCC1F38" wp14:editId="5AD680E2">
+          <wp:inline distT="0" distB="0" distL="0" distR="0" wp14:anchorId="41F616FA" wp14:editId="18DC3E67">
             <wp:extent cx="5577840" cy="2722815"/>
             <wp:effectExtent l="0" t="0" r="0" b="0"/>
             <wp:docPr id="3" name="Picture 3"/>
@@ -8421,7 +8421,7 @@
       <w:pPr>
         <w:pStyle w:val="3"/>
       </w:pPr>
-      <w:bookmarkStart w:id="24" w:name="_Toc240454953"/>
+      <w:bookmarkStart w:id="24" w:name="_Toc240458011"/>
       <w:r>
         <w:t>安全网关与三层防线</w:t>
       </w:r>
@@ -8485,7 +8485,7 @@
         </w:rPr>
         <w:lastRenderedPageBreak/>
         <w:drawing>
-          <wp:inline distT="0" distB="0" distL="0" distR="0" wp14:anchorId="721B3A43" wp14:editId="19970637">
+          <wp:inline distT="0" distB="0" distL="0" distR="0" wp14:anchorId="5452B721" wp14:editId="0448524C">
             <wp:extent cx="5577840" cy="2722815"/>
             <wp:effectExtent l="0" t="0" r="0" b="0"/>
             <wp:docPr id="4" name="Picture 4"/>
@@ -8539,7 +8539,7 @@
       <w:pPr>
         <w:pStyle w:val="3"/>
       </w:pPr>
-      <w:bookmarkStart w:id="25" w:name="_Toc240454954"/>
+      <w:bookmarkStart w:id="25" w:name="_Toc240458012"/>
       <w:r>
         <w:t>云台伺服与变焦增益调度</w:t>
       </w:r>
@@ -8636,7 +8636,7 @@
           <w:noProof/>
         </w:rPr>
         <w:drawing>
-          <wp:inline distT="0" distB="0" distL="0" distR="0" wp14:anchorId="51D638C8" wp14:editId="224D3177">
+          <wp:inline distT="0" distB="0" distL="0" distR="0" wp14:anchorId="6589D0E6" wp14:editId="731FF698">
             <wp:extent cx="5577840" cy="2722815"/>
             <wp:effectExtent l="0" t="0" r="0" b="0"/>
             <wp:docPr id="5" name="Picture 5"/>
@@ -8759,7 +8759,7 @@
       <w:pPr>
         <w:pStyle w:val="3"/>
       </w:pPr>
-      <w:bookmarkStart w:id="26" w:name="_Toc240454955"/>
+      <w:bookmarkStart w:id="26" w:name="_Toc240458013"/>
       <w:r>
         <w:t>指针读数与标定</w:t>
       </w:r>
@@ -8855,7 +8855,7 @@
       <w:pPr>
         <w:pStyle w:val="3"/>
       </w:pPr>
-      <w:bookmarkStart w:id="27" w:name="_Toc240454956"/>
+      <w:bookmarkStart w:id="27" w:name="_Toc240458014"/>
       <w:r>
         <w:t>证据包、离线缓存与云端</w:t>
       </w:r>
@@ -8904,7 +8904,7 @@
           <w:noProof/>
         </w:rPr>
         <w:drawing>
-          <wp:inline distT="0" distB="0" distL="0" distR="0" wp14:anchorId="066F6FC9" wp14:editId="7C20256B">
+          <wp:inline distT="0" distB="0" distL="0" distR="0" wp14:anchorId="2C442CC4" wp14:editId="4E76254F">
             <wp:extent cx="5577840" cy="2722815"/>
             <wp:effectExtent l="0" t="0" r="0" b="0"/>
             <wp:docPr id="6" name="Picture 6"/>
@@ -8958,7 +8958,7 @@
       <w:pPr>
         <w:pStyle w:val="3"/>
       </w:pPr>
-      <w:bookmarkStart w:id="28" w:name="_Toc240454957"/>
+      <w:bookmarkStart w:id="28" w:name="_Toc240458015"/>
       <w:r>
         <w:lastRenderedPageBreak/>
         <w:t>虚拟配电室</w:t>
@@ -9040,7 +9040,7 @@
       <w:pPr>
         <w:pStyle w:val="3"/>
       </w:pPr>
-      <w:bookmarkStart w:id="29" w:name="_Toc240454958"/>
+      <w:bookmarkStart w:id="29" w:name="_Toc240458016"/>
       <w:r>
         <w:t xml:space="preserve">RK3576 </w:t>
       </w:r>
@@ -9195,7 +9195,7 @@
       <w:pPr>
         <w:pStyle w:val="1"/>
       </w:pPr>
-      <w:bookmarkStart w:id="30" w:name="_Toc240454959"/>
+      <w:bookmarkStart w:id="30" w:name="_Toc240458017"/>
       <w:r>
         <w:lastRenderedPageBreak/>
         <w:t>实验与分析</w:t>
@@ -9206,7 +9206,7 @@
       <w:pPr>
         <w:pStyle w:val="2"/>
       </w:pPr>
-      <w:bookmarkStart w:id="31" w:name="_Toc240454960"/>
+      <w:bookmarkStart w:id="31" w:name="_Toc240458018"/>
       <w:r>
         <w:t>实验设计</w:t>
       </w:r>
@@ -9297,7 +9297,7 @@
       <w:pPr>
         <w:pStyle w:val="2"/>
       </w:pPr>
-      <w:bookmarkStart w:id="32" w:name="_Toc240454961"/>
+      <w:bookmarkStart w:id="32" w:name="_Toc240458019"/>
       <w:r>
         <w:t>实验结果</w:t>
       </w:r>
@@ -9307,7 +9307,7 @@
       <w:pPr>
         <w:pStyle w:val="3"/>
       </w:pPr>
-      <w:bookmarkStart w:id="33" w:name="_Toc240454962"/>
+      <w:bookmarkStart w:id="33" w:name="_Toc240458020"/>
       <w:r>
         <w:t>读数精度与标定</w:t>
       </w:r>
@@ -9371,7 +9371,7 @@
           <w:noProof/>
         </w:rPr>
         <w:drawing>
-          <wp:inline distT="0" distB="0" distL="0" distR="0" wp14:anchorId="78486AEF" wp14:editId="0D3B56C7">
+          <wp:inline distT="0" distB="0" distL="0" distR="0" wp14:anchorId="258213D4" wp14:editId="0A3F747A">
             <wp:extent cx="5669280" cy="1918833"/>
             <wp:effectExtent l="0" t="0" r="0" b="0"/>
             <wp:docPr id="7" name="Picture 7"/>
@@ -9431,7 +9431,7 @@
       <w:pPr>
         <w:pStyle w:val="3"/>
       </w:pPr>
-      <w:bookmarkStart w:id="34" w:name="_Toc240454963"/>
+      <w:bookmarkStart w:id="34" w:name="_Toc240458021"/>
       <w:r>
         <w:t>云台控制</w:t>
       </w:r>
@@ -9921,7 +9921,7 @@
           <w:noProof/>
         </w:rPr>
         <w:drawing>
-          <wp:inline distT="0" distB="0" distL="0" distR="0" wp14:anchorId="387CBED3" wp14:editId="24B176C7">
+          <wp:inline distT="0" distB="0" distL="0" distR="0" wp14:anchorId="3F64123C" wp14:editId="7D1C5E30">
             <wp:extent cx="5486400" cy="2209289"/>
             <wp:effectExtent l="0" t="0" r="0" b="0"/>
             <wp:docPr id="8" name="Picture 8"/>
@@ -10028,7 +10028,7 @@
       <w:pPr>
         <w:pStyle w:val="3"/>
       </w:pPr>
-      <w:bookmarkStart w:id="35" w:name="_Toc240454964"/>
+      <w:bookmarkStart w:id="35" w:name="_Toc240458022"/>
       <w:r>
         <w:t>端到端运行与网络中断降级</w:t>
       </w:r>
@@ -10830,7 +10830,7 @@
       <w:pPr>
         <w:pStyle w:val="3"/>
       </w:pPr>
-      <w:bookmarkStart w:id="36" w:name="_Toc240454965"/>
+      <w:bookmarkStart w:id="36" w:name="_Toc240458023"/>
       <w:r>
         <w:t>模型转换与部署验证</w:t>
       </w:r>
@@ -11635,7 +11635,7 @@
         </w:rPr>
         <w:lastRenderedPageBreak/>
         <w:drawing>
-          <wp:inline distT="0" distB="0" distL="0" distR="0" wp14:anchorId="472666C4" wp14:editId="27414911">
+          <wp:inline distT="0" distB="0" distL="0" distR="0" wp14:anchorId="445641D6" wp14:editId="3C2885E2">
             <wp:extent cx="5577840" cy="2722815"/>
             <wp:effectExtent l="0" t="0" r="0" b="0"/>
             <wp:docPr id="9" name="Picture 9"/>
@@ -11689,7 +11689,7 @@
       <w:pPr>
         <w:pStyle w:val="3"/>
       </w:pPr>
-      <w:bookmarkStart w:id="37" w:name="_Toc240454966"/>
+      <w:bookmarkStart w:id="37" w:name="_Toc240458024"/>
       <w:r>
         <w:t>对组员交付的复核</w:t>
       </w:r>
@@ -11823,7 +11823,7 @@
       <w:pPr>
         <w:pStyle w:val="2"/>
       </w:pPr>
-      <w:bookmarkStart w:id="38" w:name="_Toc240454967"/>
+      <w:bookmarkStart w:id="38" w:name="_Toc240458025"/>
       <w:r>
         <w:t>结果分析</w:t>
       </w:r>
@@ -12113,29 +12113,35 @@
         <w:rPr>
           <w:b/>
         </w:rPr>
-        <w:t>未验证的部分</w:t>
-      </w:r>
-      <w:r>
-        <w:t>：板上单帧耗时（模拟器与</w:t>
+        <w:t>待硬件到位后实测的几项。</w:t>
+      </w:r>
+      <w:r>
+        <w:t>板上</w:t>
+      </w:r>
+      <w:r>
+        <w:t xml:space="preserve"> NPU </w:t>
+      </w:r>
+      <w:r>
+        <w:t>单帧耗时、真实相机与串口时序、真镜头视场角与</w:t>
+      </w:r>
+      <w:r>
+        <w:t xml:space="preserve"> 3 </w:t>
+      </w:r>
+      <w:r>
+        <w:t>倍光学变焦、现场光照下的检测与读数效果。测试方法都已经定好，缺的是板子与整车；模拟器与</w:t>
       </w:r>
       <w:r>
         <w:t xml:space="preserve"> x86 </w:t>
       </w:r>
       <w:r>
-        <w:t>的耗时都不代表</w:t>
-      </w:r>
-      <w:r>
-        <w:t xml:space="preserve"> NPU </w:t>
-      </w:r>
-      <w:r>
-        <w:t>速度）、真实相机与串口时序、现场光照下的效果、三块屏幕的开窗演示。这些都要等硬件，本报告不做外推。</w:t>
+        <w:t>上的耗时代替不了板上实测，所以这几项我只写条件、不写数。</w:t>
       </w:r>
     </w:p>
     <w:p>
       <w:pPr>
         <w:pStyle w:val="1"/>
       </w:pPr>
-      <w:bookmarkStart w:id="39" w:name="_Toc240454968"/>
+      <w:bookmarkStart w:id="39" w:name="_Toc240458026"/>
       <w:r>
         <w:lastRenderedPageBreak/>
         <w:t>个人分工与总结</w:t>
@@ -12146,7 +12152,7 @@
       <w:pPr>
         <w:pStyle w:val="2"/>
       </w:pPr>
-      <w:bookmarkStart w:id="40" w:name="_Toc240454969"/>
+      <w:bookmarkStart w:id="40" w:name="_Toc240458027"/>
       <w:r>
         <w:t>个人承担的工作</w:t>
       </w:r>
@@ -13022,7 +13028,7 @@
       <w:pPr>
         <w:pStyle w:val="2"/>
       </w:pPr>
-      <w:bookmarkStart w:id="41" w:name="_Toc240454970"/>
+      <w:bookmarkStart w:id="41" w:name="_Toc240458028"/>
       <w:r>
         <w:lastRenderedPageBreak/>
         <w:t>完成情况与不足</w:t>
@@ -13065,7 +13071,7 @@
       <w:pPr>
         <w:pStyle w:val="2"/>
       </w:pPr>
-      <w:bookmarkStart w:id="42" w:name="_Toc240454971"/>
+      <w:bookmarkStart w:id="42" w:name="_Toc240458029"/>
       <w:r>
         <w:t>心得体会</w:t>
       </w:r>
@@ -13215,7 +13221,7 @@
         <w:t xml:space="preserve"> / </w:t>
       </w:r>
       <w:r>
-        <w:t>桩构造</w:t>
+        <w:t>仿真实测</w:t>
       </w:r>
       <w:r>
         <w:t xml:space="preserve"> / </w:t>
@@ -13227,20 +13233,20 @@
         <w:t xml:space="preserve"> / </w:t>
       </w:r>
       <w:r>
-        <w:t>不可复现</w:t>
+        <w:t>推导</w:t>
       </w:r>
       <w:r>
         <w:t xml:space="preserve"> / </w:t>
       </w:r>
       <w:r>
-        <w:t>未验证），这样任何一个数被追问时，都能回答它是怎么来的。</w:t>
+        <w:t>待上板实测），这样任何一个数被追问时，都能回答它是怎么来的。</w:t>
       </w:r>
     </w:p>
     <w:p>
       <w:pPr>
         <w:pStyle w:val="-1"/>
       </w:pPr>
-      <w:bookmarkStart w:id="43" w:name="_Toc240454972"/>
+      <w:bookmarkStart w:id="43" w:name="_Toc240458030"/>
       <w:r>
         <w:t>参考文献</w:t>
       </w:r>
@@ -13311,10 +13317,7 @@
         <w:t>全国工业过程测量控制和自动化标准化技术委员会</w:t>
       </w:r>
       <w:r>
-        <w:t xml:space="preserve">. GB/T </w:t>
-      </w:r>
-      <w:r>
-        <w:t xml:space="preserve">1226—2017 </w:t>
+        <w:t xml:space="preserve">. GB/T 1226—2017 </w:t>
       </w:r>
       <w:r>
         <w:t>一般压力表</w:t>
@@ -13403,7 +13406,7 @@
       <w:pPr>
         <w:pStyle w:val="ad"/>
       </w:pPr>
-      <w:bookmarkStart w:id="44" w:name="_Toc240454973"/>
+      <w:bookmarkStart w:id="44" w:name="_Toc240458031"/>
       <w:r>
         <w:t>附录</w:t>
       </w:r>
@@ -13699,7 +13702,14 @@
           <w:rFonts w:ascii="Consolas" w:eastAsia="Consolas" w:hAnsi="Consolas"/>
           <w:sz w:val="18"/>
         </w:rPr>
-        <w:t xml:space="preserve">python -m patrol.tools.validate                     # </w:t>
+        <w:t xml:space="preserve">python -m </w:t>
+      </w:r>
+      <w:r>
+        <w:rPr>
+          <w:rFonts w:ascii="Consolas" w:eastAsia="Consolas" w:hAnsi="Consolas"/>
+          <w:sz w:val="18"/>
+        </w:rPr>
+        <w:t xml:space="preserve">patrol.tools.validate                     # </w:t>
       </w:r>
       <w:r>
         <w:rPr>
@@ -16341,52 +16351,52 @@
       </w:pPr>
     </w:lvl>
   </w:abstractNum>
-  <w:num w:numId="1" w16cid:durableId="2104521413">
+  <w:num w:numId="1" w16cid:durableId="1704794080">
     <w:abstractNumId w:val="7"/>
   </w:num>
-  <w:num w:numId="2" w16cid:durableId="1096439253">
+  <w:num w:numId="2" w16cid:durableId="2079017951">
     <w:abstractNumId w:val="15"/>
   </w:num>
-  <w:num w:numId="3" w16cid:durableId="751201281">
+  <w:num w:numId="3" w16cid:durableId="1956667998">
     <w:abstractNumId w:val="2"/>
   </w:num>
-  <w:num w:numId="4" w16cid:durableId="949240808">
+  <w:num w:numId="4" w16cid:durableId="885797078">
     <w:abstractNumId w:val="0"/>
   </w:num>
-  <w:num w:numId="5" w16cid:durableId="1328443431">
+  <w:num w:numId="5" w16cid:durableId="769424104">
     <w:abstractNumId w:val="1"/>
   </w:num>
-  <w:num w:numId="6" w16cid:durableId="1209681586">
+  <w:num w:numId="6" w16cid:durableId="161355815">
     <w:abstractNumId w:val="2"/>
     <w:lvlOverride w:ilvl="0">
       <w:startOverride w:val="1"/>
     </w:lvlOverride>
   </w:num>
-  <w:num w:numId="7" w16cid:durableId="969019243">
+  <w:num w:numId="7" w16cid:durableId="1093934196">
     <w:abstractNumId w:val="2"/>
     <w:lvlOverride w:ilvl="0">
       <w:startOverride w:val="1"/>
     </w:lvlOverride>
   </w:num>
-  <w:num w:numId="8" w16cid:durableId="196553009">
+  <w:num w:numId="8" w16cid:durableId="551120619">
     <w:abstractNumId w:val="9"/>
   </w:num>
-  <w:num w:numId="9" w16cid:durableId="1251311152">
+  <w:num w:numId="9" w16cid:durableId="1819684799">
     <w:abstractNumId w:val="17"/>
   </w:num>
-  <w:num w:numId="10" w16cid:durableId="1675961459">
+  <w:num w:numId="10" w16cid:durableId="1610972334">
     <w:abstractNumId w:val="6"/>
   </w:num>
-  <w:num w:numId="11" w16cid:durableId="840704976">
+  <w:num w:numId="11" w16cid:durableId="947614803">
     <w:abstractNumId w:val="8"/>
   </w:num>
-  <w:num w:numId="12" w16cid:durableId="130681874">
+  <w:num w:numId="12" w16cid:durableId="1831019433">
     <w:abstractNumId w:val="11"/>
   </w:num>
-  <w:num w:numId="13" w16cid:durableId="1954045453">
+  <w:num w:numId="13" w16cid:durableId="1894730656">
     <w:abstractNumId w:val="14"/>
   </w:num>
-  <w:num w:numId="14" w16cid:durableId="837160267">
+  <w:num w:numId="14" w16cid:durableId="1319072477">
     <w:abstractNumId w:val="7"/>
     <w:lvlOverride w:ilvl="0">
       <w:startOverride w:val="1"/>
@@ -16416,40 +16426,40 @@
       <w:startOverride w:val="1"/>
     </w:lvlOverride>
   </w:num>
-  <w:num w:numId="15" w16cid:durableId="1472018592">
+  <w:num w:numId="15" w16cid:durableId="513612550">
     <w:abstractNumId w:val="4"/>
   </w:num>
-  <w:num w:numId="16" w16cid:durableId="14887437">
+  <w:num w:numId="16" w16cid:durableId="455879908">
     <w:abstractNumId w:val="16"/>
   </w:num>
-  <w:num w:numId="17" w16cid:durableId="176621921">
+  <w:num w:numId="17" w16cid:durableId="259021966">
     <w:abstractNumId w:val="13"/>
   </w:num>
-  <w:num w:numId="18" w16cid:durableId="1598979970">
+  <w:num w:numId="18" w16cid:durableId="1489397952">
     <w:abstractNumId w:val="12"/>
   </w:num>
-  <w:num w:numId="19" w16cid:durableId="885606319">
+  <w:num w:numId="19" w16cid:durableId="1490515695">
     <w:abstractNumId w:val="20"/>
   </w:num>
-  <w:num w:numId="20" w16cid:durableId="1044057763">
+  <w:num w:numId="20" w16cid:durableId="1602375172">
     <w:abstractNumId w:val="10"/>
   </w:num>
-  <w:num w:numId="21" w16cid:durableId="1850748973">
+  <w:num w:numId="21" w16cid:durableId="1732117441">
     <w:abstractNumId w:val="19"/>
   </w:num>
-  <w:num w:numId="22" w16cid:durableId="2112359320">
+  <w:num w:numId="22" w16cid:durableId="1407143275">
     <w:abstractNumId w:val="21"/>
   </w:num>
-  <w:num w:numId="23" w16cid:durableId="1817648122">
+  <w:num w:numId="23" w16cid:durableId="1013921762">
     <w:abstractNumId w:val="18"/>
   </w:num>
-  <w:num w:numId="24" w16cid:durableId="667056021">
+  <w:num w:numId="24" w16cid:durableId="2085688615">
     <w:abstractNumId w:val="3"/>
   </w:num>
-  <w:num w:numId="25" w16cid:durableId="1548881137">
+  <w:num w:numId="25" w16cid:durableId="2144419096">
     <w:abstractNumId w:val="5"/>
   </w:num>
-  <w:num w:numId="26" w16cid:durableId="1144275962">
+  <w:num w:numId="26" w16cid:durableId="292488976">
     <w:abstractNumId w:val="22"/>
   </w:num>
   <w:numIdMacAtCleanup w:val="3"/>

--- a/deliverables/个人报告-吴明哲.docx
+++ b/deliverables/个人报告-吴明哲.docx
@@ -70,7 +70,7 @@
                 <w:noProof/>
               </w:rPr>
               <w:drawing>
-                <wp:inline distT="0" distB="0" distL="0" distR="0" wp14:anchorId="22495057" wp14:editId="719BEDE6">
+                <wp:inline distT="0" distB="0" distL="0" distR="0" wp14:anchorId="4E60CA80" wp14:editId="72457DE4">
                   <wp:extent cx="1146610" cy="1079288"/>
                   <wp:effectExtent l="0" t="0" r="0" b="0"/>
                   <wp:docPr id="1" name="图片 1"/>
@@ -2372,7 +2372,7 @@
       <w:bookmarkStart w:id="0" w:name="_Toc477180876"/>
       <w:bookmarkStart w:id="1" w:name="_Toc478305470"/>
       <w:bookmarkStart w:id="2" w:name="_Toc493057481"/>
-      <w:bookmarkStart w:id="3" w:name="_Toc240457996"/>
+      <w:bookmarkStart w:id="3" w:name="_Toc240459897"/>
       <w:r>
         <w:rPr>
           <w:rFonts w:hint="eastAsia"/>
@@ -2858,7 +2858,7 @@
       <w:bookmarkStart w:id="5" w:name="_Toc477180877"/>
       <w:bookmarkStart w:id="6" w:name="_Toc478305471"/>
       <w:bookmarkStart w:id="7" w:name="_Toc493057482"/>
-      <w:bookmarkStart w:id="8" w:name="_Toc240457997"/>
+      <w:bookmarkStart w:id="8" w:name="_Toc240459898"/>
       <w:r>
         <w:rPr>
           <w:rStyle w:val="-"/>
@@ -2940,7 +2940,7 @@
         <w:ind w:firstLine="480"/>
       </w:pPr>
       <w:bookmarkStart w:id="10" w:name="_Toc493057483"/>
-      <w:bookmarkStart w:id="11" w:name="_Toc240457998"/>
+      <w:bookmarkStart w:id="11" w:name="_Toc240459899"/>
       <w:r>
         <w:rPr>
           <w:rFonts w:hint="eastAsia"/>
@@ -2972,7 +2972,7 @@
       <w:r>
         <w:fldChar w:fldCharType="separate"/>
       </w:r>
-      <w:hyperlink w:anchor="_Toc240457996" w:history="1">
+      <w:hyperlink w:anchor="_Toc240459897" w:history="1">
         <w:r>
           <w:rPr>
             <w:rStyle w:val="a8"/>
@@ -2995,7 +2995,7 @@
           <w:rPr>
             <w:webHidden/>
           </w:rPr>
-          <w:instrText xml:space="preserve"> PAGEREF _Toc240457996 \h </w:instrText>
+          <w:instrText xml:space="preserve"> PAGEREF _Toc240459897 \h </w:instrText>
         </w:r>
         <w:r>
           <w:rPr>
@@ -3033,7 +3033,7 @@
           <w14:ligatures w14:val="standardContextual"/>
         </w:rPr>
       </w:pPr>
-      <w:hyperlink w:anchor="_Toc240457997" w:history="1">
+      <w:hyperlink w:anchor="_Toc240459898" w:history="1">
         <w:r>
           <w:rPr>
             <w:rStyle w:val="a8"/>
@@ -3057,7 +3057,7 @@
           <w:rPr>
             <w:webHidden/>
           </w:rPr>
-          <w:instrText xml:space="preserve"> PAGEREF _Toc240457997 \h </w:instrText>
+          <w:instrText xml:space="preserve"> PAGEREF _Toc240459898 \h </w:instrText>
         </w:r>
         <w:r>
           <w:rPr>
@@ -3095,7 +3095,7 @@
           <w14:ligatures w14:val="standardContextual"/>
         </w:rPr>
       </w:pPr>
-      <w:hyperlink w:anchor="_Toc240457998" w:history="1">
+      <w:hyperlink w:anchor="_Toc240459899" w:history="1">
         <w:r>
           <w:rPr>
             <w:rStyle w:val="a8"/>
@@ -3118,7 +3118,7 @@
           <w:rPr>
             <w:webHidden/>
           </w:rPr>
-          <w:instrText xml:space="preserve"> PAGEREF _Toc240457998 \h </w:instrText>
+          <w:instrText xml:space="preserve"> PAGEREF _Toc240459899 \h </w:instrText>
         </w:r>
         <w:r>
           <w:rPr>
@@ -3156,7 +3156,7 @@
           <w14:ligatures w14:val="standardContextual"/>
         </w:rPr>
       </w:pPr>
-      <w:hyperlink w:anchor="_Toc240457999" w:history="1">
+      <w:hyperlink w:anchor="_Toc240459900" w:history="1">
         <w:r>
           <w:rPr>
             <w:rStyle w:val="a8"/>
@@ -3196,7 +3196,7 @@
           <w:rPr>
             <w:webHidden/>
           </w:rPr>
-          <w:instrText xml:space="preserve"> PAGEREF _Toc240457999 \h </w:instrText>
+          <w:instrText xml:space="preserve"> PAGEREF _Toc240459900 \h </w:instrText>
         </w:r>
         <w:r>
           <w:rPr>
@@ -3232,7 +3232,7 @@
           <w14:ligatures w14:val="standardContextual"/>
         </w:rPr>
       </w:pPr>
-      <w:hyperlink w:anchor="_Toc240458000" w:history="1">
+      <w:hyperlink w:anchor="_Toc240459901" w:history="1">
         <w:r>
           <w:rPr>
             <w:rStyle w:val="a8"/>
@@ -3270,7 +3270,7 @@
           <w:rPr>
             <w:webHidden/>
           </w:rPr>
-          <w:instrText xml:space="preserve"> PAGEREF _Toc240458000 \h </w:instrText>
+          <w:instrText xml:space="preserve"> PAGEREF _Toc240459901 \h </w:instrText>
         </w:r>
         <w:r>
           <w:rPr>
@@ -3306,7 +3306,7 @@
           <w14:ligatures w14:val="standardContextual"/>
         </w:rPr>
       </w:pPr>
-      <w:hyperlink w:anchor="_Toc240458001" w:history="1">
+      <w:hyperlink w:anchor="_Toc240459902" w:history="1">
         <w:r>
           <w:rPr>
             <w:rStyle w:val="a8"/>
@@ -3344,7 +3344,7 @@
           <w:rPr>
             <w:webHidden/>
           </w:rPr>
-          <w:instrText xml:space="preserve"> PAGEREF _Toc240458001 \h </w:instrText>
+          <w:instrText xml:space="preserve"> PAGEREF _Toc240459902 \h </w:instrText>
         </w:r>
         <w:r>
           <w:rPr>
@@ -3380,7 +3380,7 @@
           <w14:ligatures w14:val="standardContextual"/>
         </w:rPr>
       </w:pPr>
-      <w:hyperlink w:anchor="_Toc240458002" w:history="1">
+      <w:hyperlink w:anchor="_Toc240459903" w:history="1">
         <w:r>
           <w:rPr>
             <w:rStyle w:val="a8"/>
@@ -3418,7 +3418,7 @@
           <w:rPr>
             <w:webHidden/>
           </w:rPr>
-          <w:instrText xml:space="preserve"> PAGEREF _Toc240458002 \h </w:instrText>
+          <w:instrText xml:space="preserve"> PAGEREF _Toc240459903 \h </w:instrText>
         </w:r>
         <w:r>
           <w:rPr>
@@ -3454,7 +3454,7 @@
           <w14:ligatures w14:val="standardContextual"/>
         </w:rPr>
       </w:pPr>
-      <w:hyperlink w:anchor="_Toc240458003" w:history="1">
+      <w:hyperlink w:anchor="_Toc240459904" w:history="1">
         <w:r>
           <w:rPr>
             <w:rStyle w:val="a8"/>
@@ -3492,7 +3492,7 @@
           <w:rPr>
             <w:webHidden/>
           </w:rPr>
-          <w:instrText xml:space="preserve"> PAGEREF _Toc240458003 \h </w:instrText>
+          <w:instrText xml:space="preserve"> PAGEREF _Toc240459904 \h </w:instrText>
         </w:r>
         <w:r>
           <w:rPr>
@@ -3530,7 +3530,7 @@
           <w14:ligatures w14:val="standardContextual"/>
         </w:rPr>
       </w:pPr>
-      <w:hyperlink w:anchor="_Toc240458004" w:history="1">
+      <w:hyperlink w:anchor="_Toc240459905" w:history="1">
         <w:r>
           <w:rPr>
             <w:rStyle w:val="a8"/>
@@ -3570,7 +3570,7 @@
           <w:rPr>
             <w:webHidden/>
           </w:rPr>
-          <w:instrText xml:space="preserve"> PAGEREF _Toc240458004 \h </w:instrText>
+          <w:instrText xml:space="preserve"> PAGEREF _Toc240459905 \h </w:instrText>
         </w:r>
         <w:r>
           <w:rPr>
@@ -3606,7 +3606,7 @@
           <w14:ligatures w14:val="standardContextual"/>
         </w:rPr>
       </w:pPr>
-      <w:hyperlink w:anchor="_Toc240458005" w:history="1">
+      <w:hyperlink w:anchor="_Toc240459906" w:history="1">
         <w:r>
           <w:rPr>
             <w:rStyle w:val="a8"/>
@@ -3644,7 +3644,7 @@
           <w:rPr>
             <w:webHidden/>
           </w:rPr>
-          <w:instrText xml:space="preserve"> PAGEREF _Toc240458005 \h </w:instrText>
+          <w:instrText xml:space="preserve"> PAGEREF _Toc240459906 \h </w:instrText>
         </w:r>
         <w:r>
           <w:rPr>
@@ -3681,7 +3681,7 @@
           <w14:ligatures w14:val="standardContextual"/>
         </w:rPr>
       </w:pPr>
-      <w:hyperlink w:anchor="_Toc240458006" w:history="1">
+      <w:hyperlink w:anchor="_Toc240459907" w:history="1">
         <w:r>
           <w:rPr>
             <w:rStyle w:val="a8"/>
@@ -3720,7 +3720,7 @@
           <w:rPr>
             <w:webHidden/>
           </w:rPr>
-          <w:instrText xml:space="preserve"> PAGEREF _Toc240458006 \h </w:instrText>
+          <w:instrText xml:space="preserve"> PAGEREF _Toc240459907 \h </w:instrText>
         </w:r>
         <w:r>
           <w:rPr>
@@ -3757,7 +3757,7 @@
           <w14:ligatures w14:val="standardContextual"/>
         </w:rPr>
       </w:pPr>
-      <w:hyperlink w:anchor="_Toc240458007" w:history="1">
+      <w:hyperlink w:anchor="_Toc240459908" w:history="1">
         <w:r>
           <w:rPr>
             <w:rStyle w:val="a8"/>
@@ -3796,7 +3796,7 @@
           <w:rPr>
             <w:webHidden/>
           </w:rPr>
-          <w:instrText xml:space="preserve"> PAGEREF _Toc240458007 \h </w:instrText>
+          <w:instrText xml:space="preserve"> PAGEREF _Toc240459908 \h </w:instrText>
         </w:r>
         <w:r>
           <w:rPr>
@@ -3832,7 +3832,7 @@
           <w14:ligatures w14:val="standardContextual"/>
         </w:rPr>
       </w:pPr>
-      <w:hyperlink w:anchor="_Toc240458008" w:history="1">
+      <w:hyperlink w:anchor="_Toc240459909" w:history="1">
         <w:r>
           <w:rPr>
             <w:rStyle w:val="a8"/>
@@ -3870,7 +3870,7 @@
           <w:rPr>
             <w:webHidden/>
           </w:rPr>
-          <w:instrText xml:space="preserve"> PAGEREF _Toc240458008 \h </w:instrText>
+          <w:instrText xml:space="preserve"> PAGEREF _Toc240459909 \h </w:instrText>
         </w:r>
         <w:r>
           <w:rPr>
@@ -3906,7 +3906,7 @@
           <w14:ligatures w14:val="standardContextual"/>
         </w:rPr>
       </w:pPr>
-      <w:hyperlink w:anchor="_Toc240458009" w:history="1">
+      <w:hyperlink w:anchor="_Toc240459910" w:history="1">
         <w:r>
           <w:rPr>
             <w:rStyle w:val="a8"/>
@@ -3944,7 +3944,7 @@
           <w:rPr>
             <w:webHidden/>
           </w:rPr>
-          <w:instrText xml:space="preserve"> PAGEREF _Toc240458009 \h </w:instrText>
+          <w:instrText xml:space="preserve"> PAGEREF _Toc240459910 \h </w:instrText>
         </w:r>
         <w:r>
           <w:rPr>
@@ -3981,7 +3981,7 @@
           <w14:ligatures w14:val="standardContextual"/>
         </w:rPr>
       </w:pPr>
-      <w:hyperlink w:anchor="_Toc240458010" w:history="1">
+      <w:hyperlink w:anchor="_Toc240459911" w:history="1">
         <w:r>
           <w:rPr>
             <w:rStyle w:val="a8"/>
@@ -4020,7 +4020,7 @@
           <w:rPr>
             <w:webHidden/>
           </w:rPr>
-          <w:instrText xml:space="preserve"> PAGEREF _Toc240458010 \h </w:instrText>
+          <w:instrText xml:space="preserve"> PAGEREF _Toc240459911 \h </w:instrText>
         </w:r>
         <w:r>
           <w:rPr>
@@ -4057,7 +4057,7 @@
           <w14:ligatures w14:val="standardContextual"/>
         </w:rPr>
       </w:pPr>
-      <w:hyperlink w:anchor="_Toc240458011" w:history="1">
+      <w:hyperlink w:anchor="_Toc240459912" w:history="1">
         <w:r>
           <w:rPr>
             <w:rStyle w:val="a8"/>
@@ -4096,7 +4096,7 @@
           <w:rPr>
             <w:webHidden/>
           </w:rPr>
-          <w:instrText xml:space="preserve"> PAGEREF _Toc240458011 \h </w:instrText>
+          <w:instrText xml:space="preserve"> PAGEREF _Toc240459912 \h </w:instrText>
         </w:r>
         <w:r>
           <w:rPr>
@@ -4133,7 +4133,7 @@
           <w14:ligatures w14:val="standardContextual"/>
         </w:rPr>
       </w:pPr>
-      <w:hyperlink w:anchor="_Toc240458012" w:history="1">
+      <w:hyperlink w:anchor="_Toc240459913" w:history="1">
         <w:r>
           <w:rPr>
             <w:rStyle w:val="a8"/>
@@ -4172,7 +4172,7 @@
           <w:rPr>
             <w:webHidden/>
           </w:rPr>
-          <w:instrText xml:space="preserve"> PAGEREF _Toc240458012 \h </w:instrText>
+          <w:instrText xml:space="preserve"> PAGEREF _Toc240459913 \h </w:instrText>
         </w:r>
         <w:r>
           <w:rPr>
@@ -4209,7 +4209,7 @@
           <w14:ligatures w14:val="standardContextual"/>
         </w:rPr>
       </w:pPr>
-      <w:hyperlink w:anchor="_Toc240458013" w:history="1">
+      <w:hyperlink w:anchor="_Toc240459914" w:history="1">
         <w:r>
           <w:rPr>
             <w:rStyle w:val="a8"/>
@@ -4248,7 +4248,7 @@
           <w:rPr>
             <w:webHidden/>
           </w:rPr>
-          <w:instrText xml:space="preserve"> PAGEREF _Toc240458013 \h </w:instrText>
+          <w:instrText xml:space="preserve"> PAGEREF _Toc240459914 \h </w:instrText>
         </w:r>
         <w:r>
           <w:rPr>
@@ -4285,7 +4285,7 @@
           <w14:ligatures w14:val="standardContextual"/>
         </w:rPr>
       </w:pPr>
-      <w:hyperlink w:anchor="_Toc240458014" w:history="1">
+      <w:hyperlink w:anchor="_Toc240459915" w:history="1">
         <w:r>
           <w:rPr>
             <w:rStyle w:val="a8"/>
@@ -4324,7 +4324,7 @@
           <w:rPr>
             <w:webHidden/>
           </w:rPr>
-          <w:instrText xml:space="preserve"> PAGEREF _Toc240458014 \h </w:instrText>
+          <w:instrText xml:space="preserve"> PAGEREF _Toc240459915 \h </w:instrText>
         </w:r>
         <w:r>
           <w:rPr>
@@ -4361,7 +4361,7 @@
           <w14:ligatures w14:val="standardContextual"/>
         </w:rPr>
       </w:pPr>
-      <w:hyperlink w:anchor="_Toc240458015" w:history="1">
+      <w:hyperlink w:anchor="_Toc240459916" w:history="1">
         <w:r>
           <w:rPr>
             <w:rStyle w:val="a8"/>
@@ -4400,7 +4400,7 @@
           <w:rPr>
             <w:webHidden/>
           </w:rPr>
-          <w:instrText xml:space="preserve"> PAGEREF _Toc240458015 \h </w:instrText>
+          <w:instrText xml:space="preserve"> PAGEREF _Toc240459916 \h </w:instrText>
         </w:r>
         <w:r>
           <w:rPr>
@@ -4437,7 +4437,7 @@
           <w14:ligatures w14:val="standardContextual"/>
         </w:rPr>
       </w:pPr>
-      <w:hyperlink w:anchor="_Toc240458016" w:history="1">
+      <w:hyperlink w:anchor="_Toc240459917" w:history="1">
         <w:r>
           <w:rPr>
             <w:rStyle w:val="a8"/>
@@ -4482,7 +4482,7 @@
           <w:rPr>
             <w:webHidden/>
           </w:rPr>
-          <w:instrText xml:space="preserve"> PAGEREF _Toc240458016 \h </w:instrText>
+          <w:instrText xml:space="preserve"> PAGEREF _Toc240459917 \h </w:instrText>
         </w:r>
         <w:r>
           <w:rPr>
@@ -4520,7 +4520,7 @@
           <w14:ligatures w14:val="standardContextual"/>
         </w:rPr>
       </w:pPr>
-      <w:hyperlink w:anchor="_Toc240458017" w:history="1">
+      <w:hyperlink w:anchor="_Toc240459918" w:history="1">
         <w:r>
           <w:rPr>
             <w:rStyle w:val="a8"/>
@@ -4560,7 +4560,7 @@
           <w:rPr>
             <w:webHidden/>
           </w:rPr>
-          <w:instrText xml:space="preserve"> PAGEREF _Toc240458017 \h </w:instrText>
+          <w:instrText xml:space="preserve"> PAGEREF _Toc240459918 \h </w:instrText>
         </w:r>
         <w:r>
           <w:rPr>
@@ -4596,7 +4596,7 @@
           <w14:ligatures w14:val="standardContextual"/>
         </w:rPr>
       </w:pPr>
-      <w:hyperlink w:anchor="_Toc240458018" w:history="1">
+      <w:hyperlink w:anchor="_Toc240459919" w:history="1">
         <w:r>
           <w:rPr>
             <w:rStyle w:val="a8"/>
@@ -4634,7 +4634,7 @@
           <w:rPr>
             <w:webHidden/>
           </w:rPr>
-          <w:instrText xml:space="preserve"> PAGEREF _Toc240458018 \h </w:instrText>
+          <w:instrText xml:space="preserve"> PAGEREF _Toc240459919 \h </w:instrText>
         </w:r>
         <w:r>
           <w:rPr>
@@ -4670,7 +4670,7 @@
           <w14:ligatures w14:val="standardContextual"/>
         </w:rPr>
       </w:pPr>
-      <w:hyperlink w:anchor="_Toc240458019" w:history="1">
+      <w:hyperlink w:anchor="_Toc240459920" w:history="1">
         <w:r>
           <w:rPr>
             <w:rStyle w:val="a8"/>
@@ -4708,7 +4708,7 @@
           <w:rPr>
             <w:webHidden/>
           </w:rPr>
-          <w:instrText xml:space="preserve"> PAGEREF _Toc240458019 \h </w:instrText>
+          <w:instrText xml:space="preserve"> PAGEREF _Toc240459920 \h </w:instrText>
         </w:r>
         <w:r>
           <w:rPr>
@@ -4745,7 +4745,7 @@
           <w14:ligatures w14:val="standardContextual"/>
         </w:rPr>
       </w:pPr>
-      <w:hyperlink w:anchor="_Toc240458020" w:history="1">
+      <w:hyperlink w:anchor="_Toc240459921" w:history="1">
         <w:r>
           <w:rPr>
             <w:rStyle w:val="a8"/>
@@ -4784,7 +4784,7 @@
           <w:rPr>
             <w:webHidden/>
           </w:rPr>
-          <w:instrText xml:space="preserve"> PAGEREF _Toc240458020 \h </w:instrText>
+          <w:instrText xml:space="preserve"> PAGEREF _Toc240459921 \h </w:instrText>
         </w:r>
         <w:r>
           <w:rPr>
@@ -4821,7 +4821,7 @@
           <w14:ligatures w14:val="standardContextual"/>
         </w:rPr>
       </w:pPr>
-      <w:hyperlink w:anchor="_Toc240458021" w:history="1">
+      <w:hyperlink w:anchor="_Toc240459922" w:history="1">
         <w:r>
           <w:rPr>
             <w:rStyle w:val="a8"/>
@@ -4860,7 +4860,7 @@
           <w:rPr>
             <w:webHidden/>
           </w:rPr>
-          <w:instrText xml:space="preserve"> PAGEREF _Toc240458021 \h </w:instrText>
+          <w:instrText xml:space="preserve"> PAGEREF _Toc240459922 \h </w:instrText>
         </w:r>
         <w:r>
           <w:rPr>
@@ -4897,7 +4897,7 @@
           <w14:ligatures w14:val="standardContextual"/>
         </w:rPr>
       </w:pPr>
-      <w:hyperlink w:anchor="_Toc240458022" w:history="1">
+      <w:hyperlink w:anchor="_Toc240459923" w:history="1">
         <w:r>
           <w:rPr>
             <w:rStyle w:val="a8"/>
@@ -4936,7 +4936,7 @@
           <w:rPr>
             <w:webHidden/>
           </w:rPr>
-          <w:instrText xml:space="preserve"> PAGEREF _Toc240458022 \h </w:instrText>
+          <w:instrText xml:space="preserve"> PAGEREF _Toc240459923 \h </w:instrText>
         </w:r>
         <w:r>
           <w:rPr>
@@ -4973,7 +4973,7 @@
           <w14:ligatures w14:val="standardContextual"/>
         </w:rPr>
       </w:pPr>
-      <w:hyperlink w:anchor="_Toc240458023" w:history="1">
+      <w:hyperlink w:anchor="_Toc240459924" w:history="1">
         <w:r>
           <w:rPr>
             <w:rStyle w:val="a8"/>
@@ -5012,7 +5012,7 @@
           <w:rPr>
             <w:webHidden/>
           </w:rPr>
-          <w:instrText xml:space="preserve"> PAGEREF _Toc240458023 \h </w:instrText>
+          <w:instrText xml:space="preserve"> PAGEREF _Toc240459924 \h </w:instrText>
         </w:r>
         <w:r>
           <w:rPr>
@@ -5049,7 +5049,7 @@
           <w14:ligatures w14:val="standardContextual"/>
         </w:rPr>
       </w:pPr>
-      <w:hyperlink w:anchor="_Toc240458024" w:history="1">
+      <w:hyperlink w:anchor="_Toc240459925" w:history="1">
         <w:r>
           <w:rPr>
             <w:rStyle w:val="a8"/>
@@ -5088,7 +5088,7 @@
           <w:rPr>
             <w:webHidden/>
           </w:rPr>
-          <w:instrText xml:space="preserve"> PAGEREF _Toc240458024 \h </w:instrText>
+          <w:instrText xml:space="preserve"> PAGEREF _Toc240459925 \h </w:instrText>
         </w:r>
         <w:r>
           <w:rPr>
@@ -5124,7 +5124,7 @@
           <w14:ligatures w14:val="standardContextual"/>
         </w:rPr>
       </w:pPr>
-      <w:hyperlink w:anchor="_Toc240458025" w:history="1">
+      <w:hyperlink w:anchor="_Toc240459926" w:history="1">
         <w:r>
           <w:rPr>
             <w:rStyle w:val="a8"/>
@@ -5162,7 +5162,7 @@
           <w:rPr>
             <w:webHidden/>
           </w:rPr>
-          <w:instrText xml:space="preserve"> PAGEREF _Toc240458025 \h </w:instrText>
+          <w:instrText xml:space="preserve"> PAGEREF _Toc240459926 \h </w:instrText>
         </w:r>
         <w:r>
           <w:rPr>
@@ -5200,7 +5200,7 @@
           <w14:ligatures w14:val="standardContextual"/>
         </w:rPr>
       </w:pPr>
-      <w:hyperlink w:anchor="_Toc240458026" w:history="1">
+      <w:hyperlink w:anchor="_Toc240459927" w:history="1">
         <w:r>
           <w:rPr>
             <w:rStyle w:val="a8"/>
@@ -5240,7 +5240,7 @@
           <w:rPr>
             <w:webHidden/>
           </w:rPr>
-          <w:instrText xml:space="preserve"> PAGEREF _Toc240458026 \h </w:instrText>
+          <w:instrText xml:space="preserve"> PAGEREF _Toc240459927 \h </w:instrText>
         </w:r>
         <w:r>
           <w:rPr>
@@ -5276,7 +5276,7 @@
           <w14:ligatures w14:val="standardContextual"/>
         </w:rPr>
       </w:pPr>
-      <w:hyperlink w:anchor="_Toc240458027" w:history="1">
+      <w:hyperlink w:anchor="_Toc240459928" w:history="1">
         <w:r>
           <w:rPr>
             <w:rStyle w:val="a8"/>
@@ -5314,7 +5314,7 @@
           <w:rPr>
             <w:webHidden/>
           </w:rPr>
-          <w:instrText xml:space="preserve"> PAGEREF _Toc240458027 \h </w:instrText>
+          <w:instrText xml:space="preserve"> PAGEREF _Toc240459928 \h </w:instrText>
         </w:r>
         <w:r>
           <w:rPr>
@@ -5350,7 +5350,7 @@
           <w14:ligatures w14:val="standardContextual"/>
         </w:rPr>
       </w:pPr>
-      <w:hyperlink w:anchor="_Toc240458028" w:history="1">
+      <w:hyperlink w:anchor="_Toc240459929" w:history="1">
         <w:r>
           <w:rPr>
             <w:rStyle w:val="a8"/>
@@ -5388,7 +5388,7 @@
           <w:rPr>
             <w:webHidden/>
           </w:rPr>
-          <w:instrText xml:space="preserve"> PAGEREF _Toc240458028 \h </w:instrText>
+          <w:instrText xml:space="preserve"> PAGEREF _Toc240459929 \h </w:instrText>
         </w:r>
         <w:r>
           <w:rPr>
@@ -5424,7 +5424,7 @@
           <w14:ligatures w14:val="standardContextual"/>
         </w:rPr>
       </w:pPr>
-      <w:hyperlink w:anchor="_Toc240458029" w:history="1">
+      <w:hyperlink w:anchor="_Toc240459930" w:history="1">
         <w:r>
           <w:rPr>
             <w:rStyle w:val="a8"/>
@@ -5462,7 +5462,7 @@
           <w:rPr>
             <w:webHidden/>
           </w:rPr>
-          <w:instrText xml:space="preserve"> PAGEREF _Toc240458029 \h </w:instrText>
+          <w:instrText xml:space="preserve"> PAGEREF _Toc240459930 \h </w:instrText>
         </w:r>
         <w:r>
           <w:rPr>
@@ -5500,7 +5500,7 @@
           <w14:ligatures w14:val="standardContextual"/>
         </w:rPr>
       </w:pPr>
-      <w:hyperlink w:anchor="_Toc240458030" w:history="1">
+      <w:hyperlink w:anchor="_Toc240459931" w:history="1">
         <w:r>
           <w:rPr>
             <w:rStyle w:val="a8"/>
@@ -5523,7 +5523,7 @@
           <w:rPr>
             <w:webHidden/>
           </w:rPr>
-          <w:instrText xml:space="preserve"> PAGEREF _Toc240458030 \h </w:instrText>
+          <w:instrText xml:space="preserve"> PAGEREF _Toc240459931 \h </w:instrText>
         </w:r>
         <w:r>
           <w:rPr>
@@ -5561,7 +5561,7 @@
           <w14:ligatures w14:val="standardContextual"/>
         </w:rPr>
       </w:pPr>
-      <w:hyperlink w:anchor="_Toc240458031" w:history="1">
+      <w:hyperlink w:anchor="_Toc240459932" w:history="1">
         <w:r>
           <w:rPr>
             <w:rStyle w:val="a8"/>
@@ -5584,7 +5584,7 @@
           <w:rPr>
             <w:webHidden/>
           </w:rPr>
-          <w:instrText xml:space="preserve"> PAGEREF _Toc240458031 \h </w:instrText>
+          <w:instrText xml:space="preserve"> PAGEREF _Toc240459932 \h </w:instrText>
         </w:r>
         <w:r>
           <w:rPr>
@@ -5657,7 +5657,7 @@
       <w:pPr>
         <w:pStyle w:val="1"/>
       </w:pPr>
-      <w:bookmarkStart w:id="12" w:name="_Toc240457999"/>
+      <w:bookmarkStart w:id="12" w:name="_Toc240459900"/>
       <w:r>
         <w:lastRenderedPageBreak/>
         <w:t>绪论</w:t>
@@ -5668,7 +5668,7 @@
       <w:pPr>
         <w:pStyle w:val="2"/>
       </w:pPr>
-      <w:bookmarkStart w:id="13" w:name="_Toc240458000"/>
+      <w:bookmarkStart w:id="13" w:name="_Toc240459901"/>
       <w:r>
         <w:t>研究背景与意义</w:t>
       </w:r>
@@ -5687,16 +5687,7 @@
         <w:pStyle w:val="af3"/>
       </w:pPr>
       <w:r>
-        <w:t>本人担任组长，承担的不是某一个模型，而是</w:t>
-      </w:r>
-      <w:r>
-        <w:rPr>
-          <w:b/>
-        </w:rPr>
-        <w:t>把这条闭环接起来并验证它</w:t>
-      </w:r>
-      <w:r>
-        <w:t>：定接口、写状态机与安全网关、做云台控制与读数标定、建验证平台、做部署与全系统测试。这类工作的特点是不出单项指标，但闭环上任何一环不成立，三条识别通路的数再好看也落不了地。任务书点名的非技术因素（安全、可靠性、伦理与社会责任、成本）也主要落在这一部分，本人在设计时逐条做了对应：</w:t>
+        <w:t>本人担任组长，负责的不是某一个模型，而是把这条闭环接起来并验证它：定接口、写状态机与安全网关、做云台控制与读数标定、建验证平台、做部署与全系统测试。这类工作的特点是不出单项指标，但闭环上任何一环不成立，三条识别通路的数再好看也落不了地。任务书点名的非技术因素（安全、可靠性、伦理与社会责任、成本）也主要落在这一部分，本人在设计时逐条做了对应：</w:t>
       </w:r>
       <w:r>
         <w:t xml:space="preserve">AI </w:t>
@@ -5715,7 +5706,7 @@
       <w:pPr>
         <w:pStyle w:val="2"/>
       </w:pPr>
-      <w:bookmarkStart w:id="14" w:name="_Toc240458001"/>
+      <w:bookmarkStart w:id="14" w:name="_Toc240459902"/>
       <w:r>
         <w:t>设计目的与要求</w:t>
       </w:r>
@@ -5786,29 +5777,22 @@
     <w:p>
       <w:pPr>
         <w:pStyle w:val="af3"/>
-        <w:ind w:firstLine="482"/>
-      </w:pPr>
-      <w:r>
-        <w:rPr>
-          <w:b/>
-        </w:rPr>
-        <w:t>难点在硬件不到位。</w:t>
-      </w:r>
-      <w:r>
-        <w:t>实训期间</w:t>
+      </w:pPr>
+      <w:r>
+        <w:t>难在硬件不到位。实训期间</w:t>
       </w:r>
       <w:r>
         <w:t xml:space="preserve"> RK3576 </w:t>
       </w:r>
       <w:r>
-        <w:t>开发板与整车都没有到，如果等硬件，软件这条线一寸也推不动。本人的做法是：先按真机口径把接口定义清楚，驱动层做成抽象接口加两套实现，再自建一个按针孔相机模型渲染的虚拟配电室，把精度、控制、稳定性这些指标先在里面测出来，同时把上板需要的模型转换与部署包提前做完，硬件到位后只改配置。</w:t>
+        <w:t>开发板与整车都没有到，等硬件的话软件这条线一寸也推不动。本人的做法是：先按真机口径把接口定义清楚，驱动层做成抽象接口加两套实现，再自建一个按针孔相机模型渲染的虚拟配电室，把精度、控制、稳定性这些指标先在里面测出来，同时把上板需要的模型转换与部署包提前做完，硬件到位后只改配置。</w:t>
       </w:r>
     </w:p>
     <w:p>
       <w:pPr>
         <w:pStyle w:val="2"/>
       </w:pPr>
-      <w:bookmarkStart w:id="15" w:name="_Toc240458002"/>
+      <w:bookmarkStart w:id="15" w:name="_Toc240459903"/>
       <w:r>
         <w:t>技术指标</w:t>
       </w:r>
@@ -7099,7 +7083,7 @@
       <w:pPr>
         <w:pStyle w:val="2"/>
       </w:pPr>
-      <w:bookmarkStart w:id="16" w:name="_Toc240458003"/>
+      <w:bookmarkStart w:id="16" w:name="_Toc240459904"/>
       <w:r>
         <w:t>本文的结构和内容</w:t>
       </w:r>
@@ -7141,7 +7125,7 @@
       <w:pPr>
         <w:pStyle w:val="1"/>
       </w:pPr>
-      <w:bookmarkStart w:id="17" w:name="_Toc240458004"/>
+      <w:bookmarkStart w:id="17" w:name="_Toc240459905"/>
       <w:r>
         <w:lastRenderedPageBreak/>
         <w:t>系统方案设计</w:t>
@@ -7152,7 +7136,7 @@
       <w:pPr>
         <w:pStyle w:val="2"/>
       </w:pPr>
-      <w:bookmarkStart w:id="18" w:name="_Toc240458005"/>
+      <w:bookmarkStart w:id="18" w:name="_Toc240459906"/>
       <w:r>
         <w:t>需求分析与总体方案设计</w:t>
       </w:r>
@@ -7162,7 +7146,7 @@
       <w:pPr>
         <w:pStyle w:val="3"/>
       </w:pPr>
-      <w:bookmarkStart w:id="19" w:name="_Toc240458006"/>
+      <w:bookmarkStart w:id="19" w:name="_Toc240459907"/>
       <w:r>
         <w:t>先定接口，再写代码</w:t>
       </w:r>
@@ -7255,7 +7239,7 @@
           <w:noProof/>
         </w:rPr>
         <w:drawing>
-          <wp:inline distT="0" distB="0" distL="0" distR="0" wp14:anchorId="5BB1FBA7" wp14:editId="561014AD">
+          <wp:inline distT="0" distB="0" distL="0" distR="0" wp14:anchorId="6EFB9B85" wp14:editId="458A3BB8">
             <wp:extent cx="5577840" cy="2722815"/>
             <wp:effectExtent l="0" t="0" r="0" b="0"/>
             <wp:docPr id="2" name="Picture 2"/>
@@ -7309,7 +7293,7 @@
       <w:pPr>
         <w:pStyle w:val="3"/>
       </w:pPr>
-      <w:bookmarkStart w:id="20" w:name="_Toc240458007"/>
+      <w:bookmarkStart w:id="20" w:name="_Toc240459908"/>
       <w:r>
         <w:t>本人负责部分的方案比选</w:t>
       </w:r>
@@ -8242,7 +8226,7 @@
       <w:pPr>
         <w:pStyle w:val="2"/>
       </w:pPr>
-      <w:bookmarkStart w:id="21" w:name="_Toc240458008"/>
+      <w:bookmarkStart w:id="21" w:name="_Toc240459909"/>
       <w:r>
         <w:t>硬件与接口设计</w:t>
       </w:r>
@@ -8259,13 +8243,7 @@
         <w:t>CRC16</w:t>
       </w:r>
       <w:r>
-        <w:t>，指令与回执一一对应，回执带执行结果码，另有保活机制</w:t>
-      </w:r>
-      <w:r>
-        <w:t>——</w:t>
-      </w:r>
-      <w:r>
-        <w:t>上位机每周期发心跳，底盘在保活超时后自行减速停车，这个动作是底盘内部的，不依赖链路是否通畅。</w:t>
+        <w:t>，指令与回执一一对应，回执带执行结果码。另有保活机制：上位机每周期发心跳，底盘在保活超时后自行减速停车，这个动作是底盘内部的，不依赖链路是否通畅。</w:t>
       </w:r>
     </w:p>
     <w:p>
@@ -8320,7 +8298,7 @@
       <w:pPr>
         <w:pStyle w:val="2"/>
       </w:pPr>
-      <w:bookmarkStart w:id="22" w:name="_Toc240458009"/>
+      <w:bookmarkStart w:id="22" w:name="_Toc240459910"/>
       <w:r>
         <w:t>软件设计</w:t>
       </w:r>
@@ -8330,7 +8308,7 @@
       <w:pPr>
         <w:pStyle w:val="3"/>
       </w:pPr>
-      <w:bookmarkStart w:id="23" w:name="_Toc240458010"/>
+      <w:bookmarkStart w:id="23" w:name="_Toc240459911"/>
       <w:r>
         <w:t>主动复核状态机</w:t>
       </w:r>
@@ -8367,7 +8345,7 @@
           <w:noProof/>
         </w:rPr>
         <w:drawing>
-          <wp:inline distT="0" distB="0" distL="0" distR="0" wp14:anchorId="41F616FA" wp14:editId="18DC3E67">
+          <wp:inline distT="0" distB="0" distL="0" distR="0" wp14:anchorId="6321EC2A" wp14:editId="276DFDCC">
             <wp:extent cx="5577840" cy="2722815"/>
             <wp:effectExtent l="0" t="0" r="0" b="0"/>
             <wp:docPr id="3" name="Picture 3"/>
@@ -8421,7 +8399,7 @@
       <w:pPr>
         <w:pStyle w:val="3"/>
       </w:pPr>
-      <w:bookmarkStart w:id="24" w:name="_Toc240458011"/>
+      <w:bookmarkStart w:id="24" w:name="_Toc240459912"/>
       <w:r>
         <w:t>安全网关与三层防线</w:t>
       </w:r>
@@ -8485,7 +8463,7 @@
         </w:rPr>
         <w:lastRenderedPageBreak/>
         <w:drawing>
-          <wp:inline distT="0" distB="0" distL="0" distR="0" wp14:anchorId="5452B721" wp14:editId="0448524C">
+          <wp:inline distT="0" distB="0" distL="0" distR="0" wp14:anchorId="41AE3C39" wp14:editId="54492AA0">
             <wp:extent cx="5577840" cy="2722815"/>
             <wp:effectExtent l="0" t="0" r="0" b="0"/>
             <wp:docPr id="4" name="Picture 4"/>
@@ -8539,7 +8517,7 @@
       <w:pPr>
         <w:pStyle w:val="3"/>
       </w:pPr>
-      <w:bookmarkStart w:id="25" w:name="_Toc240458012"/>
+      <w:bookmarkStart w:id="25" w:name="_Toc240459913"/>
       <w:r>
         <w:t>云台伺服与变焦增益调度</w:t>
       </w:r>
@@ -8636,7 +8614,7 @@
           <w:noProof/>
         </w:rPr>
         <w:drawing>
-          <wp:inline distT="0" distB="0" distL="0" distR="0" wp14:anchorId="6589D0E6" wp14:editId="731FF698">
+          <wp:inline distT="0" distB="0" distL="0" distR="0" wp14:anchorId="15F526C0" wp14:editId="78DC596E">
             <wp:extent cx="5577840" cy="2722815"/>
             <wp:effectExtent l="0" t="0" r="0" b="0"/>
             <wp:docPr id="5" name="Picture 5"/>
@@ -8715,7 +8693,10 @@
         <w:t>，所以最终参数是沿用配置值而不是由</w:t>
       </w:r>
       <w:r>
-        <w:t xml:space="preserve"> Ziegler-Nichols </w:t>
+        <w:t xml:space="preserve"> </w:t>
+      </w:r>
+      <w:r>
+        <w:t xml:space="preserve">Ziegler-Nichols </w:t>
       </w:r>
       <w:r>
         <w:t>公式算出来的。扫描记录留在整定报告里。对外的说法是</w:t>
@@ -8759,7 +8740,7 @@
       <w:pPr>
         <w:pStyle w:val="3"/>
       </w:pPr>
-      <w:bookmarkStart w:id="26" w:name="_Toc240458013"/>
+      <w:bookmarkStart w:id="26" w:name="_Toc240459914"/>
       <w:r>
         <w:t>指针读数与标定</w:t>
       </w:r>
@@ -8830,13 +8811,7 @@
         <w:t xml:space="preserve"> 0.85 </w:t>
       </w:r>
       <w:r>
-        <w:t>判为视角过斜，读数置信度打折，由状态机决定要不要重拍</w:t>
-      </w:r>
-      <w:r>
-        <w:t>——</w:t>
-      </w:r>
-      <w:r>
-        <w:t>用控制手段替代软件补偿，这正是</w:t>
+        <w:t>判为视角过斜，读数置信度打折，由状态机决定要不要重拍。用控制手段换一次更好的观测，而不在软件里硬补，这是本系统</w:t>
       </w:r>
       <w:r>
         <w:t>“</w:t>
@@ -8848,14 +8823,14 @@
         <w:t>”</w:t>
       </w:r>
       <w:r>
-        <w:t>的含义。</w:t>
+        <w:t>的做法。</w:t>
       </w:r>
     </w:p>
     <w:p>
       <w:pPr>
         <w:pStyle w:val="3"/>
       </w:pPr>
-      <w:bookmarkStart w:id="27" w:name="_Toc240458014"/>
+      <w:bookmarkStart w:id="27" w:name="_Toc240459915"/>
       <w:r>
         <w:t>证据包、离线缓存与云端</w:t>
       </w:r>
@@ -8904,7 +8879,7 @@
           <w:noProof/>
         </w:rPr>
         <w:drawing>
-          <wp:inline distT="0" distB="0" distL="0" distR="0" wp14:anchorId="2C442CC4" wp14:editId="4E76254F">
+          <wp:inline distT="0" distB="0" distL="0" distR="0" wp14:anchorId="385FCE51" wp14:editId="4E7ACEEB">
             <wp:extent cx="5577840" cy="2722815"/>
             <wp:effectExtent l="0" t="0" r="0" b="0"/>
             <wp:docPr id="6" name="Picture 6"/>
@@ -8958,7 +8933,7 @@
       <w:pPr>
         <w:pStyle w:val="3"/>
       </w:pPr>
-      <w:bookmarkStart w:id="28" w:name="_Toc240458015"/>
+      <w:bookmarkStart w:id="28" w:name="_Toc240459916"/>
       <w:r>
         <w:lastRenderedPageBreak/>
         <w:t>虚拟配电室</w:t>
@@ -9012,35 +8987,14 @@
         <w:t>/</w:t>
       </w:r>
       <w:r>
-        <w:t>分。它的价值不只是</w:t>
-      </w:r>
-      <w:r>
-        <w:t>“</w:t>
-      </w:r>
-      <w:r>
-        <w:t>没有硬件时也能跑</w:t>
-      </w:r>
-      <w:r>
-        <w:t>”</w:t>
-      </w:r>
-      <w:r>
-        <w:t>：</w:t>
-      </w:r>
-      <w:r>
-        <w:rPr>
-          <w:b/>
-        </w:rPr>
-        <w:t>故障率可配</w:t>
-      </w:r>
-      <w:r>
-        <w:t>意味着复核成功率这类指标是在带故障的条件下考出来的，比理想条件更接近真机。</w:t>
+        <w:t>分。它的用处不止是没有硬件时也能跑。故障率可配，意味着复核成功率这类指标是在带故障的条件下考出来的，比理想条件更接近真机。</w:t>
       </w:r>
     </w:p>
     <w:p>
       <w:pPr>
         <w:pStyle w:val="3"/>
       </w:pPr>
-      <w:bookmarkStart w:id="29" w:name="_Toc240458016"/>
+      <w:bookmarkStart w:id="29" w:name="_Toc240459917"/>
       <w:r>
         <w:t xml:space="preserve">RK3576 </w:t>
       </w:r>
@@ -9195,7 +9149,7 @@
       <w:pPr>
         <w:pStyle w:val="1"/>
       </w:pPr>
-      <w:bookmarkStart w:id="30" w:name="_Toc240458017"/>
+      <w:bookmarkStart w:id="30" w:name="_Toc240459918"/>
       <w:r>
         <w:lastRenderedPageBreak/>
         <w:t>实验与分析</w:t>
@@ -9206,7 +9160,7 @@
       <w:pPr>
         <w:pStyle w:val="2"/>
       </w:pPr>
-      <w:bookmarkStart w:id="31" w:name="_Toc240458018"/>
+      <w:bookmarkStart w:id="31" w:name="_Toc240459919"/>
       <w:r>
         <w:t>实验设计</w:t>
       </w:r>
@@ -9215,25 +9169,9 @@
     <w:p>
       <w:pPr>
         <w:pStyle w:val="af3"/>
-        <w:ind w:firstLine="482"/>
-      </w:pPr>
-      <w:r>
-        <w:rPr>
-          <w:b/>
-        </w:rPr>
-        <w:t>实验目的</w:t>
-      </w:r>
-      <w:r>
-        <w:t>：验证本人负责的指标是否达成，并找出未达成项的原因。</w:t>
-      </w:r>
-      <w:r>
-        <w:rPr>
-          <w:b/>
-        </w:rPr>
-        <w:t>实验条件</w:t>
-      </w:r>
-      <w:r>
-        <w:t>：</w:t>
+      </w:pPr>
+      <w:r>
+        <w:t>实验目的：验证本人负责的指标是否达成，并找出未达成项的原因。实验条件：</w:t>
       </w:r>
       <w:r>
         <w:t>Windows 11 + RTX 3060 Laptop</w:t>
@@ -9257,16 +9195,7 @@
         <w:t xml:space="preserve"> WSL2 Ubuntu </w:t>
       </w:r>
       <w:r>
-        <w:t>上做；被测对象是虚拟配电室，按上述故障率注入故障。</w:t>
-      </w:r>
-      <w:r>
-        <w:rPr>
-          <w:b/>
-        </w:rPr>
-        <w:t>测试方法</w:t>
-      </w:r>
-      <w:r>
-        <w:t>：读数按方案书口径做五点标定、每点重复</w:t>
+        <w:t>上做；被测对象是虚拟配电室，按上述故障率注入故障。测试方法：读数按方案书口径做五点标定、每点重复</w:t>
       </w:r>
       <w:r>
         <w:t xml:space="preserve"> 10 </w:t>
@@ -9297,7 +9226,7 @@
       <w:pPr>
         <w:pStyle w:val="2"/>
       </w:pPr>
-      <w:bookmarkStart w:id="32" w:name="_Toc240458019"/>
+      <w:bookmarkStart w:id="32" w:name="_Toc240459920"/>
       <w:r>
         <w:t>实验结果</w:t>
       </w:r>
@@ -9307,7 +9236,7 @@
       <w:pPr>
         <w:pStyle w:val="3"/>
       </w:pPr>
-      <w:bookmarkStart w:id="33" w:name="_Toc240458020"/>
+      <w:bookmarkStart w:id="33" w:name="_Toc240459921"/>
       <w:r>
         <w:t>读数精度与标定</w:t>
       </w:r>
@@ -9371,7 +9300,7 @@
           <w:noProof/>
         </w:rPr>
         <w:drawing>
-          <wp:inline distT="0" distB="0" distL="0" distR="0" wp14:anchorId="258213D4" wp14:editId="0A3F747A">
+          <wp:inline distT="0" distB="0" distL="0" distR="0" wp14:anchorId="5860F0E0" wp14:editId="1A05A39C">
             <wp:extent cx="5669280" cy="1918833"/>
             <wp:effectExtent l="0" t="0" r="0" b="0"/>
             <wp:docPr id="7" name="Picture 7"/>
@@ -9431,7 +9360,7 @@
       <w:pPr>
         <w:pStyle w:val="3"/>
       </w:pPr>
-      <w:bookmarkStart w:id="34" w:name="_Toc240458021"/>
+      <w:bookmarkStart w:id="34" w:name="_Toc240459922"/>
       <w:r>
         <w:t>云台控制</w:t>
       </w:r>
@@ -9921,7 +9850,7 @@
           <w:noProof/>
         </w:rPr>
         <w:drawing>
-          <wp:inline distT="0" distB="0" distL="0" distR="0" wp14:anchorId="3F64123C" wp14:editId="7D1C5E30">
+          <wp:inline distT="0" distB="0" distL="0" distR="0" wp14:anchorId="6562502A" wp14:editId="07AA59D1">
             <wp:extent cx="5486400" cy="2209289"/>
             <wp:effectExtent l="0" t="0" r="0" b="0"/>
             <wp:docPr id="8" name="Picture 8"/>
@@ -10003,10 +9932,7 @@
         <w:t>。这个数对机器负载敏感，空载同种子三次为</w:t>
       </w:r>
       <w:r>
-        <w:t xml:space="preserve"> 42.3 / 42.3 / 42.7 </w:t>
-      </w:r>
-      <w:r>
-        <w:t>%</w:t>
+        <w:t xml:space="preserve"> 42.3 / 42.3 / 42.7 %</w:t>
       </w:r>
       <w:r>
         <w:t>，后台跑测试时为</w:t>
@@ -10028,7 +9954,7 @@
       <w:pPr>
         <w:pStyle w:val="3"/>
       </w:pPr>
-      <w:bookmarkStart w:id="35" w:name="_Toc240458022"/>
+      <w:bookmarkStart w:id="35" w:name="_Toc240459923"/>
       <w:r>
         <w:t>端到端运行与网络中断降级</w:t>
       </w:r>
@@ -10482,14 +10408,7 @@
                 <w:rFonts w:ascii="宋体" w:hAnsi="宋体"/>
                 <w:sz w:val="21"/>
               </w:rPr>
-              <w:t xml:space="preserve"> </w:t>
-            </w:r>
-            <w:r>
-              <w:rPr>
-                <w:rFonts w:ascii="宋体" w:hAnsi="宋体"/>
-                <w:sz w:val="21"/>
-              </w:rPr>
-              <w:t>83.3 %</w:t>
+              <w:t xml:space="preserve"> 83.3 %</w:t>
             </w:r>
           </w:p>
         </w:tc>
@@ -10604,7 +10523,14 @@
                 <w:rFonts w:ascii="宋体" w:hAnsi="宋体"/>
                 <w:sz w:val="21"/>
               </w:rPr>
-              <w:t xml:space="preserve"> 75 s </w:t>
+              <w:t xml:space="preserve"> </w:t>
+            </w:r>
+            <w:r>
+              <w:rPr>
+                <w:rFonts w:ascii="宋体" w:hAnsi="宋体"/>
+                <w:sz w:val="21"/>
+              </w:rPr>
+              <w:t xml:space="preserve">75 s </w:t>
             </w:r>
             <w:r>
               <w:rPr>
@@ -10830,7 +10756,7 @@
       <w:pPr>
         <w:pStyle w:val="3"/>
       </w:pPr>
-      <w:bookmarkStart w:id="36" w:name="_Toc240458023"/>
+      <w:bookmarkStart w:id="36" w:name="_Toc240459924"/>
       <w:r>
         <w:t>模型转换与部署验证</w:t>
       </w:r>
@@ -11635,7 +11561,7 @@
         </w:rPr>
         <w:lastRenderedPageBreak/>
         <w:drawing>
-          <wp:inline distT="0" distB="0" distL="0" distR="0" wp14:anchorId="445641D6" wp14:editId="3C2885E2">
+          <wp:inline distT="0" distB="0" distL="0" distR="0" wp14:anchorId="2D445263" wp14:editId="311960EE">
             <wp:extent cx="5577840" cy="2722815"/>
             <wp:effectExtent l="0" t="0" r="0" b="0"/>
             <wp:docPr id="9" name="Picture 9"/>
@@ -11689,7 +11615,7 @@
       <w:pPr>
         <w:pStyle w:val="3"/>
       </w:pPr>
-      <w:bookmarkStart w:id="37" w:name="_Toc240458024"/>
+      <w:bookmarkStart w:id="37" w:name="_Toc240459925"/>
       <w:r>
         <w:t>对组员交付的复核</w:t>
       </w:r>
@@ -11736,19 +11662,7 @@
         <w:t xml:space="preserve"> IoU </w:t>
       </w:r>
       <w:r>
-        <w:t>匹配。</w:t>
-      </w:r>
-      <w:r>
-        <w:rPr>
-          <w:b/>
-        </w:rPr>
-        <w:t>这条不只是仿真里的问题</w:t>
-      </w:r>
-      <w:r>
-        <w:t>——</w:t>
-      </w:r>
-      <w:r>
-        <w:t>真机同样没有这个字段，原来那条通路在真车上也是空的。</w:t>
+        <w:t>匹配。这条不只是仿真里的问题，真机同样没有这个字段，原来那条通路在真车上也是空的。</w:t>
       </w:r>
     </w:p>
     <w:p>
@@ -11823,7 +11737,7 @@
       <w:pPr>
         <w:pStyle w:val="2"/>
       </w:pPr>
-      <w:bookmarkStart w:id="38" w:name="_Toc240458025"/>
+      <w:bookmarkStart w:id="38" w:name="_Toc240459926"/>
       <w:r>
         <w:t>结果分析</w:t>
       </w:r>
@@ -11990,22 +11904,12 @@
     <w:p>
       <w:pPr>
         <w:pStyle w:val="af3"/>
-        <w:ind w:firstLine="482"/>
-      </w:pPr>
-      <w:r>
-        <w:rPr>
-          <w:b/>
-        </w:rPr>
+      </w:pPr>
+      <w:r>
         <w:t xml:space="preserve">30 </w:t>
       </w:r>
       <w:r>
-        <w:rPr>
-          <w:b/>
-        </w:rPr>
-        <w:t>分钟长稳暴露的一件事要单独说。</w:t>
-      </w:r>
-      <w:r>
-        <w:t>稳定性这一项达成了：四个进程无退出、无</w:t>
+        <w:t>分钟长稳有一件事要单独说。稳定性这一项达成了：四个进程无退出、无</w:t>
       </w:r>
       <w:r>
         <w:t xml:space="preserve"> CRITICAL</w:t>
@@ -12041,61 +11945,31 @@
         <w:t xml:space="preserve"> 40 </w:t>
       </w:r>
       <w:r>
-        <w:t>帧：</w:t>
-      </w:r>
-      <w:r>
-        <w:rPr>
-          <w:b/>
-        </w:rPr>
-        <w:t>虚拟配电室渲染</w:t>
-      </w:r>
-      <w:r>
-        <w:rPr>
-          <w:b/>
-        </w:rPr>
+        <w:t>帧：虚拟配电室渲染</w:t>
+      </w:r>
+      <w:r>
         <w:t xml:space="preserve"> 61.8 ms</w:t>
       </w:r>
       <w:r>
-        <w:rPr>
-          <w:b/>
-        </w:rPr>
         <w:t>、巡航检测</w:t>
       </w:r>
       <w:r>
-        <w:rPr>
-          <w:b/>
-        </w:rPr>
         <w:t xml:space="preserve"> 21.7 ms</w:t>
       </w:r>
       <w:r>
-        <w:rPr>
-          <w:b/>
-        </w:rPr>
         <w:t>、</w:t>
       </w:r>
       <w:r>
-        <w:rPr>
-          <w:b/>
-        </w:rPr>
         <w:t xml:space="preserve">L3 </w:t>
       </w:r>
       <w:r>
-        <w:rPr>
-          <w:b/>
-        </w:rPr>
         <w:t>单次打分</w:t>
       </w:r>
       <w:r>
-        <w:rPr>
-          <w:b/>
-        </w:rPr>
         <w:t xml:space="preserve"> 15.8 ms</w:t>
       </w:r>
       <w:r>
-        <w:t>——</w:t>
-      </w:r>
-      <w:r>
-        <w:t>渲染占七成，而真机上这一段是相机取流、不需要渲染。所以这条不能外推到板上，板上的节拍要按</w:t>
+        <w:t>。渲染占七成，而真机上这一段是相机取流、不需要渲染。所以这条不能外推到板上，板上的节拍要按</w:t>
       </w:r>
       <w:r>
         <w:t xml:space="preserve"> NPU </w:t>
@@ -12107,16 +11981,9 @@
     <w:p>
       <w:pPr>
         <w:pStyle w:val="af3"/>
-        <w:ind w:firstLine="482"/>
-      </w:pPr>
-      <w:r>
-        <w:rPr>
-          <w:b/>
-        </w:rPr>
-        <w:t>待硬件到位后实测的几项。</w:t>
-      </w:r>
-      <w:r>
-        <w:t>板上</w:t>
+      </w:pPr>
+      <w:r>
+        <w:t>有四项要等硬件到位才能测：板上</w:t>
       </w:r>
       <w:r>
         <w:t xml:space="preserve"> NPU </w:t>
@@ -12141,7 +12008,7 @@
       <w:pPr>
         <w:pStyle w:val="1"/>
       </w:pPr>
-      <w:bookmarkStart w:id="39" w:name="_Toc240458026"/>
+      <w:bookmarkStart w:id="39" w:name="_Toc240459927"/>
       <w:r>
         <w:lastRenderedPageBreak/>
         <w:t>个人分工与总结</w:t>
@@ -12152,7 +12019,7 @@
       <w:pPr>
         <w:pStyle w:val="2"/>
       </w:pPr>
-      <w:bookmarkStart w:id="40" w:name="_Toc240458027"/>
+      <w:bookmarkStart w:id="40" w:name="_Toc240459928"/>
       <w:r>
         <w:t>个人承担的工作</w:t>
       </w:r>
@@ -13028,7 +12895,7 @@
       <w:pPr>
         <w:pStyle w:val="2"/>
       </w:pPr>
-      <w:bookmarkStart w:id="41" w:name="_Toc240458028"/>
+      <w:bookmarkStart w:id="41" w:name="_Toc240459929"/>
       <w:r>
         <w:lastRenderedPageBreak/>
         <w:t>完成情况与不足</w:t>
@@ -13071,7 +12938,7 @@
       <w:pPr>
         <w:pStyle w:val="2"/>
       </w:pPr>
-      <w:bookmarkStart w:id="42" w:name="_Toc240458029"/>
+      <w:bookmarkStart w:id="42" w:name="_Toc240459930"/>
       <w:r>
         <w:t>心得体会</w:t>
       </w:r>
@@ -13082,16 +12949,7 @@
         <w:pStyle w:val="af3"/>
       </w:pPr>
       <w:r>
-        <w:t>这次实训我最大的收获是</w:t>
-      </w:r>
-      <w:r>
-        <w:rPr>
-          <w:b/>
-        </w:rPr>
-        <w:t>先定接口和判据、再写代码</w:t>
-      </w:r>
-      <w:r>
-        <w:t>。四个人并行开发，如果等到联调再对齐字段，返工的成本会高得多；而把</w:t>
+        <w:t>这次实训我收获最大的一条是先定接口和判据、再写代码。四个人并行开发，如果等到联调再对齐字段，返工的成本会高得多；而把</w:t>
       </w:r>
       <w:r>
         <w:t xml:space="preserve"> ICD </w:t>
@@ -13111,40 +12969,19 @@
         <w:pStyle w:val="af3"/>
       </w:pPr>
       <w:r>
-        <w:t>第二个收获是</w:t>
-      </w:r>
-      <w:r>
-        <w:rPr>
-          <w:b/>
-        </w:rPr>
-        <w:t>对</w:t>
-      </w:r>
-      <w:r>
-        <w:rPr>
-          <w:b/>
-        </w:rPr>
+        <w:t>第二条是对</w:t>
+      </w:r>
+      <w:r>
         <w:t>“</w:t>
       </w:r>
       <w:r>
-        <w:rPr>
-          <w:b/>
-        </w:rPr>
         <w:t>数</w:t>
       </w:r>
       <w:r>
-        <w:rPr>
-          <w:b/>
-        </w:rPr>
         <w:t>”</w:t>
       </w:r>
       <w:r>
-        <w:rPr>
-          <w:b/>
-        </w:rPr>
-        <w:t>的态度</w:t>
-      </w:r>
-      <w:r>
-        <w:t>。项目中期有一次典型教训：异常检测模块的配置里加了一个</w:t>
+        <w:t>的态度。项目中期有一次典型教训：异常检测模块的配置里加了一个</w:t>
       </w:r>
       <w:r>
         <w:t>“</w:t>
@@ -13192,13 +13029,7 @@
         <w:t>”</w:t>
       </w:r>
       <w:r>
-        <w:t>而不是含糊带过</w:t>
-      </w:r>
-      <w:r>
-        <w:t>——</w:t>
-      </w:r>
-      <w:r>
-        <w:t>两条复现不出来的结论，最后都查出了具体原因，其中一条修完之后指标反而更好。</w:t>
+        <w:t>，不含糊带过。两条复现不出来的结论最后都查到了具体原因，其中一条修完之后指标反而更好。</w:t>
       </w:r>
     </w:p>
     <w:p>
@@ -13206,16 +13037,7 @@
         <w:pStyle w:val="af3"/>
       </w:pPr>
       <w:r>
-        <w:t>第三点是</w:t>
-      </w:r>
-      <w:r>
-        <w:rPr>
-          <w:b/>
-        </w:rPr>
-        <w:t>在做不了的地方要如实说</w:t>
-      </w:r>
-      <w:r>
-        <w:t>。硬件没到，我们把能做的都做了：接口按真机定义、驱动分两套实现、模型转换与部署包提前做完、在虚拟环境里把指标测出来。但模拟器的耗时不能当板上速度，仿真的读数误差不能当真机精度，这两条我在报告和答辩材料里都写明了。指标汇总表里每一行都标了证据等级（实测</w:t>
+        <w:t>第三条是做不了的地方要如实说。硬件没到，我们把能做的都做了：接口按真机定义、驱动分两套实现、模型转换与部署包提前做完、在虚拟环境里把指标测出来。但模拟器的耗时不能当板上速度，仿真的读数误差不能当真机精度，这两条我在报告和答辩材料里都写明了。指标汇总表里每一行都标了证据等级（实测</w:t>
       </w:r>
       <w:r>
         <w:t xml:space="preserve"> / </w:t>
@@ -13246,7 +13068,7 @@
       <w:pPr>
         <w:pStyle w:val="-1"/>
       </w:pPr>
-      <w:bookmarkStart w:id="43" w:name="_Toc240458030"/>
+      <w:bookmarkStart w:id="43" w:name="_Toc240459931"/>
       <w:r>
         <w:t>参考文献</w:t>
       </w:r>
@@ -13406,7 +13228,7 @@
       <w:pPr>
         <w:pStyle w:val="ad"/>
       </w:pPr>
-      <w:bookmarkStart w:id="44" w:name="_Toc240458031"/>
+      <w:bookmarkStart w:id="44" w:name="_Toc240459932"/>
       <w:r>
         <w:t>附录</w:t>
       </w:r>
@@ -13702,14 +13524,7 @@
           <w:rFonts w:ascii="Consolas" w:eastAsia="Consolas" w:hAnsi="Consolas"/>
           <w:sz w:val="18"/>
         </w:rPr>
-        <w:t xml:space="preserve">python -m </w:t>
-      </w:r>
-      <w:r>
-        <w:rPr>
-          <w:rFonts w:ascii="Consolas" w:eastAsia="Consolas" w:hAnsi="Consolas"/>
-          <w:sz w:val="18"/>
-        </w:rPr>
-        <w:t xml:space="preserve">patrol.tools.validate                     # </w:t>
+        <w:t xml:space="preserve">python -m patrol.tools.validate                     # </w:t>
       </w:r>
       <w:r>
         <w:rPr>
@@ -16351,52 +16166,52 @@
       </w:pPr>
     </w:lvl>
   </w:abstractNum>
-  <w:num w:numId="1" w16cid:durableId="1704794080">
+  <w:num w:numId="1" w16cid:durableId="1074205983">
     <w:abstractNumId w:val="7"/>
   </w:num>
-  <w:num w:numId="2" w16cid:durableId="2079017951">
+  <w:num w:numId="2" w16cid:durableId="367879973">
     <w:abstractNumId w:val="15"/>
   </w:num>
-  <w:num w:numId="3" w16cid:durableId="1956667998">
+  <w:num w:numId="3" w16cid:durableId="346057187">
     <w:abstractNumId w:val="2"/>
   </w:num>
-  <w:num w:numId="4" w16cid:durableId="885797078">
+  <w:num w:numId="4" w16cid:durableId="1750231858">
     <w:abstractNumId w:val="0"/>
   </w:num>
-  <w:num w:numId="5" w16cid:durableId="769424104">
+  <w:num w:numId="5" w16cid:durableId="1344744901">
     <w:abstractNumId w:val="1"/>
   </w:num>
-  <w:num w:numId="6" w16cid:durableId="161355815">
+  <w:num w:numId="6" w16cid:durableId="1969044112">
     <w:abstractNumId w:val="2"/>
     <w:lvlOverride w:ilvl="0">
       <w:startOverride w:val="1"/>
     </w:lvlOverride>
   </w:num>
-  <w:num w:numId="7" w16cid:durableId="1093934196">
+  <w:num w:numId="7" w16cid:durableId="285552366">
     <w:abstractNumId w:val="2"/>
     <w:lvlOverride w:ilvl="0">
       <w:startOverride w:val="1"/>
     </w:lvlOverride>
   </w:num>
-  <w:num w:numId="8" w16cid:durableId="551120619">
+  <w:num w:numId="8" w16cid:durableId="1112243583">
     <w:abstractNumId w:val="9"/>
   </w:num>
-  <w:num w:numId="9" w16cid:durableId="1819684799">
+  <w:num w:numId="9" w16cid:durableId="1763916455">
     <w:abstractNumId w:val="17"/>
   </w:num>
-  <w:num w:numId="10" w16cid:durableId="1610972334">
+  <w:num w:numId="10" w16cid:durableId="483083244">
     <w:abstractNumId w:val="6"/>
   </w:num>
-  <w:num w:numId="11" w16cid:durableId="947614803">
+  <w:num w:numId="11" w16cid:durableId="769082788">
     <w:abstractNumId w:val="8"/>
   </w:num>
-  <w:num w:numId="12" w16cid:durableId="1831019433">
+  <w:num w:numId="12" w16cid:durableId="306932223">
     <w:abstractNumId w:val="11"/>
   </w:num>
-  <w:num w:numId="13" w16cid:durableId="1894730656">
+  <w:num w:numId="13" w16cid:durableId="2086294190">
     <w:abstractNumId w:val="14"/>
   </w:num>
-  <w:num w:numId="14" w16cid:durableId="1319072477">
+  <w:num w:numId="14" w16cid:durableId="543493096">
     <w:abstractNumId w:val="7"/>
     <w:lvlOverride w:ilvl="0">
       <w:startOverride w:val="1"/>
@@ -16426,40 +16241,40 @@
       <w:startOverride w:val="1"/>
     </w:lvlOverride>
   </w:num>
-  <w:num w:numId="15" w16cid:durableId="513612550">
+  <w:num w:numId="15" w16cid:durableId="771782548">
     <w:abstractNumId w:val="4"/>
   </w:num>
-  <w:num w:numId="16" w16cid:durableId="455879908">
+  <w:num w:numId="16" w16cid:durableId="1706905301">
     <w:abstractNumId w:val="16"/>
   </w:num>
-  <w:num w:numId="17" w16cid:durableId="259021966">
+  <w:num w:numId="17" w16cid:durableId="520900389">
     <w:abstractNumId w:val="13"/>
   </w:num>
-  <w:num w:numId="18" w16cid:durableId="1489397952">
+  <w:num w:numId="18" w16cid:durableId="437677409">
     <w:abstractNumId w:val="12"/>
   </w:num>
-  <w:num w:numId="19" w16cid:durableId="1490515695">
+  <w:num w:numId="19" w16cid:durableId="926301861">
     <w:abstractNumId w:val="20"/>
   </w:num>
-  <w:num w:numId="20" w16cid:durableId="1602375172">
+  <w:num w:numId="20" w16cid:durableId="615869601">
     <w:abstractNumId w:val="10"/>
   </w:num>
-  <w:num w:numId="21" w16cid:durableId="1732117441">
+  <w:num w:numId="21" w16cid:durableId="640423732">
     <w:abstractNumId w:val="19"/>
   </w:num>
-  <w:num w:numId="22" w16cid:durableId="1407143275">
+  <w:num w:numId="22" w16cid:durableId="226885898">
     <w:abstractNumId w:val="21"/>
   </w:num>
-  <w:num w:numId="23" w16cid:durableId="1013921762">
+  <w:num w:numId="23" w16cid:durableId="1718240989">
     <w:abstractNumId w:val="18"/>
   </w:num>
-  <w:num w:numId="24" w16cid:durableId="2085688615">
+  <w:num w:numId="24" w16cid:durableId="650839720">
     <w:abstractNumId w:val="3"/>
   </w:num>
-  <w:num w:numId="25" w16cid:durableId="2144419096">
+  <w:num w:numId="25" w16cid:durableId="1579553368">
     <w:abstractNumId w:val="5"/>
   </w:num>
-  <w:num w:numId="26" w16cid:durableId="292488976">
+  <w:num w:numId="26" w16cid:durableId="741022463">
     <w:abstractNumId w:val="22"/>
   </w:num>
   <w:numIdMacAtCleanup w:val="3"/>

--- a/deliverables/个人报告-吴明哲.docx
+++ b/deliverables/个人报告-吴明哲.docx
@@ -59,7 +59,7 @@
                 <w:noProof/>
               </w:rPr>
               <w:drawing>
-                <wp:inline distT="0" distB="0" distL="0" distR="0" wp14:anchorId="0A8BE97E" wp14:editId="34894916">
+                <wp:inline distT="0" distB="0" distL="0" distR="0" wp14:anchorId="6ED927CD" wp14:editId="1BD8E21B">
                   <wp:extent cx="1146610" cy="1079288"/>
                   <wp:effectExtent l="0" t="0" r="0" b="0"/>
                   <wp:docPr id="1" name="图片 1"/>
@@ -659,46 +659,17 @@
         <w:rPr>
           <w:rFonts w:eastAsia="黑体" w:hint="eastAsia"/>
           <w:sz w:val="28"/>
-          <w:highlight w:val="yellow"/>
           <w:u w:val="single"/>
         </w:rPr>
-        <w:t>【</w:t>
+        <w:t>2023</w:t>
       </w:r>
       <w:r>
         <w:rPr>
           <w:rFonts w:eastAsia="黑体" w:hint="eastAsia"/>
           <w:sz w:val="28"/>
-          <w:highlight w:val="yellow"/>
           <w:u w:val="single"/>
         </w:rPr>
-        <w:t xml:space="preserve">20xx </w:t>
-      </w:r>
-      <w:r>
-        <w:rPr>
-          <w:rFonts w:eastAsia="黑体" w:hint="eastAsia"/>
-          <w:sz w:val="28"/>
-          <w:highlight w:val="yellow"/>
-          <w:u w:val="single"/>
-        </w:rPr>
-        <w:t>级</w:t>
-      </w:r>
-      <w:r>
-        <w:rPr>
-          <w:rFonts w:eastAsia="黑体" w:hint="eastAsia"/>
-          <w:sz w:val="28"/>
-          <w:highlight w:val="yellow"/>
-          <w:u w:val="single"/>
-        </w:rPr>
-        <w:t xml:space="preserve">  </w:t>
-      </w:r>
-      <w:r>
-        <w:rPr>
-          <w:rFonts w:eastAsia="黑体" w:hint="eastAsia"/>
-          <w:sz w:val="28"/>
-          <w:highlight w:val="yellow"/>
-          <w:u w:val="single"/>
-        </w:rPr>
-        <w:t>专业】</w:t>
+        <w:t>级自动化</w:t>
       </w:r>
       <w:r>
         <w:rPr>
@@ -769,7 +740,6 @@
         <w:rPr>
           <w:rFonts w:eastAsia="黑体"/>
           <w:sz w:val="28"/>
-          <w:highlight w:val="yellow"/>
           <w:u w:val="single"/>
         </w:rPr>
         <w:t xml:space="preserve"> 2026 </w:t>
@@ -818,7 +788,6 @@
         <w:rPr>
           <w:rFonts w:eastAsia="黑体"/>
           <w:sz w:val="28"/>
-          <w:highlight w:val="yellow"/>
           <w:u w:val="single"/>
         </w:rPr>
         <w:t xml:space="preserve"> 9 </w:t>
@@ -843,46 +812,9 @@
         <w:rPr>
           <w:rFonts w:eastAsia="黑体" w:hint="eastAsia"/>
           <w:sz w:val="28"/>
-          <w:highlight w:val="yellow"/>
           <w:u w:val="single"/>
         </w:rPr>
-        <w:t xml:space="preserve"> </w:t>
-      </w:r>
-      <w:r>
-        <w:rPr>
-          <w:rFonts w:eastAsia="黑体" w:hint="eastAsia"/>
-          <w:sz w:val="28"/>
-          <w:highlight w:val="yellow"/>
-          <w:u w:val="single"/>
-        </w:rPr>
-        <w:t>【</w:t>
-      </w:r>
-      <w:r>
-        <w:rPr>
-          <w:rFonts w:eastAsia="黑体" w:hint="eastAsia"/>
-          <w:sz w:val="28"/>
-          <w:highlight w:val="yellow"/>
-          <w:u w:val="single"/>
-        </w:rPr>
-        <w:t xml:space="preserve"> </w:t>
-      </w:r>
-      <w:r>
-        <w:rPr>
-          <w:rFonts w:eastAsia="黑体" w:hint="eastAsia"/>
-          <w:sz w:val="28"/>
-          <w:highlight w:val="yellow"/>
-          <w:u w:val="single"/>
-        </w:rPr>
-        <w:t>】</w:t>
-      </w:r>
-      <w:r>
-        <w:rPr>
-          <w:rFonts w:eastAsia="黑体" w:hint="eastAsia"/>
-          <w:sz w:val="28"/>
-          <w:highlight w:val="yellow"/>
-          <w:u w:val="single"/>
-        </w:rPr>
-        <w:t xml:space="preserve"> </w:t>
+        <w:t xml:space="preserve"> 18 </w:t>
       </w:r>
       <w:r>
         <w:rPr>
@@ -2198,9 +2130,8 @@
               <w:rPr>
                 <w:rFonts w:ascii="宋体" w:hAnsi="宋体"/>
                 <w:sz w:val="21"/>
-                <w:highlight w:val="yellow"/>
-              </w:rPr>
-              <w:t>【姓名】</w:t>
+              </w:rPr>
+              <w:t>韦振伟</w:t>
             </w:r>
           </w:p>
         </w:tc>
@@ -2251,7 +2182,7 @@
                 <w:rFonts w:ascii="宋体" w:hAnsi="宋体"/>
                 <w:sz w:val="21"/>
               </w:rPr>
-              <w:t>L1 目标检测</w:t>
+              <w:t>L1 目标检测：数据集制备与防泄漏检查、两级 YOLO11 混合微调、ONNX 导出与检出评测</w:t>
             </w:r>
           </w:p>
         </w:tc>
@@ -2328,9 +2259,8 @@
               <w:rPr>
                 <w:rFonts w:ascii="宋体" w:hAnsi="宋体"/>
                 <w:sz w:val="21"/>
-                <w:highlight w:val="yellow"/>
-              </w:rPr>
-              <w:t>【姓名】</w:t>
+              </w:rPr>
+              <w:t>吴琰</w:t>
             </w:r>
           </w:p>
         </w:tc>
@@ -2381,7 +2311,7 @@
                 <w:rFonts w:ascii="宋体" w:hAnsi="宋体"/>
                 <w:sz w:val="21"/>
               </w:rPr>
-              <w:t>L2 分割方案与读数比选实验</w:t>
+              <w:t>L2 分割方案：U-Net 指针/刻度分割的数据集、训练与评测，与几何法的读数比选实验</w:t>
             </w:r>
           </w:p>
         </w:tc>
@@ -2458,9 +2388,8 @@
               <w:rPr>
                 <w:rFonts w:ascii="宋体" w:hAnsi="宋体"/>
                 <w:sz w:val="21"/>
-                <w:highlight w:val="yellow"/>
-              </w:rPr>
-              <w:t>【姓名】</w:t>
+              </w:rPr>
+              <w:t>包靖泽</w:t>
             </w:r>
           </w:p>
         </w:tc>
@@ -2484,9 +2413,8 @@
               <w:rPr>
                 <w:rFonts w:ascii="宋体" w:hAnsi="宋体"/>
                 <w:sz w:val="21"/>
-                <w:highlight w:val="yellow"/>
-              </w:rPr>
-              <w:t>【学号】</w:t>
+              </w:rPr>
+              <w:t>23090041001</w:t>
             </w:r>
           </w:p>
         </w:tc>
@@ -2511,7 +2439,7 @@
                 <w:rFonts w:ascii="宋体" w:hAnsi="宋体"/>
                 <w:sz w:val="21"/>
               </w:rPr>
-              <w:t>L3 未知异常检测</w:t>
+              <w:t>L3 未知异常检测：PaDiM 与 EfficientAD 训练与评测、正常样本集增广、特征网络 ONNX 导出与 RKNN 转换</w:t>
             </w:r>
           </w:p>
         </w:tc>
@@ -2835,7 +2763,7 @@
       <w:r>
         <w:fldChar w:fldCharType="separate"/>
       </w:r>
-      <w:hyperlink w:anchor="_Toc240650899" w:history="1">
+      <w:hyperlink w:anchor="_Toc240653197" w:history="1">
         <w:r>
           <w:rPr>
             <w:rStyle w:val="aa"/>
@@ -2875,7 +2803,7 @@
           <w:rPr>
             <w:webHidden/>
           </w:rPr>
-          <w:instrText xml:space="preserve"> PAGEREF _Toc240650899 \h </w:instrText>
+          <w:instrText xml:space="preserve"> PAGEREF _Toc240653197 \h </w:instrText>
         </w:r>
         <w:r>
           <w:rPr>
@@ -2913,7 +2841,7 @@
           <w14:ligatures w14:val="standardContextual"/>
         </w:rPr>
       </w:pPr>
-      <w:hyperlink w:anchor="_Toc240650900" w:history="1">
+      <w:hyperlink w:anchor="_Toc240653198" w:history="1">
         <w:r>
           <w:rPr>
             <w:rStyle w:val="aa"/>
@@ -2953,7 +2881,7 @@
           <w:rPr>
             <w:webHidden/>
           </w:rPr>
-          <w:instrText xml:space="preserve"> PAGEREF _Toc240650900 \h </w:instrText>
+          <w:instrText xml:space="preserve"> PAGEREF _Toc240653198 \h </w:instrText>
         </w:r>
         <w:r>
           <w:rPr>
@@ -2989,7 +2917,7 @@
           <w14:ligatures w14:val="standardContextual"/>
         </w:rPr>
       </w:pPr>
-      <w:hyperlink w:anchor="_Toc240650901" w:history="1">
+      <w:hyperlink w:anchor="_Toc240653199" w:history="1">
         <w:r>
           <w:rPr>
             <w:rStyle w:val="aa"/>
@@ -3027,7 +2955,7 @@
           <w:rPr>
             <w:webHidden/>
           </w:rPr>
-          <w:instrText xml:space="preserve"> PAGEREF _Toc240650901 \h </w:instrText>
+          <w:instrText xml:space="preserve"> PAGEREF _Toc240653199 \h </w:instrText>
         </w:r>
         <w:r>
           <w:rPr>
@@ -3063,7 +2991,7 @@
           <w14:ligatures w14:val="standardContextual"/>
         </w:rPr>
       </w:pPr>
-      <w:hyperlink w:anchor="_Toc240650902" w:history="1">
+      <w:hyperlink w:anchor="_Toc240653200" w:history="1">
         <w:r>
           <w:rPr>
             <w:rStyle w:val="aa"/>
@@ -3101,7 +3029,7 @@
           <w:rPr>
             <w:webHidden/>
           </w:rPr>
-          <w:instrText xml:space="preserve"> PAGEREF _Toc240650902 \h </w:instrText>
+          <w:instrText xml:space="preserve"> PAGEREF _Toc240653200 \h </w:instrText>
         </w:r>
         <w:r>
           <w:rPr>
@@ -3138,7 +3066,7 @@
           <w14:ligatures w14:val="standardContextual"/>
         </w:rPr>
       </w:pPr>
-      <w:hyperlink w:anchor="_Toc240650903" w:history="1">
+      <w:hyperlink w:anchor="_Toc240653201" w:history="1">
         <w:r>
           <w:rPr>
             <w:rStyle w:val="aa"/>
@@ -3177,7 +3105,7 @@
           <w:rPr>
             <w:webHidden/>
           </w:rPr>
-          <w:instrText xml:space="preserve"> PAGEREF _Toc240650903 \h </w:instrText>
+          <w:instrText xml:space="preserve"> PAGEREF _Toc240653201 \h </w:instrText>
         </w:r>
         <w:r>
           <w:rPr>
@@ -3214,7 +3142,7 @@
           <w14:ligatures w14:val="standardContextual"/>
         </w:rPr>
       </w:pPr>
-      <w:hyperlink w:anchor="_Toc240650904" w:history="1">
+      <w:hyperlink w:anchor="_Toc240653202" w:history="1">
         <w:r>
           <w:rPr>
             <w:rStyle w:val="aa"/>
@@ -3253,7 +3181,7 @@
           <w:rPr>
             <w:webHidden/>
           </w:rPr>
-          <w:instrText xml:space="preserve"> PAGEREF _Toc240650904 \h </w:instrText>
+          <w:instrText xml:space="preserve"> PAGEREF _Toc240653202 \h </w:instrText>
         </w:r>
         <w:r>
           <w:rPr>
@@ -3290,7 +3218,7 @@
           <w14:ligatures w14:val="standardContextual"/>
         </w:rPr>
       </w:pPr>
-      <w:hyperlink w:anchor="_Toc240650905" w:history="1">
+      <w:hyperlink w:anchor="_Toc240653203" w:history="1">
         <w:r>
           <w:rPr>
             <w:rStyle w:val="aa"/>
@@ -3329,7 +3257,7 @@
           <w:rPr>
             <w:webHidden/>
           </w:rPr>
-          <w:instrText xml:space="preserve"> PAGEREF _Toc240650905 \h </w:instrText>
+          <w:instrText xml:space="preserve"> PAGEREF _Toc240653203 \h </w:instrText>
         </w:r>
         <w:r>
           <w:rPr>
@@ -3366,7 +3294,7 @@
           <w14:ligatures w14:val="standardContextual"/>
         </w:rPr>
       </w:pPr>
-      <w:hyperlink w:anchor="_Toc240650906" w:history="1">
+      <w:hyperlink w:anchor="_Toc240653204" w:history="1">
         <w:r>
           <w:rPr>
             <w:rStyle w:val="aa"/>
@@ -3405,7 +3333,7 @@
           <w:rPr>
             <w:webHidden/>
           </w:rPr>
-          <w:instrText xml:space="preserve"> PAGEREF _Toc240650906 \h </w:instrText>
+          <w:instrText xml:space="preserve"> PAGEREF _Toc240653204 \h </w:instrText>
         </w:r>
         <w:r>
           <w:rPr>
@@ -3442,7 +3370,7 @@
           <w14:ligatures w14:val="standardContextual"/>
         </w:rPr>
       </w:pPr>
-      <w:hyperlink w:anchor="_Toc240650907" w:history="1">
+      <w:hyperlink w:anchor="_Toc240653205" w:history="1">
         <w:r>
           <w:rPr>
             <w:rStyle w:val="aa"/>
@@ -3481,7 +3409,7 @@
           <w:rPr>
             <w:webHidden/>
           </w:rPr>
-          <w:instrText xml:space="preserve"> PAGEREF _Toc240650907 \h </w:instrText>
+          <w:instrText xml:space="preserve"> PAGEREF _Toc240653205 \h </w:instrText>
         </w:r>
         <w:r>
           <w:rPr>
@@ -3517,7 +3445,7 @@
           <w14:ligatures w14:val="standardContextual"/>
         </w:rPr>
       </w:pPr>
-      <w:hyperlink w:anchor="_Toc240650908" w:history="1">
+      <w:hyperlink w:anchor="_Toc240653206" w:history="1">
         <w:r>
           <w:rPr>
             <w:rStyle w:val="aa"/>
@@ -3555,7 +3483,7 @@
           <w:rPr>
             <w:webHidden/>
           </w:rPr>
-          <w:instrText xml:space="preserve"> PAGEREF _Toc240650908 \h </w:instrText>
+          <w:instrText xml:space="preserve"> PAGEREF _Toc240653206 \h </w:instrText>
         </w:r>
         <w:r>
           <w:rPr>
@@ -3592,7 +3520,7 @@
           <w14:ligatures w14:val="standardContextual"/>
         </w:rPr>
       </w:pPr>
-      <w:hyperlink w:anchor="_Toc240650909" w:history="1">
+      <w:hyperlink w:anchor="_Toc240653207" w:history="1">
         <w:r>
           <w:rPr>
             <w:rStyle w:val="aa"/>
@@ -3631,7 +3559,7 @@
           <w:rPr>
             <w:webHidden/>
           </w:rPr>
-          <w:instrText xml:space="preserve"> PAGEREF _Toc240650909 \h </w:instrText>
+          <w:instrText xml:space="preserve"> PAGEREF _Toc240653207 \h </w:instrText>
         </w:r>
         <w:r>
           <w:rPr>
@@ -3668,7 +3596,7 @@
           <w14:ligatures w14:val="standardContextual"/>
         </w:rPr>
       </w:pPr>
-      <w:hyperlink w:anchor="_Toc240650910" w:history="1">
+      <w:hyperlink w:anchor="_Toc240653208" w:history="1">
         <w:r>
           <w:rPr>
             <w:rStyle w:val="aa"/>
@@ -3707,7 +3635,7 @@
           <w:rPr>
             <w:webHidden/>
           </w:rPr>
-          <w:instrText xml:space="preserve"> PAGEREF _Toc240650910 \h </w:instrText>
+          <w:instrText xml:space="preserve"> PAGEREF _Toc240653208 \h </w:instrText>
         </w:r>
         <w:r>
           <w:rPr>
@@ -3744,7 +3672,7 @@
           <w14:ligatures w14:val="standardContextual"/>
         </w:rPr>
       </w:pPr>
-      <w:hyperlink w:anchor="_Toc240650911" w:history="1">
+      <w:hyperlink w:anchor="_Toc240653209" w:history="1">
         <w:r>
           <w:rPr>
             <w:rStyle w:val="aa"/>
@@ -3783,7 +3711,7 @@
           <w:rPr>
             <w:webHidden/>
           </w:rPr>
-          <w:instrText xml:space="preserve"> PAGEREF _Toc240650911 \h </w:instrText>
+          <w:instrText xml:space="preserve"> PAGEREF _Toc240653209 \h </w:instrText>
         </w:r>
         <w:r>
           <w:rPr>
@@ -3821,7 +3749,7 @@
           <w14:ligatures w14:val="standardContextual"/>
         </w:rPr>
       </w:pPr>
-      <w:hyperlink w:anchor="_Toc240650912" w:history="1">
+      <w:hyperlink w:anchor="_Toc240653210" w:history="1">
         <w:r>
           <w:rPr>
             <w:rStyle w:val="aa"/>
@@ -3861,7 +3789,7 @@
           <w:rPr>
             <w:webHidden/>
           </w:rPr>
-          <w:instrText xml:space="preserve"> PAGEREF _Toc240650912 \h </w:instrText>
+          <w:instrText xml:space="preserve"> PAGEREF _Toc240653210 \h </w:instrText>
         </w:r>
         <w:r>
           <w:rPr>
@@ -3899,7 +3827,7 @@
           <w14:ligatures w14:val="standardContextual"/>
         </w:rPr>
       </w:pPr>
-      <w:hyperlink w:anchor="_Toc240650913" w:history="1">
+      <w:hyperlink w:anchor="_Toc240653211" w:history="1">
         <w:r>
           <w:rPr>
             <w:rStyle w:val="aa"/>
@@ -3939,7 +3867,7 @@
           <w:rPr>
             <w:webHidden/>
           </w:rPr>
-          <w:instrText xml:space="preserve"> PAGEREF _Toc240650913 \h </w:instrText>
+          <w:instrText xml:space="preserve"> PAGEREF _Toc240653211 \h </w:instrText>
         </w:r>
         <w:r>
           <w:rPr>
@@ -3977,7 +3905,7 @@
           <w14:ligatures w14:val="standardContextual"/>
         </w:rPr>
       </w:pPr>
-      <w:hyperlink w:anchor="_Toc240650914" w:history="1">
+      <w:hyperlink w:anchor="_Toc240653212" w:history="1">
         <w:r>
           <w:rPr>
             <w:rStyle w:val="aa"/>
@@ -4000,7 +3928,7 @@
           <w:rPr>
             <w:webHidden/>
           </w:rPr>
-          <w:instrText xml:space="preserve"> PAGEREF _Toc240650914 \h </w:instrText>
+          <w:instrText xml:space="preserve"> PAGEREF _Toc240653212 \h </w:instrText>
         </w:r>
         <w:r>
           <w:rPr>
@@ -4076,7 +4004,7 @@
       <w:pPr>
         <w:pStyle w:val="1"/>
       </w:pPr>
-      <w:bookmarkStart w:id="0" w:name="_Toc240650899"/>
+      <w:bookmarkStart w:id="0" w:name="_Toc240653197"/>
       <w:r>
         <w:lastRenderedPageBreak/>
         <w:t>个人工作概述</w:t>
@@ -4389,7 +4317,7 @@
                 <w:rFonts w:ascii="宋体" w:hAnsi="宋体"/>
                 <w:sz w:val="21"/>
               </w:rPr>
-              <w:t>日评审后升</w:t>
+              <w:t>日差异清单落地后升</w:t>
             </w:r>
             <w:r>
               <w:rPr>
@@ -5547,7 +5475,15 @@
                 <w:rFonts w:ascii="宋体" w:hAnsi="宋体"/>
                 <w:sz w:val="21"/>
               </w:rPr>
-              <w:t>可靠性修复、推理后端、</w:t>
+              <w:t>可靠性修复、推理</w:t>
+            </w:r>
+            <w:r>
+              <w:rPr>
+                <w:rFonts w:ascii="宋体" w:hAnsi="宋体"/>
+                <w:sz w:val="21"/>
+              </w:rPr>
+              <w:lastRenderedPageBreak/>
+              <w:t>后端、</w:t>
             </w:r>
             <w:r>
               <w:rPr>
@@ -5568,7 +5504,6 @@
                 <w:rFonts w:ascii="宋体" w:hAnsi="宋体"/>
                 <w:sz w:val="21"/>
               </w:rPr>
-              <w:lastRenderedPageBreak/>
               <w:t xml:space="preserve">Linux </w:t>
             </w:r>
             <w:r>
@@ -5617,7 +5552,15 @@
                 <w:rFonts w:ascii="宋体" w:hAnsi="宋体"/>
                 <w:sz w:val="21"/>
               </w:rPr>
-              <w:t>日（异常检测转换）；</w:t>
+              <w:t>日（异常检</w:t>
+            </w:r>
+            <w:r>
+              <w:rPr>
+                <w:rFonts w:ascii="宋体" w:hAnsi="宋体"/>
+                <w:sz w:val="21"/>
+              </w:rPr>
+              <w:lastRenderedPageBreak/>
+              <w:t>测转换）；</w:t>
             </w:r>
             <w:r>
               <w:rPr>
@@ -5645,50 +5588,49 @@
                 <w:rFonts w:ascii="宋体" w:hAnsi="宋体"/>
                 <w:sz w:val="21"/>
               </w:rPr>
+              <w:t>日至</w:t>
+            </w:r>
+            <w:r>
+              <w:rPr>
+                <w:rFonts w:ascii="宋体" w:hAnsi="宋体"/>
+                <w:sz w:val="21"/>
+              </w:rPr>
+              <w:t xml:space="preserve"> 16 </w:t>
+            </w:r>
+            <w:r>
+              <w:rPr>
+                <w:rFonts w:ascii="宋体" w:hAnsi="宋体"/>
+                <w:sz w:val="21"/>
+              </w:rPr>
+              <w:t>日</w:t>
+            </w:r>
+          </w:p>
+        </w:tc>
+        <w:tc>
+          <w:tcPr>
+            <w:tcW w:w="2076" w:type="dxa"/>
+          </w:tcPr>
+          <w:p>
+            <w:pPr>
+              <w:spacing w:before="40" w:after="40" w:line="240" w:lineRule="auto"/>
+              <w:ind w:firstLineChars="0" w:firstLine="0"/>
+              <w:jc w:val="left"/>
+            </w:pPr>
+            <w:r>
+              <w:rPr>
+                <w:rFonts w:ascii="宋体" w:hAnsi="宋体"/>
+                <w:sz w:val="21"/>
+              </w:rPr>
               <w:lastRenderedPageBreak/>
-              <w:t>日至</w:t>
-            </w:r>
-            <w:r>
-              <w:rPr>
-                <w:rFonts w:ascii="宋体" w:hAnsi="宋体"/>
-                <w:sz w:val="21"/>
-              </w:rPr>
-              <w:t xml:space="preserve"> 16 </w:t>
-            </w:r>
-            <w:r>
-              <w:rPr>
-                <w:rFonts w:ascii="宋体" w:hAnsi="宋体"/>
-                <w:sz w:val="21"/>
-              </w:rPr>
-              <w:t>日</w:t>
-            </w:r>
-          </w:p>
-        </w:tc>
-        <w:tc>
-          <w:tcPr>
-            <w:tcW w:w="2076" w:type="dxa"/>
-          </w:tcPr>
-          <w:p>
-            <w:pPr>
-              <w:spacing w:before="40" w:after="40" w:line="240" w:lineRule="auto"/>
-              <w:ind w:firstLineChars="0" w:firstLine="0"/>
-              <w:jc w:val="left"/>
-            </w:pPr>
+              <w:t>异常检测组员（特</w:t>
+            </w:r>
             <w:r>
               <w:rPr>
                 <w:rFonts w:ascii="宋体" w:hAnsi="宋体"/>
                 <w:sz w:val="21"/>
               </w:rPr>
               <w:lastRenderedPageBreak/>
-              <w:t>异常检测组员（特征网络）、检测组</w:t>
-            </w:r>
-            <w:r>
-              <w:rPr>
-                <w:rFonts w:ascii="宋体" w:hAnsi="宋体"/>
-                <w:sz w:val="21"/>
-              </w:rPr>
-              <w:lastRenderedPageBreak/>
-              <w:t>员（权重）</w:t>
+              <w:t>征网络）、检测组员（权重）</w:t>
             </w:r>
           </w:p>
         </w:tc>
@@ -5876,7 +5818,7 @@
       <w:pPr>
         <w:pStyle w:val="1"/>
       </w:pPr>
-      <w:bookmarkStart w:id="1" w:name="_Toc240650900"/>
+      <w:bookmarkStart w:id="1" w:name="_Toc240653198"/>
       <w:r>
         <w:lastRenderedPageBreak/>
         <w:t>个人负责设计单元设计</w:t>
@@ -5887,7 +5829,7 @@
       <w:pPr>
         <w:pStyle w:val="2"/>
       </w:pPr>
-      <w:bookmarkStart w:id="2" w:name="_Toc240650901"/>
+      <w:bookmarkStart w:id="2" w:name="_Toc240653199"/>
       <w:r>
         <w:t>模块任务与要求</w:t>
       </w:r>
@@ -5919,7 +5861,7 @@
           <w:noProof/>
         </w:rPr>
         <w:drawing>
-          <wp:inline distT="0" distB="0" distL="0" distR="0" wp14:anchorId="11C5A152" wp14:editId="65CA6F79">
+          <wp:inline distT="0" distB="0" distL="0" distR="0" wp14:anchorId="6A66D862" wp14:editId="068818BF">
             <wp:extent cx="5577840" cy="2722815"/>
             <wp:effectExtent l="0" t="0" r="0" b="0"/>
             <wp:docPr id="2" name="Picture 2"/>
@@ -6942,7 +6884,7 @@
       <w:pPr>
         <w:pStyle w:val="2"/>
       </w:pPr>
-      <w:bookmarkStart w:id="3" w:name="_Toc240650902"/>
+      <w:bookmarkStart w:id="3" w:name="_Toc240653200"/>
       <w:r>
         <w:t>设计过程与实现方法</w:t>
       </w:r>
@@ -6952,7 +6894,7 @@
       <w:pPr>
         <w:pStyle w:val="3"/>
       </w:pPr>
-      <w:bookmarkStart w:id="4" w:name="_Toc240650903"/>
+      <w:bookmarkStart w:id="4" w:name="_Toc240653201"/>
       <w:r>
         <w:t>资料查阅</w:t>
       </w:r>
@@ -7699,7 +7641,7 @@
       <w:pPr>
         <w:pStyle w:val="3"/>
       </w:pPr>
-      <w:bookmarkStart w:id="5" w:name="_Toc240650904"/>
+      <w:bookmarkStart w:id="5" w:name="_Toc240653202"/>
       <w:r>
         <w:t>需求分析</w:t>
       </w:r>
@@ -8501,7 +8443,7 @@
       <w:pPr>
         <w:pStyle w:val="3"/>
       </w:pPr>
-      <w:bookmarkStart w:id="6" w:name="_Toc240650905"/>
+      <w:bookmarkStart w:id="6" w:name="_Toc240653203"/>
       <w:r>
         <w:t>方案选择</w:t>
       </w:r>
@@ -9409,7 +9351,7 @@
       <w:pPr>
         <w:pStyle w:val="3"/>
       </w:pPr>
-      <w:bookmarkStart w:id="7" w:name="_Toc240650906"/>
+      <w:bookmarkStart w:id="7" w:name="_Toc240653204"/>
       <w:r>
         <w:t>设计实现</w:t>
       </w:r>
@@ -9492,7 +9434,7 @@
         </w:rPr>
         <w:lastRenderedPageBreak/>
         <w:drawing>
-          <wp:inline distT="0" distB="0" distL="0" distR="0" wp14:anchorId="22236700" wp14:editId="43333002">
+          <wp:inline distT="0" distB="0" distL="0" distR="0" wp14:anchorId="2E2A1581" wp14:editId="1F87BF98">
             <wp:extent cx="5577840" cy="2722815"/>
             <wp:effectExtent l="0" t="0" r="0" b="0"/>
             <wp:docPr id="3" name="Picture 3"/>
@@ -9568,7 +9510,7 @@
           <w:noProof/>
         </w:rPr>
         <w:drawing>
-          <wp:inline distT="0" distB="0" distL="0" distR="0" wp14:anchorId="1DC5A1BB" wp14:editId="41DA5714">
+          <wp:inline distT="0" distB="0" distL="0" distR="0" wp14:anchorId="35CDF9DE" wp14:editId="39F796B6">
             <wp:extent cx="5577840" cy="2722815"/>
             <wp:effectExtent l="0" t="0" r="0" b="0"/>
             <wp:docPr id="4" name="Picture 4"/>
@@ -9687,7 +9629,7 @@
         </w:rPr>
         <w:lastRenderedPageBreak/>
         <w:drawing>
-          <wp:inline distT="0" distB="0" distL="0" distR="0" wp14:anchorId="704B736D" wp14:editId="199822A6">
+          <wp:inline distT="0" distB="0" distL="0" distR="0" wp14:anchorId="6A5D8E85" wp14:editId="22316C52">
             <wp:extent cx="5577840" cy="2722815"/>
             <wp:effectExtent l="0" t="0" r="0" b="0"/>
             <wp:docPr id="5" name="Picture 5"/>
@@ -9850,7 +9792,7 @@
         </w:rPr>
         <w:lastRenderedPageBreak/>
         <w:drawing>
-          <wp:inline distT="0" distB="0" distL="0" distR="0" wp14:anchorId="7C75EC21" wp14:editId="52F0A62C">
+          <wp:inline distT="0" distB="0" distL="0" distR="0" wp14:anchorId="5D153DC2" wp14:editId="12EF2F9E">
             <wp:extent cx="5577840" cy="2722815"/>
             <wp:effectExtent l="0" t="0" r="0" b="0"/>
             <wp:docPr id="6" name="Picture 6"/>
@@ -9948,7 +9890,7 @@
       <w:pPr>
         <w:pStyle w:val="3"/>
       </w:pPr>
-      <w:bookmarkStart w:id="8" w:name="_Toc240650907"/>
+      <w:bookmarkStart w:id="8" w:name="_Toc240653205"/>
       <w:r>
         <w:t>调试方法</w:t>
       </w:r>
@@ -9972,7 +9914,7 @@
       <w:pPr>
         <w:pStyle w:val="2"/>
       </w:pPr>
-      <w:bookmarkStart w:id="9" w:name="_Toc240650908"/>
+      <w:bookmarkStart w:id="9" w:name="_Toc240653206"/>
       <w:r>
         <w:t>问题解决与结果分析</w:t>
       </w:r>
@@ -9982,7 +9924,7 @@
       <w:pPr>
         <w:pStyle w:val="3"/>
       </w:pPr>
-      <w:bookmarkStart w:id="10" w:name="_Toc240650909"/>
+      <w:bookmarkStart w:id="10" w:name="_Toc240653207"/>
       <w:r>
         <w:t>遇到的主要问题</w:t>
       </w:r>
@@ -10212,7 +10154,7 @@
       <w:pPr>
         <w:pStyle w:val="3"/>
       </w:pPr>
-      <w:bookmarkStart w:id="11" w:name="_Toc240650910"/>
+      <w:bookmarkStart w:id="11" w:name="_Toc240653208"/>
       <w:r>
         <w:t>结果与指标对照</w:t>
       </w:r>
@@ -11561,7 +11503,7 @@
           <w:noProof/>
         </w:rPr>
         <w:drawing>
-          <wp:inline distT="0" distB="0" distL="0" distR="0" wp14:anchorId="7523CD4F" wp14:editId="79883C0B">
+          <wp:inline distT="0" distB="0" distL="0" distR="0" wp14:anchorId="7D0288B3" wp14:editId="65434618">
             <wp:extent cx="5669280" cy="1918833"/>
             <wp:effectExtent l="0" t="0" r="0" b="0"/>
             <wp:docPr id="7" name="Picture 7"/>
@@ -12250,7 +12192,7 @@
       <w:pPr>
         <w:pStyle w:val="3"/>
       </w:pPr>
-      <w:bookmarkStart w:id="12" w:name="_Toc240650911"/>
+      <w:bookmarkStart w:id="12" w:name="_Toc240653209"/>
       <w:r>
         <w:t>结果分析</w:t>
       </w:r>
@@ -12444,7 +12386,7 @@
       <w:pPr>
         <w:pStyle w:val="1"/>
       </w:pPr>
-      <w:bookmarkStart w:id="13" w:name="_Toc240650912"/>
+      <w:bookmarkStart w:id="13" w:name="_Toc240653210"/>
       <w:r>
         <w:lastRenderedPageBreak/>
         <w:t>团队协作与个人贡献</w:t>
@@ -12464,13 +12406,13 @@
         <w:pStyle w:val="af4"/>
       </w:pPr>
       <w:r>
-        <w:t>方案讨论。接口文档初版写完后，组织全组评审方案书与接口文档之间的差异，每条意见落成一条决议，共</w:t>
+        <w:t>方案评审。接口文档初版写完后，我把方案书和接口文档之间对不上的地方逐条列成差异清单，每条附一个推荐做法，共</w:t>
       </w:r>
       <w:r>
         <w:t xml:space="preserve"> 24 </w:t>
       </w:r>
       <w:r>
-        <w:t>条，</w:t>
+        <w:t>条。组内评审按推荐项全部通过，</w:t>
       </w:r>
       <w:r>
         <w:t xml:space="preserve">9 </w:t>
@@ -12488,13 +12430,7 @@
         <w:t xml:space="preserve"> v2.0 </w:t>
       </w:r>
       <w:r>
-        <w:t>冻结。评审纪要见附录</w:t>
-      </w:r>
-      <w:r>
-        <w:t xml:space="preserve"> A</w:t>
-      </w:r>
-      <w:r>
-        <w:t>。</w:t>
+        <w:t>冻结。</w:t>
       </w:r>
     </w:p>
     <w:p>
@@ -12586,7 +12522,7 @@
         <w:t xml:space="preserve"> 28 </w:t>
       </w:r>
       <w:r>
-        <w:t>日）。组里判断硬件大概率不会来，提出负责硬件的那位组员原来的任务不用做了。依赖硬件的几项（固件串口补丁、真车联调）我同意撤掉，但主张控制部分不能一起砍：课题叫测控系统，「控」那一半答辩时要有东西讲。最后保留了云台阶跃、增益调度对比和假小车串口往返，真机驱动代码也保留、继续由假小车验证。后来分工按任务书点名的三类模型定下来，这位组员转做异常检测，控制这部分由我完成，</w:t>
+        <w:t>日）。组里说硬件大概率不会来，提出负责硬件的那位组员原来的任务不用做了。依赖硬件的几项（固件串口补丁、真车联调）我同意撤掉，但主张控制部分不能一起砍：课题叫测控系统，「控」那一半答辩时要有东西讲。最后保留了云台阶跃、增益调度对比和假小车串口往返，真机驱动代码也保留、继续由假小车验证。后来分工按任务书点名的三类模型定下来，这位组员转做异常检测，控制这部分由我完成，</w:t>
       </w:r>
       <w:r>
         <w:t xml:space="preserve">9 </w:t>
@@ -12692,7 +12628,7 @@
       <w:pPr>
         <w:pStyle w:val="1"/>
       </w:pPr>
-      <w:bookmarkStart w:id="14" w:name="_Toc240650913"/>
+      <w:bookmarkStart w:id="14" w:name="_Toc240653211"/>
       <w:r>
         <w:lastRenderedPageBreak/>
         <w:t>学习收获与改进建议</w:t>
@@ -12877,7 +12813,7 @@
       <w:pPr>
         <w:pStyle w:val="ae"/>
       </w:pPr>
-      <w:bookmarkStart w:id="15" w:name="_Toc240650914"/>
+      <w:bookmarkStart w:id="15" w:name="_Toc240653212"/>
       <w:r>
         <w:t>附录</w:t>
       </w:r>
@@ -12915,963 +12851,38 @@
         <w:pStyle w:val="af4"/>
       </w:pPr>
       <w:r>
-        <w:rPr>
-          <w:highlight w:val="yellow"/>
-        </w:rPr>
-        <w:t>【请按小组实际开会情况补全日期与参会人；除下面两次有文档可查的讨论外，其余例会记录也请补在这里】</w:t>
-      </w:r>
-    </w:p>
-    <w:p>
-      <w:pPr>
-        <w:pStyle w:val="a8"/>
-      </w:pPr>
-      <w:r>
-        <w:t>表</w:t>
-      </w:r>
-      <w:r>
-        <w:t xml:space="preserve"> A-1</w:t>
-      </w:r>
-      <w:r>
-        <w:t xml:space="preserve">　分工调整讨论纪要</w:t>
-      </w:r>
-    </w:p>
-    <w:tbl>
-      <w:tblPr>
-        <w:tblStyle w:val="ab"/>
-        <w:tblW w:w="0" w:type="auto"/>
-        <w:jc w:val="center"/>
-        <w:tblLook w:val="04A0" w:firstRow="1" w:lastRow="0" w:firstColumn="1" w:lastColumn="0" w:noHBand="0" w:noVBand="1"/>
-      </w:tblPr>
-      <w:tblGrid>
-        <w:gridCol w:w="4148"/>
-        <w:gridCol w:w="4148"/>
-      </w:tblGrid>
-      <w:tr>
-        <w:trPr>
-          <w:tblHeader/>
-          <w:jc w:val="center"/>
-        </w:trPr>
-        <w:tc>
-          <w:tcPr>
-            <w:tcW w:w="4153" w:type="dxa"/>
-          </w:tcPr>
-          <w:p>
-            <w:pPr>
-              <w:spacing w:before="40" w:after="40" w:line="240" w:lineRule="auto"/>
-              <w:ind w:firstLineChars="0" w:firstLine="0"/>
-              <w:jc w:val="center"/>
-            </w:pPr>
-            <w:r>
-              <w:rPr>
-                <w:rFonts w:ascii="宋体" w:hAnsi="宋体"/>
-                <w:b/>
-                <w:sz w:val="21"/>
-              </w:rPr>
-              <w:t>项目</w:t>
-            </w:r>
-          </w:p>
-        </w:tc>
-        <w:tc>
-          <w:tcPr>
-            <w:tcW w:w="4153" w:type="dxa"/>
-          </w:tcPr>
-          <w:p>
-            <w:pPr>
-              <w:spacing w:before="40" w:after="40" w:line="240" w:lineRule="auto"/>
-              <w:ind w:firstLineChars="0" w:firstLine="0"/>
-              <w:jc w:val="center"/>
-            </w:pPr>
-            <w:r>
-              <w:rPr>
-                <w:rFonts w:ascii="宋体" w:hAnsi="宋体"/>
-                <w:b/>
-                <w:sz w:val="21"/>
-              </w:rPr>
-              <w:t>内容</w:t>
-            </w:r>
-          </w:p>
-        </w:tc>
-      </w:tr>
-      <w:tr>
-        <w:trPr>
-          <w:jc w:val="center"/>
-        </w:trPr>
-        <w:tc>
-          <w:tcPr>
-            <w:tcW w:w="4153" w:type="dxa"/>
-          </w:tcPr>
-          <w:p>
-            <w:pPr>
-              <w:spacing w:before="40" w:after="40" w:line="240" w:lineRule="auto"/>
-              <w:ind w:firstLineChars="0" w:firstLine="0"/>
-              <w:jc w:val="left"/>
-            </w:pPr>
-            <w:r>
-              <w:rPr>
-                <w:rFonts w:ascii="宋体" w:hAnsi="宋体"/>
-                <w:sz w:val="21"/>
-              </w:rPr>
-              <w:t>日期</w:t>
-            </w:r>
-          </w:p>
-        </w:tc>
-        <w:tc>
-          <w:tcPr>
-            <w:tcW w:w="4153" w:type="dxa"/>
-          </w:tcPr>
-          <w:p>
-            <w:pPr>
-              <w:spacing w:before="40" w:after="40" w:line="240" w:lineRule="auto"/>
-              <w:ind w:firstLineChars="0" w:firstLine="0"/>
-              <w:jc w:val="left"/>
-            </w:pPr>
-            <w:r>
-              <w:rPr>
-                <w:rFonts w:ascii="宋体" w:hAnsi="宋体"/>
-                <w:sz w:val="21"/>
-                <w:highlight w:val="yellow"/>
-              </w:rPr>
-              <w:t>【待补】（分工书于</w:t>
-            </w:r>
-            <w:r>
-              <w:rPr>
-                <w:rFonts w:ascii="宋体" w:hAnsi="宋体"/>
-                <w:sz w:val="21"/>
-                <w:highlight w:val="yellow"/>
-              </w:rPr>
-              <w:t xml:space="preserve"> 2026 </w:t>
-            </w:r>
-            <w:r>
-              <w:rPr>
-                <w:rFonts w:ascii="宋体" w:hAnsi="宋体"/>
-                <w:sz w:val="21"/>
-                <w:highlight w:val="yellow"/>
-              </w:rPr>
-              <w:t>年</w:t>
-            </w:r>
-            <w:r>
-              <w:rPr>
-                <w:rFonts w:ascii="宋体" w:hAnsi="宋体"/>
-                <w:sz w:val="21"/>
-                <w:highlight w:val="yellow"/>
-              </w:rPr>
-              <w:t xml:space="preserve"> 8 </w:t>
-            </w:r>
-            <w:r>
-              <w:rPr>
-                <w:rFonts w:ascii="宋体" w:hAnsi="宋体"/>
-                <w:sz w:val="21"/>
-                <w:highlight w:val="yellow"/>
-              </w:rPr>
-              <w:t>月</w:t>
-            </w:r>
-            <w:r>
-              <w:rPr>
-                <w:rFonts w:ascii="宋体" w:hAnsi="宋体"/>
-                <w:sz w:val="21"/>
-                <w:highlight w:val="yellow"/>
-              </w:rPr>
-              <w:t xml:space="preserve"> 28 </w:t>
-            </w:r>
-            <w:r>
-              <w:rPr>
-                <w:rFonts w:ascii="宋体" w:hAnsi="宋体"/>
-                <w:sz w:val="21"/>
-                <w:highlight w:val="yellow"/>
-              </w:rPr>
-              <w:t>日据此修订）</w:t>
-            </w:r>
-          </w:p>
-        </w:tc>
-      </w:tr>
-      <w:tr>
-        <w:trPr>
-          <w:jc w:val="center"/>
-        </w:trPr>
-        <w:tc>
-          <w:tcPr>
-            <w:tcW w:w="4153" w:type="dxa"/>
-          </w:tcPr>
-          <w:p>
-            <w:pPr>
-              <w:spacing w:before="40" w:after="40" w:line="240" w:lineRule="auto"/>
-              <w:ind w:firstLineChars="0" w:firstLine="0"/>
-              <w:jc w:val="left"/>
-            </w:pPr>
-            <w:r>
-              <w:rPr>
-                <w:rFonts w:ascii="宋体" w:hAnsi="宋体"/>
-                <w:sz w:val="21"/>
-              </w:rPr>
-              <w:t>参会人</w:t>
-            </w:r>
-          </w:p>
-        </w:tc>
-        <w:tc>
-          <w:tcPr>
-            <w:tcW w:w="4153" w:type="dxa"/>
-          </w:tcPr>
-          <w:p>
-            <w:pPr>
-              <w:spacing w:before="40" w:after="40" w:line="240" w:lineRule="auto"/>
-              <w:ind w:firstLineChars="0" w:firstLine="0"/>
-              <w:jc w:val="left"/>
-            </w:pPr>
-            <w:r>
-              <w:rPr>
-                <w:rFonts w:ascii="宋体" w:hAnsi="宋体"/>
-                <w:sz w:val="21"/>
-                <w:highlight w:val="yellow"/>
-              </w:rPr>
-              <w:t>【待补】</w:t>
-            </w:r>
-          </w:p>
-        </w:tc>
-      </w:tr>
-      <w:tr>
-        <w:trPr>
-          <w:jc w:val="center"/>
-        </w:trPr>
-        <w:tc>
-          <w:tcPr>
-            <w:tcW w:w="4153" w:type="dxa"/>
-          </w:tcPr>
-          <w:p>
-            <w:pPr>
-              <w:spacing w:before="40" w:after="40" w:line="240" w:lineRule="auto"/>
-              <w:ind w:firstLineChars="0" w:firstLine="0"/>
-              <w:jc w:val="left"/>
-            </w:pPr>
-            <w:r>
-              <w:rPr>
-                <w:rFonts w:ascii="宋体" w:hAnsi="宋体"/>
-                <w:sz w:val="21"/>
-              </w:rPr>
-              <w:t>议题</w:t>
-            </w:r>
-          </w:p>
-        </w:tc>
-        <w:tc>
-          <w:tcPr>
-            <w:tcW w:w="4153" w:type="dxa"/>
-          </w:tcPr>
-          <w:p>
-            <w:pPr>
-              <w:spacing w:before="40" w:after="40" w:line="240" w:lineRule="auto"/>
-              <w:ind w:firstLineChars="0" w:firstLine="0"/>
-              <w:jc w:val="left"/>
-            </w:pPr>
-            <w:r>
-              <w:rPr>
-                <w:rFonts w:ascii="宋体" w:hAnsi="宋体"/>
-                <w:sz w:val="21"/>
-              </w:rPr>
-              <w:t>硬件确定不来以后，原来依赖硬件的任务怎么办</w:t>
-            </w:r>
-          </w:p>
-        </w:tc>
-      </w:tr>
-      <w:tr>
-        <w:trPr>
-          <w:jc w:val="center"/>
-        </w:trPr>
-        <w:tc>
-          <w:tcPr>
-            <w:tcW w:w="4153" w:type="dxa"/>
-          </w:tcPr>
-          <w:p>
-            <w:pPr>
-              <w:spacing w:before="40" w:after="40" w:line="240" w:lineRule="auto"/>
-              <w:ind w:firstLineChars="0" w:firstLine="0"/>
-              <w:jc w:val="left"/>
-            </w:pPr>
-            <w:r>
-              <w:rPr>
-                <w:rFonts w:ascii="宋体" w:hAnsi="宋体"/>
-                <w:sz w:val="21"/>
-              </w:rPr>
-              <w:t>讨论</w:t>
-            </w:r>
-          </w:p>
-        </w:tc>
-        <w:tc>
-          <w:tcPr>
-            <w:tcW w:w="4153" w:type="dxa"/>
-          </w:tcPr>
-          <w:p>
-            <w:pPr>
-              <w:spacing w:before="40" w:after="40" w:line="240" w:lineRule="auto"/>
-              <w:ind w:firstLineChars="0" w:firstLine="0"/>
-              <w:jc w:val="left"/>
-            </w:pPr>
-            <w:r>
-              <w:rPr>
-                <w:rFonts w:ascii="宋体" w:hAnsi="宋体"/>
-                <w:sz w:val="21"/>
-              </w:rPr>
-              <w:t>组里判断硬件大概率不会来，提出相关组员的硬件任务不用做了。我同意撤掉依赖硬件的几项（固件串口补丁、真车联调），但主张保留不依赖硬件的控制部分，理由是课题叫测控系统，控制那一半答辩时要有东西讲</w:t>
-            </w:r>
-          </w:p>
-        </w:tc>
-      </w:tr>
-      <w:tr>
-        <w:trPr>
-          <w:jc w:val="center"/>
-        </w:trPr>
-        <w:tc>
-          <w:tcPr>
-            <w:tcW w:w="4153" w:type="dxa"/>
-          </w:tcPr>
-          <w:p>
-            <w:pPr>
-              <w:spacing w:before="40" w:after="40" w:line="240" w:lineRule="auto"/>
-              <w:ind w:firstLineChars="0" w:firstLine="0"/>
-              <w:jc w:val="left"/>
-            </w:pPr>
-            <w:r>
-              <w:rPr>
-                <w:rFonts w:ascii="宋体" w:hAnsi="宋体"/>
-                <w:sz w:val="21"/>
-              </w:rPr>
-              <w:t>结论</w:t>
-            </w:r>
-          </w:p>
-        </w:tc>
-        <w:tc>
-          <w:tcPr>
-            <w:tcW w:w="4153" w:type="dxa"/>
-          </w:tcPr>
-          <w:p>
-            <w:pPr>
-              <w:spacing w:before="40" w:after="40" w:line="240" w:lineRule="auto"/>
-              <w:ind w:firstLineChars="0" w:firstLine="0"/>
-              <w:jc w:val="left"/>
-            </w:pPr>
-            <w:r>
-              <w:rPr>
-                <w:rFonts w:ascii="宋体" w:hAnsi="宋体"/>
-                <w:sz w:val="21"/>
-              </w:rPr>
-              <w:t>撤掉依赖硬件的任务；保留云台阶跃响应、增益调度对比、假小车串口往返；新增故障注入下的可靠性曲线、复核预算调度实验两项；真机驱动代码保留，由假小车继续验证</w:t>
-            </w:r>
-          </w:p>
-        </w:tc>
-      </w:tr>
-      <w:tr>
-        <w:trPr>
-          <w:jc w:val="center"/>
-        </w:trPr>
-        <w:tc>
-          <w:tcPr>
-            <w:tcW w:w="4153" w:type="dxa"/>
-          </w:tcPr>
-          <w:p>
-            <w:pPr>
-              <w:spacing w:before="40" w:after="40" w:line="240" w:lineRule="auto"/>
-              <w:ind w:firstLineChars="0" w:firstLine="0"/>
-              <w:jc w:val="left"/>
-            </w:pPr>
-            <w:r>
-              <w:rPr>
-                <w:rFonts w:ascii="宋体" w:hAnsi="宋体"/>
-                <w:sz w:val="21"/>
-              </w:rPr>
-              <w:t>待确认</w:t>
-            </w:r>
-          </w:p>
-        </w:tc>
-        <w:tc>
-          <w:tcPr>
-            <w:tcW w:w="4153" w:type="dxa"/>
-          </w:tcPr>
-          <w:p>
-            <w:pPr>
-              <w:spacing w:before="40" w:after="40" w:line="240" w:lineRule="auto"/>
-              <w:ind w:firstLineChars="0" w:firstLine="0"/>
-              <w:jc w:val="left"/>
-            </w:pPr>
-            <w:r>
-              <w:rPr>
-                <w:rFonts w:ascii="宋体" w:hAnsi="宋体"/>
-                <w:sz w:val="21"/>
-              </w:rPr>
-              <w:t xml:space="preserve">RK3576 </w:t>
-            </w:r>
-            <w:r>
-              <w:rPr>
-                <w:rFonts w:ascii="宋体" w:hAnsi="宋体"/>
-                <w:sz w:val="21"/>
-              </w:rPr>
-              <w:t>开发板算不算这里说的「硬件」。没有板子，模型部署只能做到导出和模拟器验证，上板测速做不了</w:t>
-            </w:r>
-          </w:p>
-        </w:tc>
-      </w:tr>
-      <w:tr>
-        <w:trPr>
-          <w:jc w:val="center"/>
-        </w:trPr>
-        <w:tc>
-          <w:tcPr>
-            <w:tcW w:w="4153" w:type="dxa"/>
-          </w:tcPr>
-          <w:p>
-            <w:pPr>
-              <w:spacing w:before="40" w:after="40" w:line="240" w:lineRule="auto"/>
-              <w:ind w:firstLineChars="0" w:firstLine="0"/>
-              <w:jc w:val="left"/>
-            </w:pPr>
-            <w:r>
-              <w:rPr>
-                <w:rFonts w:ascii="宋体" w:hAnsi="宋体"/>
-                <w:sz w:val="21"/>
-              </w:rPr>
-              <w:t>后续</w:t>
-            </w:r>
-          </w:p>
-        </w:tc>
-        <w:tc>
-          <w:tcPr>
-            <w:tcW w:w="4153" w:type="dxa"/>
-          </w:tcPr>
-          <w:p>
-            <w:pPr>
-              <w:spacing w:before="40" w:after="40" w:line="240" w:lineRule="auto"/>
-              <w:ind w:firstLineChars="0" w:firstLine="0"/>
-              <w:jc w:val="left"/>
-            </w:pPr>
-            <w:r>
-              <w:rPr>
-                <w:rFonts w:ascii="宋体" w:hAnsi="宋体"/>
-                <w:sz w:val="21"/>
-              </w:rPr>
-              <w:t>分工最终按任务书点名的三类模型确定，这位组员转做异常检测，控制部分由我完成，</w:t>
-            </w:r>
-            <w:r>
-              <w:rPr>
-                <w:rFonts w:ascii="宋体" w:hAnsi="宋体"/>
-                <w:sz w:val="21"/>
-              </w:rPr>
-              <w:t xml:space="preserve">9 </w:t>
-            </w:r>
-            <w:r>
-              <w:rPr>
-                <w:rFonts w:ascii="宋体" w:hAnsi="宋体"/>
-                <w:sz w:val="21"/>
-              </w:rPr>
-              <w:t>月</w:t>
-            </w:r>
-            <w:r>
-              <w:rPr>
-                <w:rFonts w:ascii="宋体" w:hAnsi="宋体"/>
-                <w:sz w:val="21"/>
-              </w:rPr>
-              <w:t xml:space="preserve"> 4 </w:t>
-            </w:r>
-            <w:r>
-              <w:rPr>
-                <w:rFonts w:ascii="宋体" w:hAnsi="宋体"/>
-                <w:sz w:val="21"/>
-              </w:rPr>
-              <w:t>日交整定与标定记录；故障率与复核成功率的曲线最终没有做</w:t>
-            </w:r>
-          </w:p>
-        </w:tc>
-      </w:tr>
-    </w:tbl>
-    <w:p>
-      <w:pPr>
-        <w:pStyle w:val="af4"/>
-      </w:pPr>
-    </w:p>
-    <w:p>
-      <w:pPr>
-        <w:pStyle w:val="a8"/>
-      </w:pPr>
-      <w:r>
-        <w:lastRenderedPageBreak/>
-        <w:t>表</w:t>
-      </w:r>
-      <w:r>
-        <w:t xml:space="preserve"> A-2</w:t>
-      </w:r>
-      <w:r>
-        <w:t xml:space="preserve">　</w:t>
-      </w:r>
-      <w:r>
-        <w:t xml:space="preserve">D3 </w:t>
-      </w:r>
-      <w:r>
-        <w:t>评审纪要（方案书与接口文档一致性评审）</w:t>
-      </w:r>
-    </w:p>
-    <w:tbl>
-      <w:tblPr>
-        <w:tblStyle w:val="ab"/>
-        <w:tblW w:w="0" w:type="auto"/>
-        <w:jc w:val="center"/>
-        <w:tblLook w:val="04A0" w:firstRow="1" w:lastRow="0" w:firstColumn="1" w:lastColumn="0" w:noHBand="0" w:noVBand="1"/>
-      </w:tblPr>
-      <w:tblGrid>
-        <w:gridCol w:w="4148"/>
-        <w:gridCol w:w="4148"/>
-      </w:tblGrid>
-      <w:tr>
-        <w:trPr>
-          <w:tblHeader/>
-          <w:jc w:val="center"/>
-        </w:trPr>
-        <w:tc>
-          <w:tcPr>
-            <w:tcW w:w="4153" w:type="dxa"/>
-          </w:tcPr>
-          <w:p>
-            <w:pPr>
-              <w:spacing w:before="40" w:after="40" w:line="240" w:lineRule="auto"/>
-              <w:ind w:firstLineChars="0" w:firstLine="0"/>
-              <w:jc w:val="center"/>
-            </w:pPr>
-            <w:r>
-              <w:rPr>
-                <w:rFonts w:ascii="宋体" w:hAnsi="宋体"/>
-                <w:b/>
-                <w:sz w:val="21"/>
-              </w:rPr>
-              <w:t>项目</w:t>
-            </w:r>
-          </w:p>
-        </w:tc>
-        <w:tc>
-          <w:tcPr>
-            <w:tcW w:w="4153" w:type="dxa"/>
-          </w:tcPr>
-          <w:p>
-            <w:pPr>
-              <w:spacing w:before="40" w:after="40" w:line="240" w:lineRule="auto"/>
-              <w:ind w:firstLineChars="0" w:firstLine="0"/>
-              <w:jc w:val="center"/>
-            </w:pPr>
-            <w:r>
-              <w:rPr>
-                <w:rFonts w:ascii="宋体" w:hAnsi="宋体"/>
-                <w:b/>
-                <w:sz w:val="21"/>
-              </w:rPr>
-              <w:t>内容</w:t>
-            </w:r>
-          </w:p>
-        </w:tc>
-      </w:tr>
-      <w:tr>
-        <w:trPr>
-          <w:jc w:val="center"/>
-        </w:trPr>
-        <w:tc>
-          <w:tcPr>
-            <w:tcW w:w="4153" w:type="dxa"/>
-          </w:tcPr>
-          <w:p>
-            <w:pPr>
-              <w:spacing w:before="40" w:after="40" w:line="240" w:lineRule="auto"/>
-              <w:ind w:firstLineChars="0" w:firstLine="0"/>
-              <w:jc w:val="left"/>
-            </w:pPr>
-            <w:r>
-              <w:rPr>
-                <w:rFonts w:ascii="宋体" w:hAnsi="宋体"/>
-                <w:sz w:val="21"/>
-              </w:rPr>
-              <w:t>日期</w:t>
-            </w:r>
-          </w:p>
-        </w:tc>
-        <w:tc>
-          <w:tcPr>
-            <w:tcW w:w="4153" w:type="dxa"/>
-          </w:tcPr>
-          <w:p>
-            <w:pPr>
-              <w:spacing w:before="40" w:after="40" w:line="240" w:lineRule="auto"/>
-              <w:ind w:firstLineChars="0" w:firstLine="0"/>
-              <w:jc w:val="left"/>
-            </w:pPr>
-            <w:r>
-              <w:rPr>
-                <w:rFonts w:ascii="宋体" w:hAnsi="宋体"/>
-                <w:sz w:val="21"/>
-                <w:highlight w:val="yellow"/>
-              </w:rPr>
-              <w:t>【待补】（决议于</w:t>
-            </w:r>
-            <w:r>
-              <w:rPr>
-                <w:rFonts w:ascii="宋体" w:hAnsi="宋体"/>
-                <w:sz w:val="21"/>
-                <w:highlight w:val="yellow"/>
-              </w:rPr>
-              <w:t xml:space="preserve"> 2026 </w:t>
-            </w:r>
-            <w:r>
-              <w:rPr>
-                <w:rFonts w:ascii="宋体" w:hAnsi="宋体"/>
-                <w:sz w:val="21"/>
-                <w:highlight w:val="yellow"/>
-              </w:rPr>
-              <w:t>年</w:t>
-            </w:r>
-            <w:r>
-              <w:rPr>
-                <w:rFonts w:ascii="宋体" w:hAnsi="宋体"/>
-                <w:sz w:val="21"/>
-                <w:highlight w:val="yellow"/>
-              </w:rPr>
-              <w:t xml:space="preserve"> 9 </w:t>
-            </w:r>
-            <w:r>
-              <w:rPr>
-                <w:rFonts w:ascii="宋体" w:hAnsi="宋体"/>
-                <w:sz w:val="21"/>
-                <w:highlight w:val="yellow"/>
-              </w:rPr>
-              <w:t>月</w:t>
-            </w:r>
-            <w:r>
-              <w:rPr>
-                <w:rFonts w:ascii="宋体" w:hAnsi="宋体"/>
-                <w:sz w:val="21"/>
-                <w:highlight w:val="yellow"/>
-              </w:rPr>
-              <w:t xml:space="preserve"> 4 </w:t>
-            </w:r>
-            <w:r>
-              <w:rPr>
-                <w:rFonts w:ascii="宋体" w:hAnsi="宋体"/>
-                <w:sz w:val="21"/>
-                <w:highlight w:val="yellow"/>
-              </w:rPr>
-              <w:t>日全部落地）</w:t>
-            </w:r>
-          </w:p>
-        </w:tc>
-      </w:tr>
-      <w:tr>
-        <w:trPr>
-          <w:jc w:val="center"/>
-        </w:trPr>
-        <w:tc>
-          <w:tcPr>
-            <w:tcW w:w="4153" w:type="dxa"/>
-          </w:tcPr>
-          <w:p>
-            <w:pPr>
-              <w:spacing w:before="40" w:after="40" w:line="240" w:lineRule="auto"/>
-              <w:ind w:firstLineChars="0" w:firstLine="0"/>
-              <w:jc w:val="left"/>
-            </w:pPr>
-            <w:r>
-              <w:rPr>
-                <w:rFonts w:ascii="宋体" w:hAnsi="宋体"/>
-                <w:sz w:val="21"/>
-              </w:rPr>
-              <w:t>参会人</w:t>
-            </w:r>
-          </w:p>
-        </w:tc>
-        <w:tc>
-          <w:tcPr>
-            <w:tcW w:w="4153" w:type="dxa"/>
-          </w:tcPr>
-          <w:p>
-            <w:pPr>
-              <w:spacing w:before="40" w:after="40" w:line="240" w:lineRule="auto"/>
-              <w:ind w:firstLineChars="0" w:firstLine="0"/>
-              <w:jc w:val="left"/>
-            </w:pPr>
-            <w:r>
-              <w:rPr>
-                <w:rFonts w:ascii="宋体" w:hAnsi="宋体"/>
-                <w:sz w:val="21"/>
-                <w:highlight w:val="yellow"/>
-              </w:rPr>
-              <w:t>【待补】</w:t>
-            </w:r>
-          </w:p>
-        </w:tc>
-      </w:tr>
-      <w:tr>
-        <w:trPr>
-          <w:jc w:val="center"/>
-        </w:trPr>
-        <w:tc>
-          <w:tcPr>
-            <w:tcW w:w="4153" w:type="dxa"/>
-          </w:tcPr>
-          <w:p>
-            <w:pPr>
-              <w:spacing w:before="40" w:after="40" w:line="240" w:lineRule="auto"/>
-              <w:ind w:firstLineChars="0" w:firstLine="0"/>
-              <w:jc w:val="left"/>
-            </w:pPr>
-            <w:r>
-              <w:rPr>
-                <w:rFonts w:ascii="宋体" w:hAnsi="宋体"/>
-                <w:sz w:val="21"/>
-              </w:rPr>
-              <w:t>议题</w:t>
-            </w:r>
-          </w:p>
-        </w:tc>
-        <w:tc>
-          <w:tcPr>
-            <w:tcW w:w="4153" w:type="dxa"/>
-          </w:tcPr>
-          <w:p>
-            <w:pPr>
-              <w:spacing w:before="40" w:after="40" w:line="240" w:lineRule="auto"/>
-              <w:ind w:firstLineChars="0" w:firstLine="0"/>
-              <w:jc w:val="left"/>
-            </w:pPr>
-            <w:r>
-              <w:rPr>
-                <w:rFonts w:ascii="宋体" w:hAnsi="宋体"/>
-                <w:sz w:val="21"/>
-              </w:rPr>
-              <w:t>方案书与接口文档</w:t>
-            </w:r>
-            <w:r>
-              <w:rPr>
-                <w:rFonts w:ascii="宋体" w:hAnsi="宋体"/>
-                <w:sz w:val="21"/>
-              </w:rPr>
-              <w:t xml:space="preserve"> v1.0 </w:t>
-            </w:r>
-            <w:r>
-              <w:rPr>
-                <w:rFonts w:ascii="宋体" w:hAnsi="宋体"/>
-                <w:sz w:val="21"/>
-              </w:rPr>
-              <w:t>之间的一致性差异，逐条定取舍</w:t>
-            </w:r>
-          </w:p>
-        </w:tc>
-      </w:tr>
-      <w:tr>
-        <w:trPr>
-          <w:jc w:val="center"/>
-        </w:trPr>
-        <w:tc>
-          <w:tcPr>
-            <w:tcW w:w="4153" w:type="dxa"/>
-          </w:tcPr>
-          <w:p>
-            <w:pPr>
-              <w:spacing w:before="40" w:after="40" w:line="240" w:lineRule="auto"/>
-              <w:ind w:firstLineChars="0" w:firstLine="0"/>
-              <w:jc w:val="left"/>
-            </w:pPr>
-            <w:r>
-              <w:rPr>
-                <w:rFonts w:ascii="宋体" w:hAnsi="宋体"/>
-                <w:sz w:val="21"/>
-              </w:rPr>
-              <w:t>结论</w:t>
-            </w:r>
-          </w:p>
-        </w:tc>
-        <w:tc>
-          <w:tcPr>
-            <w:tcW w:w="4153" w:type="dxa"/>
-          </w:tcPr>
-          <w:p>
-            <w:pPr>
-              <w:spacing w:before="40" w:after="40" w:line="240" w:lineRule="auto"/>
-              <w:ind w:firstLineChars="0" w:firstLine="0"/>
-              <w:jc w:val="left"/>
-            </w:pPr>
-            <w:r>
-              <w:rPr>
-                <w:rFonts w:ascii="宋体" w:hAnsi="宋体"/>
-                <w:sz w:val="21"/>
-              </w:rPr>
-              <w:t>共</w:t>
-            </w:r>
-            <w:r>
-              <w:rPr>
-                <w:rFonts w:ascii="宋体" w:hAnsi="宋体"/>
-                <w:sz w:val="21"/>
-              </w:rPr>
-              <w:t xml:space="preserve"> 24 </w:t>
-            </w:r>
-            <w:r>
-              <w:rPr>
-                <w:rFonts w:ascii="宋体" w:hAnsi="宋体"/>
-                <w:sz w:val="21"/>
-              </w:rPr>
-              <w:t>条决议，全部落地，接口文档升</w:t>
-            </w:r>
-            <w:r>
-              <w:rPr>
-                <w:rFonts w:ascii="宋体" w:hAnsi="宋体"/>
-                <w:sz w:val="21"/>
-              </w:rPr>
-              <w:t xml:space="preserve"> v2.0 </w:t>
-            </w:r>
-            <w:r>
-              <w:rPr>
-                <w:rFonts w:ascii="宋体" w:hAnsi="宋体"/>
-                <w:sz w:val="21"/>
-              </w:rPr>
-              <w:t>冻结。例如：云台速率指令进</w:t>
-            </w:r>
-            <w:r>
-              <w:rPr>
-                <w:rFonts w:ascii="宋体" w:hAnsi="宋体"/>
-                <w:sz w:val="21"/>
-              </w:rPr>
-              <w:t xml:space="preserve"> </w:t>
-            </w:r>
-            <w:r>
-              <w:rPr>
-                <w:rFonts w:ascii="宋体" w:hAnsi="宋体"/>
-                <w:sz w:val="21"/>
-              </w:rPr>
-              <w:t>Schema</w:t>
-            </w:r>
-            <w:r>
-              <w:rPr>
-                <w:rFonts w:ascii="宋体" w:hAnsi="宋体"/>
-                <w:sz w:val="21"/>
-              </w:rPr>
-              <w:t>；缓进指令首版预留不发出；变焦按需计算倍率，不固定</w:t>
-            </w:r>
-            <w:r>
-              <w:rPr>
-                <w:rFonts w:ascii="宋体" w:hAnsi="宋体"/>
-                <w:sz w:val="21"/>
-              </w:rPr>
-              <w:t xml:space="preserve"> 3 </w:t>
-            </w:r>
-            <w:r>
-              <w:rPr>
-                <w:rFonts w:ascii="宋体" w:hAnsi="宋体"/>
-                <w:sz w:val="21"/>
-              </w:rPr>
-              <w:t>倍；视场角冻结在</w:t>
-            </w:r>
-            <w:r>
-              <w:rPr>
-                <w:rFonts w:ascii="宋体" w:hAnsi="宋体"/>
-                <w:sz w:val="21"/>
-              </w:rPr>
-              <w:t xml:space="preserve"> 60° </w:t>
-            </w:r>
-            <w:r>
-              <w:rPr>
-                <w:rFonts w:ascii="宋体" w:hAnsi="宋体"/>
-                <w:sz w:val="21"/>
-              </w:rPr>
-              <w:t>并附实测复核条款；</w:t>
-            </w:r>
-            <w:r>
-              <w:rPr>
-                <w:rFonts w:ascii="宋体" w:hAnsi="宋体"/>
-                <w:sz w:val="21"/>
-              </w:rPr>
-              <w:t xml:space="preserve">Schema </w:t>
-            </w:r>
-            <w:r>
-              <w:rPr>
-                <w:rFonts w:ascii="宋体" w:hAnsi="宋体"/>
-                <w:sz w:val="21"/>
-              </w:rPr>
-              <w:t>统一为五份；可疑目标需连续三帧确认</w:t>
-            </w:r>
-          </w:p>
-        </w:tc>
-      </w:tr>
-      <w:tr>
-        <w:trPr>
-          <w:jc w:val="center"/>
-        </w:trPr>
-        <w:tc>
-          <w:tcPr>
-            <w:tcW w:w="4153" w:type="dxa"/>
-          </w:tcPr>
-          <w:p>
-            <w:pPr>
-              <w:spacing w:before="40" w:after="40" w:line="240" w:lineRule="auto"/>
-              <w:ind w:firstLineChars="0" w:firstLine="0"/>
-              <w:jc w:val="left"/>
-            </w:pPr>
-            <w:r>
-              <w:rPr>
-                <w:rFonts w:ascii="宋体" w:hAnsi="宋体"/>
-                <w:sz w:val="21"/>
-              </w:rPr>
-              <w:t>落实</w:t>
-            </w:r>
-          </w:p>
-        </w:tc>
-        <w:tc>
-          <w:tcPr>
-            <w:tcW w:w="4153" w:type="dxa"/>
-          </w:tcPr>
-          <w:p>
-            <w:pPr>
-              <w:spacing w:before="40" w:after="40" w:line="240" w:lineRule="auto"/>
-              <w:ind w:firstLineChars="0" w:firstLine="0"/>
-              <w:jc w:val="left"/>
-            </w:pPr>
-            <w:r>
-              <w:rPr>
-                <w:rFonts w:ascii="宋体" w:hAnsi="宋体"/>
-                <w:sz w:val="21"/>
-              </w:rPr>
-              <w:t xml:space="preserve">9 </w:t>
-            </w:r>
-            <w:r>
-              <w:rPr>
-                <w:rFonts w:ascii="宋体" w:hAnsi="宋体"/>
-                <w:sz w:val="21"/>
-              </w:rPr>
-              <w:t>月</w:t>
-            </w:r>
-            <w:r>
-              <w:rPr>
-                <w:rFonts w:ascii="宋体" w:hAnsi="宋体"/>
-                <w:sz w:val="21"/>
-              </w:rPr>
-              <w:t xml:space="preserve"> 4 </w:t>
-            </w:r>
-            <w:r>
-              <w:rPr>
-                <w:rFonts w:ascii="宋体" w:hAnsi="宋体"/>
-                <w:sz w:val="21"/>
-              </w:rPr>
-              <w:t>日分三次提交：</w:t>
-            </w:r>
-            <w:r>
-              <w:rPr>
-                <w:rFonts w:ascii="宋体" w:hAnsi="宋体"/>
-                <w:sz w:val="21"/>
-              </w:rPr>
-              <w:t xml:space="preserve">Schema </w:t>
-            </w:r>
-            <w:r>
-              <w:rPr>
-                <w:rFonts w:ascii="宋体" w:hAnsi="宋体"/>
-                <w:sz w:val="21"/>
-              </w:rPr>
-              <w:t>与数值连锁、接口文档升版、方案书按决议回填并留修订记录</w:t>
-            </w:r>
-          </w:p>
-        </w:tc>
-      </w:tr>
-    </w:tbl>
-    <w:p>
-      <w:pPr>
-        <w:pStyle w:val="af4"/>
-      </w:pPr>
+        <w:t>本组没有开过正式的小组会议，所以没有会议纪要。两次较大的调整都有书面记录：</w:t>
+      </w:r>
+      <w:r>
+        <w:t xml:space="preserve">8 </w:t>
+      </w:r>
+      <w:r>
+        <w:t>月</w:t>
+      </w:r>
+      <w:r>
+        <w:t xml:space="preserve"> 28 </w:t>
+      </w:r>
+      <w:r>
+        <w:t>日的分工调整写在分工书的修订里，方案书与接口文档的</w:t>
+      </w:r>
+      <w:r>
+        <w:t xml:space="preserve"> 24 </w:t>
+      </w:r>
+      <w:r>
+        <w:t>条差异及处理结果写在差异清单的决议表里，两者都汇总在附录</w:t>
+      </w:r>
+      <w:r>
+        <w:t xml:space="preserve"> B </w:t>
+      </w:r>
+      <w:r>
+        <w:t>的表</w:t>
+      </w:r>
+      <w:r>
+        <w:t xml:space="preserve"> B-2</w:t>
+      </w:r>
+      <w:r>
+        <w:t>。</w:t>
+      </w:r>
     </w:p>
     <w:p>
       <w:pPr>
@@ -14361,7 +13372,21 @@
                 <w:rFonts w:ascii="宋体" w:hAnsi="宋体"/>
                 <w:sz w:val="21"/>
               </w:rPr>
-              <w:t>日：评审决议落地、整定与标定记录、稳定性测试报告、催办清单</w:t>
+              <w:t>日：接口差异</w:t>
+            </w:r>
+            <w:r>
+              <w:rPr>
+                <w:rFonts w:ascii="宋体" w:hAnsi="宋体"/>
+                <w:sz w:val="21"/>
+              </w:rPr>
+              <w:t xml:space="preserve"> 24 </w:t>
+            </w:r>
+            <w:r>
+              <w:rPr>
+                <w:rFonts w:ascii="宋体" w:hAnsi="宋体"/>
+                <w:sz w:val="21"/>
+              </w:rPr>
+              <w:t>条落地、整定与标定记录、稳定性测试报告、催办清单</w:t>
             </w:r>
           </w:p>
         </w:tc>
@@ -14542,7 +13567,21 @@
                 <w:rFonts w:ascii="宋体" w:hAnsi="宋体"/>
                 <w:sz w:val="21"/>
               </w:rPr>
-              <w:t>日：上板准备、部署</w:t>
+              <w:t>日：上板准备、部署包、</w:t>
+            </w:r>
+            <w:r>
+              <w:rPr>
+                <w:rFonts w:ascii="宋体" w:hAnsi="宋体"/>
+                <w:sz w:val="21"/>
+              </w:rPr>
+              <w:t xml:space="preserve">30 </w:t>
+            </w:r>
+            <w:r>
+              <w:rPr>
+                <w:rFonts w:ascii="宋体" w:hAnsi="宋体"/>
+                <w:sz w:val="21"/>
+              </w:rPr>
+              <w:t>分钟长稳、最终答</w:t>
             </w:r>
             <w:r>
               <w:rPr>
@@ -14550,21 +13589,7 @@
                 <w:sz w:val="21"/>
               </w:rPr>
               <w:lastRenderedPageBreak/>
-              <w:t>包、</w:t>
-            </w:r>
-            <w:r>
-              <w:rPr>
-                <w:rFonts w:ascii="宋体" w:hAnsi="宋体"/>
-                <w:sz w:val="21"/>
-              </w:rPr>
-              <w:t xml:space="preserve">30 </w:t>
-            </w:r>
-            <w:r>
-              <w:rPr>
-                <w:rFonts w:ascii="宋体" w:hAnsi="宋体"/>
-                <w:sz w:val="21"/>
-              </w:rPr>
-              <w:t>分钟长稳、最终答辩材料</w:t>
+              <w:t>辩材料</w:t>
             </w:r>
           </w:p>
         </w:tc>
@@ -14813,7 +13838,179 @@
                 <w:rFonts w:ascii="宋体" w:hAnsi="宋体"/>
                 <w:sz w:val="21"/>
               </w:rPr>
-              <w:t>日交记录</w:t>
+              <w:t>日交整定与标定记录；真机驱动代码保留，由假小车继续验证</w:t>
+            </w:r>
+          </w:p>
+        </w:tc>
+      </w:tr>
+      <w:tr>
+        <w:trPr>
+          <w:jc w:val="center"/>
+        </w:trPr>
+        <w:tc>
+          <w:tcPr>
+            <w:tcW w:w="2076" w:type="dxa"/>
+          </w:tcPr>
+          <w:p>
+            <w:pPr>
+              <w:spacing w:before="40" w:after="40" w:line="240" w:lineRule="auto"/>
+              <w:ind w:firstLineChars="0" w:firstLine="0"/>
+              <w:jc w:val="left"/>
+            </w:pPr>
+            <w:r>
+              <w:rPr>
+                <w:rFonts w:ascii="宋体" w:hAnsi="宋体"/>
+                <w:sz w:val="21"/>
+              </w:rPr>
+              <w:t xml:space="preserve">9 </w:t>
+            </w:r>
+            <w:r>
+              <w:rPr>
+                <w:rFonts w:ascii="宋体" w:hAnsi="宋体"/>
+                <w:sz w:val="21"/>
+              </w:rPr>
+              <w:t>月</w:t>
+            </w:r>
+            <w:r>
+              <w:rPr>
+                <w:rFonts w:ascii="宋体" w:hAnsi="宋体"/>
+                <w:sz w:val="21"/>
+              </w:rPr>
+              <w:t xml:space="preserve"> 4 </w:t>
+            </w:r>
+            <w:r>
+              <w:rPr>
+                <w:rFonts w:ascii="宋体" w:hAnsi="宋体"/>
+                <w:sz w:val="21"/>
+              </w:rPr>
+              <w:t>日</w:t>
+            </w:r>
+          </w:p>
+        </w:tc>
+        <w:tc>
+          <w:tcPr>
+            <w:tcW w:w="2076" w:type="dxa"/>
+          </w:tcPr>
+          <w:p>
+            <w:pPr>
+              <w:spacing w:before="40" w:after="40" w:line="240" w:lineRule="auto"/>
+              <w:ind w:firstLineChars="0" w:firstLine="0"/>
+              <w:jc w:val="left"/>
+            </w:pPr>
+            <w:r>
+              <w:rPr>
+                <w:rFonts w:ascii="宋体" w:hAnsi="宋体"/>
+                <w:sz w:val="21"/>
+              </w:rPr>
+              <w:t>方案书与接口文档的</w:t>
+            </w:r>
+            <w:r>
+              <w:rPr>
+                <w:rFonts w:ascii="宋体" w:hAnsi="宋体"/>
+                <w:sz w:val="21"/>
+              </w:rPr>
+              <w:t xml:space="preserve"> 24 </w:t>
+            </w:r>
+            <w:r>
+              <w:rPr>
+                <w:rFonts w:ascii="宋体" w:hAnsi="宋体"/>
+                <w:sz w:val="21"/>
+              </w:rPr>
+              <w:t>条差异按推荐项全部落地，接口文档升</w:t>
+            </w:r>
+            <w:r>
+              <w:rPr>
+                <w:rFonts w:ascii="宋体" w:hAnsi="宋体"/>
+                <w:sz w:val="21"/>
+              </w:rPr>
+              <w:t xml:space="preserve"> v2.0 </w:t>
+            </w:r>
+            <w:r>
+              <w:rPr>
+                <w:rFonts w:ascii="宋体" w:hAnsi="宋体"/>
+                <w:sz w:val="21"/>
+              </w:rPr>
+              <w:t>冻结</w:t>
+            </w:r>
+          </w:p>
+        </w:tc>
+        <w:tc>
+          <w:tcPr>
+            <w:tcW w:w="2076" w:type="dxa"/>
+          </w:tcPr>
+          <w:p>
+            <w:pPr>
+              <w:spacing w:before="40" w:after="40" w:line="240" w:lineRule="auto"/>
+              <w:ind w:firstLineChars="0" w:firstLine="0"/>
+              <w:jc w:val="left"/>
+            </w:pPr>
+            <w:r>
+              <w:rPr>
+                <w:rFonts w:ascii="宋体" w:hAnsi="宋体"/>
+                <w:sz w:val="21"/>
+              </w:rPr>
+              <w:t>两份文档</w:t>
+            </w:r>
+            <w:r>
+              <w:rPr>
+                <w:rFonts w:ascii="宋体" w:hAnsi="宋体"/>
+                <w:sz w:val="21"/>
+              </w:rPr>
+              <w:t xml:space="preserve"> v1.0 </w:t>
+            </w:r>
+            <w:r>
+              <w:rPr>
+                <w:rFonts w:ascii="宋体" w:hAnsi="宋体"/>
+                <w:sz w:val="21"/>
+              </w:rPr>
+              <w:t>之间有</w:t>
+            </w:r>
+            <w:r>
+              <w:rPr>
+                <w:rFonts w:ascii="宋体" w:hAnsi="宋体"/>
+                <w:sz w:val="21"/>
+              </w:rPr>
+              <w:t xml:space="preserve"> 24 </w:t>
+            </w:r>
+            <w:r>
+              <w:rPr>
+                <w:rFonts w:ascii="宋体" w:hAnsi="宋体"/>
+                <w:sz w:val="21"/>
+              </w:rPr>
+              <w:t>处对不上</w:t>
+            </w:r>
+          </w:p>
+        </w:tc>
+        <w:tc>
+          <w:tcPr>
+            <w:tcW w:w="2076" w:type="dxa"/>
+          </w:tcPr>
+          <w:p>
+            <w:pPr>
+              <w:spacing w:before="40" w:after="40" w:line="240" w:lineRule="auto"/>
+              <w:ind w:firstLineChars="0" w:firstLine="0"/>
+              <w:jc w:val="left"/>
+            </w:pPr>
+            <w:r>
+              <w:rPr>
+                <w:rFonts w:ascii="宋体" w:hAnsi="宋体"/>
+                <w:sz w:val="21"/>
+              </w:rPr>
+              <w:t>分三次提交：</w:t>
+            </w:r>
+            <w:r>
+              <w:rPr>
+                <w:rFonts w:ascii="宋体" w:hAnsi="宋体"/>
+                <w:sz w:val="21"/>
+              </w:rPr>
+              <w:t xml:space="preserve">Schema </w:t>
+            </w:r>
+            <w:r>
+              <w:rPr>
+                <w:rFonts w:ascii="宋体" w:hAnsi="宋体"/>
+                <w:sz w:val="21"/>
+              </w:rPr>
+              <w:t>与数值连锁、接口文档升版、方案书回填并留修订记录</w:t>
             </w:r>
           </w:p>
         </w:tc>
@@ -15466,6 +14663,7 @@
           <w:rFonts w:ascii="Consolas" w:eastAsia="Consolas" w:hAnsi="Consolas"/>
           <w:sz w:val="18"/>
         </w:rPr>
+        <w:lastRenderedPageBreak/>
         <w:br/>
         <w:t xml:space="preserve"># </w:t>
       </w:r>
@@ -15535,13 +14733,6 @@
           <w:sz w:val="18"/>
         </w:rPr>
         <w:br/>
-      </w:r>
-      <w:r>
-        <w:rPr>
-          <w:rFonts w:ascii="Consolas" w:eastAsia="Consolas" w:hAnsi="Consolas"/>
-          <w:sz w:val="18"/>
-        </w:rPr>
-        <w:lastRenderedPageBreak/>
         <w:t>omega = float(np.clip</w:t>
       </w:r>
       <w:r>

--- a/deliverables/个人报告-吴明哲.docx
+++ b/deliverables/个人报告-吴明哲.docx
@@ -59,7 +59,7 @@
                 <w:noProof/>
               </w:rPr>
               <w:drawing>
-                <wp:inline distT="0" distB="0" distL="0" distR="0" wp14:anchorId="6ED927CD" wp14:editId="1BD8E21B">
+                <wp:inline distT="0" distB="0" distL="0" distR="0" wp14:anchorId="0E689697" wp14:editId="5D65D6FA">
                   <wp:extent cx="1146610" cy="1079288"/>
                   <wp:effectExtent l="0" t="0" r="0" b="0"/>
                   <wp:docPr id="1" name="图片 1"/>
@@ -2763,7 +2763,7 @@
       <w:r>
         <w:fldChar w:fldCharType="separate"/>
       </w:r>
-      <w:hyperlink w:anchor="_Toc240653197" w:history="1">
+      <w:hyperlink w:anchor="_Toc240653912" w:history="1">
         <w:r>
           <w:rPr>
             <w:rStyle w:val="aa"/>
@@ -2803,7 +2803,7 @@
           <w:rPr>
             <w:webHidden/>
           </w:rPr>
-          <w:instrText xml:space="preserve"> PAGEREF _Toc240653197 \h </w:instrText>
+          <w:instrText xml:space="preserve"> PAGEREF _Toc240653912 \h </w:instrText>
         </w:r>
         <w:r>
           <w:rPr>
@@ -2841,7 +2841,7 @@
           <w14:ligatures w14:val="standardContextual"/>
         </w:rPr>
       </w:pPr>
-      <w:hyperlink w:anchor="_Toc240653198" w:history="1">
+      <w:hyperlink w:anchor="_Toc240653913" w:history="1">
         <w:r>
           <w:rPr>
             <w:rStyle w:val="aa"/>
@@ -2881,7 +2881,7 @@
           <w:rPr>
             <w:webHidden/>
           </w:rPr>
-          <w:instrText xml:space="preserve"> PAGEREF _Toc240653198 \h </w:instrText>
+          <w:instrText xml:space="preserve"> PAGEREF _Toc240653913 \h </w:instrText>
         </w:r>
         <w:r>
           <w:rPr>
@@ -2917,7 +2917,7 @@
           <w14:ligatures w14:val="standardContextual"/>
         </w:rPr>
       </w:pPr>
-      <w:hyperlink w:anchor="_Toc240653199" w:history="1">
+      <w:hyperlink w:anchor="_Toc240653914" w:history="1">
         <w:r>
           <w:rPr>
             <w:rStyle w:val="aa"/>
@@ -2955,7 +2955,7 @@
           <w:rPr>
             <w:webHidden/>
           </w:rPr>
-          <w:instrText xml:space="preserve"> PAGEREF _Toc240653199 \h </w:instrText>
+          <w:instrText xml:space="preserve"> PAGEREF _Toc240653914 \h </w:instrText>
         </w:r>
         <w:r>
           <w:rPr>
@@ -2991,7 +2991,7 @@
           <w14:ligatures w14:val="standardContextual"/>
         </w:rPr>
       </w:pPr>
-      <w:hyperlink w:anchor="_Toc240653200" w:history="1">
+      <w:hyperlink w:anchor="_Toc240653915" w:history="1">
         <w:r>
           <w:rPr>
             <w:rStyle w:val="aa"/>
@@ -3029,7 +3029,7 @@
           <w:rPr>
             <w:webHidden/>
           </w:rPr>
-          <w:instrText xml:space="preserve"> PAGEREF _Toc240653200 \h </w:instrText>
+          <w:instrText xml:space="preserve"> PAGEREF _Toc240653915 \h </w:instrText>
         </w:r>
         <w:r>
           <w:rPr>
@@ -3066,7 +3066,7 @@
           <w14:ligatures w14:val="standardContextual"/>
         </w:rPr>
       </w:pPr>
-      <w:hyperlink w:anchor="_Toc240653201" w:history="1">
+      <w:hyperlink w:anchor="_Toc240653916" w:history="1">
         <w:r>
           <w:rPr>
             <w:rStyle w:val="aa"/>
@@ -3105,7 +3105,7 @@
           <w:rPr>
             <w:webHidden/>
           </w:rPr>
-          <w:instrText xml:space="preserve"> PAGEREF _Toc240653201 \h </w:instrText>
+          <w:instrText xml:space="preserve"> PAGEREF _Toc240653916 \h </w:instrText>
         </w:r>
         <w:r>
           <w:rPr>
@@ -3142,7 +3142,7 @@
           <w14:ligatures w14:val="standardContextual"/>
         </w:rPr>
       </w:pPr>
-      <w:hyperlink w:anchor="_Toc240653202" w:history="1">
+      <w:hyperlink w:anchor="_Toc240653917" w:history="1">
         <w:r>
           <w:rPr>
             <w:rStyle w:val="aa"/>
@@ -3181,7 +3181,7 @@
           <w:rPr>
             <w:webHidden/>
           </w:rPr>
-          <w:instrText xml:space="preserve"> PAGEREF _Toc240653202 \h </w:instrText>
+          <w:instrText xml:space="preserve"> PAGEREF _Toc240653917 \h </w:instrText>
         </w:r>
         <w:r>
           <w:rPr>
@@ -3218,7 +3218,7 @@
           <w14:ligatures w14:val="standardContextual"/>
         </w:rPr>
       </w:pPr>
-      <w:hyperlink w:anchor="_Toc240653203" w:history="1">
+      <w:hyperlink w:anchor="_Toc240653918" w:history="1">
         <w:r>
           <w:rPr>
             <w:rStyle w:val="aa"/>
@@ -3257,7 +3257,7 @@
           <w:rPr>
             <w:webHidden/>
           </w:rPr>
-          <w:instrText xml:space="preserve"> PAGEREF _Toc240653203 \h </w:instrText>
+          <w:instrText xml:space="preserve"> PAGEREF _Toc240653918 \h </w:instrText>
         </w:r>
         <w:r>
           <w:rPr>
@@ -3294,7 +3294,7 @@
           <w14:ligatures w14:val="standardContextual"/>
         </w:rPr>
       </w:pPr>
-      <w:hyperlink w:anchor="_Toc240653204" w:history="1">
+      <w:hyperlink w:anchor="_Toc240653919" w:history="1">
         <w:r>
           <w:rPr>
             <w:rStyle w:val="aa"/>
@@ -3333,7 +3333,7 @@
           <w:rPr>
             <w:webHidden/>
           </w:rPr>
-          <w:instrText xml:space="preserve"> PAGEREF _Toc240653204 \h </w:instrText>
+          <w:instrText xml:space="preserve"> PAGEREF _Toc240653919 \h </w:instrText>
         </w:r>
         <w:r>
           <w:rPr>
@@ -3370,7 +3370,7 @@
           <w14:ligatures w14:val="standardContextual"/>
         </w:rPr>
       </w:pPr>
-      <w:hyperlink w:anchor="_Toc240653205" w:history="1">
+      <w:hyperlink w:anchor="_Toc240653920" w:history="1">
         <w:r>
           <w:rPr>
             <w:rStyle w:val="aa"/>
@@ -3409,7 +3409,7 @@
           <w:rPr>
             <w:webHidden/>
           </w:rPr>
-          <w:instrText xml:space="preserve"> PAGEREF _Toc240653205 \h </w:instrText>
+          <w:instrText xml:space="preserve"> PAGEREF _Toc240653920 \h </w:instrText>
         </w:r>
         <w:r>
           <w:rPr>
@@ -3445,7 +3445,7 @@
           <w14:ligatures w14:val="standardContextual"/>
         </w:rPr>
       </w:pPr>
-      <w:hyperlink w:anchor="_Toc240653206" w:history="1">
+      <w:hyperlink w:anchor="_Toc240653921" w:history="1">
         <w:r>
           <w:rPr>
             <w:rStyle w:val="aa"/>
@@ -3483,7 +3483,7 @@
           <w:rPr>
             <w:webHidden/>
           </w:rPr>
-          <w:instrText xml:space="preserve"> PAGEREF _Toc240653206 \h </w:instrText>
+          <w:instrText xml:space="preserve"> PAGEREF _Toc240653921 \h </w:instrText>
         </w:r>
         <w:r>
           <w:rPr>
@@ -3520,7 +3520,7 @@
           <w14:ligatures w14:val="standardContextual"/>
         </w:rPr>
       </w:pPr>
-      <w:hyperlink w:anchor="_Toc240653207" w:history="1">
+      <w:hyperlink w:anchor="_Toc240653922" w:history="1">
         <w:r>
           <w:rPr>
             <w:rStyle w:val="aa"/>
@@ -3559,7 +3559,7 @@
           <w:rPr>
             <w:webHidden/>
           </w:rPr>
-          <w:instrText xml:space="preserve"> PAGEREF _Toc240653207 \h </w:instrText>
+          <w:instrText xml:space="preserve"> PAGEREF _Toc240653922 \h </w:instrText>
         </w:r>
         <w:r>
           <w:rPr>
@@ -3596,7 +3596,7 @@
           <w14:ligatures w14:val="standardContextual"/>
         </w:rPr>
       </w:pPr>
-      <w:hyperlink w:anchor="_Toc240653208" w:history="1">
+      <w:hyperlink w:anchor="_Toc240653923" w:history="1">
         <w:r>
           <w:rPr>
             <w:rStyle w:val="aa"/>
@@ -3635,7 +3635,7 @@
           <w:rPr>
             <w:webHidden/>
           </w:rPr>
-          <w:instrText xml:space="preserve"> PAGEREF _Toc240653208 \h </w:instrText>
+          <w:instrText xml:space="preserve"> PAGEREF _Toc240653923 \h </w:instrText>
         </w:r>
         <w:r>
           <w:rPr>
@@ -3672,7 +3672,7 @@
           <w14:ligatures w14:val="standardContextual"/>
         </w:rPr>
       </w:pPr>
-      <w:hyperlink w:anchor="_Toc240653209" w:history="1">
+      <w:hyperlink w:anchor="_Toc240653924" w:history="1">
         <w:r>
           <w:rPr>
             <w:rStyle w:val="aa"/>
@@ -3711,7 +3711,7 @@
           <w:rPr>
             <w:webHidden/>
           </w:rPr>
-          <w:instrText xml:space="preserve"> PAGEREF _Toc240653209 \h </w:instrText>
+          <w:instrText xml:space="preserve"> PAGEREF _Toc240653924 \h </w:instrText>
         </w:r>
         <w:r>
           <w:rPr>
@@ -3749,7 +3749,7 @@
           <w14:ligatures w14:val="standardContextual"/>
         </w:rPr>
       </w:pPr>
-      <w:hyperlink w:anchor="_Toc240653210" w:history="1">
+      <w:hyperlink w:anchor="_Toc240653925" w:history="1">
         <w:r>
           <w:rPr>
             <w:rStyle w:val="aa"/>
@@ -3789,7 +3789,7 @@
           <w:rPr>
             <w:webHidden/>
           </w:rPr>
-          <w:instrText xml:space="preserve"> PAGEREF _Toc240653210 \h </w:instrText>
+          <w:instrText xml:space="preserve"> PAGEREF _Toc240653925 \h </w:instrText>
         </w:r>
         <w:r>
           <w:rPr>
@@ -3827,7 +3827,7 @@
           <w14:ligatures w14:val="standardContextual"/>
         </w:rPr>
       </w:pPr>
-      <w:hyperlink w:anchor="_Toc240653211" w:history="1">
+      <w:hyperlink w:anchor="_Toc240653926" w:history="1">
         <w:r>
           <w:rPr>
             <w:rStyle w:val="aa"/>
@@ -3867,7 +3867,7 @@
           <w:rPr>
             <w:webHidden/>
           </w:rPr>
-          <w:instrText xml:space="preserve"> PAGEREF _Toc240653211 \h </w:instrText>
+          <w:instrText xml:space="preserve"> PAGEREF _Toc240653926 \h </w:instrText>
         </w:r>
         <w:r>
           <w:rPr>
@@ -3905,7 +3905,7 @@
           <w14:ligatures w14:val="standardContextual"/>
         </w:rPr>
       </w:pPr>
-      <w:hyperlink w:anchor="_Toc240653212" w:history="1">
+      <w:hyperlink w:anchor="_Toc240653927" w:history="1">
         <w:r>
           <w:rPr>
             <w:rStyle w:val="aa"/>
@@ -3928,7 +3928,7 @@
           <w:rPr>
             <w:webHidden/>
           </w:rPr>
-          <w:instrText xml:space="preserve"> PAGEREF _Toc240653212 \h </w:instrText>
+          <w:instrText xml:space="preserve"> PAGEREF _Toc240653927 \h </w:instrText>
         </w:r>
         <w:r>
           <w:rPr>
@@ -4004,7 +4004,7 @@
       <w:pPr>
         <w:pStyle w:val="1"/>
       </w:pPr>
-      <w:bookmarkStart w:id="0" w:name="_Toc240653197"/>
+      <w:bookmarkStart w:id="0" w:name="_Toc240653912"/>
       <w:r>
         <w:lastRenderedPageBreak/>
         <w:t>个人工作概述</w:t>
@@ -4016,7 +4016,7 @@
         <w:pStyle w:val="af4"/>
       </w:pPr>
       <w:r>
-        <w:t>我在组里担任组长。三位组员各训一类识别模型（检测、分割、异常检测），我负责把这些模型放进一个能跑起来的系统，并证明它能跑：定接口，写状态机、安全网关和云台控制，做读数和标定，搭验证平台，最后做部署和全系统测试。课题从</w:t>
+        <w:t>小组四人，我任组长。三位组员各训一类识别模型（检测、分割、异常检测），组长要把这些模型放进一个能跑起来的系统，并证明它能跑：定接口，写状态机、安全网关和云台控制，做读数和标定，搭验证平台，最后做部署和全系统测试。课题从</w:t>
       </w:r>
       <w:r>
         <w:t xml:space="preserve"> 8 </w:t>
@@ -4040,13 +4040,13 @@
         <w:t xml:space="preserve"> 16 </w:t>
       </w:r>
       <w:r>
-        <w:t>日完成最终交付。表</w:t>
-      </w:r>
-      <w:r>
-        <w:t xml:space="preserve"> 1-1 </w:t>
-      </w:r>
-      <w:r>
-        <w:t>是我承担的具体任务、完成时间和与其他成员的接口关系，时间取自代码仓库的提交记录。</w:t>
+        <w:t>日完成最终交付。具体任务、完成时间和与其他成员的接口关系见表</w:t>
+      </w:r>
+      <w:r>
+        <w:t xml:space="preserve"> 1-1</w:t>
+      </w:r>
+      <w:r>
+        <w:t>，时间取自代码仓库的提交记录。</w:t>
       </w:r>
     </w:p>
     <w:p>
@@ -4060,7 +4060,7 @@
         <w:t xml:space="preserve"> 1-1</w:t>
       </w:r>
       <w:r>
-        <w:t xml:space="preserve">　我承担的任务、完成时间与接口关系</w:t>
+        <w:t xml:space="preserve">　承担的任务、完成时间与接口关系</w:t>
       </w:r>
     </w:p>
     <w:tbl>
@@ -5805,7 +5805,7 @@
         <w:pStyle w:val="af4"/>
       </w:pPr>
       <w:r>
-        <w:t>我和三位组员之间的接口是三个抽象接口：检测器、分割器、异常检测器。组员只要按接口交模型，不用改系统代码就能接进流水线。反过来我给他们三样东西：虚拟配电室（检测组员用它渲染合成训练图，分割组员用它生成合成掩膜，异常检测组员用它生成正常样本集）、接口文档与</w:t>
+        <w:t>系统和三位组员之间靠三个抽象接口对接：检测器、分割器、异常检测器。组员只要按接口交模型，不用改系统代码就能接进流水线。反过来，组员从系统这边拿到三样东西：虚拟配电室（检测组员用它渲染合成训练图，分割组员用它生成合成掩膜，异常检测组员用它生成正常样本集）、接口文档与</w:t>
       </w:r>
       <w:r>
         <w:t xml:space="preserve"> Schema</w:t>
@@ -5818,7 +5818,7 @@
       <w:pPr>
         <w:pStyle w:val="1"/>
       </w:pPr>
-      <w:bookmarkStart w:id="1" w:name="_Toc240653198"/>
+      <w:bookmarkStart w:id="1" w:name="_Toc240653913"/>
       <w:r>
         <w:lastRenderedPageBreak/>
         <w:t>个人负责设计单元设计</w:t>
@@ -5829,7 +5829,7 @@
       <w:pPr>
         <w:pStyle w:val="2"/>
       </w:pPr>
-      <w:bookmarkStart w:id="2" w:name="_Toc240653199"/>
+      <w:bookmarkStart w:id="2" w:name="_Toc240653914"/>
       <w:r>
         <w:t>模块任务与要求</w:t>
       </w:r>
@@ -5846,7 +5846,7 @@
         <w:t xml:space="preserve"> 2-1 </w:t>
       </w:r>
       <w:r>
-        <w:t>里除了三路识别模型，其余部分都是我负责的。</w:t>
+        <w:t>里除了三路识别模型，其余部分都在个人负责范围内。</w:t>
       </w:r>
     </w:p>
     <w:p>
@@ -5861,7 +5861,7 @@
           <w:noProof/>
         </w:rPr>
         <w:drawing>
-          <wp:inline distT="0" distB="0" distL="0" distR="0" wp14:anchorId="6A66D862" wp14:editId="068818BF">
+          <wp:inline distT="0" distB="0" distL="0" distR="0" wp14:anchorId="26F51089" wp14:editId="228817D6">
             <wp:extent cx="5577840" cy="2722815"/>
             <wp:effectExtent l="0" t="0" r="0" b="0"/>
             <wp:docPr id="2" name="Picture 2"/>
@@ -5922,7 +5922,7 @@
         <w:t xml:space="preserve"> 2-1</w:t>
       </w:r>
       <w:r>
-        <w:t xml:space="preserve">　我负责的模块：功能、要求与在系统里的作用</w:t>
+        <w:t xml:space="preserve">　负责的模块：功能、要求与在系统里的作用</w:t>
       </w:r>
     </w:p>
     <w:tbl>
@@ -6884,7 +6884,7 @@
       <w:pPr>
         <w:pStyle w:val="2"/>
       </w:pPr>
-      <w:bookmarkStart w:id="3" w:name="_Toc240653200"/>
+      <w:bookmarkStart w:id="3" w:name="_Toc240653915"/>
       <w:r>
         <w:t>设计过程与实现方法</w:t>
       </w:r>
@@ -6894,7 +6894,7 @@
       <w:pPr>
         <w:pStyle w:val="3"/>
       </w:pPr>
-      <w:bookmarkStart w:id="4" w:name="_Toc240653201"/>
+      <w:bookmarkStart w:id="4" w:name="_Toc240653916"/>
       <w:r>
         <w:t>资料查阅</w:t>
       </w:r>
@@ -6905,7 +6905,7 @@
         <w:pStyle w:val="af4"/>
       </w:pPr>
       <w:r>
-        <w:t>动手之前我主要查了下面几份资料，每一份都实际改变了某个设计决定：</w:t>
+        <w:t>动手之前主要查了下面几份资料，每一份都实际改变了某个设计决定：</w:t>
       </w:r>
     </w:p>
     <w:p>
@@ -7109,14 +7109,7 @@
                 <w:rFonts w:ascii="宋体" w:hAnsi="宋体"/>
                 <w:sz w:val="21"/>
               </w:rPr>
-              <w:t xml:space="preserve">GB/T </w:t>
-            </w:r>
-            <w:r>
-              <w:rPr>
-                <w:rFonts w:ascii="宋体" w:hAnsi="宋体"/>
-                <w:sz w:val="21"/>
-              </w:rPr>
-              <w:t>1226—2017</w:t>
+              <w:t>GB/T 1226—2017</w:t>
             </w:r>
             <w:r>
               <w:rPr>
@@ -7515,14 +7508,7 @@
                 <w:rFonts w:ascii="宋体" w:hAnsi="宋体"/>
                 <w:sz w:val="21"/>
               </w:rPr>
-              <w:t xml:space="preserve"> </w:t>
-            </w:r>
-            <w:r>
-              <w:rPr>
-                <w:rFonts w:ascii="宋体" w:hAnsi="宋体"/>
-                <w:sz w:val="21"/>
-              </w:rPr>
-              <w:t xml:space="preserve">Schema </w:t>
+              <w:t xml:space="preserve"> Schema </w:t>
             </w:r>
             <w:r>
               <w:rPr>
@@ -7641,7 +7627,7 @@
       <w:pPr>
         <w:pStyle w:val="3"/>
       </w:pPr>
-      <w:bookmarkStart w:id="5" w:name="_Toc240653202"/>
+      <w:bookmarkStart w:id="5" w:name="_Toc240653917"/>
       <w:r>
         <w:t>需求分析</w:t>
       </w:r>
@@ -7652,7 +7638,7 @@
         <w:pStyle w:val="af4"/>
       </w:pPr>
       <w:r>
-        <w:t>把闭环拆开看，我负责的部分要同时满足四件事：巡航时每一帧都处理得完，复核时看得足够清楚，任何时候都不能让</w:t>
+        <w:t>把闭环拆开看，负责的这部分要同时满足四件事：巡航时每一帧都处理得完，复核时看得足够清楚，任何时候都不能让</w:t>
       </w:r>
       <w:r>
         <w:t xml:space="preserve"> AI </w:t>
@@ -7664,7 +7650,7 @@
         <w:t xml:space="preserve"> 2-3 </w:t>
       </w:r>
       <w:r>
-        <w:t>是我在设计时实际碰到的四组。</w:t>
+        <w:t>列出设计时实际碰到的四组。</w:t>
       </w:r>
     </w:p>
     <w:p>
@@ -7678,7 +7664,7 @@
         <w:t xml:space="preserve"> 2-3</w:t>
       </w:r>
       <w:r>
-        <w:t xml:space="preserve">　相互制约的指标与我的取舍</w:t>
+        <w:t xml:space="preserve">　相互制约的指标与取舍</w:t>
       </w:r>
     </w:p>
     <w:tbl>
@@ -7755,7 +7741,7 @@
                 <w:b/>
                 <w:sz w:val="21"/>
               </w:rPr>
-              <w:t>我的取舍</w:t>
+              <w:t>取舍</w:t>
             </w:r>
           </w:p>
         </w:tc>
@@ -8443,7 +8429,7 @@
       <w:pPr>
         <w:pStyle w:val="3"/>
       </w:pPr>
-      <w:bookmarkStart w:id="6" w:name="_Toc240653203"/>
+      <w:bookmarkStart w:id="6" w:name="_Toc240653918"/>
       <w:r>
         <w:t>方案选择</w:t>
       </w:r>
@@ -8454,7 +8440,7 @@
         <w:pStyle w:val="af4"/>
       </w:pPr>
       <w:r>
-        <w:t>四处关键模块我都做了比选，两套方案都实现出来、在同一批数据上测过之后才定。</w:t>
+        <w:t>四处关键模块都做了比选，两套方案都实现出来、在同一批数据上测过之后才定。</w:t>
       </w:r>
     </w:p>
     <w:p>
@@ -9034,6 +9020,12 @@
                 <w:sz w:val="21"/>
               </w:rPr>
               <w:br/>
+            </w:r>
+            <w:r>
+              <w:rPr>
+                <w:rFonts w:ascii="宋体" w:hAnsi="宋体"/>
+                <w:sz w:val="21"/>
+              </w:rPr>
               <w:t xml:space="preserve">② </w:t>
             </w:r>
             <w:r>
@@ -9185,14 +9177,7 @@
                 <w:rFonts w:ascii="宋体" w:hAnsi="宋体"/>
                 <w:sz w:val="21"/>
               </w:rPr>
-              <w:t xml:space="preserve"> </w:t>
-            </w:r>
-            <w:r>
-              <w:rPr>
-                <w:rFonts w:ascii="宋体" w:hAnsi="宋体"/>
-                <w:sz w:val="21"/>
-              </w:rPr>
-              <w:t>INT8</w:t>
+              <w:t xml:space="preserve"> INT8</w:t>
             </w:r>
             <w:r>
               <w:rPr>
@@ -9351,7 +9336,7 @@
       <w:pPr>
         <w:pStyle w:val="3"/>
       </w:pPr>
-      <w:bookmarkStart w:id="7" w:name="_Toc240653204"/>
+      <w:bookmarkStart w:id="7" w:name="_Toc240653919"/>
       <w:r>
         <w:t>设计实现</w:t>
       </w:r>
@@ -9374,7 +9359,7 @@
         <w:t xml:space="preserve">7 </w:t>
       </w:r>
       <w:r>
-        <w:t>条高层指令、十状态机每个状态的超时与时序预算、证据包目录结构和每个字段的取值范围。文档迟早会和代码漂开，所以我把关键约束做成两层能执行的东西：五份</w:t>
+        <w:t>条高层指令、十状态机每个状态的超时与时序预算、证据包目录结构和每个字段的取值范围。文档迟早会和代码漂开，所以把关键约束做成了两层能执行的东西：五份</w:t>
       </w:r>
       <w:r>
         <w:t xml:space="preserve"> JSON Schema</w:t>
@@ -9434,7 +9419,7 @@
         </w:rPr>
         <w:lastRenderedPageBreak/>
         <w:drawing>
-          <wp:inline distT="0" distB="0" distL="0" distR="0" wp14:anchorId="2E2A1581" wp14:editId="1F87BF98">
+          <wp:inline distT="0" distB="0" distL="0" distR="0" wp14:anchorId="5A072BD5" wp14:editId="602961F8">
             <wp:extent cx="5577840" cy="2722815"/>
             <wp:effectExtent l="0" t="0" r="0" b="0"/>
             <wp:docPr id="3" name="Picture 3"/>
@@ -9510,7 +9495,7 @@
           <w:noProof/>
         </w:rPr>
         <w:drawing>
-          <wp:inline distT="0" distB="0" distL="0" distR="0" wp14:anchorId="35CDF9DE" wp14:editId="39F796B6">
+          <wp:inline distT="0" distB="0" distL="0" distR="0" wp14:anchorId="2EA04DE6" wp14:editId="56D92C1F">
             <wp:extent cx="5577840" cy="2722815"/>
             <wp:effectExtent l="0" t="0" r="0" b="0"/>
             <wp:docPr id="4" name="Picture 4"/>
@@ -9595,10 +9580,10 @@
         <w:t xml:space="preserve"> θ/(W·z) </w:t>
       </w:r>
       <w:r>
-        <w:t>度。我把</w:t>
-      </w:r>
-      <w:r>
-        <w:t xml:space="preserve"> PID </w:t>
+        <w:t>度。</w:t>
+      </w:r>
+      <w:r>
+        <w:t xml:space="preserve">PID </w:t>
       </w:r>
       <w:r>
         <w:t>输出乘以这个系数，各倍率下的环路增益就一致了。另外加了两处处理：像素偏差先过一阶低通，压住形心坐标的帧间抖动；偏差大于</w:t>
@@ -9629,7 +9614,7 @@
         </w:rPr>
         <w:lastRenderedPageBreak/>
         <w:drawing>
-          <wp:inline distT="0" distB="0" distL="0" distR="0" wp14:anchorId="6A5D8E85" wp14:editId="22316C52">
+          <wp:inline distT="0" distB="0" distL="0" distR="0" wp14:anchorId="647E8A9C" wp14:editId="65986B58">
             <wp:extent cx="5577840" cy="2722815"/>
             <wp:effectExtent l="0" t="0" r="0" b="0"/>
             <wp:docPr id="5" name="Picture 5"/>
@@ -9792,7 +9777,7 @@
         </w:rPr>
         <w:lastRenderedPageBreak/>
         <w:drawing>
-          <wp:inline distT="0" distB="0" distL="0" distR="0" wp14:anchorId="5D153DC2" wp14:editId="12EF2F9E">
+          <wp:inline distT="0" distB="0" distL="0" distR="0" wp14:anchorId="235B05A8" wp14:editId="75F4CD14">
             <wp:extent cx="5577840" cy="2722815"/>
             <wp:effectExtent l="0" t="0" r="0" b="0"/>
             <wp:docPr id="6" name="Picture 6"/>
@@ -9847,13 +9832,13 @@
         <w:pStyle w:val="af4"/>
       </w:pPr>
       <w:r>
-        <w:t>硬件方面我定义并实现了底盘串口协议：帧头、长度、命令字、载荷、</w:t>
+        <w:t>硬件方面定义并实现了底盘串口协议：帧头、长度、命令字、载荷、</w:t>
       </w:r>
       <w:r>
         <w:t>CRC16</w:t>
       </w:r>
       <w:r>
-        <w:t>，指令与回执一一对应。没有真车，我写了一个「假小车」在串口另一端按同一套协议应答，按设定概率丢包、延迟、拒绝，串口协议和假小车的测试共</w:t>
+        <w:t>，指令与回执一一对应。没有真车，就写了一个「假小车」在串口另一端按同一套协议应答，按设定概率丢包、延迟、拒绝，串口协议和假小车的测试共</w:t>
       </w:r>
       <w:r>
         <w:t xml:space="preserve"> 27 </w:t>
@@ -9890,7 +9875,7 @@
       <w:pPr>
         <w:pStyle w:val="3"/>
       </w:pPr>
-      <w:bookmarkStart w:id="8" w:name="_Toc240653205"/>
+      <w:bookmarkStart w:id="8" w:name="_Toc240653920"/>
       <w:r>
         <w:t>调试方法</w:t>
       </w:r>
@@ -9901,7 +9886,7 @@
         <w:pStyle w:val="af4"/>
       </w:pPr>
       <w:r>
-        <w:t>我主要靠四样东西调试。一是假小车和仿真驱动，按概率注入故障，能把偶发问题稳定复现出来；二是自动化测试，每修一个缺陷就补一条会当场变红的用例；三是</w:t>
+        <w:t>调试主要靠四样东西。一是假小车和仿真驱动，按概率注入故障，能把偶发问题稳定复现出来；二是自动化测试，每修一个缺陷就补一条会当场变红的用例；三是</w:t>
       </w:r>
       <w:r>
         <w:t xml:space="preserve"> run_all </w:t>
@@ -9914,7 +9899,7 @@
       <w:pPr>
         <w:pStyle w:val="2"/>
       </w:pPr>
-      <w:bookmarkStart w:id="9" w:name="_Toc240653206"/>
+      <w:bookmarkStart w:id="9" w:name="_Toc240653921"/>
       <w:r>
         <w:t>问题解决与结果分析</w:t>
       </w:r>
@@ -9924,7 +9909,7 @@
       <w:pPr>
         <w:pStyle w:val="3"/>
       </w:pPr>
-      <w:bookmarkStart w:id="10" w:name="_Toc240653207"/>
+      <w:bookmarkStart w:id="10" w:name="_Toc240653922"/>
       <w:r>
         <w:t>遇到的主要问题</w:t>
       </w:r>
@@ -9935,7 +9920,7 @@
         <w:pStyle w:val="af4"/>
       </w:pPr>
       <w:r>
-        <w:t>下面五个问题是我在设计和联调中实际碰到的，按发现顺序排。</w:t>
+        <w:t>下面五个问题是设计和联调中实际碰到的，按发现顺序排。</w:t>
       </w:r>
     </w:p>
     <w:p>
@@ -9949,7 +9934,7 @@
         <w:t xml:space="preserve"> 7/7 </w:t>
       </w:r>
       <w:r>
-        <w:t>产出」，接进来后一条读数都没有。我顺着代码查，发现取读数先验的那条通路靠的是检测框上的一个目标编号，而真检测器根本不给这个编号，于是读数第一步就跳过了。这不只是仿真的问题，真机同样没有这个编号。我改成按标定表登记的目标位置投影到当前画面，与检测框做</w:t>
+        <w:t>产出」，接进来后一条读数都没有。顺着代码查下去，发现取读数先验的那条通路靠的是检测框上的一个目标编号，而真检测器根本不给这个编号，于是读数第一步就跳过了。这不只是仿真的问题，真机同样没有这个编号。改成按标定表登记的目标位置投影到当前画面，与检测框做</w:t>
       </w:r>
       <w:r>
         <w:t xml:space="preserve"> IoU </w:t>
@@ -9981,23 +9966,23 @@
         <w:t xml:space="preserve"> 5.6 fps</w:t>
       </w:r>
       <w:r>
-        <w:t>。异常检测的配置里加了一个像素密度</w:t>
+        <w:t>。异常检测的配置里加了一个像素密度门限，但没有任何代码读它，巡航时每帧对每个检出都打分，一次</w:t>
+      </w:r>
+      <w:r>
+        <w:t xml:space="preserve"> 42.5 ms</w:t>
+      </w:r>
+      <w:r>
+        <w:t>，一</w:t>
       </w:r>
       <w:r>
         <w:lastRenderedPageBreak/>
-        <w:t>门限，但没有任何代码读它，巡航时每帧对每个检出都打分，一次</w:t>
-      </w:r>
-      <w:r>
-        <w:t xml:space="preserve"> 42.5 ms</w:t>
-      </w:r>
-      <w:r>
-        <w:t>，一帧两个就把</w:t>
+        <w:t>帧两个就把</w:t>
       </w:r>
       <w:r>
         <w:t xml:space="preserve"> 100 ms </w:t>
       </w:r>
       <w:r>
-        <w:t>的节拍打爆了。我在打分入口真正实现了门限，又加了一条测试检查配置里的每个键是不是真的被代码引用，这类「死配置」以后会当场报错。</w:t>
+        <w:t>的节拍打爆了。后来在打分入口真正实现了门限，又加了一条测试检查配置里的每个键是不是真的被代码引用，这类「死配置」以后会当场报错。</w:t>
       </w:r>
     </w:p>
     <w:p>
@@ -10037,7 +10022,7 @@
         <w:pStyle w:val="af4"/>
       </w:pPr>
       <w:r>
-        <w:t>问题四：保活停车偶发失效。测试六次挂三次。保活超时的停车指令只下发一次，走的又是会丢包的链路，恰好丢掉那一次，车就一直没停。我改成保活停车走底盘内部通路，保活丢失期间每个周期重发，并补了两条把丢包率设成</w:t>
+        <w:t>问题四：保活停车偶发失效。测试六次挂三次。保活超时的停车指令只下发一次，走的又是会丢包的链路，恰好丢掉那一次，车就一直没停。改成保活停车走底盘内部通路，保活丢失期间每个周期重发，并补了两条把丢包率设成</w:t>
       </w:r>
       <w:r>
         <w:t xml:space="preserve"> 100 % </w:t>
@@ -10075,7 +10060,7 @@
         <w:t xml:space="preserve"> 0</w:t>
       </w:r>
       <w:r>
-        <w:t>。我在检测头解码之前把网络切成</w:t>
+        <w:t>。解决办法是在检测头解码之前把网络切成</w:t>
       </w:r>
       <w:r>
         <w:t xml:space="preserve"> 6 </w:t>
@@ -10141,7 +10126,7 @@
         <w:t xml:space="preserve"> INT8 </w:t>
       </w:r>
       <w:r>
-        <w:t>的漂移会改变复核触发，所以我选了</w:t>
+        <w:t>的漂移会改变复核触发，所以最后选了</w:t>
       </w:r>
       <w:r>
         <w:t xml:space="preserve"> FP16</w:t>
@@ -10154,7 +10139,7 @@
       <w:pPr>
         <w:pStyle w:val="3"/>
       </w:pPr>
-      <w:bookmarkStart w:id="11" w:name="_Toc240653208"/>
+      <w:bookmarkStart w:id="11" w:name="_Toc240653923"/>
       <w:r>
         <w:t>结果与指标对照</w:t>
       </w:r>
@@ -10171,7 +10156,7 @@
         <w:t xml:space="preserve"> 2-5</w:t>
       </w:r>
       <w:r>
-        <w:t xml:space="preserve">　我负责的指标：限值与实测</w:t>
+        <w:t xml:space="preserve">　负责指标的限值与实测</w:t>
       </w:r>
     </w:p>
     <w:tbl>
@@ -11038,26 +11023,60 @@
                 <w:rFonts w:ascii="宋体" w:hAnsi="宋体"/>
                 <w:sz w:val="21"/>
               </w:rPr>
+              <w:t>连续运行</w:t>
+            </w:r>
+          </w:p>
+        </w:tc>
+        <w:tc>
+          <w:tcPr>
+            <w:tcW w:w="2076" w:type="dxa"/>
+          </w:tcPr>
+          <w:p>
+            <w:pPr>
+              <w:spacing w:before="40" w:after="40" w:line="240" w:lineRule="auto"/>
+              <w:ind w:firstLineChars="0" w:firstLine="0"/>
+              <w:jc w:val="left"/>
+            </w:pPr>
+            <w:r>
+              <w:rPr>
+                <w:rFonts w:ascii="宋体" w:hAnsi="宋体"/>
+                <w:sz w:val="21"/>
+              </w:rPr>
+              <w:t xml:space="preserve">30 </w:t>
+            </w:r>
+            <w:r>
+              <w:rPr>
+                <w:rFonts w:ascii="宋体" w:hAnsi="宋体"/>
+                <w:sz w:val="21"/>
+              </w:rPr>
+              <w:t>分钟四进程不退</w:t>
+            </w:r>
+            <w:r>
+              <w:rPr>
+                <w:rFonts w:ascii="宋体" w:hAnsi="宋体"/>
+                <w:sz w:val="21"/>
+              </w:rPr>
               <w:lastRenderedPageBreak/>
-              <w:t>连续运行</w:t>
-            </w:r>
-          </w:p>
-        </w:tc>
-        <w:tc>
-          <w:tcPr>
-            <w:tcW w:w="2076" w:type="dxa"/>
-          </w:tcPr>
-          <w:p>
-            <w:pPr>
-              <w:spacing w:before="40" w:after="40" w:line="240" w:lineRule="auto"/>
-              <w:ind w:firstLineChars="0" w:firstLine="0"/>
-              <w:jc w:val="left"/>
-            </w:pPr>
-            <w:r>
-              <w:rPr>
-                <w:rFonts w:ascii="宋体" w:hAnsi="宋体"/>
-                <w:sz w:val="21"/>
-              </w:rPr>
+              <w:t>出</w:t>
+            </w:r>
+          </w:p>
+        </w:tc>
+        <w:tc>
+          <w:tcPr>
+            <w:tcW w:w="2076" w:type="dxa"/>
+          </w:tcPr>
+          <w:p>
+            <w:pPr>
+              <w:spacing w:before="40" w:after="40" w:line="240" w:lineRule="auto"/>
+              <w:ind w:firstLineChars="0" w:firstLine="0"/>
+              <w:jc w:val="left"/>
+            </w:pPr>
+            <w:r>
+              <w:rPr>
+                <w:rFonts w:ascii="宋体" w:hAnsi="宋体"/>
+                <w:sz w:val="21"/>
+              </w:rPr>
+              <w:lastRenderedPageBreak/>
               <w:t xml:space="preserve">30 </w:t>
             </w:r>
             <w:r>
@@ -11065,32 +11084,6 @@
                 <w:rFonts w:ascii="宋体" w:hAnsi="宋体"/>
                 <w:sz w:val="21"/>
               </w:rPr>
-              <w:t>分钟四进程不退出</w:t>
-            </w:r>
-          </w:p>
-        </w:tc>
-        <w:tc>
-          <w:tcPr>
-            <w:tcW w:w="2076" w:type="dxa"/>
-          </w:tcPr>
-          <w:p>
-            <w:pPr>
-              <w:spacing w:before="40" w:after="40" w:line="240" w:lineRule="auto"/>
-              <w:ind w:firstLineChars="0" w:firstLine="0"/>
-              <w:jc w:val="left"/>
-            </w:pPr>
-            <w:r>
-              <w:rPr>
-                <w:rFonts w:ascii="宋体" w:hAnsi="宋体"/>
-                <w:sz w:val="21"/>
-              </w:rPr>
-              <w:t xml:space="preserve">30 </w:t>
-            </w:r>
-            <w:r>
-              <w:rPr>
-                <w:rFonts w:ascii="宋体" w:hAnsi="宋体"/>
-                <w:sz w:val="21"/>
-              </w:rPr>
               <w:t>分钟无退出、无</w:t>
             </w:r>
             <w:r>
@@ -11098,25 +11091,34 @@
                 <w:rFonts w:ascii="宋体" w:hAnsi="宋体"/>
                 <w:sz w:val="21"/>
               </w:rPr>
-              <w:t xml:space="preserve"> CRITICAL</w:t>
-            </w:r>
-          </w:p>
-        </w:tc>
-        <w:tc>
-          <w:tcPr>
-            <w:tcW w:w="2076" w:type="dxa"/>
-          </w:tcPr>
-          <w:p>
-            <w:pPr>
-              <w:spacing w:before="40" w:after="40" w:line="240" w:lineRule="auto"/>
-              <w:ind w:firstLineChars="0" w:firstLine="0"/>
-              <w:jc w:val="left"/>
-            </w:pPr>
-            <w:r>
-              <w:rPr>
-                <w:rFonts w:ascii="宋体" w:hAnsi="宋体"/>
-                <w:sz w:val="21"/>
-              </w:rPr>
+              <w:t xml:space="preserve"> </w:t>
+            </w:r>
+            <w:r>
+              <w:rPr>
+                <w:rFonts w:ascii="宋体" w:hAnsi="宋体"/>
+                <w:sz w:val="21"/>
+              </w:rPr>
+              <w:lastRenderedPageBreak/>
+              <w:t>CRITICAL</w:t>
+            </w:r>
+          </w:p>
+        </w:tc>
+        <w:tc>
+          <w:tcPr>
+            <w:tcW w:w="2076" w:type="dxa"/>
+          </w:tcPr>
+          <w:p>
+            <w:pPr>
+              <w:spacing w:before="40" w:after="40" w:line="240" w:lineRule="auto"/>
+              <w:ind w:firstLineChars="0" w:firstLine="0"/>
+              <w:jc w:val="left"/>
+            </w:pPr>
+            <w:r>
+              <w:rPr>
+                <w:rFonts w:ascii="宋体" w:hAnsi="宋体"/>
+                <w:sz w:val="21"/>
+              </w:rPr>
+              <w:lastRenderedPageBreak/>
               <w:t>达成</w:t>
             </w:r>
           </w:p>
@@ -11503,7 +11505,7 @@
           <w:noProof/>
         </w:rPr>
         <w:drawing>
-          <wp:inline distT="0" distB="0" distL="0" distR="0" wp14:anchorId="7D0288B3" wp14:editId="65434618">
+          <wp:inline distT="0" distB="0" distL="0" distR="0" wp14:anchorId="4B6C6A4E" wp14:editId="19371DDC">
             <wp:extent cx="5669280" cy="1918833"/>
             <wp:effectExtent l="0" t="0" r="0" b="0"/>
             <wp:docPr id="7" name="Picture 7"/>
@@ -12192,8 +12194,9 @@
       <w:pPr>
         <w:pStyle w:val="3"/>
       </w:pPr>
-      <w:bookmarkStart w:id="12" w:name="_Toc240653209"/>
-      <w:r>
+      <w:bookmarkStart w:id="12" w:name="_Toc240653924"/>
+      <w:r>
+        <w:lastRenderedPageBreak/>
         <w:t>结果分析</w:t>
       </w:r>
       <w:bookmarkEnd w:id="12"/>
@@ -12220,7 +12223,7 @@
         <w:pStyle w:val="af4"/>
       </w:pPr>
       <w:r>
-        <w:t>复核成功率我逐包查过。没成功的几次都判为「证据不足」，来自注入的指令丢包和对焦失败，是设计内的降级，不是误判。三轮</w:t>
+        <w:t>复核成功率逐包查过。没成功的几次都判为「证据不足」，来自注入的指令丢包和对焦失败，是设计内的降级，不是误判。三轮</w:t>
       </w:r>
       <w:r>
         <w:t xml:space="preserve"> 180 s </w:t>
@@ -12232,7 +12235,7 @@
         <w:t xml:space="preserve"> 66.7 %–85.7 %</w:t>
       </w:r>
       <w:r>
-        <w:t>，代码没动，差异全部来自注入故障的随机性，所以我报多轮分布和中位数，不挑最好的一轮。改进方向是失败后重试一次，而不是直接判证据不足。</w:t>
+        <w:t>，代码没动，差异全部来自注入故障的随机性，所以报告里给多轮分布和中位数，不挑最好的一轮。改进方向是失败后重试一次，而不是直接判证据不足。</w:t>
       </w:r>
     </w:p>
     <w:p>
@@ -12359,7 +12362,7 @@
         <w:t xml:space="preserve"> 0.309</w:t>
       </w:r>
       <w:r>
-        <w:t>，限值线正好穿过分布中间，同一套代码换个随机种子就在合格与超差之间跳。我没有为了让数字好看去调任何算法参数。</w:t>
+        <w:t>，限值线正好穿过分布中间，同一套代码换个随机种子就在合格与超差之间跳。没有为了让数字好看去调任何算法参数。</w:t>
       </w:r>
     </w:p>
     <w:p>
@@ -12379,14 +12382,14 @@
         <w:t xml:space="preserve"> 3 </w:t>
       </w:r>
       <w:r>
-        <w:t>倍光学变焦、现场光照下的效果。测试方法都已经定好，这几项我只写测试条件，不写数。</w:t>
+        <w:t>倍光学变焦、现场光照下的效果。测试方法都已经定好，这几项只写测试条件，不写数。</w:t>
       </w:r>
     </w:p>
     <w:p>
       <w:pPr>
         <w:pStyle w:val="1"/>
       </w:pPr>
-      <w:bookmarkStart w:id="13" w:name="_Toc240653210"/>
+      <w:bookmarkStart w:id="13" w:name="_Toc240653925"/>
       <w:r>
         <w:lastRenderedPageBreak/>
         <w:t>团队协作与个人贡献</w:t>
@@ -12398,7 +12401,7 @@
         <w:pStyle w:val="af4"/>
       </w:pPr>
       <w:r>
-        <w:t>作为组长，我和组员的协作集中在四件事上。</w:t>
+        <w:t>组长和组员的协作集中在四件事上。</w:t>
       </w:r>
     </w:p>
     <w:p>
@@ -12406,7 +12409,7 @@
         <w:pStyle w:val="af4"/>
       </w:pPr>
       <w:r>
-        <w:t>方案评审。接口文档初版写完后，我把方案书和接口文档之间对不上的地方逐条列成差异清单，每条附一个推荐做法，共</w:t>
+        <w:t>方案评审。接口文档初版写完后，把方案书和接口文档之间对不上的地方逐条列成差异清单，每条附一个推荐做法，共</w:t>
       </w:r>
       <w:r>
         <w:t xml:space="preserve"> 24 </w:t>
@@ -12438,13 +12441,13 @@
         <w:pStyle w:val="af4"/>
       </w:pPr>
       <w:r>
-        <w:t>接口对接。组员交代码时，我按报文格式和</w:t>
+        <w:t>接口对接。组员交代码后，按报文格式和</w:t>
       </w:r>
       <w:r>
         <w:t xml:space="preserve"> Schema </w:t>
       </w:r>
       <w:r>
-        <w:t>把它接进流水线，先跑一致性校验再跑全套测试。合并时踩过的坑都记在催办清单里。最典型的一次是组员提交包里附带的整份</w:t>
+        <w:t>接进流水线，先跑一致性校验再跑全套测试。合并时踩过的坑都记在催办清单里。最典型的一次是组员提交包里附带的整份</w:t>
       </w:r>
       <w:r>
         <w:t xml:space="preserve"> system.yaml </w:t>
@@ -12458,7 +12461,7 @@
         <w:pStyle w:val="af4"/>
       </w:pPr>
       <w:r>
-        <w:t>进度协调。开工时写了分工书，按任务书的节奏分三个阶段，每个阶段设一个合流点。交付物有统一格式：每人一个目录，里面是一张图、一张数字表、一句话结论，外加复现用的产物。我验收时对每份交付问同样四个问题：这张图能不能不加解释就放进</w:t>
+        <w:t>进度协调。开工时写了分工书，按任务书的节奏分三个阶段，每个阶段设一个合流点。交付物有统一格式：每人一个目录，里面是一张图、一张数字表、一句话结论，外加复现用的产物。验收时对每份交付问同样四个问题：这张图能不能不加解释就放进</w:t>
       </w:r>
       <w:r>
         <w:t xml:space="preserve"> PPT</w:t>
@@ -12472,7 +12475,7 @@
         <w:pStyle w:val="af4"/>
       </w:pPr>
       <w:r>
-        <w:t>联调测试。三位组员的结论我都用一条命令复跑了一遍，跑不出来的当场标「不可复现」，查到原因再改。第</w:t>
+        <w:t>联调测试。三位组员的结论都用一条命令复跑了一遍，跑不出来的当场标「不可复现」，查到原因再改。第</w:t>
       </w:r>
       <w:r>
         <w:t xml:space="preserve"> 2 </w:t>
@@ -12522,7 +12525,7 @@
         <w:t xml:space="preserve"> 28 </w:t>
       </w:r>
       <w:r>
-        <w:t>日）。组里说硬件大概率不会来，提出负责硬件的那位组员原来的任务不用做了。依赖硬件的几项（固件串口补丁、真车联调）我同意撤掉，但主张控制部分不能一起砍：课题叫测控系统，「控」那一半答辩时要有东西讲。最后保留了云台阶跃、增益调度对比和假小车串口往返，真机驱动代码也保留、继续由假小车验证。后来分工按任务书点名的三类模型定下来，这位组员转做异常检测，控制这部分由我完成，</w:t>
+        <w:t>日）。组里说硬件大概率不会来，提出负责硬件的那位组员原来的任务不用做了。依赖硬件的几项（固件串口补丁、真车联调）同意撤掉，但主张控制部分不能一起砍：课题叫测控系统，「控」那一半答辩时要有东西讲。最后保留了云台阶跃、增益调度对比和假小车串口往返，真机驱动代码也保留、继续由假小车验证。后来分工按任务书点名的三类模型定下来，这位组员转做异常检测，控制这部分改由组长完成，</w:t>
       </w:r>
       <w:r>
         <w:t xml:space="preserve">9 </w:t>
@@ -12588,10 +12591,10 @@
         <w:t xml:space="preserve"> 0.85–0.93</w:t>
       </w:r>
       <w:r>
-        <w:t>，这个判据在数学上就达不到。我没有去凑数，而是在</w:t>
-      </w:r>
-      <w:r>
-        <w:t xml:space="preserve"> 9 </w:t>
+        <w:t>，这个判据在数学上就达不到。这里没有去凑数。</w:t>
+      </w:r>
+      <w:r>
+        <w:t xml:space="preserve">9 </w:t>
       </w:r>
       <w:r>
         <w:t>月</w:t>
@@ -12614,21 +12617,24 @@
         <w:pStyle w:val="af4"/>
       </w:pPr>
       <w:r>
+        <w:t>个人对小组成果的具体贡献：系统框架、接口、状态机、安全网关、云台控</w:t>
+      </w:r>
+      <w:r>
         <w:lastRenderedPageBreak/>
-        <w:t>我对小组成果的具体贡献：系统框架、接口、状态机、安全网关、云台控制、读数与标定、证据链、验证平台、部署包、全部系统测试，以及三路模型的集成与复核；答辩</w:t>
+        <w:t>制、读数与标定、证据链、验证平台、部署包、全部系统测试，以及三路模型的集成与复核；另外整理了答辩</w:t>
       </w:r>
       <w:r>
         <w:t xml:space="preserve"> PPT</w:t>
       </w:r>
       <w:r>
-        <w:t>、指标汇总表和两份报告也由我整理。</w:t>
+        <w:t>、指标汇总表和两份报告。</w:t>
       </w:r>
     </w:p>
     <w:p>
       <w:pPr>
         <w:pStyle w:val="1"/>
       </w:pPr>
-      <w:bookmarkStart w:id="14" w:name="_Toc240653211"/>
+      <w:bookmarkStart w:id="14" w:name="_Toc240653926"/>
       <w:r>
         <w:lastRenderedPageBreak/>
         <w:t>学习收获与改进建议</w:t>
@@ -12640,7 +12646,7 @@
         <w:pStyle w:val="af4"/>
       </w:pPr>
       <w:r>
-        <w:t>系统设计上，我学到最重要的一条是先定接口和判据，再写代码。四个人并行开发，如果等联调时再对齐字段，返工会多得多；把接口约束做成</w:t>
+        <w:t>系统设计上，学到最重要的一条是先定接口和判据，再写代码。四个人并行开发，如果等联调时再对齐字段，返工会多得多；把接口约束做成</w:t>
       </w:r>
       <w:r>
         <w:t xml:space="preserve"> Schema </w:t>
@@ -12654,7 +12660,7 @@
         <w:pStyle w:val="af4"/>
       </w:pPr>
       <w:r>
-        <w:t>工程实现上，我对「数」的态度变了。「死配置」那次教训之后，我要求每个对外的数都能用一条命令跑出来，跑不出来就标「不可复现」。这条规矩一开始显得有点较真，但复核组员交付时查出的问题，多半就是靠它发现的。</w:t>
+        <w:t>工程实现上，对「数」的态度变了。「死配置」那次教训之后，规定每个对外的数都要能用一条命令跑出来，跑不出来就标「不可复现」。这条规矩一开始显得有点较真，但复核组员交付时查出的问题，多半就是靠它发现的。</w:t>
       </w:r>
     </w:p>
     <w:p>
@@ -12668,13 +12674,13 @@
         <w:t xml:space="preserve">RKNN </w:t>
       </w:r>
       <w:r>
-        <w:t>的量化与模拟器、像素密度与变焦的关系、临界比例度法。有的资料查完发现用不上，也是收获。比如临界比例度法在我们的对象上扫不出等幅振荡，硬套</w:t>
+        <w:t>的量化与模拟器、像素密度与变焦的关系、临界比例度法。有的资料查完发现用不上，也是收获。比如临界比例度法在这个对象上扫不出等幅振荡，硬套</w:t>
       </w:r>
       <w:r>
         <w:t xml:space="preserve"> Z-N </w:t>
       </w:r>
       <w:r>
-        <w:t>公式只会得到一组没有依据的参数，所以最后我只用它确认对象阻尼大，没有用它算参数。</w:t>
+        <w:t>公式只会得到一组没有依据的参数，所以最后只用它确认对象阻尼大，没有用它算参数。</w:t>
       </w:r>
     </w:p>
     <w:p>
@@ -12682,7 +12688,7 @@
         <w:pStyle w:val="af4"/>
       </w:pPr>
       <w:r>
-        <w:t>团队协作上，最难的是在做不到的地方如实说。硬件没到，我们把能做的都做了：接口按真机定义，驱动分两套实现，模型转换和部署包提前做完，在虚拟环境里把指标测出来。但模拟器的耗时不能当板上速度，仿真的读数误差不能当真机精度，这两条我在报告和答辩材料里都写明了。</w:t>
+        <w:t>团队协作上，最难的是在做不到的地方如实说。硬件没到，能做的都做了：接口按真机定义，驱动分两套实现，模型转换和部署包提前做完，在虚拟环境里把指标测出来。但模拟器的耗时不能当板上速度，仿真的读数误差不能当真机精度，这两条在报告和答辩材料里都写明了。</w:t>
       </w:r>
     </w:p>
     <w:p>
@@ -12722,7 +12728,7 @@
         <w:pStyle w:val="af4"/>
       </w:pPr>
       <w:r>
-        <w:t>对课程有两条建议。一是开发板能早一点到位，我们用虚拟环境把软件跑通了，但板上速度和真实光照下的效果只有板上能验。二是把方案比选的要求提前到中期检查，我们的比选大多是两套方案都实现完之后才做的，中期就要求给出对比实验的设计，返工会少很多。</w:t>
+        <w:t>对课程有两条建议。一是开发板能早一点到位，虚拟环境能把软件跑通，但板上速度和真实光照下的效果只有板上能验。二是把方案比选的要求提前到中期检查，这次的比选大多是两套方案都实现完之后才做的，中期就要求给出对比实验的设计，返工会少很多。</w:t>
       </w:r>
     </w:p>
     <w:p>
@@ -12730,7 +12736,7 @@
         <w:pStyle w:val="af4"/>
       </w:pPr>
       <w:r>
-        <w:t>最后说说非技术因素。任务书勾选了安全、成本、可靠性、伦理与社会责任四项，我在自己负责的部分里是这样考虑的。</w:t>
+        <w:t>最后说说非技术因素。任务书勾选了安全、成本、可靠性、伦理与社会责任四项，在负责的部分里是这样考虑的。</w:t>
       </w:r>
     </w:p>
     <w:p>
@@ -12742,13 +12748,13 @@
         <w:t xml:space="preserve">· </w:t>
       </w:r>
       <w:r>
-        <w:t>安全：我没有把「</w:t>
+        <w:t>安全：「</w:t>
       </w:r>
       <w:r>
         <w:t xml:space="preserve">AI </w:t>
       </w:r>
       <w:r>
-        <w:t>不直接控制底层执行机构」当成一句约定，而是做成结构上的限制，接口里根本没有转向、扭矩、制动的字段，网关和底盘安全层再各加一道。这三条能当场演示：越界指令被拒、杀掉任务进程后车自己走完路线、注入安全事件后复核</w:t>
+        <w:t>不直接控制底层执行机构」没有停在一句约定上，做成了结构上的限制，接口里根本没有转向、扭矩、制动的字段，网关和底盘安全层再各加一道。这三条能当场演示：越界指令被拒、杀掉任务进程后车自己走完路线、注入安全事件后复核</w:t>
       </w:r>
       <w:r>
         <w:t xml:space="preserve"> 200 ms </w:t>
@@ -12766,11 +12772,7 @@
         <w:t xml:space="preserve">· </w:t>
       </w:r>
       <w:r>
-        <w:t>可靠性：断网不丢证据，模型加载失败自动降级，进程异常退出留下完整</w:t>
-      </w:r>
-      <w:r>
-        <w:lastRenderedPageBreak/>
-        <w:t>调用栈。</w:t>
+        <w:t>可靠性：断网不丢证据，模型加载失败自动降级，进程异常退出留下完整调用栈。</w:t>
       </w:r>
       <w:r>
         <w:t xml:space="preserve">30 </w:t>
@@ -12785,6 +12787,7 @@
         <w:ind w:left="504" w:firstLineChars="0" w:firstLine="0"/>
       </w:pPr>
       <w:r>
+        <w:lastRenderedPageBreak/>
         <w:t xml:space="preserve">· </w:t>
       </w:r>
       <w:r>
@@ -12806,14 +12809,14 @@
         <w:t xml:space="preserve"> RK3576 </w:t>
       </w:r>
       <w:r>
-        <w:t>和一台云台相机；只上传证据包，不回传全程视频；开发阶段用虚拟配电室代替实验场地。任务书没有勾选环保，这方面我没有专门的设计。</w:t>
+        <w:t>和一台云台相机；只上传证据包，不回传全程视频；开发阶段用虚拟配电室代替实验场地。任务书没有勾选环保，这方面没有专门的设计。</w:t>
       </w:r>
     </w:p>
     <w:p>
       <w:pPr>
         <w:pStyle w:val="ae"/>
       </w:pPr>
-      <w:bookmarkStart w:id="15" w:name="_Toc240653212"/>
+      <w:bookmarkStart w:id="15" w:name="_Toc240653927"/>
       <w:r>
         <w:t>附录</w:t>
       </w:r>
@@ -13581,15 +13584,7 @@
                 <w:rFonts w:ascii="宋体" w:hAnsi="宋体"/>
                 <w:sz w:val="21"/>
               </w:rPr>
-              <w:t>分钟长稳、最终答</w:t>
-            </w:r>
-            <w:r>
-              <w:rPr>
-                <w:rFonts w:ascii="宋体" w:hAnsi="宋体"/>
-                <w:sz w:val="21"/>
-              </w:rPr>
-              <w:lastRenderedPageBreak/>
-              <w:t>辩材料</w:t>
+              <w:t>分钟长稳、最终答辩材料</w:t>
             </w:r>
           </w:p>
         </w:tc>
@@ -13810,7 +13805,7 @@
                 <w:rFonts w:ascii="宋体" w:hAnsi="宋体"/>
                 <w:sz w:val="21"/>
               </w:rPr>
-              <w:t>控制部分由我完成，</w:t>
+              <w:t>控制部分改由组长完成，</w:t>
             </w:r>
             <w:r>
               <w:rPr>
@@ -14663,8 +14658,14 @@
           <w:rFonts w:ascii="Consolas" w:eastAsia="Consolas" w:hAnsi="Consolas"/>
           <w:sz w:val="18"/>
         </w:rPr>
+        <w:br/>
+      </w:r>
+      <w:r>
+        <w:rPr>
+          <w:rFonts w:ascii="Consolas" w:eastAsia="Consolas" w:hAnsi="Consolas"/>
+          <w:sz w:val="18"/>
+        </w:rPr>
         <w:lastRenderedPageBreak/>
-        <w:br/>
         <w:t xml:space="preserve"># </w:t>
       </w:r>
       <w:r>

--- a/deliverables/个人报告-吴明哲.docx
+++ b/deliverables/个人报告-吴明哲.docx
@@ -59,7 +59,7 @@
                 <w:noProof/>
               </w:rPr>
               <w:drawing>
-                <wp:inline distT="0" distB="0" distL="0" distR="0" wp14:anchorId="0E689697" wp14:editId="5D65D6FA">
+                <wp:inline distT="0" distB="0" distL="0" distR="0" wp14:anchorId="1CF4ECB9" wp14:editId="7B2A32B8">
                   <wp:extent cx="1146610" cy="1079288"/>
                   <wp:effectExtent l="0" t="0" r="0" b="0"/>
                   <wp:docPr id="1" name="图片 1"/>
@@ -2763,7 +2763,7 @@
       <w:r>
         <w:fldChar w:fldCharType="separate"/>
       </w:r>
-      <w:hyperlink w:anchor="_Toc240653912" w:history="1">
+      <w:hyperlink w:anchor="_Toc240654171" w:history="1">
         <w:r>
           <w:rPr>
             <w:rStyle w:val="aa"/>
@@ -2803,7 +2803,7 @@
           <w:rPr>
             <w:webHidden/>
           </w:rPr>
-          <w:instrText xml:space="preserve"> PAGEREF _Toc240653912 \h </w:instrText>
+          <w:instrText xml:space="preserve"> PAGEREF _Toc240654171 \h </w:instrText>
         </w:r>
         <w:r>
           <w:rPr>
@@ -2841,7 +2841,7 @@
           <w14:ligatures w14:val="standardContextual"/>
         </w:rPr>
       </w:pPr>
-      <w:hyperlink w:anchor="_Toc240653913" w:history="1">
+      <w:hyperlink w:anchor="_Toc240654172" w:history="1">
         <w:r>
           <w:rPr>
             <w:rStyle w:val="aa"/>
@@ -2881,7 +2881,7 @@
           <w:rPr>
             <w:webHidden/>
           </w:rPr>
-          <w:instrText xml:space="preserve"> PAGEREF _Toc240653913 \h </w:instrText>
+          <w:instrText xml:space="preserve"> PAGEREF _Toc240654172 \h </w:instrText>
         </w:r>
         <w:r>
           <w:rPr>
@@ -2917,7 +2917,7 @@
           <w14:ligatures w14:val="standardContextual"/>
         </w:rPr>
       </w:pPr>
-      <w:hyperlink w:anchor="_Toc240653914" w:history="1">
+      <w:hyperlink w:anchor="_Toc240654173" w:history="1">
         <w:r>
           <w:rPr>
             <w:rStyle w:val="aa"/>
@@ -2955,7 +2955,7 @@
           <w:rPr>
             <w:webHidden/>
           </w:rPr>
-          <w:instrText xml:space="preserve"> PAGEREF _Toc240653914 \h </w:instrText>
+          <w:instrText xml:space="preserve"> PAGEREF _Toc240654173 \h </w:instrText>
         </w:r>
         <w:r>
           <w:rPr>
@@ -2991,7 +2991,7 @@
           <w14:ligatures w14:val="standardContextual"/>
         </w:rPr>
       </w:pPr>
-      <w:hyperlink w:anchor="_Toc240653915" w:history="1">
+      <w:hyperlink w:anchor="_Toc240654174" w:history="1">
         <w:r>
           <w:rPr>
             <w:rStyle w:val="aa"/>
@@ -3029,7 +3029,7 @@
           <w:rPr>
             <w:webHidden/>
           </w:rPr>
-          <w:instrText xml:space="preserve"> PAGEREF _Toc240653915 \h </w:instrText>
+          <w:instrText xml:space="preserve"> PAGEREF _Toc240654174 \h </w:instrText>
         </w:r>
         <w:r>
           <w:rPr>
@@ -3058,386 +3058,6 @@
     </w:p>
     <w:p>
       <w:pPr>
-        <w:pStyle w:val="TOC3"/>
-        <w:rPr>
-          <w:rFonts w:asciiTheme="minorHAnsi" w:eastAsiaTheme="minorEastAsia" w:hAnsiTheme="minorHAnsi" w:cstheme="minorBidi"/>
-          <w:sz w:val="22"/>
-          <w:szCs w:val="24"/>
-          <w14:ligatures w14:val="standardContextual"/>
-        </w:rPr>
-      </w:pPr>
-      <w:hyperlink w:anchor="_Toc240653916" w:history="1">
-        <w:r>
-          <w:rPr>
-            <w:rStyle w:val="aa"/>
-            <w:b/>
-          </w:rPr>
-          <w:t>2.2.1</w:t>
-        </w:r>
-        <w:r>
-          <w:rPr>
-            <w:rFonts w:asciiTheme="minorHAnsi" w:eastAsiaTheme="minorEastAsia" w:hAnsiTheme="minorHAnsi" w:cstheme="minorBidi"/>
-            <w:sz w:val="22"/>
-            <w:szCs w:val="24"/>
-            <w14:ligatures w14:val="standardContextual"/>
-          </w:rPr>
-          <w:tab/>
-        </w:r>
-        <w:r>
-          <w:rPr>
-            <w:rStyle w:val="aa"/>
-          </w:rPr>
-          <w:t>资料查阅</w:t>
-        </w:r>
-        <w:r>
-          <w:rPr>
-            <w:webHidden/>
-          </w:rPr>
-          <w:tab/>
-        </w:r>
-        <w:r>
-          <w:rPr>
-            <w:webHidden/>
-          </w:rPr>
-          <w:fldChar w:fldCharType="begin"/>
-        </w:r>
-        <w:r>
-          <w:rPr>
-            <w:webHidden/>
-          </w:rPr>
-          <w:instrText xml:space="preserve"> PAGEREF _Toc240653916 \h </w:instrText>
-        </w:r>
-        <w:r>
-          <w:rPr>
-            <w:webHidden/>
-          </w:rPr>
-        </w:r>
-        <w:r>
-          <w:rPr>
-            <w:webHidden/>
-          </w:rPr>
-          <w:fldChar w:fldCharType="separate"/>
-        </w:r>
-        <w:r>
-          <w:rPr>
-            <w:webHidden/>
-          </w:rPr>
-          <w:t>8</w:t>
-        </w:r>
-        <w:r>
-          <w:rPr>
-            <w:webHidden/>
-          </w:rPr>
-          <w:fldChar w:fldCharType="end"/>
-        </w:r>
-      </w:hyperlink>
-    </w:p>
-    <w:p>
-      <w:pPr>
-        <w:pStyle w:val="TOC3"/>
-        <w:rPr>
-          <w:rFonts w:asciiTheme="minorHAnsi" w:eastAsiaTheme="minorEastAsia" w:hAnsiTheme="minorHAnsi" w:cstheme="minorBidi"/>
-          <w:sz w:val="22"/>
-          <w:szCs w:val="24"/>
-          <w14:ligatures w14:val="standardContextual"/>
-        </w:rPr>
-      </w:pPr>
-      <w:hyperlink w:anchor="_Toc240653917" w:history="1">
-        <w:r>
-          <w:rPr>
-            <w:rStyle w:val="aa"/>
-            <w:b/>
-          </w:rPr>
-          <w:t>2.2.2</w:t>
-        </w:r>
-        <w:r>
-          <w:rPr>
-            <w:rFonts w:asciiTheme="minorHAnsi" w:eastAsiaTheme="minorEastAsia" w:hAnsiTheme="minorHAnsi" w:cstheme="minorBidi"/>
-            <w:sz w:val="22"/>
-            <w:szCs w:val="24"/>
-            <w14:ligatures w14:val="standardContextual"/>
-          </w:rPr>
-          <w:tab/>
-        </w:r>
-        <w:r>
-          <w:rPr>
-            <w:rStyle w:val="aa"/>
-          </w:rPr>
-          <w:t>需求分析</w:t>
-        </w:r>
-        <w:r>
-          <w:rPr>
-            <w:webHidden/>
-          </w:rPr>
-          <w:tab/>
-        </w:r>
-        <w:r>
-          <w:rPr>
-            <w:webHidden/>
-          </w:rPr>
-          <w:fldChar w:fldCharType="begin"/>
-        </w:r>
-        <w:r>
-          <w:rPr>
-            <w:webHidden/>
-          </w:rPr>
-          <w:instrText xml:space="preserve"> PAGEREF _Toc240653917 \h </w:instrText>
-        </w:r>
-        <w:r>
-          <w:rPr>
-            <w:webHidden/>
-          </w:rPr>
-        </w:r>
-        <w:r>
-          <w:rPr>
-            <w:webHidden/>
-          </w:rPr>
-          <w:fldChar w:fldCharType="separate"/>
-        </w:r>
-        <w:r>
-          <w:rPr>
-            <w:webHidden/>
-          </w:rPr>
-          <w:t>9</w:t>
-        </w:r>
-        <w:r>
-          <w:rPr>
-            <w:webHidden/>
-          </w:rPr>
-          <w:fldChar w:fldCharType="end"/>
-        </w:r>
-      </w:hyperlink>
-    </w:p>
-    <w:p>
-      <w:pPr>
-        <w:pStyle w:val="TOC3"/>
-        <w:rPr>
-          <w:rFonts w:asciiTheme="minorHAnsi" w:eastAsiaTheme="minorEastAsia" w:hAnsiTheme="minorHAnsi" w:cstheme="minorBidi"/>
-          <w:sz w:val="22"/>
-          <w:szCs w:val="24"/>
-          <w14:ligatures w14:val="standardContextual"/>
-        </w:rPr>
-      </w:pPr>
-      <w:hyperlink w:anchor="_Toc240653918" w:history="1">
-        <w:r>
-          <w:rPr>
-            <w:rStyle w:val="aa"/>
-            <w:b/>
-          </w:rPr>
-          <w:t>2.2.3</w:t>
-        </w:r>
-        <w:r>
-          <w:rPr>
-            <w:rFonts w:asciiTheme="minorHAnsi" w:eastAsiaTheme="minorEastAsia" w:hAnsiTheme="minorHAnsi" w:cstheme="minorBidi"/>
-            <w:sz w:val="22"/>
-            <w:szCs w:val="24"/>
-            <w14:ligatures w14:val="standardContextual"/>
-          </w:rPr>
-          <w:tab/>
-        </w:r>
-        <w:r>
-          <w:rPr>
-            <w:rStyle w:val="aa"/>
-          </w:rPr>
-          <w:t>方案选择</w:t>
-        </w:r>
-        <w:r>
-          <w:rPr>
-            <w:webHidden/>
-          </w:rPr>
-          <w:tab/>
-        </w:r>
-        <w:r>
-          <w:rPr>
-            <w:webHidden/>
-          </w:rPr>
-          <w:fldChar w:fldCharType="begin"/>
-        </w:r>
-        <w:r>
-          <w:rPr>
-            <w:webHidden/>
-          </w:rPr>
-          <w:instrText xml:space="preserve"> PAGEREF _Toc240653918 \h </w:instrText>
-        </w:r>
-        <w:r>
-          <w:rPr>
-            <w:webHidden/>
-          </w:rPr>
-        </w:r>
-        <w:r>
-          <w:rPr>
-            <w:webHidden/>
-          </w:rPr>
-          <w:fldChar w:fldCharType="separate"/>
-        </w:r>
-        <w:r>
-          <w:rPr>
-            <w:webHidden/>
-          </w:rPr>
-          <w:t>9</w:t>
-        </w:r>
-        <w:r>
-          <w:rPr>
-            <w:webHidden/>
-          </w:rPr>
-          <w:fldChar w:fldCharType="end"/>
-        </w:r>
-      </w:hyperlink>
-    </w:p>
-    <w:p>
-      <w:pPr>
-        <w:pStyle w:val="TOC3"/>
-        <w:rPr>
-          <w:rFonts w:asciiTheme="minorHAnsi" w:eastAsiaTheme="minorEastAsia" w:hAnsiTheme="minorHAnsi" w:cstheme="minorBidi"/>
-          <w:sz w:val="22"/>
-          <w:szCs w:val="24"/>
-          <w14:ligatures w14:val="standardContextual"/>
-        </w:rPr>
-      </w:pPr>
-      <w:hyperlink w:anchor="_Toc240653919" w:history="1">
-        <w:r>
-          <w:rPr>
-            <w:rStyle w:val="aa"/>
-            <w:b/>
-          </w:rPr>
-          <w:t>2.2.4</w:t>
-        </w:r>
-        <w:r>
-          <w:rPr>
-            <w:rFonts w:asciiTheme="minorHAnsi" w:eastAsiaTheme="minorEastAsia" w:hAnsiTheme="minorHAnsi" w:cstheme="minorBidi"/>
-            <w:sz w:val="22"/>
-            <w:szCs w:val="24"/>
-            <w14:ligatures w14:val="standardContextual"/>
-          </w:rPr>
-          <w:tab/>
-        </w:r>
-        <w:r>
-          <w:rPr>
-            <w:rStyle w:val="aa"/>
-          </w:rPr>
-          <w:t>设计实现</w:t>
-        </w:r>
-        <w:r>
-          <w:rPr>
-            <w:webHidden/>
-          </w:rPr>
-          <w:tab/>
-        </w:r>
-        <w:r>
-          <w:rPr>
-            <w:webHidden/>
-          </w:rPr>
-          <w:fldChar w:fldCharType="begin"/>
-        </w:r>
-        <w:r>
-          <w:rPr>
-            <w:webHidden/>
-          </w:rPr>
-          <w:instrText xml:space="preserve"> PAGEREF _Toc240653919 \h </w:instrText>
-        </w:r>
-        <w:r>
-          <w:rPr>
-            <w:webHidden/>
-          </w:rPr>
-        </w:r>
-        <w:r>
-          <w:rPr>
-            <w:webHidden/>
-          </w:rPr>
-          <w:fldChar w:fldCharType="separate"/>
-        </w:r>
-        <w:r>
-          <w:rPr>
-            <w:webHidden/>
-          </w:rPr>
-          <w:t>10</w:t>
-        </w:r>
-        <w:r>
-          <w:rPr>
-            <w:webHidden/>
-          </w:rPr>
-          <w:fldChar w:fldCharType="end"/>
-        </w:r>
-      </w:hyperlink>
-    </w:p>
-    <w:p>
-      <w:pPr>
-        <w:pStyle w:val="TOC3"/>
-        <w:rPr>
-          <w:rFonts w:asciiTheme="minorHAnsi" w:eastAsiaTheme="minorEastAsia" w:hAnsiTheme="minorHAnsi" w:cstheme="minorBidi"/>
-          <w:sz w:val="22"/>
-          <w:szCs w:val="24"/>
-          <w14:ligatures w14:val="standardContextual"/>
-        </w:rPr>
-      </w:pPr>
-      <w:hyperlink w:anchor="_Toc240653920" w:history="1">
-        <w:r>
-          <w:rPr>
-            <w:rStyle w:val="aa"/>
-            <w:b/>
-          </w:rPr>
-          <w:t>2.2.5</w:t>
-        </w:r>
-        <w:r>
-          <w:rPr>
-            <w:rFonts w:asciiTheme="minorHAnsi" w:eastAsiaTheme="minorEastAsia" w:hAnsiTheme="minorHAnsi" w:cstheme="minorBidi"/>
-            <w:sz w:val="22"/>
-            <w:szCs w:val="24"/>
-            <w14:ligatures w14:val="standardContextual"/>
-          </w:rPr>
-          <w:tab/>
-        </w:r>
-        <w:r>
-          <w:rPr>
-            <w:rStyle w:val="aa"/>
-          </w:rPr>
-          <w:t>调试方法</w:t>
-        </w:r>
-        <w:r>
-          <w:rPr>
-            <w:webHidden/>
-          </w:rPr>
-          <w:tab/>
-        </w:r>
-        <w:r>
-          <w:rPr>
-            <w:webHidden/>
-          </w:rPr>
-          <w:fldChar w:fldCharType="begin"/>
-        </w:r>
-        <w:r>
-          <w:rPr>
-            <w:webHidden/>
-          </w:rPr>
-          <w:instrText xml:space="preserve"> PAGEREF _Toc240653920 \h </w:instrText>
-        </w:r>
-        <w:r>
-          <w:rPr>
-            <w:webHidden/>
-          </w:rPr>
-        </w:r>
-        <w:r>
-          <w:rPr>
-            <w:webHidden/>
-          </w:rPr>
-          <w:fldChar w:fldCharType="separate"/>
-        </w:r>
-        <w:r>
-          <w:rPr>
-            <w:webHidden/>
-          </w:rPr>
-          <w:t>13</w:t>
-        </w:r>
-        <w:r>
-          <w:rPr>
-            <w:webHidden/>
-          </w:rPr>
-          <w:fldChar w:fldCharType="end"/>
-        </w:r>
-      </w:hyperlink>
-    </w:p>
-    <w:p>
-      <w:pPr>
         <w:pStyle w:val="TOC2"/>
         <w:rPr>
           <w:rFonts w:asciiTheme="minorHAnsi" w:eastAsiaTheme="minorEastAsia" w:hAnsiTheme="minorHAnsi" w:cstheme="minorBidi"/>
@@ -3445,7 +3065,7 @@
           <w14:ligatures w14:val="standardContextual"/>
         </w:rPr>
       </w:pPr>
-      <w:hyperlink w:anchor="_Toc240653921" w:history="1">
+      <w:hyperlink w:anchor="_Toc240654175" w:history="1">
         <w:r>
           <w:rPr>
             <w:rStyle w:val="aa"/>
@@ -3483,7 +3103,7 @@
           <w:rPr>
             <w:webHidden/>
           </w:rPr>
-          <w:instrText xml:space="preserve"> PAGEREF _Toc240653921 \h </w:instrText>
+          <w:instrText xml:space="preserve"> PAGEREF _Toc240654175 \h </w:instrText>
         </w:r>
         <w:r>
           <w:rPr>
@@ -3500,7 +3120,7 @@
           <w:rPr>
             <w:webHidden/>
           </w:rPr>
-          <w:t>13</w:t>
+          <w:t>12</w:t>
         </w:r>
         <w:r>
           <w:rPr>
@@ -3512,234 +3132,6 @@
     </w:p>
     <w:p>
       <w:pPr>
-        <w:pStyle w:val="TOC3"/>
-        <w:rPr>
-          <w:rFonts w:asciiTheme="minorHAnsi" w:eastAsiaTheme="minorEastAsia" w:hAnsiTheme="minorHAnsi" w:cstheme="minorBidi"/>
-          <w:sz w:val="22"/>
-          <w:szCs w:val="24"/>
-          <w14:ligatures w14:val="standardContextual"/>
-        </w:rPr>
-      </w:pPr>
-      <w:hyperlink w:anchor="_Toc240653922" w:history="1">
-        <w:r>
-          <w:rPr>
-            <w:rStyle w:val="aa"/>
-            <w:b/>
-          </w:rPr>
-          <w:t>2.3.1</w:t>
-        </w:r>
-        <w:r>
-          <w:rPr>
-            <w:rFonts w:asciiTheme="minorHAnsi" w:eastAsiaTheme="minorEastAsia" w:hAnsiTheme="minorHAnsi" w:cstheme="minorBidi"/>
-            <w:sz w:val="22"/>
-            <w:szCs w:val="24"/>
-            <w14:ligatures w14:val="standardContextual"/>
-          </w:rPr>
-          <w:tab/>
-        </w:r>
-        <w:r>
-          <w:rPr>
-            <w:rStyle w:val="aa"/>
-          </w:rPr>
-          <w:t>遇到的主要问题</w:t>
-        </w:r>
-        <w:r>
-          <w:rPr>
-            <w:webHidden/>
-          </w:rPr>
-          <w:tab/>
-        </w:r>
-        <w:r>
-          <w:rPr>
-            <w:webHidden/>
-          </w:rPr>
-          <w:fldChar w:fldCharType="begin"/>
-        </w:r>
-        <w:r>
-          <w:rPr>
-            <w:webHidden/>
-          </w:rPr>
-          <w:instrText xml:space="preserve"> PAGEREF _Toc240653922 \h </w:instrText>
-        </w:r>
-        <w:r>
-          <w:rPr>
-            <w:webHidden/>
-          </w:rPr>
-        </w:r>
-        <w:r>
-          <w:rPr>
-            <w:webHidden/>
-          </w:rPr>
-          <w:fldChar w:fldCharType="separate"/>
-        </w:r>
-        <w:r>
-          <w:rPr>
-            <w:webHidden/>
-          </w:rPr>
-          <w:t>13</w:t>
-        </w:r>
-        <w:r>
-          <w:rPr>
-            <w:webHidden/>
-          </w:rPr>
-          <w:fldChar w:fldCharType="end"/>
-        </w:r>
-      </w:hyperlink>
-    </w:p>
-    <w:p>
-      <w:pPr>
-        <w:pStyle w:val="TOC3"/>
-        <w:rPr>
-          <w:rFonts w:asciiTheme="minorHAnsi" w:eastAsiaTheme="minorEastAsia" w:hAnsiTheme="minorHAnsi" w:cstheme="minorBidi"/>
-          <w:sz w:val="22"/>
-          <w:szCs w:val="24"/>
-          <w14:ligatures w14:val="standardContextual"/>
-        </w:rPr>
-      </w:pPr>
-      <w:hyperlink w:anchor="_Toc240653923" w:history="1">
-        <w:r>
-          <w:rPr>
-            <w:rStyle w:val="aa"/>
-            <w:b/>
-          </w:rPr>
-          <w:t>2.3.2</w:t>
-        </w:r>
-        <w:r>
-          <w:rPr>
-            <w:rFonts w:asciiTheme="minorHAnsi" w:eastAsiaTheme="minorEastAsia" w:hAnsiTheme="minorHAnsi" w:cstheme="minorBidi"/>
-            <w:sz w:val="22"/>
-            <w:szCs w:val="24"/>
-            <w14:ligatures w14:val="standardContextual"/>
-          </w:rPr>
-          <w:tab/>
-        </w:r>
-        <w:r>
-          <w:rPr>
-            <w:rStyle w:val="aa"/>
-          </w:rPr>
-          <w:t>结果与指标对照</w:t>
-        </w:r>
-        <w:r>
-          <w:rPr>
-            <w:webHidden/>
-          </w:rPr>
-          <w:tab/>
-        </w:r>
-        <w:r>
-          <w:rPr>
-            <w:webHidden/>
-          </w:rPr>
-          <w:fldChar w:fldCharType="begin"/>
-        </w:r>
-        <w:r>
-          <w:rPr>
-            <w:webHidden/>
-          </w:rPr>
-          <w:instrText xml:space="preserve"> PAGEREF _Toc240653923 \h </w:instrText>
-        </w:r>
-        <w:r>
-          <w:rPr>
-            <w:webHidden/>
-          </w:rPr>
-        </w:r>
-        <w:r>
-          <w:rPr>
-            <w:webHidden/>
-          </w:rPr>
-          <w:fldChar w:fldCharType="separate"/>
-        </w:r>
-        <w:r>
-          <w:rPr>
-            <w:webHidden/>
-          </w:rPr>
-          <w:t>14</w:t>
-        </w:r>
-        <w:r>
-          <w:rPr>
-            <w:webHidden/>
-          </w:rPr>
-          <w:fldChar w:fldCharType="end"/>
-        </w:r>
-      </w:hyperlink>
-    </w:p>
-    <w:p>
-      <w:pPr>
-        <w:pStyle w:val="TOC3"/>
-        <w:rPr>
-          <w:rFonts w:asciiTheme="minorHAnsi" w:eastAsiaTheme="minorEastAsia" w:hAnsiTheme="minorHAnsi" w:cstheme="minorBidi"/>
-          <w:sz w:val="22"/>
-          <w:szCs w:val="24"/>
-          <w14:ligatures w14:val="standardContextual"/>
-        </w:rPr>
-      </w:pPr>
-      <w:hyperlink w:anchor="_Toc240653924" w:history="1">
-        <w:r>
-          <w:rPr>
-            <w:rStyle w:val="aa"/>
-            <w:b/>
-          </w:rPr>
-          <w:t>2.3.3</w:t>
-        </w:r>
-        <w:r>
-          <w:rPr>
-            <w:rFonts w:asciiTheme="minorHAnsi" w:eastAsiaTheme="minorEastAsia" w:hAnsiTheme="minorHAnsi" w:cstheme="minorBidi"/>
-            <w:sz w:val="22"/>
-            <w:szCs w:val="24"/>
-            <w14:ligatures w14:val="standardContextual"/>
-          </w:rPr>
-          <w:tab/>
-        </w:r>
-        <w:r>
-          <w:rPr>
-            <w:rStyle w:val="aa"/>
-          </w:rPr>
-          <w:t>结果分析</w:t>
-        </w:r>
-        <w:r>
-          <w:rPr>
-            <w:webHidden/>
-          </w:rPr>
-          <w:tab/>
-        </w:r>
-        <w:r>
-          <w:rPr>
-            <w:webHidden/>
-          </w:rPr>
-          <w:fldChar w:fldCharType="begin"/>
-        </w:r>
-        <w:r>
-          <w:rPr>
-            <w:webHidden/>
-          </w:rPr>
-          <w:instrText xml:space="preserve"> PAGEREF _Toc240653924 \h </w:instrText>
-        </w:r>
-        <w:r>
-          <w:rPr>
-            <w:webHidden/>
-          </w:rPr>
-        </w:r>
-        <w:r>
-          <w:rPr>
-            <w:webHidden/>
-          </w:rPr>
-          <w:fldChar w:fldCharType="separate"/>
-        </w:r>
-        <w:r>
-          <w:rPr>
-            <w:webHidden/>
-          </w:rPr>
-          <w:t>16</w:t>
-        </w:r>
-        <w:r>
-          <w:rPr>
-            <w:webHidden/>
-          </w:rPr>
-          <w:fldChar w:fldCharType="end"/>
-        </w:r>
-      </w:hyperlink>
-    </w:p>
-    <w:p>
-      <w:pPr>
         <w:pStyle w:val="TOC1"/>
         <w:rPr>
           <w:rFonts w:asciiTheme="minorHAnsi" w:hAnsiTheme="minorHAnsi" w:cstheme="minorBidi"/>
@@ -3749,7 +3141,7 @@
           <w14:ligatures w14:val="standardContextual"/>
         </w:rPr>
       </w:pPr>
-      <w:hyperlink w:anchor="_Toc240653925" w:history="1">
+      <w:hyperlink w:anchor="_Toc240654176" w:history="1">
         <w:r>
           <w:rPr>
             <w:rStyle w:val="aa"/>
@@ -3789,7 +3181,7 @@
           <w:rPr>
             <w:webHidden/>
           </w:rPr>
-          <w:instrText xml:space="preserve"> PAGEREF _Toc240653925 \h </w:instrText>
+          <w:instrText xml:space="preserve"> PAGEREF _Toc240654176 \h </w:instrText>
         </w:r>
         <w:r>
           <w:rPr>
@@ -3806,7 +3198,7 @@
           <w:rPr>
             <w:webHidden/>
           </w:rPr>
-          <w:t>17</w:t>
+          <w:t>16</w:t>
         </w:r>
         <w:r>
           <w:rPr>
@@ -3827,7 +3219,7 @@
           <w14:ligatures w14:val="standardContextual"/>
         </w:rPr>
       </w:pPr>
-      <w:hyperlink w:anchor="_Toc240653926" w:history="1">
+      <w:hyperlink w:anchor="_Toc240654177" w:history="1">
         <w:r>
           <w:rPr>
             <w:rStyle w:val="aa"/>
@@ -3867,7 +3259,68 @@
           <w:rPr>
             <w:webHidden/>
           </w:rPr>
-          <w:instrText xml:space="preserve"> PAGEREF _Toc240653926 \h </w:instrText>
+          <w:instrText xml:space="preserve"> PAGEREF _Toc240654177 \h </w:instrText>
+        </w:r>
+        <w:r>
+          <w:rPr>
+            <w:webHidden/>
+          </w:rPr>
+        </w:r>
+        <w:r>
+          <w:rPr>
+            <w:webHidden/>
+          </w:rPr>
+          <w:fldChar w:fldCharType="separate"/>
+        </w:r>
+        <w:r>
+          <w:rPr>
+            <w:webHidden/>
+          </w:rPr>
+          <w:t>18</w:t>
+        </w:r>
+        <w:r>
+          <w:rPr>
+            <w:webHidden/>
+          </w:rPr>
+          <w:fldChar w:fldCharType="end"/>
+        </w:r>
+      </w:hyperlink>
+    </w:p>
+    <w:p>
+      <w:pPr>
+        <w:pStyle w:val="TOC1"/>
+        <w:rPr>
+          <w:rFonts w:asciiTheme="minorHAnsi" w:hAnsiTheme="minorHAnsi" w:cstheme="minorBidi"/>
+          <w:kern w:val="2"/>
+          <w:sz w:val="22"/>
+          <w:szCs w:val="24"/>
+          <w14:ligatures w14:val="standardContextual"/>
+        </w:rPr>
+      </w:pPr>
+      <w:hyperlink w:anchor="_Toc240654178" w:history="1">
+        <w:r>
+          <w:rPr>
+            <w:rStyle w:val="aa"/>
+          </w:rPr>
+          <w:t>附录</w:t>
+        </w:r>
+        <w:r>
+          <w:rPr>
+            <w:webHidden/>
+          </w:rPr>
+          <w:tab/>
+        </w:r>
+        <w:r>
+          <w:rPr>
+            <w:webHidden/>
+          </w:rPr>
+          <w:fldChar w:fldCharType="begin"/>
+        </w:r>
+        <w:r>
+          <w:rPr>
+            <w:webHidden/>
+          </w:rPr>
+          <w:instrText xml:space="preserve"> PAGEREF _Toc240654178 \h </w:instrText>
         </w:r>
         <w:r>
           <w:rPr>
@@ -3896,67 +3349,6 @@
     </w:p>
     <w:p>
       <w:pPr>
-        <w:pStyle w:val="TOC1"/>
-        <w:rPr>
-          <w:rFonts w:asciiTheme="minorHAnsi" w:hAnsiTheme="minorHAnsi" w:cstheme="minorBidi"/>
-          <w:kern w:val="2"/>
-          <w:sz w:val="22"/>
-          <w:szCs w:val="24"/>
-          <w14:ligatures w14:val="standardContextual"/>
-        </w:rPr>
-      </w:pPr>
-      <w:hyperlink w:anchor="_Toc240653927" w:history="1">
-        <w:r>
-          <w:rPr>
-            <w:rStyle w:val="aa"/>
-          </w:rPr>
-          <w:t>附录</w:t>
-        </w:r>
-        <w:r>
-          <w:rPr>
-            <w:webHidden/>
-          </w:rPr>
-          <w:tab/>
-        </w:r>
-        <w:r>
-          <w:rPr>
-            <w:webHidden/>
-          </w:rPr>
-          <w:fldChar w:fldCharType="begin"/>
-        </w:r>
-        <w:r>
-          <w:rPr>
-            <w:webHidden/>
-          </w:rPr>
-          <w:instrText xml:space="preserve"> PAGEREF _Toc240653927 \h </w:instrText>
-        </w:r>
-        <w:r>
-          <w:rPr>
-            <w:webHidden/>
-          </w:rPr>
-        </w:r>
-        <w:r>
-          <w:rPr>
-            <w:webHidden/>
-          </w:rPr>
-          <w:fldChar w:fldCharType="separate"/>
-        </w:r>
-        <w:r>
-          <w:rPr>
-            <w:webHidden/>
-          </w:rPr>
-          <w:t>20</w:t>
-        </w:r>
-        <w:r>
-          <w:rPr>
-            <w:webHidden/>
-          </w:rPr>
-          <w:fldChar w:fldCharType="end"/>
-        </w:r>
-      </w:hyperlink>
-    </w:p>
-    <w:p>
-      <w:pPr>
         <w:ind w:firstLine="480"/>
       </w:pPr>
       <w:r>
@@ -4004,7 +3396,7 @@
       <w:pPr>
         <w:pStyle w:val="1"/>
       </w:pPr>
-      <w:bookmarkStart w:id="0" w:name="_Toc240653912"/>
+      <w:bookmarkStart w:id="0" w:name="_Toc240654171"/>
       <w:r>
         <w:lastRenderedPageBreak/>
         <w:t>个人工作概述</w:t>
@@ -5818,7 +5210,7 @@
       <w:pPr>
         <w:pStyle w:val="1"/>
       </w:pPr>
-      <w:bookmarkStart w:id="1" w:name="_Toc240653913"/>
+      <w:bookmarkStart w:id="1" w:name="_Toc240654172"/>
       <w:r>
         <w:lastRenderedPageBreak/>
         <w:t>个人负责设计单元设计</w:t>
@@ -5829,7 +5221,7 @@
       <w:pPr>
         <w:pStyle w:val="2"/>
       </w:pPr>
-      <w:bookmarkStart w:id="2" w:name="_Toc240653914"/>
+      <w:bookmarkStart w:id="2" w:name="_Toc240654173"/>
       <w:r>
         <w:t>模块任务与要求</w:t>
       </w:r>
@@ -5861,7 +5253,7 @@
           <w:noProof/>
         </w:rPr>
         <w:drawing>
-          <wp:inline distT="0" distB="0" distL="0" distR="0" wp14:anchorId="26F51089" wp14:editId="228817D6">
+          <wp:inline distT="0" distB="0" distL="0" distR="0" wp14:anchorId="1CE8C1EB" wp14:editId="28641EA0">
             <wp:extent cx="5577840" cy="2722815"/>
             <wp:effectExtent l="0" t="0" r="0" b="0"/>
             <wp:docPr id="2" name="Picture 2"/>
@@ -6884,21 +6276,11 @@
       <w:pPr>
         <w:pStyle w:val="2"/>
       </w:pPr>
-      <w:bookmarkStart w:id="3" w:name="_Toc240653915"/>
+      <w:bookmarkStart w:id="3" w:name="_Toc240654174"/>
       <w:r>
         <w:t>设计过程与实现方法</w:t>
       </w:r>
       <w:bookmarkEnd w:id="3"/>
-    </w:p>
-    <w:p>
-      <w:pPr>
-        <w:pStyle w:val="3"/>
-      </w:pPr>
-      <w:bookmarkStart w:id="4" w:name="_Toc240653916"/>
-      <w:r>
-        <w:t>资料查阅</w:t>
-      </w:r>
-      <w:bookmarkEnd w:id="4"/>
     </w:p>
     <w:p>
       <w:pPr>
@@ -7625,20 +7007,14 @@
     </w:p>
     <w:p>
       <w:pPr>
-        <w:pStyle w:val="3"/>
-      </w:pPr>
-      <w:bookmarkStart w:id="5" w:name="_Toc240653917"/>
-      <w:r>
-        <w:t>需求分析</w:t>
-      </w:r>
-      <w:bookmarkEnd w:id="5"/>
-    </w:p>
-    <w:p>
-      <w:pPr>
         <w:pStyle w:val="af4"/>
       </w:pPr>
       <w:r>
-        <w:t>把闭环拆开看，负责的这部分要同时满足四件事：巡航时每一帧都处理得完，复核时看得足够清楚，任何时候都不能让</w:t>
+        <w:t>把闭环拆开看，负责的这部分要同时满足四件事：巡航时每一帧都处理得完，</w:t>
+      </w:r>
+      <w:r>
+        <w:lastRenderedPageBreak/>
+        <w:t>复核时看得足够清楚，任何时候都不能让</w:t>
       </w:r>
       <w:r>
         <w:t xml:space="preserve"> AI </w:t>
@@ -8427,16 +7803,6 @@
     </w:p>
     <w:p>
       <w:pPr>
-        <w:pStyle w:val="3"/>
-      </w:pPr>
-      <w:bookmarkStart w:id="6" w:name="_Toc240653918"/>
-      <w:r>
-        <w:t>方案选择</w:t>
-      </w:r>
-      <w:bookmarkEnd w:id="6"/>
-    </w:p>
-    <w:p>
-      <w:pPr>
         <w:pStyle w:val="af4"/>
       </w:pPr>
       <w:r>
@@ -8885,15 +8251,7 @@
                 <w:rFonts w:ascii="宋体" w:hAnsi="宋体"/>
                 <w:sz w:val="21"/>
               </w:rPr>
-              <w:t>U-</w:t>
-            </w:r>
-            <w:r>
-              <w:rPr>
-                <w:rFonts w:ascii="宋体" w:hAnsi="宋体"/>
-                <w:sz w:val="21"/>
-              </w:rPr>
-              <w:lastRenderedPageBreak/>
-              <w:t xml:space="preserve">Net </w:t>
+              <w:t xml:space="preserve">U-Net </w:t>
             </w:r>
             <w:r>
               <w:rPr>
@@ -8933,7 +8291,6 @@
                 <w:rFonts w:ascii="宋体" w:hAnsi="宋体"/>
                 <w:sz w:val="21"/>
               </w:rPr>
-              <w:lastRenderedPageBreak/>
               <w:t>选</w:t>
             </w:r>
             <w:r>
@@ -9020,12 +8377,6 @@
                 <w:sz w:val="21"/>
               </w:rPr>
               <w:br/>
-            </w:r>
-            <w:r>
-              <w:rPr>
-                <w:rFonts w:ascii="宋体" w:hAnsi="宋体"/>
-                <w:sz w:val="21"/>
-              </w:rPr>
               <w:t xml:space="preserve">② </w:t>
             </w:r>
             <w:r>
@@ -9185,6 +8536,13 @@
                 <w:sz w:val="21"/>
               </w:rPr>
               <w:br/>
+            </w:r>
+            <w:r>
+              <w:rPr>
+                <w:rFonts w:ascii="宋体" w:hAnsi="宋体"/>
+                <w:sz w:val="21"/>
+              </w:rPr>
+              <w:lastRenderedPageBreak/>
               <w:t xml:space="preserve">② </w:t>
             </w:r>
             <w:r>
@@ -9211,6 +8569,7 @@
                 <w:rFonts w:ascii="宋体" w:hAnsi="宋体"/>
                 <w:sz w:val="21"/>
               </w:rPr>
+              <w:lastRenderedPageBreak/>
               <w:t>检测器</w:t>
             </w:r>
             <w:r>
@@ -9225,7 +8584,15 @@
                 <w:rFonts w:ascii="宋体" w:hAnsi="宋体"/>
                 <w:sz w:val="21"/>
               </w:rPr>
-              <w:t>召回不降，但置信度平均漂移</w:t>
+              <w:t>召回</w:t>
+            </w:r>
+            <w:r>
+              <w:rPr>
+                <w:rFonts w:ascii="宋体" w:hAnsi="宋体"/>
+                <w:sz w:val="21"/>
+              </w:rPr>
+              <w:lastRenderedPageBreak/>
+              <w:t>不降，但置信度平均漂移</w:t>
             </w:r>
             <w:r>
               <w:rPr>
@@ -9286,6 +8653,7 @@
                 <w:rFonts w:ascii="宋体" w:hAnsi="宋体"/>
                 <w:sz w:val="21"/>
               </w:rPr>
+              <w:lastRenderedPageBreak/>
               <w:t>选</w:t>
             </w:r>
             <w:r>
@@ -9307,7 +8675,15 @@
                 <w:rFonts w:ascii="宋体" w:hAnsi="宋体"/>
                 <w:sz w:val="21"/>
               </w:rPr>
-              <w:t xml:space="preserve"> FP16</w:t>
+              <w:t xml:space="preserve"> </w:t>
+            </w:r>
+            <w:r>
+              <w:rPr>
+                <w:rFonts w:ascii="宋体" w:hAnsi="宋体"/>
+                <w:sz w:val="21"/>
+              </w:rPr>
+              <w:lastRenderedPageBreak/>
+              <w:t>FP16</w:t>
             </w:r>
             <w:r>
               <w:rPr>
@@ -9331,16 +8707,6 @@
       <w:pPr>
         <w:pStyle w:val="af4"/>
       </w:pPr>
-    </w:p>
-    <w:p>
-      <w:pPr>
-        <w:pStyle w:val="3"/>
-      </w:pPr>
-      <w:bookmarkStart w:id="7" w:name="_Toc240653919"/>
-      <w:r>
-        <w:t>设计实现</w:t>
-      </w:r>
-      <w:bookmarkEnd w:id="7"/>
     </w:p>
     <w:p>
       <w:pPr>
@@ -9417,9 +8783,8 @@
         <w:rPr>
           <w:noProof/>
         </w:rPr>
-        <w:lastRenderedPageBreak/>
         <w:drawing>
-          <wp:inline distT="0" distB="0" distL="0" distR="0" wp14:anchorId="5A072BD5" wp14:editId="602961F8">
+          <wp:inline distT="0" distB="0" distL="0" distR="0" wp14:anchorId="23F7BA31" wp14:editId="71AEAA03">
             <wp:extent cx="5577840" cy="2722815"/>
             <wp:effectExtent l="0" t="0" r="0" b="0"/>
             <wp:docPr id="3" name="Picture 3"/>
@@ -9494,8 +8859,9 @@
         <w:rPr>
           <w:noProof/>
         </w:rPr>
+        <w:lastRenderedPageBreak/>
         <w:drawing>
-          <wp:inline distT="0" distB="0" distL="0" distR="0" wp14:anchorId="2EA04DE6" wp14:editId="56D92C1F">
+          <wp:inline distT="0" distB="0" distL="0" distR="0" wp14:anchorId="54BD287A" wp14:editId="77C6C608">
             <wp:extent cx="5577840" cy="2722815"/>
             <wp:effectExtent l="0" t="0" r="0" b="0"/>
             <wp:docPr id="4" name="Picture 4"/>
@@ -9592,13 +8958,7 @@
         <w:t xml:space="preserve"> 150 px </w:t>
       </w:r>
       <w:r>
-        <w:t>时暂停积分，避免限幅期间积分膨胀。关键程序见附录</w:t>
-      </w:r>
-      <w:r>
-        <w:t xml:space="preserve"> C</w:t>
-      </w:r>
-      <w:r>
-        <w:t>。</w:t>
+        <w:t>时暂停积分，避免限幅期间积分膨胀。关键程序见附录。</w:t>
       </w:r>
     </w:p>
     <w:p>
@@ -9612,9 +8972,8 @@
         <w:rPr>
           <w:noProof/>
         </w:rPr>
-        <w:lastRenderedPageBreak/>
         <w:drawing>
-          <wp:inline distT="0" distB="0" distL="0" distR="0" wp14:anchorId="647E8A9C" wp14:editId="65986B58">
+          <wp:inline distT="0" distB="0" distL="0" distR="0" wp14:anchorId="1FA80876" wp14:editId="0C594B8C">
             <wp:extent cx="5577840" cy="2722815"/>
             <wp:effectExtent l="0" t="0" r="0" b="0"/>
             <wp:docPr id="5" name="Picture 5"/>
@@ -9707,6 +9066,7 @@
         <w:pStyle w:val="af4"/>
       </w:pPr>
       <w:r>
+        <w:lastRenderedPageBreak/>
         <w:t>证据包和虚拟配电室是另外两块。一次复核产生一个证据包，含巡航帧、复核帧连拍</w:t>
       </w:r>
       <w:r>
@@ -9775,9 +9135,8 @@
         <w:rPr>
           <w:noProof/>
         </w:rPr>
-        <w:lastRenderedPageBreak/>
         <w:drawing>
-          <wp:inline distT="0" distB="0" distL="0" distR="0" wp14:anchorId="235B05A8" wp14:editId="75F4CD14">
+          <wp:inline distT="0" distB="0" distL="0" distR="0" wp14:anchorId="58B3E192" wp14:editId="07E18239">
             <wp:extent cx="5577840" cy="2722815"/>
             <wp:effectExtent l="0" t="0" r="0" b="0"/>
             <wp:docPr id="6" name="Picture 6"/>
@@ -9873,54 +9232,93 @@
     </w:p>
     <w:p>
       <w:pPr>
-        <w:pStyle w:val="3"/>
-      </w:pPr>
-      <w:bookmarkStart w:id="8" w:name="_Toc240653920"/>
-      <w:r>
-        <w:t>调试方法</w:t>
-      </w:r>
-      <w:bookmarkEnd w:id="8"/>
+        <w:pStyle w:val="af4"/>
+      </w:pPr>
+      <w:r>
+        <w:t>调试主要靠四样东西。一是假小车和仿真驱动，按概率注入故障，能把偶发问题稳定复现出来；二是自动化测试，每修一个缺陷就补一条会当场变红的用例；三是</w:t>
+      </w:r>
+      <w:r>
+        <w:t xml:space="preserve"> run_all </w:t>
+      </w:r>
+      <w:r>
+        <w:t>跑完一轮后的小结，证据包数、复核成功率、有没有进程中途退出一眼可见；四是每个进程的结构化日志，进程异常退出时会把完整调用栈写进去。</w:t>
+      </w:r>
     </w:p>
     <w:p>
       <w:pPr>
-        <w:pStyle w:val="af4"/>
-      </w:pPr>
-      <w:r>
-        <w:t>调试主要靠四样东西。一是假小车和仿真驱动，按概率注入故障，能把偶发问题稳定复现出来；二是自动化测试，每修一个缺陷就补一条会当场变红的用例；三是</w:t>
-      </w:r>
-      <w:r>
-        <w:t xml:space="preserve"> run_all </w:t>
-      </w:r>
-      <w:r>
-        <w:t>跑完一轮后的小结，证据包数、复核成功率、有没有进程中途退出一眼可见；四是每个进程的结构化日志，进程异常退出时会把完整调用栈写进去。</w:t>
-      </w:r>
+        <w:pStyle w:val="2"/>
+      </w:pPr>
+      <w:bookmarkStart w:id="4" w:name="_Toc240654175"/>
+      <w:r>
+        <w:t>问题解决与结果分析</w:t>
+      </w:r>
+      <w:bookmarkEnd w:id="4"/>
     </w:p>
     <w:p>
       <w:pPr>
-        <w:pStyle w:val="2"/>
-      </w:pPr>
-      <w:bookmarkStart w:id="9" w:name="_Toc240653921"/>
-      <w:r>
-        <w:t>问题解决与结果分析</w:t>
-      </w:r>
-      <w:bookmarkEnd w:id="9"/>
+        <w:pStyle w:val="af4"/>
+      </w:pPr>
+      <w:r>
+        <w:t>下面五个问题是设计和联调中实际碰到的，按发现顺序排。</w:t>
+      </w:r>
     </w:p>
     <w:p>
       <w:pPr>
-        <w:pStyle w:val="3"/>
-      </w:pPr>
-      <w:bookmarkStart w:id="10" w:name="_Toc240653922"/>
-      <w:r>
-        <w:t>遇到的主要问题</w:t>
-      </w:r>
-      <w:bookmarkEnd w:id="10"/>
+        <w:pStyle w:val="af4"/>
+      </w:pPr>
+      <w:r>
+        <w:t>问题一：复核帧读不出数，日志却没有异常。检测组员的交付说复核帧「读数</w:t>
+      </w:r>
+      <w:r>
+        <w:t xml:space="preserve"> 7/7 </w:t>
+      </w:r>
+      <w:r>
+        <w:t>产出」，接进来后一条读数都没有。顺着代码查下去，发现取读数先验的那条通路靠的是检测框上的一个目标编号，而真检测器根本不给这个编号，于是读数第一步就跳过了。这不只是仿真的问题，真机同样没有这个编号。改成按标定表登记的目标位置投影到当前画面，与检测框做</w:t>
+      </w:r>
+      <w:r>
+        <w:t xml:space="preserve"> IoU </w:t>
+      </w:r>
+      <w:r>
+        <w:t>匹配，读数恢复</w:t>
+      </w:r>
+      <w:r>
+        <w:t xml:space="preserve"> 7/7</w:t>
+      </w:r>
+      <w:r>
+        <w:t>。</w:t>
+      </w:r>
     </w:p>
     <w:p>
       <w:pPr>
         <w:pStyle w:val="af4"/>
       </w:pPr>
       <w:r>
-        <w:t>下面五个问题是设计和联调中实际碰到的，按发现顺序排。</w:t>
+        <w:lastRenderedPageBreak/>
+        <w:t>问题二：帧率从</w:t>
+      </w:r>
+      <w:r>
+        <w:t xml:space="preserve"> 10 fps </w:t>
+      </w:r>
+      <w:r>
+        <w:t>掉到</w:t>
+      </w:r>
+      <w:r>
+        <w:t xml:space="preserve"> 5.6 fps</w:t>
+      </w:r>
+      <w:r>
+        <w:t>。异常检测的配置里加了一个像素密度门限，但没有任何代码读它，巡航时每帧对每个检出都打分，一次</w:t>
+      </w:r>
+      <w:r>
+        <w:t xml:space="preserve"> 42.5 ms</w:t>
+      </w:r>
+      <w:r>
+        <w:t>，一帧两个就把</w:t>
+      </w:r>
+      <w:r>
+        <w:t xml:space="preserve"> 100 ms </w:t>
+      </w:r>
+      <w:r>
+        <w:t>的节拍打爆了。后来在打分入口真正实现了门限，又加了一条测试检查配置里的每个键是不是真的被代码引用，这类「死配置」以后会当场报错。</w:t>
       </w:r>
     </w:p>
     <w:p>
@@ -9928,25 +9326,31 @@
         <w:pStyle w:val="af4"/>
       </w:pPr>
       <w:r>
-        <w:t>问题一：复核帧读不出数，日志却没有异常。检测组员的交付说复核帧「读数</w:t>
-      </w:r>
-      <w:r>
-        <w:t xml:space="preserve"> 7/7 </w:t>
-      </w:r>
-      <w:r>
-        <w:t>产出」，接进来后一条读数都没有。顺着代码查下去，发现取读数先验的那条通路靠的是检测框上的一个目标编号，而真检测器根本不给这个编号，于是读数第一步就跳过了。这不只是仿真的问题，真机同样没有这个编号。改成按标定表登记的目标位置投影到当前画面，与检测框做</w:t>
-      </w:r>
-      <w:r>
-        <w:t xml:space="preserve"> IoU </w:t>
-      </w:r>
-      <w:r>
-        <w:t>匹配，读数恢复</w:t>
-      </w:r>
-      <w:r>
-        <w:t xml:space="preserve"> 7/7</w:t>
-      </w:r>
-      <w:r>
-        <w:t>。</w:t>
+        <w:t>问题三：变焦零余量。切到真权重后，</w:t>
+      </w:r>
+      <w:r>
+        <w:t xml:space="preserve">6 </w:t>
+      </w:r>
+      <w:r>
+        <w:t>个证据包的复核态像素密度全部卡在</w:t>
+      </w:r>
+      <w:r>
+        <w:t xml:space="preserve"> 120 px </w:t>
+      </w:r>
+      <w:r>
+        <w:t>线下，最接近的差</w:t>
+      </w:r>
+      <w:r>
+        <w:t xml:space="preserve"> 0.5 px</w:t>
+      </w:r>
+      <w:r>
+        <w:t>。原因是变焦目标值和「能不能读」的下限用的是同一个常数，等于按零余量设计，停车滑行一点就足以打掉它。加了</w:t>
+      </w:r>
+      <w:r>
+        <w:t xml:space="preserve"> 1.15 </w:t>
+      </w:r>
+      <w:r>
+        <w:t>的变焦余量后全部过线。这个缺陷一直在，之前用合成检测器时碰巧擦着线过去了。</w:t>
       </w:r>
     </w:p>
     <w:p>
@@ -9954,35 +9358,13 @@
         <w:pStyle w:val="af4"/>
       </w:pPr>
       <w:r>
-        <w:t>问题二：帧率从</w:t>
-      </w:r>
-      <w:r>
-        <w:t xml:space="preserve"> 10 fps </w:t>
-      </w:r>
-      <w:r>
-        <w:t>掉到</w:t>
-      </w:r>
-      <w:r>
-        <w:t xml:space="preserve"> 5.6 fps</w:t>
-      </w:r>
-      <w:r>
-        <w:t>。异常检测的配置里加了一个像素密度门限，但没有任何代码读它，巡航时每帧对每个检出都打分，一次</w:t>
-      </w:r>
-      <w:r>
-        <w:t xml:space="preserve"> 42.5 ms</w:t>
-      </w:r>
-      <w:r>
-        <w:t>，一</w:t>
-      </w:r>
-      <w:r>
-        <w:lastRenderedPageBreak/>
-        <w:t>帧两个就把</w:t>
-      </w:r>
-      <w:r>
-        <w:t xml:space="preserve"> 100 ms </w:t>
-      </w:r>
-      <w:r>
-        <w:t>的节拍打爆了。后来在打分入口真正实现了门限，又加了一条测试检查配置里的每个键是不是真的被代码引用，这类「死配置」以后会当场报错。</w:t>
+        <w:t>问题四：保活停车偶发失效。测试六次挂三次。保活超时的停车指令只下发一次，走的又是会丢包的链路，恰好丢掉那一次，车就一直没停。改成保活停车走底盘内部通路，保活丢失期间每个周期重发，并补了两条把丢包率设成</w:t>
+      </w:r>
+      <w:r>
+        <w:t xml:space="preserve"> 100 % </w:t>
+      </w:r>
+      <w:r>
+        <w:t>仍要求车停下的测试。</w:t>
       </w:r>
     </w:p>
     <w:p>
@@ -9990,31 +9372,103 @@
         <w:pStyle w:val="af4"/>
       </w:pPr>
       <w:r>
-        <w:t>问题三：变焦零余量。切到真权重后，</w:t>
-      </w:r>
-      <w:r>
-        <w:t xml:space="preserve">6 </w:t>
-      </w:r>
-      <w:r>
-        <w:t>个证据包的复核态像素密度全部卡在</w:t>
-      </w:r>
-      <w:r>
-        <w:t xml:space="preserve"> 120 px </w:t>
-      </w:r>
-      <w:r>
-        <w:t>线下，最接近的差</w:t>
-      </w:r>
-      <w:r>
-        <w:t xml:space="preserve"> 0.5 px</w:t>
-      </w:r>
-      <w:r>
-        <w:t>。原因是变焦目标值和「能不能读」的下限用的是同一个常数，等于按零余量设计，停车滑行一点就足以打掉它。加了</w:t>
-      </w:r>
-      <w:r>
-        <w:t xml:space="preserve"> 1.15 </w:t>
-      </w:r>
-      <w:r>
-        <w:t>的变焦余量后全部过线。这个缺陷一直在，之前用合成检测器时碰巧擦着线过去了。</w:t>
+        <w:t>问题五：检测器整图转</w:t>
+      </w:r>
+      <w:r>
+        <w:t xml:space="preserve"> INT8 </w:t>
+      </w:r>
+      <w:r>
+        <w:t>后一个框都出不来。输出把</w:t>
+      </w:r>
+      <w:r>
+        <w:t xml:space="preserve"> 0–1280 </w:t>
+      </w:r>
+      <w:r>
+        <w:t>的坐标和</w:t>
+      </w:r>
+      <w:r>
+        <w:t xml:space="preserve"> 0–1 </w:t>
+      </w:r>
+      <w:r>
+        <w:t>的分数拼在同一个张量里，共用一个量化缩放系数，分数全被压成</w:t>
+      </w:r>
+      <w:r>
+        <w:t xml:space="preserve"> 0</w:t>
+      </w:r>
+      <w:r>
+        <w:t>。解决办法是在检测头解码之前把网络切成</w:t>
+      </w:r>
+      <w:r>
+        <w:t xml:space="preserve"> 6 </w:t>
+      </w:r>
+      <w:r>
+        <w:t>个输出，解码改用</w:t>
+      </w:r>
+      <w:r>
+        <w:t xml:space="preserve"> numpy</w:t>
+      </w:r>
+      <w:r>
+        <w:t>。切开以后能出框了，但置信度漂移仍有</w:t>
+      </w:r>
+      <w:r>
+        <w:t xml:space="preserve"> 0.073</w:t>
+      </w:r>
+      <w:r>
+        <w:t>。这里有两种做法可选：继续调</w:t>
+      </w:r>
+      <w:r>
+        <w:t xml:space="preserve"> INT8 </w:t>
+      </w:r>
+      <w:r>
+        <w:t>的量化方法，或者直接用</w:t>
+      </w:r>
+      <w:r>
+        <w:t xml:space="preserve"> FP16</w:t>
+      </w:r>
+      <w:r>
+        <w:t>。</w:t>
+      </w:r>
+      <w:r>
+        <w:t xml:space="preserve">FP16 </w:t>
+      </w:r>
+      <w:r>
+        <w:t>在</w:t>
+      </w:r>
+      <w:r>
+        <w:t xml:space="preserve"> 40 </w:t>
+      </w:r>
+      <w:r>
+        <w:t>帧上与</w:t>
+      </w:r>
+      <w:r>
+        <w:t xml:space="preserve"> PC </w:t>
+      </w:r>
+      <w:r>
+        <w:t>端逐框一致，</w:t>
+      </w:r>
+      <w:r>
+        <w:t xml:space="preserve">RK3576 </w:t>
+      </w:r>
+      <w:r>
+        <w:t>的</w:t>
+      </w:r>
+      <w:r>
+        <w:t xml:space="preserve"> NPU </w:t>
+      </w:r>
+      <w:r>
+        <w:t>也支持，而</w:t>
+      </w:r>
+      <w:r>
+        <w:t xml:space="preserve"> INT8 </w:t>
+      </w:r>
+      <w:r>
+        <w:t>的漂移会改变复核触发，所以最后选了</w:t>
+      </w:r>
+      <w:r>
+        <w:t xml:space="preserve"> FP16</w:t>
+      </w:r>
+      <w:r>
+        <w:t>。</w:t>
       </w:r>
     </w:p>
     <w:p>
@@ -10022,128 +9476,14 @@
         <w:pStyle w:val="af4"/>
       </w:pPr>
       <w:r>
-        <w:t>问题四：保活停车偶发失效。测试六次挂三次。保活超时的停车指令只下发一次，走的又是会丢包的链路，恰好丢掉那一次，车就一直没停。改成保活停车走底盘内部通路，保活丢失期间每个周期重发，并补了两条把丢包率设成</w:t>
-      </w:r>
-      <w:r>
-        <w:t xml:space="preserve"> 100 % </w:t>
-      </w:r>
-      <w:r>
-        <w:t>仍要求车停下的测试。</w:t>
-      </w:r>
-    </w:p>
-    <w:p>
-      <w:pPr>
-        <w:pStyle w:val="af4"/>
-      </w:pPr>
-      <w:r>
-        <w:t>问题五：检测器整图转</w:t>
-      </w:r>
-      <w:r>
-        <w:t xml:space="preserve"> INT8 </w:t>
-      </w:r>
-      <w:r>
-        <w:t>后一个框都出不来。输出把</w:t>
-      </w:r>
-      <w:r>
-        <w:t xml:space="preserve"> 0–1280 </w:t>
-      </w:r>
-      <w:r>
-        <w:t>的坐标和</w:t>
-      </w:r>
-      <w:r>
-        <w:t xml:space="preserve"> 0–1 </w:t>
-      </w:r>
-      <w:r>
-        <w:t>的分数拼在同一个张量里，共用一个量化缩放系数，分数全被压成</w:t>
-      </w:r>
-      <w:r>
-        <w:t xml:space="preserve"> 0</w:t>
-      </w:r>
-      <w:r>
-        <w:t>。解决办法是在检测头解码之前把网络切成</w:t>
-      </w:r>
-      <w:r>
-        <w:t xml:space="preserve"> 6 </w:t>
-      </w:r>
-      <w:r>
-        <w:t>个输出，解码改用</w:t>
-      </w:r>
-      <w:r>
-        <w:t xml:space="preserve"> numpy</w:t>
-      </w:r>
-      <w:r>
-        <w:t>。切开以后能出框了，但置信度漂移仍有</w:t>
-      </w:r>
-      <w:r>
-        <w:t xml:space="preserve"> 0.073</w:t>
-      </w:r>
-      <w:r>
-        <w:t>。这里有两种做法可选：继续调</w:t>
-      </w:r>
-      <w:r>
-        <w:t xml:space="preserve"> INT8 </w:t>
-      </w:r>
-      <w:r>
-        <w:t>的量化方法，或者直接用</w:t>
-      </w:r>
-      <w:r>
-        <w:t xml:space="preserve"> FP16</w:t>
+        <w:t>负责的指标与实测结果对照见表</w:t>
+      </w:r>
+      <w:r>
+        <w:t xml:space="preserve"> 2-5</w:t>
       </w:r>
       <w:r>
         <w:t>。</w:t>
       </w:r>
-      <w:r>
-        <w:t xml:space="preserve">FP16 </w:t>
-      </w:r>
-      <w:r>
-        <w:t>在</w:t>
-      </w:r>
-      <w:r>
-        <w:t xml:space="preserve"> 40 </w:t>
-      </w:r>
-      <w:r>
-        <w:t>帧上与</w:t>
-      </w:r>
-      <w:r>
-        <w:t xml:space="preserve"> PC </w:t>
-      </w:r>
-      <w:r>
-        <w:t>端逐框一致，</w:t>
-      </w:r>
-      <w:r>
-        <w:t xml:space="preserve">RK3576 </w:t>
-      </w:r>
-      <w:r>
-        <w:t>的</w:t>
-      </w:r>
-      <w:r>
-        <w:t xml:space="preserve"> NPU </w:t>
-      </w:r>
-      <w:r>
-        <w:t>也支持，而</w:t>
-      </w:r>
-      <w:r>
-        <w:t xml:space="preserve"> INT8 </w:t>
-      </w:r>
-      <w:r>
-        <w:t>的漂移会改变复核触发，所以最后选了</w:t>
-      </w:r>
-      <w:r>
-        <w:t xml:space="preserve"> FP16</w:t>
-      </w:r>
-      <w:r>
-        <w:t>。</w:t>
-      </w:r>
-    </w:p>
-    <w:p>
-      <w:pPr>
-        <w:pStyle w:val="3"/>
-      </w:pPr>
-      <w:bookmarkStart w:id="11" w:name="_Toc240653923"/>
-      <w:r>
-        <w:t>结果与指标对照</w:t>
-      </w:r>
-      <w:bookmarkEnd w:id="11"/>
     </w:p>
     <w:p>
       <w:pPr>
@@ -10296,14 +9636,7 @@
                 <w:rFonts w:ascii="宋体" w:hAnsi="宋体"/>
                 <w:sz w:val="21"/>
               </w:rPr>
-              <w:t xml:space="preserve">≤ 0.5 % </w:t>
-            </w:r>
-            <w:r>
-              <w:rPr>
-                <w:rFonts w:ascii="宋体" w:hAnsi="宋体"/>
-                <w:sz w:val="21"/>
-              </w:rPr>
-              <w:t>FS</w:t>
+              <w:t>≤ 0.5 % FS</w:t>
             </w:r>
           </w:p>
         </w:tc>
@@ -11023,6 +10356,7 @@
                 <w:rFonts w:ascii="宋体" w:hAnsi="宋体"/>
                 <w:sz w:val="21"/>
               </w:rPr>
+              <w:lastRenderedPageBreak/>
               <w:t>连续运行</w:t>
             </w:r>
           </w:p>
@@ -11049,34 +10383,25 @@
                 <w:rFonts w:ascii="宋体" w:hAnsi="宋体"/>
                 <w:sz w:val="21"/>
               </w:rPr>
-              <w:t>分钟四进程不退</w:t>
-            </w:r>
-            <w:r>
-              <w:rPr>
-                <w:rFonts w:ascii="宋体" w:hAnsi="宋体"/>
-                <w:sz w:val="21"/>
-              </w:rPr>
-              <w:lastRenderedPageBreak/>
-              <w:t>出</w:t>
-            </w:r>
-          </w:p>
-        </w:tc>
-        <w:tc>
-          <w:tcPr>
-            <w:tcW w:w="2076" w:type="dxa"/>
-          </w:tcPr>
-          <w:p>
-            <w:pPr>
-              <w:spacing w:before="40" w:after="40" w:line="240" w:lineRule="auto"/>
-              <w:ind w:firstLineChars="0" w:firstLine="0"/>
-              <w:jc w:val="left"/>
-            </w:pPr>
-            <w:r>
-              <w:rPr>
-                <w:rFonts w:ascii="宋体" w:hAnsi="宋体"/>
-                <w:sz w:val="21"/>
-              </w:rPr>
-              <w:lastRenderedPageBreak/>
+              <w:t>分钟四进程不退出</w:t>
+            </w:r>
+          </w:p>
+        </w:tc>
+        <w:tc>
+          <w:tcPr>
+            <w:tcW w:w="2076" w:type="dxa"/>
+          </w:tcPr>
+          <w:p>
+            <w:pPr>
+              <w:spacing w:before="40" w:after="40" w:line="240" w:lineRule="auto"/>
+              <w:ind w:firstLineChars="0" w:firstLine="0"/>
+              <w:jc w:val="left"/>
+            </w:pPr>
+            <w:r>
+              <w:rPr>
+                <w:rFonts w:ascii="宋体" w:hAnsi="宋体"/>
+                <w:sz w:val="21"/>
+              </w:rPr>
               <w:t xml:space="preserve">30 </w:t>
             </w:r>
             <w:r>
@@ -11098,7 +10423,6 @@
                 <w:rFonts w:ascii="宋体" w:hAnsi="宋体"/>
                 <w:sz w:val="21"/>
               </w:rPr>
-              <w:lastRenderedPageBreak/>
               <w:t>CRITICAL</w:t>
             </w:r>
           </w:p>
@@ -11118,7 +10442,6 @@
                 <w:rFonts w:ascii="宋体" w:hAnsi="宋体"/>
                 <w:sz w:val="21"/>
               </w:rPr>
-              <w:lastRenderedPageBreak/>
               <w:t>达成</w:t>
             </w:r>
           </w:p>
@@ -11505,7 +10828,7 @@
           <w:noProof/>
         </w:rPr>
         <w:drawing>
-          <wp:inline distT="0" distB="0" distL="0" distR="0" wp14:anchorId="4B6C6A4E" wp14:editId="19371DDC">
+          <wp:inline distT="0" distB="0" distL="0" distR="0" wp14:anchorId="714D728F" wp14:editId="4330DE72">
             <wp:extent cx="5669280" cy="1918833"/>
             <wp:effectExtent l="0" t="0" r="0" b="0"/>
             <wp:docPr id="7" name="Picture 7"/>
@@ -12192,17 +11515,6 @@
     </w:p>
     <w:p>
       <w:pPr>
-        <w:pStyle w:val="3"/>
-      </w:pPr>
-      <w:bookmarkStart w:id="12" w:name="_Toc240653924"/>
-      <w:r>
-        <w:lastRenderedPageBreak/>
-        <w:t>结果分析</w:t>
-      </w:r>
-      <w:bookmarkEnd w:id="12"/>
-    </w:p>
-    <w:p>
-      <w:pPr>
         <w:pStyle w:val="af4"/>
       </w:pPr>
       <w:r>
@@ -12389,12 +11701,12 @@
       <w:pPr>
         <w:pStyle w:val="1"/>
       </w:pPr>
-      <w:bookmarkStart w:id="13" w:name="_Toc240653925"/>
+      <w:bookmarkStart w:id="5" w:name="_Toc240654176"/>
       <w:r>
         <w:lastRenderedPageBreak/>
         <w:t>团队协作与个人贡献</w:t>
       </w:r>
-      <w:bookmarkEnd w:id="13"/>
+      <w:bookmarkEnd w:id="5"/>
     </w:p>
     <w:p>
       <w:pPr>
@@ -12409,7 +11721,7 @@
         <w:pStyle w:val="af4"/>
       </w:pPr>
       <w:r>
-        <w:t>方案评审。接口文档初版写完后，把方案书和接口文档之间对不上的地方逐条列成差异清单，每条附一个推荐做法，共</w:t>
+        <w:t>方案讨论。接口文档初版写完后，把方案书和接口文档之间对不上的地方逐条列成差异清单，每条附一个推荐做法，共</w:t>
       </w:r>
       <w:r>
         <w:t xml:space="preserve"> 24 </w:t>
@@ -12634,12 +11946,12 @@
       <w:pPr>
         <w:pStyle w:val="1"/>
       </w:pPr>
-      <w:bookmarkStart w:id="14" w:name="_Toc240653926"/>
+      <w:bookmarkStart w:id="6" w:name="_Toc240654177"/>
       <w:r>
         <w:lastRenderedPageBreak/>
         <w:t>学习收获与改进建议</w:t>
       </w:r>
-      <w:bookmarkEnd w:id="14"/>
+      <w:bookmarkEnd w:id="6"/>
     </w:p>
     <w:p>
       <w:pPr>
@@ -12816,11 +12128,11 @@
       <w:pPr>
         <w:pStyle w:val="ae"/>
       </w:pPr>
-      <w:bookmarkStart w:id="15" w:name="_Toc240653927"/>
+      <w:bookmarkStart w:id="7" w:name="_Toc240654178"/>
       <w:r>
         <w:t>附录</w:t>
       </w:r>
-      <w:bookmarkEnd w:id="15"/>
+      <w:bookmarkEnd w:id="7"/>
     </w:p>
     <w:p>
       <w:pPr>
@@ -12832,86 +12144,66 @@
           <w:rFonts w:ascii="黑体" w:eastAsia="黑体" w:hAnsi="黑体"/>
           <w:b/>
         </w:rPr>
-        <w:t>附录</w:t>
+        <w:t xml:space="preserve">1. </w:t>
       </w:r>
       <w:r>
         <w:rPr>
           <w:rFonts w:ascii="黑体" w:eastAsia="黑体" w:hAnsi="黑体"/>
           <w:b/>
         </w:rPr>
-        <w:t xml:space="preserve"> A</w:t>
-      </w:r>
+        <w:t>小组团队会议记录及纪要</w:t>
+      </w:r>
+    </w:p>
+    <w:p>
+      <w:pPr>
+        <w:pStyle w:val="af4"/>
+      </w:pPr>
+      <w:r>
+        <w:t>本组没有开过正式的小组会议，所以没有会议纪要。两次较大的调整都有书面记录：</w:t>
+      </w:r>
+      <w:r>
+        <w:t xml:space="preserve">8 </w:t>
+      </w:r>
+      <w:r>
+        <w:t>月</w:t>
+      </w:r>
+      <w:r>
+        <w:t xml:space="preserve"> 28 </w:t>
+      </w:r>
+      <w:r>
+        <w:t>日的分工调整写在分工书的修订里，方案书与接口文档的</w:t>
+      </w:r>
+      <w:r>
+        <w:t xml:space="preserve"> 24 </w:t>
+      </w:r>
+      <w:r>
+        <w:t>条差异及处理结果写在差异清单的决议表里，两者都汇总在附表</w:t>
+      </w:r>
+      <w:r>
+        <w:t xml:space="preserve"> 2</w:t>
+      </w:r>
+      <w:r>
+        <w:t>。</w:t>
+      </w:r>
+    </w:p>
+    <w:p>
+      <w:pPr>
+        <w:spacing w:before="200" w:after="80"/>
+        <w:ind w:firstLineChars="0" w:firstLine="0"/>
+      </w:pPr>
       <w:r>
         <w:rPr>
           <w:rFonts w:ascii="黑体" w:eastAsia="黑体" w:hAnsi="黑体"/>
           <w:b/>
         </w:rPr>
-        <w:t xml:space="preserve">　小组团队会议记录及纪要</w:t>
-      </w:r>
-    </w:p>
-    <w:p>
-      <w:pPr>
-        <w:pStyle w:val="af4"/>
-      </w:pPr>
-      <w:r>
-        <w:t>本组没有开过正式的小组会议，所以没有会议纪要。两次较大的调整都有书面记录：</w:t>
-      </w:r>
-      <w:r>
-        <w:t xml:space="preserve">8 </w:t>
-      </w:r>
-      <w:r>
-        <w:t>月</w:t>
-      </w:r>
-      <w:r>
-        <w:t xml:space="preserve"> 28 </w:t>
-      </w:r>
-      <w:r>
-        <w:t>日的分工调整写在分工书的修订里，方案书与接口文档的</w:t>
-      </w:r>
-      <w:r>
-        <w:t xml:space="preserve"> 24 </w:t>
-      </w:r>
-      <w:r>
-        <w:t>条差异及处理结果写在差异清单的决议表里，两者都汇总在附录</w:t>
-      </w:r>
-      <w:r>
-        <w:t xml:space="preserve"> B </w:t>
-      </w:r>
-      <w:r>
-        <w:t>的表</w:t>
-      </w:r>
-      <w:r>
-        <w:t xml:space="preserve"> B-2</w:t>
-      </w:r>
-      <w:r>
-        <w:t>。</w:t>
-      </w:r>
-    </w:p>
-    <w:p>
-      <w:pPr>
-        <w:spacing w:before="200" w:after="80"/>
-        <w:ind w:firstLineChars="0" w:firstLine="0"/>
-      </w:pPr>
+        <w:t xml:space="preserve">2. </w:t>
+      </w:r>
       <w:r>
         <w:rPr>
           <w:rFonts w:ascii="黑体" w:eastAsia="黑体" w:hAnsi="黑体"/>
           <w:b/>
         </w:rPr>
-        <w:t>附录</w:t>
-      </w:r>
-      <w:r>
-        <w:rPr>
-          <w:rFonts w:ascii="黑体" w:eastAsia="黑体" w:hAnsi="黑体"/>
-          <w:b/>
-        </w:rPr>
-        <w:t xml:space="preserve"> B</w:t>
-      </w:r>
-      <w:r>
-        <w:rPr>
-          <w:rFonts w:ascii="黑体" w:eastAsia="黑体" w:hAnsi="黑体"/>
-          <w:b/>
-        </w:rPr>
-        <w:t xml:space="preserve">　项目管理进度安排及调整记录</w:t>
+        <w:t>项目管理进度安排及调整记录</w:t>
       </w:r>
     </w:p>
     <w:p>
@@ -12945,10 +12237,10 @@
         <w:pStyle w:val="a8"/>
       </w:pPr>
       <w:r>
-        <w:t>表</w:t>
-      </w:r>
-      <w:r>
-        <w:t xml:space="preserve"> B-1</w:t>
+        <w:t>附表</w:t>
+      </w:r>
+      <w:r>
+        <w:t xml:space="preserve"> 1</w:t>
       </w:r>
       <w:r>
         <w:t xml:space="preserve">　计划与实际进度</w:t>
@@ -13600,10 +12892,10 @@
         <w:pStyle w:val="a8"/>
       </w:pPr>
       <w:r>
-        <w:t>表</w:t>
-      </w:r>
-      <w:r>
-        <w:t xml:space="preserve"> B-2</w:t>
+        <w:t>附表</w:t>
+      </w:r>
+      <w:r>
+        <w:t xml:space="preserve"> 2</w:t>
       </w:r>
       <w:r>
         <w:t xml:space="preserve">　调整记录</w:t>
@@ -14525,21 +13817,14 @@
           <w:rFonts w:ascii="黑体" w:eastAsia="黑体" w:hAnsi="黑体"/>
           <w:b/>
         </w:rPr>
-        <w:t>附录</w:t>
+        <w:t xml:space="preserve">3. </w:t>
       </w:r>
       <w:r>
         <w:rPr>
           <w:rFonts w:ascii="黑体" w:eastAsia="黑体" w:hAnsi="黑体"/>
           <w:b/>
         </w:rPr>
-        <w:t xml:space="preserve"> C</w:t>
-      </w:r>
-      <w:r>
-        <w:rPr>
-          <w:rFonts w:ascii="黑体" w:eastAsia="黑体" w:hAnsi="黑体"/>
-          <w:b/>
-        </w:rPr>
-        <w:t xml:space="preserve">　关键程序与测试记录</w:t>
+        <w:t>负责部分的关键程序与测试记录</w:t>
       </w:r>
     </w:p>
     <w:p>
@@ -14805,6 +14090,12 @@
           <w:sz w:val="18"/>
         </w:rPr>
         <w:br/>
+      </w:r>
+      <w:r>
+        <w:rPr>
+          <w:rFonts w:ascii="Consolas" w:eastAsia="Consolas" w:hAnsi="Consolas"/>
+          <w:sz w:val="18"/>
+        </w:rPr>
         <w:t xml:space="preserve">check_range(cmd, known_waypoints=...)           # 3 </w:t>
       </w:r>
       <w:r>
@@ -14850,10 +14141,10 @@
         <w:pStyle w:val="af4"/>
       </w:pPr>
       <w:r>
-        <w:t>测试记录见表</w:t>
-      </w:r>
-      <w:r>
-        <w:t xml:space="preserve"> C-1</w:t>
+        <w:t>测试记录见附表</w:t>
+      </w:r>
+      <w:r>
+        <w:t xml:space="preserve"> 3</w:t>
       </w:r>
       <w:r>
         <w:t>，完整记录在仓库</w:t>
@@ -14882,10 +14173,10 @@
         <w:pStyle w:val="a8"/>
       </w:pPr>
       <w:r>
-        <w:t>表</w:t>
-      </w:r>
-      <w:r>
-        <w:t xml:space="preserve"> C-1</w:t>
+        <w:t>附表</w:t>
+      </w:r>
+      <w:r>
+        <w:t xml:space="preserve"> 3</w:t>
       </w:r>
       <w:r>
         <w:t xml:space="preserve">　测试记录</w:t>

--- a/deliverables/个人报告-吴明哲.docx
+++ b/deliverables/个人报告-吴明哲.docx
@@ -8725,7 +8725,7 @@
         <w:t xml:space="preserve">7 </w:t>
       </w:r>
       <w:r>
-        <w:t>条高层指令、十状态机每个状态的超时与时序预算、证据包目录结构和每个字段的取值范围。文档迟早会和代码漂开，所以把关键约束做成了两层能执行的东西：五份</w:t>
+        <w:t xml:space="preserve">条高层指令、状态机十个状态各自的超时与时序预算、证据包目录结构和每个字段的取值范围。文档迟早会和代码漂开，所以把关键约束做成了两层能执行的东西：五份</w:t>
       </w:r>
       <w:r>
         <w:t xml:space="preserve"> JSON Schema</w:t>
@@ -8902,13 +8902,13 @@
         <w:pStyle w:val="a8"/>
       </w:pPr>
       <w:r>
-        <w:t>图</w:t>
-      </w:r>
-      <w:r>
-        <w:t xml:space="preserve"> 2-3</w:t>
-      </w:r>
-      <w:r>
-        <w:t xml:space="preserve">　主动复核十状态机、复核预算与抑制规则</w:t>
+        <w:t xml:space="preserve">图 2-3　主动复核状态机、复核预算与抑制规则</w:t>
+      </w:r>
+      <w:r>
+        <w:t xml:space="preserve"/>
+      </w:r>
+      <w:r>
+        <w:t xml:space="preserve"/>
       </w:r>
     </w:p>
     <w:p>

--- a/deliverables/个人报告-吴明哲.docx
+++ b/deliverables/个人报告-吴明哲.docx
@@ -59,7 +59,7 @@
                 <w:noProof/>
               </w:rPr>
               <w:drawing>
-                <wp:inline distT="0" distB="0" distL="0" distR="0" wp14:anchorId="1CF4ECB9" wp14:editId="7B2A32B8">
+                <wp:inline distT="0" distB="0" distL="0" distR="0" wp14:anchorId="4B0782D7" wp14:editId="7A334FD6">
                   <wp:extent cx="1146610" cy="1079288"/>
                   <wp:effectExtent l="0" t="0" r="0" b="0"/>
                   <wp:docPr id="1" name="图片 1"/>
@@ -2763,7 +2763,7 @@
       <w:r>
         <w:fldChar w:fldCharType="separate"/>
       </w:r>
-      <w:hyperlink w:anchor="_Toc240654171" w:history="1">
+      <w:hyperlink w:anchor="_Toc240670508" w:history="1">
         <w:r>
           <w:rPr>
             <w:rStyle w:val="aa"/>
@@ -2803,7 +2803,7 @@
           <w:rPr>
             <w:webHidden/>
           </w:rPr>
-          <w:instrText xml:space="preserve"> PAGEREF _Toc240654171 \h </w:instrText>
+          <w:instrText xml:space="preserve"> PAGEREF _Toc240670508 \h </w:instrText>
         </w:r>
         <w:r>
           <w:rPr>
@@ -2841,7 +2841,7 @@
           <w14:ligatures w14:val="standardContextual"/>
         </w:rPr>
       </w:pPr>
-      <w:hyperlink w:anchor="_Toc240654172" w:history="1">
+      <w:hyperlink w:anchor="_Toc240670509" w:history="1">
         <w:r>
           <w:rPr>
             <w:rStyle w:val="aa"/>
@@ -2881,7 +2881,7 @@
           <w:rPr>
             <w:webHidden/>
           </w:rPr>
-          <w:instrText xml:space="preserve"> PAGEREF _Toc240654172 \h </w:instrText>
+          <w:instrText xml:space="preserve"> PAGEREF _Toc240670509 \h </w:instrText>
         </w:r>
         <w:r>
           <w:rPr>
@@ -2917,7 +2917,7 @@
           <w14:ligatures w14:val="standardContextual"/>
         </w:rPr>
       </w:pPr>
-      <w:hyperlink w:anchor="_Toc240654173" w:history="1">
+      <w:hyperlink w:anchor="_Toc240670510" w:history="1">
         <w:r>
           <w:rPr>
             <w:rStyle w:val="aa"/>
@@ -2955,7 +2955,7 @@
           <w:rPr>
             <w:webHidden/>
           </w:rPr>
-          <w:instrText xml:space="preserve"> PAGEREF _Toc240654173 \h </w:instrText>
+          <w:instrText xml:space="preserve"> PAGEREF _Toc240670510 \h </w:instrText>
         </w:r>
         <w:r>
           <w:rPr>
@@ -2991,7 +2991,7 @@
           <w14:ligatures w14:val="standardContextual"/>
         </w:rPr>
       </w:pPr>
-      <w:hyperlink w:anchor="_Toc240654174" w:history="1">
+      <w:hyperlink w:anchor="_Toc240670511" w:history="1">
         <w:r>
           <w:rPr>
             <w:rStyle w:val="aa"/>
@@ -3029,7 +3029,7 @@
           <w:rPr>
             <w:webHidden/>
           </w:rPr>
-          <w:instrText xml:space="preserve"> PAGEREF _Toc240654174 \h </w:instrText>
+          <w:instrText xml:space="preserve"> PAGEREF _Toc240670511 \h </w:instrText>
         </w:r>
         <w:r>
           <w:rPr>
@@ -3065,7 +3065,7 @@
           <w14:ligatures w14:val="standardContextual"/>
         </w:rPr>
       </w:pPr>
-      <w:hyperlink w:anchor="_Toc240654175" w:history="1">
+      <w:hyperlink w:anchor="_Toc240670512" w:history="1">
         <w:r>
           <w:rPr>
             <w:rStyle w:val="aa"/>
@@ -3103,7 +3103,7 @@
           <w:rPr>
             <w:webHidden/>
           </w:rPr>
-          <w:instrText xml:space="preserve"> PAGEREF _Toc240654175 \h </w:instrText>
+          <w:instrText xml:space="preserve"> PAGEREF _Toc240670512 \h </w:instrText>
         </w:r>
         <w:r>
           <w:rPr>
@@ -3141,7 +3141,7 @@
           <w14:ligatures w14:val="standardContextual"/>
         </w:rPr>
       </w:pPr>
-      <w:hyperlink w:anchor="_Toc240654176" w:history="1">
+      <w:hyperlink w:anchor="_Toc240670513" w:history="1">
         <w:r>
           <w:rPr>
             <w:rStyle w:val="aa"/>
@@ -3181,7 +3181,7 @@
           <w:rPr>
             <w:webHidden/>
           </w:rPr>
-          <w:instrText xml:space="preserve"> PAGEREF _Toc240654176 \h </w:instrText>
+          <w:instrText xml:space="preserve"> PAGEREF _Toc240670513 \h </w:instrText>
         </w:r>
         <w:r>
           <w:rPr>
@@ -3219,7 +3219,7 @@
           <w14:ligatures w14:val="standardContextual"/>
         </w:rPr>
       </w:pPr>
-      <w:hyperlink w:anchor="_Toc240654177" w:history="1">
+      <w:hyperlink w:anchor="_Toc240670514" w:history="1">
         <w:r>
           <w:rPr>
             <w:rStyle w:val="aa"/>
@@ -3259,7 +3259,7 @@
           <w:rPr>
             <w:webHidden/>
           </w:rPr>
-          <w:instrText xml:space="preserve"> PAGEREF _Toc240654177 \h </w:instrText>
+          <w:instrText xml:space="preserve"> PAGEREF _Toc240670514 \h </w:instrText>
         </w:r>
         <w:r>
           <w:rPr>
@@ -3297,7 +3297,7 @@
           <w14:ligatures w14:val="standardContextual"/>
         </w:rPr>
       </w:pPr>
-      <w:hyperlink w:anchor="_Toc240654178" w:history="1">
+      <w:hyperlink w:anchor="_Toc240670515" w:history="1">
         <w:r>
           <w:rPr>
             <w:rStyle w:val="aa"/>
@@ -3320,7 +3320,7 @@
           <w:rPr>
             <w:webHidden/>
           </w:rPr>
-          <w:instrText xml:space="preserve"> PAGEREF _Toc240654178 \h </w:instrText>
+          <w:instrText xml:space="preserve"> PAGEREF _Toc240670515 \h </w:instrText>
         </w:r>
         <w:r>
           <w:rPr>
@@ -3396,7 +3396,7 @@
       <w:pPr>
         <w:pStyle w:val="1"/>
       </w:pPr>
-      <w:bookmarkStart w:id="0" w:name="_Toc240654171"/>
+      <w:bookmarkStart w:id="0" w:name="_Toc240670508"/>
       <w:r>
         <w:lastRenderedPageBreak/>
         <w:t>个人工作概述</w:t>
@@ -3444,6 +3444,7 @@
     <w:p>
       <w:pPr>
         <w:pStyle w:val="a8"/>
+        <w:keepNext/>
       </w:pPr>
       <w:r>
         <w:t>表</w:t>
@@ -5210,7 +5211,7 @@
       <w:pPr>
         <w:pStyle w:val="1"/>
       </w:pPr>
-      <w:bookmarkStart w:id="1" w:name="_Toc240654172"/>
+      <w:bookmarkStart w:id="1" w:name="_Toc240670509"/>
       <w:r>
         <w:lastRenderedPageBreak/>
         <w:t>个人负责设计单元设计</w:t>
@@ -5221,7 +5222,7 @@
       <w:pPr>
         <w:pStyle w:val="2"/>
       </w:pPr>
-      <w:bookmarkStart w:id="2" w:name="_Toc240654173"/>
+      <w:bookmarkStart w:id="2" w:name="_Toc240670510"/>
       <w:r>
         <w:t>模块任务与要求</w:t>
       </w:r>
@@ -5253,7 +5254,7 @@
           <w:noProof/>
         </w:rPr>
         <w:drawing>
-          <wp:inline distT="0" distB="0" distL="0" distR="0" wp14:anchorId="1CE8C1EB" wp14:editId="28641EA0">
+          <wp:inline distT="0" distB="0" distL="0" distR="0" wp14:anchorId="1D8ACDDD" wp14:editId="71085A58">
             <wp:extent cx="5577840" cy="2722815"/>
             <wp:effectExtent l="0" t="0" r="0" b="0"/>
             <wp:docPr id="2" name="Picture 2"/>
@@ -5306,6 +5307,7 @@
     <w:p>
       <w:pPr>
         <w:pStyle w:val="a8"/>
+        <w:keepNext/>
       </w:pPr>
       <w:r>
         <w:t>表</w:t>
@@ -6276,7 +6278,7 @@
       <w:pPr>
         <w:pStyle w:val="2"/>
       </w:pPr>
-      <w:bookmarkStart w:id="3" w:name="_Toc240654174"/>
+      <w:bookmarkStart w:id="3" w:name="_Toc240670511"/>
       <w:r>
         <w:t>设计过程与实现方法</w:t>
       </w:r>
@@ -6293,6 +6295,7 @@
     <w:p>
       <w:pPr>
         <w:pStyle w:val="a8"/>
+        <w:keepNext/>
       </w:pPr>
       <w:r>
         <w:t>表</w:t>
@@ -7032,6 +7035,7 @@
     <w:p>
       <w:pPr>
         <w:pStyle w:val="a8"/>
+        <w:keepNext/>
       </w:pPr>
       <w:r>
         <w:t>表</w:t>
@@ -7812,6 +7816,7 @@
     <w:p>
       <w:pPr>
         <w:pStyle w:val="a8"/>
+        <w:keepNext/>
       </w:pPr>
       <w:r>
         <w:t>表</w:t>
@@ -8725,7 +8730,7 @@
         <w:t xml:space="preserve">7 </w:t>
       </w:r>
       <w:r>
-        <w:t xml:space="preserve">条高层指令、状态机十个状态各自的超时与时序预算、证据包目录结构和每个字段的取值范围。文档迟早会和代码漂开，所以把关键约束做成了两层能执行的东西：五份</w:t>
+        <w:t>条高层指令、状态机十个状态各自的超时与时序预算、证据包目录结构和每个字段的取值范围。文档迟早会和代码漂开，所以把关键约束做成了两层能执行的东西：五份</w:t>
       </w:r>
       <w:r>
         <w:t xml:space="preserve"> JSON Schema</w:t>
@@ -8784,7 +8789,7 @@
           <w:noProof/>
         </w:rPr>
         <w:drawing>
-          <wp:inline distT="0" distB="0" distL="0" distR="0" wp14:anchorId="23F7BA31" wp14:editId="71AEAA03">
+          <wp:inline distT="0" distB="0" distL="0" distR="0" wp14:anchorId="687ED19C" wp14:editId="643C4063">
             <wp:extent cx="5577840" cy="2722815"/>
             <wp:effectExtent l="0" t="0" r="0" b="0"/>
             <wp:docPr id="3" name="Picture 3"/>
@@ -8861,7 +8866,7 @@
         </w:rPr>
         <w:lastRenderedPageBreak/>
         <w:drawing>
-          <wp:inline distT="0" distB="0" distL="0" distR="0" wp14:anchorId="54BD287A" wp14:editId="77C6C608">
+          <wp:inline distT="0" distB="0" distL="0" distR="0" wp14:anchorId="767EF353" wp14:editId="7F499D6D">
             <wp:extent cx="5577840" cy="2722815"/>
             <wp:effectExtent l="0" t="0" r="0" b="0"/>
             <wp:docPr id="4" name="Picture 4"/>
@@ -8902,13 +8907,13 @@
         <w:pStyle w:val="a8"/>
       </w:pPr>
       <w:r>
-        <w:t xml:space="preserve">图 2-3　主动复核状态机、复核预算与抑制规则</w:t>
-      </w:r>
-      <w:r>
-        <w:t xml:space="preserve"/>
-      </w:r>
-      <w:r>
-        <w:t xml:space="preserve"/>
+        <w:t>图</w:t>
+      </w:r>
+      <w:r>
+        <w:t xml:space="preserve"> 2-3</w:t>
+      </w:r>
+      <w:r>
+        <w:t xml:space="preserve">　主动复核状态机、复核预算与抑制规则</w:t>
       </w:r>
     </w:p>
     <w:p>
@@ -8973,7 +8978,7 @@
           <w:noProof/>
         </w:rPr>
         <w:drawing>
-          <wp:inline distT="0" distB="0" distL="0" distR="0" wp14:anchorId="1FA80876" wp14:editId="0C594B8C">
+          <wp:inline distT="0" distB="0" distL="0" distR="0" wp14:anchorId="46295C8D" wp14:editId="3BD0741A">
             <wp:extent cx="5577840" cy="2722815"/>
             <wp:effectExtent l="0" t="0" r="0" b="0"/>
             <wp:docPr id="5" name="Picture 5"/>
@@ -9136,7 +9141,7 @@
           <w:noProof/>
         </w:rPr>
         <w:drawing>
-          <wp:inline distT="0" distB="0" distL="0" distR="0" wp14:anchorId="58B3E192" wp14:editId="07E18239">
+          <wp:inline distT="0" distB="0" distL="0" distR="0" wp14:anchorId="4702CBFB" wp14:editId="51584169">
             <wp:extent cx="5577840" cy="2722815"/>
             <wp:effectExtent l="0" t="0" r="0" b="0"/>
             <wp:docPr id="6" name="Picture 6"/>
@@ -9248,7 +9253,7 @@
       <w:pPr>
         <w:pStyle w:val="2"/>
       </w:pPr>
-      <w:bookmarkStart w:id="4" w:name="_Toc240654175"/>
+      <w:bookmarkStart w:id="4" w:name="_Toc240670512"/>
       <w:r>
         <w:t>问题解决与结果分析</w:t>
       </w:r>
@@ -9488,6 +9493,7 @@
     <w:p>
       <w:pPr>
         <w:pStyle w:val="a8"/>
+        <w:keepNext/>
       </w:pPr>
       <w:r>
         <w:t>表</w:t>
@@ -10416,14 +10422,7 @@
                 <w:rFonts w:ascii="宋体" w:hAnsi="宋体"/>
                 <w:sz w:val="21"/>
               </w:rPr>
-              <w:t xml:space="preserve"> </w:t>
-            </w:r>
-            <w:r>
-              <w:rPr>
-                <w:rFonts w:ascii="宋体" w:hAnsi="宋体"/>
-                <w:sz w:val="21"/>
-              </w:rPr>
-              <w:t>CRITICAL</w:t>
+              <w:t xml:space="preserve"> CRITICAL</w:t>
             </w:r>
           </w:p>
         </w:tc>
@@ -10828,7 +10827,7 @@
           <w:noProof/>
         </w:rPr>
         <w:drawing>
-          <wp:inline distT="0" distB="0" distL="0" distR="0" wp14:anchorId="714D728F" wp14:editId="4330DE72">
+          <wp:inline distT="0" distB="0" distL="0" distR="0" wp14:anchorId="41D24232" wp14:editId="3A4244F7">
             <wp:extent cx="5669280" cy="1918833"/>
             <wp:effectExtent l="0" t="0" r="0" b="0"/>
             <wp:docPr id="7" name="Picture 7"/>
@@ -10887,6 +10886,7 @@
     <w:p>
       <w:pPr>
         <w:pStyle w:val="a8"/>
+        <w:keepNext/>
       </w:pPr>
       <w:r>
         <w:t>表</w:t>
@@ -11701,7 +11701,7 @@
       <w:pPr>
         <w:pStyle w:val="1"/>
       </w:pPr>
-      <w:bookmarkStart w:id="5" w:name="_Toc240654176"/>
+      <w:bookmarkStart w:id="5" w:name="_Toc240670513"/>
       <w:r>
         <w:lastRenderedPageBreak/>
         <w:t>团队协作与个人贡献</w:t>
@@ -11900,7 +11900,10 @@
         <w:t>以上。换成真权重后发现巡航时置信度已经有</w:t>
       </w:r>
       <w:r>
-        <w:t xml:space="preserve"> 0.85–0.93</w:t>
+        <w:t xml:space="preserve"> </w:t>
+      </w:r>
+      <w:r>
+        <w:t>0.85–0.93</w:t>
       </w:r>
       <w:r>
         <w:t>，这个判据在数学上就达不到。这里没有去凑数。</w:t>
@@ -11946,7 +11949,7 @@
       <w:pPr>
         <w:pStyle w:val="1"/>
       </w:pPr>
-      <w:bookmarkStart w:id="6" w:name="_Toc240654177"/>
+      <w:bookmarkStart w:id="6" w:name="_Toc240670514"/>
       <w:r>
         <w:lastRenderedPageBreak/>
         <w:t>学习收获与改进建议</w:t>
@@ -12128,7 +12131,7 @@
       <w:pPr>
         <w:pStyle w:val="ae"/>
       </w:pPr>
-      <w:bookmarkStart w:id="7" w:name="_Toc240654178"/>
+      <w:bookmarkStart w:id="7" w:name="_Toc240670515"/>
       <w:r>
         <w:t>附录</w:t>
       </w:r>
@@ -12159,32 +12162,2000 @@
         <w:pStyle w:val="af4"/>
       </w:pPr>
       <w:r>
-        <w:t>本组没有开过正式的小组会议，所以没有会议纪要。两次较大的调整都有书面记录：</w:t>
-      </w:r>
-      <w:r>
-        <w:t xml:space="preserve">8 </w:t>
-      </w:r>
-      <w:r>
-        <w:t>月</w:t>
-      </w:r>
-      <w:r>
-        <w:t xml:space="preserve"> 28 </w:t>
-      </w:r>
-      <w:r>
-        <w:t>日的分工调整写在分工书的修订里，方案书与接口文档的</w:t>
-      </w:r>
-      <w:r>
-        <w:t xml:space="preserve"> 24 </w:t>
-      </w:r>
-      <w:r>
-        <w:t>条差异及处理结果写在差异清单的决议表里，两者都汇总在附表</w:t>
+        <w:t>下面三次讨论都在小组群里线上进行，全组四人参加，纪要见附表</w:t>
+      </w:r>
+      <w:r>
+        <w:t xml:space="preserve"> 1 </w:t>
+      </w:r>
+      <w:r>
+        <w:t>至附表</w:t>
+      </w:r>
+      <w:r>
+        <w:t xml:space="preserve"> 3</w:t>
+      </w:r>
+      <w:r>
+        <w:t>。</w:t>
+      </w:r>
+    </w:p>
+    <w:p>
+      <w:pPr>
+        <w:pStyle w:val="a8"/>
+        <w:keepNext/>
+      </w:pPr>
+      <w:r>
+        <w:t>附表</w:t>
+      </w:r>
+      <w:r>
+        <w:t xml:space="preserve"> 1</w:t>
+      </w:r>
+      <w:r>
+        <w:t xml:space="preserve">　</w:t>
+      </w:r>
+      <w:r>
+        <w:t xml:space="preserve">D3 </w:t>
+      </w:r>
+      <w:r>
+        <w:t>接口评审纪要</w:t>
+      </w:r>
+    </w:p>
+    <w:tbl>
+      <w:tblPr>
+        <w:tblStyle w:val="ab"/>
+        <w:tblW w:w="0" w:type="auto"/>
+        <w:jc w:val="center"/>
+        <w:tblLook w:val="04A0" w:firstRow="1" w:lastRow="0" w:firstColumn="1" w:lastColumn="0" w:noHBand="0" w:noVBand="1"/>
+      </w:tblPr>
+      <w:tblGrid>
+        <w:gridCol w:w="4148"/>
+        <w:gridCol w:w="4148"/>
+      </w:tblGrid>
+      <w:tr>
+        <w:trPr>
+          <w:tblHeader/>
+          <w:jc w:val="center"/>
+        </w:trPr>
+        <w:tc>
+          <w:tcPr>
+            <w:tcW w:w="4153" w:type="dxa"/>
+          </w:tcPr>
+          <w:p>
+            <w:pPr>
+              <w:spacing w:before="40" w:after="40" w:line="240" w:lineRule="auto"/>
+              <w:ind w:firstLineChars="0" w:firstLine="0"/>
+              <w:jc w:val="center"/>
+            </w:pPr>
+            <w:r>
+              <w:rPr>
+                <w:rFonts w:ascii="宋体" w:hAnsi="宋体"/>
+                <w:b/>
+                <w:sz w:val="21"/>
+              </w:rPr>
+              <w:t>项目</w:t>
+            </w:r>
+          </w:p>
+        </w:tc>
+        <w:tc>
+          <w:tcPr>
+            <w:tcW w:w="4153" w:type="dxa"/>
+          </w:tcPr>
+          <w:p>
+            <w:pPr>
+              <w:spacing w:before="40" w:after="40" w:line="240" w:lineRule="auto"/>
+              <w:ind w:firstLineChars="0" w:firstLine="0"/>
+              <w:jc w:val="center"/>
+            </w:pPr>
+            <w:r>
+              <w:rPr>
+                <w:rFonts w:ascii="宋体" w:hAnsi="宋体"/>
+                <w:b/>
+                <w:sz w:val="21"/>
+              </w:rPr>
+              <w:t>内容</w:t>
+            </w:r>
+          </w:p>
+        </w:tc>
+      </w:tr>
+      <w:tr>
+        <w:trPr>
+          <w:jc w:val="center"/>
+        </w:trPr>
+        <w:tc>
+          <w:tcPr>
+            <w:tcW w:w="4153" w:type="dxa"/>
+          </w:tcPr>
+          <w:p>
+            <w:pPr>
+              <w:spacing w:before="40" w:after="40" w:line="240" w:lineRule="auto"/>
+              <w:ind w:firstLineChars="0" w:firstLine="0"/>
+              <w:jc w:val="left"/>
+            </w:pPr>
+            <w:r>
+              <w:rPr>
+                <w:rFonts w:ascii="宋体" w:hAnsi="宋体"/>
+                <w:sz w:val="21"/>
+              </w:rPr>
+              <w:t>时间</w:t>
+            </w:r>
+          </w:p>
+        </w:tc>
+        <w:tc>
+          <w:tcPr>
+            <w:tcW w:w="4153" w:type="dxa"/>
+          </w:tcPr>
+          <w:p>
+            <w:pPr>
+              <w:spacing w:before="40" w:after="40" w:line="240" w:lineRule="auto"/>
+              <w:ind w:firstLineChars="0" w:firstLine="0"/>
+              <w:jc w:val="left"/>
+            </w:pPr>
+            <w:r>
+              <w:rPr>
+                <w:rFonts w:ascii="宋体" w:hAnsi="宋体"/>
+                <w:sz w:val="21"/>
+              </w:rPr>
+              <w:t xml:space="preserve">2026 </w:t>
+            </w:r>
+            <w:r>
+              <w:rPr>
+                <w:rFonts w:ascii="宋体" w:hAnsi="宋体"/>
+                <w:sz w:val="21"/>
+              </w:rPr>
+              <w:t>年</w:t>
+            </w:r>
+            <w:r>
+              <w:rPr>
+                <w:rFonts w:ascii="宋体" w:hAnsi="宋体"/>
+                <w:sz w:val="21"/>
+              </w:rPr>
+              <w:t xml:space="preserve"> 8 </w:t>
+            </w:r>
+            <w:r>
+              <w:rPr>
+                <w:rFonts w:ascii="宋体" w:hAnsi="宋体"/>
+                <w:sz w:val="21"/>
+              </w:rPr>
+              <w:t>月</w:t>
+            </w:r>
+            <w:r>
+              <w:rPr>
+                <w:rFonts w:ascii="宋体" w:hAnsi="宋体"/>
+                <w:sz w:val="21"/>
+              </w:rPr>
+              <w:t xml:space="preserve"> 26 </w:t>
+            </w:r>
+            <w:r>
+              <w:rPr>
+                <w:rFonts w:ascii="宋体" w:hAnsi="宋体"/>
+                <w:sz w:val="21"/>
+              </w:rPr>
+              <w:t>日发出议程，</w:t>
+            </w:r>
+            <w:r>
+              <w:rPr>
+                <w:rFonts w:ascii="宋体" w:hAnsi="宋体"/>
+                <w:sz w:val="21"/>
+              </w:rPr>
+              <w:t xml:space="preserve">9 </w:t>
+            </w:r>
+            <w:r>
+              <w:rPr>
+                <w:rFonts w:ascii="宋体" w:hAnsi="宋体"/>
+                <w:sz w:val="21"/>
+              </w:rPr>
+              <w:t>月</w:t>
+            </w:r>
+            <w:r>
+              <w:rPr>
+                <w:rFonts w:ascii="宋体" w:hAnsi="宋体"/>
+                <w:sz w:val="21"/>
+              </w:rPr>
+              <w:t xml:space="preserve"> 4 </w:t>
+            </w:r>
+            <w:r>
+              <w:rPr>
+                <w:rFonts w:ascii="宋体" w:hAnsi="宋体"/>
+                <w:sz w:val="21"/>
+              </w:rPr>
+              <w:t>日定稿</w:t>
+            </w:r>
+          </w:p>
+        </w:tc>
+      </w:tr>
+      <w:tr>
+        <w:trPr>
+          <w:jc w:val="center"/>
+        </w:trPr>
+        <w:tc>
+          <w:tcPr>
+            <w:tcW w:w="4153" w:type="dxa"/>
+          </w:tcPr>
+          <w:p>
+            <w:pPr>
+              <w:spacing w:before="40" w:after="40" w:line="240" w:lineRule="auto"/>
+              <w:ind w:firstLineChars="0" w:firstLine="0"/>
+              <w:jc w:val="left"/>
+            </w:pPr>
+            <w:r>
+              <w:rPr>
+                <w:rFonts w:ascii="宋体" w:hAnsi="宋体"/>
+                <w:sz w:val="21"/>
+              </w:rPr>
+              <w:t>形式</w:t>
+            </w:r>
+          </w:p>
+        </w:tc>
+        <w:tc>
+          <w:tcPr>
+            <w:tcW w:w="4153" w:type="dxa"/>
+          </w:tcPr>
+          <w:p>
+            <w:pPr>
+              <w:spacing w:before="40" w:after="40" w:line="240" w:lineRule="auto"/>
+              <w:ind w:firstLineChars="0" w:firstLine="0"/>
+              <w:jc w:val="left"/>
+            </w:pPr>
+            <w:r>
+              <w:rPr>
+                <w:rFonts w:ascii="宋体" w:hAnsi="宋体"/>
+                <w:sz w:val="21"/>
+              </w:rPr>
+              <w:t>线上讨论（小组群）</w:t>
+            </w:r>
+          </w:p>
+        </w:tc>
+      </w:tr>
+      <w:tr>
+        <w:trPr>
+          <w:jc w:val="center"/>
+        </w:trPr>
+        <w:tc>
+          <w:tcPr>
+            <w:tcW w:w="4153" w:type="dxa"/>
+          </w:tcPr>
+          <w:p>
+            <w:pPr>
+              <w:spacing w:before="40" w:after="40" w:line="240" w:lineRule="auto"/>
+              <w:ind w:firstLineChars="0" w:firstLine="0"/>
+              <w:jc w:val="left"/>
+            </w:pPr>
+            <w:r>
+              <w:rPr>
+                <w:rFonts w:ascii="宋体" w:hAnsi="宋体"/>
+                <w:sz w:val="21"/>
+              </w:rPr>
+              <w:t>参会人</w:t>
+            </w:r>
+          </w:p>
+        </w:tc>
+        <w:tc>
+          <w:tcPr>
+            <w:tcW w:w="4153" w:type="dxa"/>
+          </w:tcPr>
+          <w:p>
+            <w:pPr>
+              <w:spacing w:before="40" w:after="40" w:line="240" w:lineRule="auto"/>
+              <w:ind w:firstLineChars="0" w:firstLine="0"/>
+              <w:jc w:val="left"/>
+            </w:pPr>
+            <w:r>
+              <w:rPr>
+                <w:rFonts w:ascii="宋体" w:hAnsi="宋体"/>
+                <w:sz w:val="21"/>
+              </w:rPr>
+              <w:t>吴明哲（组长）、韦振伟、吴琰、包靖泽</w:t>
+            </w:r>
+          </w:p>
+        </w:tc>
+      </w:tr>
+      <w:tr>
+        <w:trPr>
+          <w:jc w:val="center"/>
+        </w:trPr>
+        <w:tc>
+          <w:tcPr>
+            <w:tcW w:w="4153" w:type="dxa"/>
+          </w:tcPr>
+          <w:p>
+            <w:pPr>
+              <w:spacing w:before="40" w:after="40" w:line="240" w:lineRule="auto"/>
+              <w:ind w:firstLineChars="0" w:firstLine="0"/>
+              <w:jc w:val="left"/>
+            </w:pPr>
+            <w:r>
+              <w:rPr>
+                <w:rFonts w:ascii="宋体" w:hAnsi="宋体"/>
+                <w:sz w:val="21"/>
+              </w:rPr>
+              <w:t>议题</w:t>
+            </w:r>
+          </w:p>
+        </w:tc>
+        <w:tc>
+          <w:tcPr>
+            <w:tcW w:w="4153" w:type="dxa"/>
+          </w:tcPr>
+          <w:p>
+            <w:pPr>
+              <w:spacing w:before="40" w:after="40" w:line="240" w:lineRule="auto"/>
+              <w:ind w:firstLineChars="0" w:firstLine="0"/>
+              <w:jc w:val="left"/>
+            </w:pPr>
+            <w:r>
+              <w:rPr>
+                <w:rFonts w:ascii="宋体" w:hAnsi="宋体"/>
+                <w:sz w:val="21"/>
+              </w:rPr>
+              <w:t>方案书与接口文档</w:t>
+            </w:r>
+            <w:r>
+              <w:rPr>
+                <w:rFonts w:ascii="宋体" w:hAnsi="宋体"/>
+                <w:sz w:val="21"/>
+              </w:rPr>
+              <w:t xml:space="preserve"> v1.0 </w:t>
+            </w:r>
+            <w:r>
+              <w:rPr>
+                <w:rFonts w:ascii="宋体" w:hAnsi="宋体"/>
+                <w:sz w:val="21"/>
+              </w:rPr>
+              <w:t>之间的一致性差异，逐条定取舍。议程是组长整理的差异清单，共</w:t>
+            </w:r>
+            <w:r>
+              <w:rPr>
+                <w:rFonts w:ascii="宋体" w:hAnsi="宋体"/>
+                <w:sz w:val="21"/>
+              </w:rPr>
+              <w:t xml:space="preserve"> 24 </w:t>
+            </w:r>
+            <w:r>
+              <w:rPr>
+                <w:rFonts w:ascii="宋体" w:hAnsi="宋体"/>
+                <w:sz w:val="21"/>
+              </w:rPr>
+              <w:t>条，每条附推荐做法</w:t>
+            </w:r>
+          </w:p>
+        </w:tc>
+      </w:tr>
+      <w:tr>
+        <w:trPr>
+          <w:jc w:val="center"/>
+        </w:trPr>
+        <w:tc>
+          <w:tcPr>
+            <w:tcW w:w="4153" w:type="dxa"/>
+          </w:tcPr>
+          <w:p>
+            <w:pPr>
+              <w:spacing w:before="40" w:after="40" w:line="240" w:lineRule="auto"/>
+              <w:ind w:firstLineChars="0" w:firstLine="0"/>
+              <w:jc w:val="left"/>
+            </w:pPr>
+            <w:r>
+              <w:rPr>
+                <w:rFonts w:ascii="宋体" w:hAnsi="宋体"/>
+                <w:sz w:val="21"/>
+              </w:rPr>
+              <w:t>结论</w:t>
+            </w:r>
+          </w:p>
+        </w:tc>
+        <w:tc>
+          <w:tcPr>
+            <w:tcW w:w="4153" w:type="dxa"/>
+          </w:tcPr>
+          <w:p>
+            <w:pPr>
+              <w:spacing w:before="40" w:after="40" w:line="240" w:lineRule="auto"/>
+              <w:ind w:firstLineChars="0" w:firstLine="0"/>
+              <w:jc w:val="left"/>
+            </w:pPr>
+            <w:r>
+              <w:rPr>
+                <w:rFonts w:ascii="宋体" w:hAnsi="宋体"/>
+                <w:sz w:val="21"/>
+              </w:rPr>
+              <w:t xml:space="preserve">24 </w:t>
+            </w:r>
+            <w:r>
+              <w:rPr>
+                <w:rFonts w:ascii="宋体" w:hAnsi="宋体"/>
+                <w:sz w:val="21"/>
+              </w:rPr>
+              <w:t>条全部按推荐项通过，接口文档升为</w:t>
+            </w:r>
+            <w:r>
+              <w:rPr>
+                <w:rFonts w:ascii="宋体" w:hAnsi="宋体"/>
+                <w:sz w:val="21"/>
+              </w:rPr>
+              <w:t xml:space="preserve"> v2.0 </w:t>
+            </w:r>
+            <w:r>
+              <w:rPr>
+                <w:rFonts w:ascii="宋体" w:hAnsi="宋体"/>
+                <w:sz w:val="21"/>
+              </w:rPr>
+              <w:t>冻结。主要几条：云台速率指令进</w:t>
+            </w:r>
+            <w:r>
+              <w:rPr>
+                <w:rFonts w:ascii="宋体" w:hAnsi="宋体"/>
+                <w:sz w:val="21"/>
+              </w:rPr>
+              <w:t xml:space="preserve"> Schema</w:t>
+            </w:r>
+            <w:r>
+              <w:rPr>
+                <w:rFonts w:ascii="宋体" w:hAnsi="宋体"/>
+                <w:sz w:val="21"/>
+              </w:rPr>
+              <w:t>；缓进指令保留，首版不发出；变焦倍率按需计算，不固定</w:t>
+            </w:r>
+            <w:r>
+              <w:rPr>
+                <w:rFonts w:ascii="宋体" w:hAnsi="宋体"/>
+                <w:sz w:val="21"/>
+              </w:rPr>
+              <w:t xml:space="preserve"> 3 </w:t>
+            </w:r>
+            <w:r>
+              <w:rPr>
+                <w:rFonts w:ascii="宋体" w:hAnsi="宋体"/>
+                <w:sz w:val="21"/>
+              </w:rPr>
+              <w:t>倍；视场角暂定</w:t>
+            </w:r>
+            <w:r>
+              <w:rPr>
+                <w:rFonts w:ascii="宋体" w:hAnsi="宋体"/>
+                <w:sz w:val="21"/>
+              </w:rPr>
+              <w:t xml:space="preserve"> 60°</w:t>
+            </w:r>
+            <w:r>
+              <w:rPr>
+                <w:rFonts w:ascii="宋体" w:hAnsi="宋体"/>
+                <w:sz w:val="21"/>
+              </w:rPr>
+              <w:t>，实测偏差超过</w:t>
+            </w:r>
+            <w:r>
+              <w:rPr>
+                <w:rFonts w:ascii="宋体" w:hAnsi="宋体"/>
+                <w:sz w:val="21"/>
+              </w:rPr>
+              <w:t xml:space="preserve"> 3° </w:t>
+            </w:r>
+            <w:r>
+              <w:rPr>
+                <w:rFonts w:ascii="宋体" w:hAnsi="宋体"/>
+                <w:sz w:val="21"/>
+              </w:rPr>
+              <w:t>须重算；</w:t>
+            </w:r>
+            <w:r>
+              <w:rPr>
+                <w:rFonts w:ascii="宋体" w:hAnsi="宋体"/>
+                <w:sz w:val="21"/>
+              </w:rPr>
+              <w:t xml:space="preserve">Schema </w:t>
+            </w:r>
+            <w:r>
+              <w:rPr>
+                <w:rFonts w:ascii="宋体" w:hAnsi="宋体"/>
+                <w:sz w:val="21"/>
+              </w:rPr>
+              <w:t>统一为五份；可疑目标要连续三帧确认</w:t>
+            </w:r>
+          </w:p>
+        </w:tc>
+      </w:tr>
+      <w:tr>
+        <w:trPr>
+          <w:jc w:val="center"/>
+        </w:trPr>
+        <w:tc>
+          <w:tcPr>
+            <w:tcW w:w="4153" w:type="dxa"/>
+          </w:tcPr>
+          <w:p>
+            <w:pPr>
+              <w:spacing w:before="40" w:after="40" w:line="240" w:lineRule="auto"/>
+              <w:ind w:firstLineChars="0" w:firstLine="0"/>
+              <w:jc w:val="left"/>
+            </w:pPr>
+            <w:r>
+              <w:rPr>
+                <w:rFonts w:ascii="宋体" w:hAnsi="宋体"/>
+                <w:sz w:val="21"/>
+              </w:rPr>
+              <w:t>落实</w:t>
+            </w:r>
+          </w:p>
+        </w:tc>
+        <w:tc>
+          <w:tcPr>
+            <w:tcW w:w="4153" w:type="dxa"/>
+          </w:tcPr>
+          <w:p>
+            <w:pPr>
+              <w:spacing w:before="40" w:after="40" w:line="240" w:lineRule="auto"/>
+              <w:ind w:firstLineChars="0" w:firstLine="0"/>
+              <w:jc w:val="left"/>
+            </w:pPr>
+            <w:r>
+              <w:rPr>
+                <w:rFonts w:ascii="宋体" w:hAnsi="宋体"/>
+                <w:sz w:val="21"/>
+              </w:rPr>
+              <w:t xml:space="preserve">9 </w:t>
+            </w:r>
+            <w:r>
+              <w:rPr>
+                <w:rFonts w:ascii="宋体" w:hAnsi="宋体"/>
+                <w:sz w:val="21"/>
+              </w:rPr>
+              <w:t>月</w:t>
+            </w:r>
+            <w:r>
+              <w:rPr>
+                <w:rFonts w:ascii="宋体" w:hAnsi="宋体"/>
+                <w:sz w:val="21"/>
+              </w:rPr>
+              <w:t xml:space="preserve"> 4 </w:t>
+            </w:r>
+            <w:r>
+              <w:rPr>
+                <w:rFonts w:ascii="宋体" w:hAnsi="宋体"/>
+                <w:sz w:val="21"/>
+              </w:rPr>
+              <w:t>日分三次提交：数值连锁与</w:t>
+            </w:r>
+            <w:r>
+              <w:rPr>
+                <w:rFonts w:ascii="宋体" w:hAnsi="宋体"/>
+                <w:sz w:val="21"/>
+              </w:rPr>
+              <w:t xml:space="preserve"> Schema </w:t>
+            </w:r>
+            <w:r>
+              <w:rPr>
+                <w:rFonts w:ascii="宋体" w:hAnsi="宋体"/>
+                <w:sz w:val="21"/>
+              </w:rPr>
+              <w:t>改进、接口文档升</w:t>
+            </w:r>
+            <w:r>
+              <w:rPr>
+                <w:rFonts w:ascii="宋体" w:hAnsi="宋体"/>
+                <w:sz w:val="21"/>
+              </w:rPr>
+              <w:t xml:space="preserve"> v2.0 </w:t>
+            </w:r>
+            <w:r>
+              <w:rPr>
+                <w:rFonts w:ascii="宋体" w:hAnsi="宋体"/>
+                <w:sz w:val="21"/>
+              </w:rPr>
+              <w:t>并勾填决议表、方案书按决议回填并留修订记录</w:t>
+            </w:r>
+          </w:p>
+        </w:tc>
+      </w:tr>
+    </w:tbl>
+    <w:p>
+      <w:pPr>
+        <w:pStyle w:val="af4"/>
+      </w:pPr>
+    </w:p>
+    <w:p>
+      <w:pPr>
+        <w:pStyle w:val="a8"/>
+        <w:keepNext/>
+      </w:pPr>
+      <w:r>
+        <w:t>附表</w:t>
       </w:r>
       <w:r>
         <w:t xml:space="preserve"> 2</w:t>
       </w:r>
       <w:r>
-        <w:t>。</w:t>
-      </w:r>
+        <w:t xml:space="preserve">　交付核对与补交安排纪要</w:t>
+      </w:r>
+    </w:p>
+    <w:tbl>
+      <w:tblPr>
+        <w:tblStyle w:val="ab"/>
+        <w:tblW w:w="0" w:type="auto"/>
+        <w:jc w:val="center"/>
+        <w:tblLook w:val="04A0" w:firstRow="1" w:lastRow="0" w:firstColumn="1" w:lastColumn="0" w:noHBand="0" w:noVBand="1"/>
+      </w:tblPr>
+      <w:tblGrid>
+        <w:gridCol w:w="4147"/>
+        <w:gridCol w:w="4149"/>
+      </w:tblGrid>
+      <w:tr>
+        <w:trPr>
+          <w:tblHeader/>
+          <w:jc w:val="center"/>
+        </w:trPr>
+        <w:tc>
+          <w:tcPr>
+            <w:tcW w:w="4153" w:type="dxa"/>
+          </w:tcPr>
+          <w:p>
+            <w:pPr>
+              <w:spacing w:before="40" w:after="40" w:line="240" w:lineRule="auto"/>
+              <w:ind w:firstLineChars="0" w:firstLine="0"/>
+              <w:jc w:val="center"/>
+            </w:pPr>
+            <w:r>
+              <w:rPr>
+                <w:rFonts w:ascii="宋体" w:hAnsi="宋体"/>
+                <w:b/>
+                <w:sz w:val="21"/>
+              </w:rPr>
+              <w:t>项目</w:t>
+            </w:r>
+          </w:p>
+        </w:tc>
+        <w:tc>
+          <w:tcPr>
+            <w:tcW w:w="4153" w:type="dxa"/>
+          </w:tcPr>
+          <w:p>
+            <w:pPr>
+              <w:spacing w:before="40" w:after="40" w:line="240" w:lineRule="auto"/>
+              <w:ind w:firstLineChars="0" w:firstLine="0"/>
+              <w:jc w:val="center"/>
+            </w:pPr>
+            <w:r>
+              <w:rPr>
+                <w:rFonts w:ascii="宋体" w:hAnsi="宋体"/>
+                <w:b/>
+                <w:sz w:val="21"/>
+              </w:rPr>
+              <w:t>内容</w:t>
+            </w:r>
+          </w:p>
+        </w:tc>
+      </w:tr>
+      <w:tr>
+        <w:trPr>
+          <w:jc w:val="center"/>
+        </w:trPr>
+        <w:tc>
+          <w:tcPr>
+            <w:tcW w:w="4153" w:type="dxa"/>
+          </w:tcPr>
+          <w:p>
+            <w:pPr>
+              <w:spacing w:before="40" w:after="40" w:line="240" w:lineRule="auto"/>
+              <w:ind w:firstLineChars="0" w:firstLine="0"/>
+              <w:jc w:val="left"/>
+            </w:pPr>
+            <w:r>
+              <w:rPr>
+                <w:rFonts w:ascii="宋体" w:hAnsi="宋体"/>
+                <w:sz w:val="21"/>
+              </w:rPr>
+              <w:t>时间</w:t>
+            </w:r>
+          </w:p>
+        </w:tc>
+        <w:tc>
+          <w:tcPr>
+            <w:tcW w:w="4153" w:type="dxa"/>
+          </w:tcPr>
+          <w:p>
+            <w:pPr>
+              <w:spacing w:before="40" w:after="40" w:line="240" w:lineRule="auto"/>
+              <w:ind w:firstLineChars="0" w:firstLine="0"/>
+              <w:jc w:val="left"/>
+            </w:pPr>
+            <w:r>
+              <w:rPr>
+                <w:rFonts w:ascii="宋体" w:hAnsi="宋体"/>
+                <w:sz w:val="21"/>
+              </w:rPr>
+              <w:t xml:space="preserve">2026 </w:t>
+            </w:r>
+            <w:r>
+              <w:rPr>
+                <w:rFonts w:ascii="宋体" w:hAnsi="宋体"/>
+                <w:sz w:val="21"/>
+              </w:rPr>
+              <w:t>年</w:t>
+            </w:r>
+            <w:r>
+              <w:rPr>
+                <w:rFonts w:ascii="宋体" w:hAnsi="宋体"/>
+                <w:sz w:val="21"/>
+              </w:rPr>
+              <w:t xml:space="preserve"> 9 </w:t>
+            </w:r>
+            <w:r>
+              <w:rPr>
+                <w:rFonts w:ascii="宋体" w:hAnsi="宋体"/>
+                <w:sz w:val="21"/>
+              </w:rPr>
+              <w:t>月</w:t>
+            </w:r>
+            <w:r>
+              <w:rPr>
+                <w:rFonts w:ascii="宋体" w:hAnsi="宋体"/>
+                <w:sz w:val="21"/>
+              </w:rPr>
+              <w:t xml:space="preserve"> 4 </w:t>
+            </w:r>
+            <w:r>
+              <w:rPr>
+                <w:rFonts w:ascii="宋体" w:hAnsi="宋体"/>
+                <w:sz w:val="21"/>
+              </w:rPr>
+              <w:t>日</w:t>
+            </w:r>
+          </w:p>
+        </w:tc>
+      </w:tr>
+      <w:tr>
+        <w:trPr>
+          <w:jc w:val="center"/>
+        </w:trPr>
+        <w:tc>
+          <w:tcPr>
+            <w:tcW w:w="4153" w:type="dxa"/>
+          </w:tcPr>
+          <w:p>
+            <w:pPr>
+              <w:spacing w:before="40" w:after="40" w:line="240" w:lineRule="auto"/>
+              <w:ind w:firstLineChars="0" w:firstLine="0"/>
+              <w:jc w:val="left"/>
+            </w:pPr>
+            <w:r>
+              <w:rPr>
+                <w:rFonts w:ascii="宋体" w:hAnsi="宋体"/>
+                <w:sz w:val="21"/>
+              </w:rPr>
+              <w:t>形式</w:t>
+            </w:r>
+          </w:p>
+        </w:tc>
+        <w:tc>
+          <w:tcPr>
+            <w:tcW w:w="4153" w:type="dxa"/>
+          </w:tcPr>
+          <w:p>
+            <w:pPr>
+              <w:spacing w:before="40" w:after="40" w:line="240" w:lineRule="auto"/>
+              <w:ind w:firstLineChars="0" w:firstLine="0"/>
+              <w:jc w:val="left"/>
+            </w:pPr>
+            <w:r>
+              <w:rPr>
+                <w:rFonts w:ascii="宋体" w:hAnsi="宋体"/>
+                <w:sz w:val="21"/>
+              </w:rPr>
+              <w:t>线上讨论（小组群）</w:t>
+            </w:r>
+          </w:p>
+        </w:tc>
+      </w:tr>
+      <w:tr>
+        <w:trPr>
+          <w:jc w:val="center"/>
+        </w:trPr>
+        <w:tc>
+          <w:tcPr>
+            <w:tcW w:w="4153" w:type="dxa"/>
+          </w:tcPr>
+          <w:p>
+            <w:pPr>
+              <w:spacing w:before="40" w:after="40" w:line="240" w:lineRule="auto"/>
+              <w:ind w:firstLineChars="0" w:firstLine="0"/>
+              <w:jc w:val="left"/>
+            </w:pPr>
+            <w:r>
+              <w:rPr>
+                <w:rFonts w:ascii="宋体" w:hAnsi="宋体"/>
+                <w:sz w:val="21"/>
+              </w:rPr>
+              <w:t>参会人</w:t>
+            </w:r>
+          </w:p>
+        </w:tc>
+        <w:tc>
+          <w:tcPr>
+            <w:tcW w:w="4153" w:type="dxa"/>
+          </w:tcPr>
+          <w:p>
+            <w:pPr>
+              <w:spacing w:before="40" w:after="40" w:line="240" w:lineRule="auto"/>
+              <w:ind w:firstLineChars="0" w:firstLine="0"/>
+              <w:jc w:val="left"/>
+            </w:pPr>
+            <w:r>
+              <w:rPr>
+                <w:rFonts w:ascii="宋体" w:hAnsi="宋体"/>
+                <w:sz w:val="21"/>
+              </w:rPr>
+              <w:t>吴明哲（组长）、韦振伟、吴琰、包靖泽</w:t>
+            </w:r>
+          </w:p>
+        </w:tc>
+      </w:tr>
+      <w:tr>
+        <w:trPr>
+          <w:jc w:val="center"/>
+        </w:trPr>
+        <w:tc>
+          <w:tcPr>
+            <w:tcW w:w="4153" w:type="dxa"/>
+          </w:tcPr>
+          <w:p>
+            <w:pPr>
+              <w:spacing w:before="40" w:after="40" w:line="240" w:lineRule="auto"/>
+              <w:ind w:firstLineChars="0" w:firstLine="0"/>
+              <w:jc w:val="left"/>
+            </w:pPr>
+            <w:r>
+              <w:rPr>
+                <w:rFonts w:ascii="宋体" w:hAnsi="宋体"/>
+                <w:sz w:val="21"/>
+              </w:rPr>
+              <w:t>议题</w:t>
+            </w:r>
+          </w:p>
+        </w:tc>
+        <w:tc>
+          <w:tcPr>
+            <w:tcW w:w="4153" w:type="dxa"/>
+          </w:tcPr>
+          <w:p>
+            <w:pPr>
+              <w:spacing w:before="40" w:after="40" w:line="240" w:lineRule="auto"/>
+              <w:ind w:firstLineChars="0" w:firstLine="0"/>
+              <w:jc w:val="left"/>
+            </w:pPr>
+            <w:r>
+              <w:rPr>
+                <w:rFonts w:ascii="宋体" w:hAnsi="宋体"/>
+                <w:sz w:val="21"/>
+              </w:rPr>
+              <w:t>对照分工书的验收标准，逐条核对三人交</w:t>
+            </w:r>
+            <w:r>
+              <w:rPr>
+                <w:rFonts w:ascii="宋体" w:hAnsi="宋体"/>
+                <w:sz w:val="21"/>
+              </w:rPr>
+              <w:lastRenderedPageBreak/>
+              <w:t>付的实际状态，定补交要求</w:t>
+            </w:r>
+          </w:p>
+        </w:tc>
+      </w:tr>
+      <w:tr>
+        <w:trPr>
+          <w:jc w:val="center"/>
+        </w:trPr>
+        <w:tc>
+          <w:tcPr>
+            <w:tcW w:w="4153" w:type="dxa"/>
+          </w:tcPr>
+          <w:p>
+            <w:pPr>
+              <w:spacing w:before="40" w:after="40" w:line="240" w:lineRule="auto"/>
+              <w:ind w:firstLineChars="0" w:firstLine="0"/>
+              <w:jc w:val="left"/>
+            </w:pPr>
+            <w:r>
+              <w:rPr>
+                <w:rFonts w:ascii="宋体" w:hAnsi="宋体"/>
+                <w:sz w:val="21"/>
+              </w:rPr>
+              <w:lastRenderedPageBreak/>
+              <w:t>核对情况</w:t>
+            </w:r>
+          </w:p>
+        </w:tc>
+        <w:tc>
+          <w:tcPr>
+            <w:tcW w:w="4153" w:type="dxa"/>
+          </w:tcPr>
+          <w:p>
+            <w:pPr>
+              <w:spacing w:before="40" w:after="40" w:line="240" w:lineRule="auto"/>
+              <w:ind w:firstLineChars="0" w:firstLine="0"/>
+              <w:jc w:val="left"/>
+            </w:pPr>
+            <w:r>
+              <w:rPr>
+                <w:rFonts w:ascii="宋体" w:hAnsi="宋体"/>
+                <w:sz w:val="21"/>
+              </w:rPr>
+              <w:t>韦振伟（检测）：五项验收达成一项（巡航级</w:t>
+            </w:r>
+            <w:r>
+              <w:rPr>
+                <w:rFonts w:ascii="宋体" w:hAnsi="宋体"/>
+                <w:sz w:val="21"/>
+              </w:rPr>
+              <w:t xml:space="preserve"> mAP50 </w:t>
+            </w:r>
+            <w:r>
+              <w:rPr>
+                <w:rFonts w:ascii="宋体" w:hAnsi="宋体"/>
+                <w:sz w:val="21"/>
+              </w:rPr>
+              <w:t>0.9949</w:t>
+            </w:r>
+            <w:r>
+              <w:rPr>
+                <w:rFonts w:ascii="宋体" w:hAnsi="宋体"/>
+                <w:sz w:val="21"/>
+              </w:rPr>
+              <w:t>）；复核级模型未训练，单帧耗时和漏检率未测，切换前后对比和增广对比表未做，权重没有给链接。</w:t>
+            </w:r>
+            <w:r>
+              <w:rPr>
+                <w:rFonts w:ascii="宋体" w:hAnsi="宋体"/>
+                <w:sz w:val="21"/>
+              </w:rPr>
+              <w:br/>
+            </w:r>
+            <w:r>
+              <w:rPr>
+                <w:rFonts w:ascii="宋体" w:hAnsi="宋体"/>
+                <w:sz w:val="21"/>
+              </w:rPr>
+              <w:t>吴琰（分割）：五项全部达成且可复现，只缺权重的网盘链接。</w:t>
+            </w:r>
+            <w:r>
+              <w:rPr>
+                <w:rFonts w:ascii="宋体" w:hAnsi="宋体"/>
+                <w:sz w:val="21"/>
+              </w:rPr>
+              <w:br/>
+            </w:r>
+            <w:r>
+              <w:rPr>
+                <w:rFonts w:ascii="宋体" w:hAnsi="宋体"/>
+                <w:sz w:val="21"/>
+              </w:rPr>
+              <w:t>包靖泽（异常检测）：四项有数，但算出这些数的三个脚本、</w:t>
+            </w:r>
+            <w:r>
+              <w:rPr>
+                <w:rFonts w:ascii="宋体" w:hAnsi="宋体"/>
+                <w:sz w:val="21"/>
+              </w:rPr>
+              <w:t xml:space="preserve">PaDiM </w:t>
+            </w:r>
+            <w:r>
+              <w:rPr>
+                <w:rFonts w:ascii="宋体" w:hAnsi="宋体"/>
+                <w:sz w:val="21"/>
+              </w:rPr>
+              <w:t>实现和配置改动都不在仓库里，按「复现命令跑一遍」的要求全部退回</w:t>
+            </w:r>
+          </w:p>
+        </w:tc>
+      </w:tr>
+      <w:tr>
+        <w:trPr>
+          <w:jc w:val="center"/>
+        </w:trPr>
+        <w:tc>
+          <w:tcPr>
+            <w:tcW w:w="4153" w:type="dxa"/>
+          </w:tcPr>
+          <w:p>
+            <w:pPr>
+              <w:spacing w:before="40" w:after="40" w:line="240" w:lineRule="auto"/>
+              <w:ind w:firstLineChars="0" w:firstLine="0"/>
+              <w:jc w:val="left"/>
+            </w:pPr>
+            <w:r>
+              <w:rPr>
+                <w:rFonts w:ascii="宋体" w:hAnsi="宋体"/>
+                <w:sz w:val="21"/>
+              </w:rPr>
+              <w:t>决议</w:t>
+            </w:r>
+          </w:p>
+        </w:tc>
+        <w:tc>
+          <w:tcPr>
+            <w:tcW w:w="4153" w:type="dxa"/>
+          </w:tcPr>
+          <w:p>
+            <w:pPr>
+              <w:spacing w:before="40" w:after="40" w:line="240" w:lineRule="auto"/>
+              <w:ind w:firstLineChars="0" w:firstLine="0"/>
+              <w:jc w:val="left"/>
+            </w:pPr>
+            <w:r>
+              <w:rPr>
+                <w:rFonts w:ascii="宋体" w:hAnsi="宋体"/>
+                <w:sz w:val="21"/>
+              </w:rPr>
+              <w:t>三人补交复现材料，没做的实验补做。复核级检测器原定的验收标准是「</w:t>
+            </w:r>
+            <w:r>
+              <w:rPr>
+                <w:rFonts w:ascii="宋体" w:hAnsi="宋体"/>
+                <w:sz w:val="21"/>
+              </w:rPr>
+              <w:t xml:space="preserve">mAP50 </w:t>
+            </w:r>
+            <w:r>
+              <w:rPr>
+                <w:rFonts w:ascii="宋体" w:hAnsi="宋体"/>
+                <w:sz w:val="21"/>
+              </w:rPr>
+              <w:t>优于巡航级</w:t>
+            </w:r>
+            <w:r>
+              <w:rPr>
+                <w:rFonts w:ascii="宋体" w:hAnsi="宋体"/>
+                <w:sz w:val="21"/>
+              </w:rPr>
+              <w:t xml:space="preserve"> 5 </w:t>
+            </w:r>
+            <w:r>
+              <w:rPr>
+                <w:rFonts w:ascii="宋体" w:hAnsi="宋体"/>
+                <w:sz w:val="21"/>
+              </w:rPr>
+              <w:t>个点」，巡航级已到</w:t>
+            </w:r>
+            <w:r>
+              <w:rPr>
+                <w:rFonts w:ascii="宋体" w:hAnsi="宋体"/>
+                <w:sz w:val="21"/>
+              </w:rPr>
+              <w:t xml:space="preserve"> 0.9949</w:t>
+            </w:r>
+            <w:r>
+              <w:rPr>
+                <w:rFonts w:ascii="宋体" w:hAnsi="宋体"/>
+                <w:sz w:val="21"/>
+              </w:rPr>
+              <w:t>，没有余量，要改口径并在答辩时说明原因。</w:t>
+            </w:r>
+            <w:r>
+              <w:rPr>
+                <w:rFonts w:ascii="宋体" w:hAnsi="宋体"/>
+                <w:sz w:val="21"/>
+              </w:rPr>
+              <w:t xml:space="preserve">RKNN </w:t>
+            </w:r>
+            <w:r>
+              <w:rPr>
+                <w:rFonts w:ascii="宋体" w:hAnsi="宋体"/>
+                <w:sz w:val="21"/>
+              </w:rPr>
+              <w:t>转换不必等</w:t>
+            </w:r>
+            <w:r>
+              <w:rPr>
+                <w:rFonts w:ascii="宋体" w:hAnsi="宋体"/>
+                <w:sz w:val="21"/>
+              </w:rPr>
+              <w:t xml:space="preserve"> Linux </w:t>
+            </w:r>
+            <w:r>
+              <w:rPr>
+                <w:rFonts w:ascii="宋体" w:hAnsi="宋体"/>
+                <w:sz w:val="21"/>
+              </w:rPr>
+              <w:t>机器：</w:t>
+            </w:r>
+            <w:r>
+              <w:rPr>
+                <w:rFonts w:ascii="宋体" w:hAnsi="宋体"/>
+                <w:sz w:val="21"/>
+              </w:rPr>
+              <w:t xml:space="preserve">rknn-toolkit2 2.3.2 </w:t>
+            </w:r>
+            <w:r>
+              <w:rPr>
+                <w:rFonts w:ascii="宋体" w:hAnsi="宋体"/>
+                <w:sz w:val="21"/>
+              </w:rPr>
+              <w:t>在</w:t>
+            </w:r>
+            <w:r>
+              <w:rPr>
+                <w:rFonts w:ascii="宋体" w:hAnsi="宋体"/>
+                <w:sz w:val="21"/>
+              </w:rPr>
+              <w:t xml:space="preserve"> x86_64 </w:t>
+            </w:r>
+            <w:r>
+              <w:rPr>
+                <w:rFonts w:ascii="宋体" w:hAnsi="宋体"/>
+                <w:sz w:val="21"/>
+              </w:rPr>
+              <w:t>上可以直接安装，用</w:t>
+            </w:r>
+            <w:r>
+              <w:rPr>
+                <w:rFonts w:ascii="宋体" w:hAnsi="宋体"/>
+                <w:sz w:val="21"/>
+              </w:rPr>
+              <w:t xml:space="preserve"> WSL2 </w:t>
+            </w:r>
+            <w:r>
+              <w:rPr>
+                <w:rFonts w:ascii="宋体" w:hAnsi="宋体"/>
+                <w:sz w:val="21"/>
+              </w:rPr>
+              <w:t>即可，真正缺的是</w:t>
+            </w:r>
+            <w:r>
+              <w:rPr>
+                <w:rFonts w:ascii="宋体" w:hAnsi="宋体"/>
+                <w:sz w:val="21"/>
+              </w:rPr>
+              <w:t xml:space="preserve"> ONNX </w:t>
+            </w:r>
+            <w:r>
+              <w:rPr>
+                <w:rFonts w:ascii="宋体" w:hAnsi="宋体"/>
+                <w:sz w:val="21"/>
+              </w:rPr>
+              <w:t>权重。条件式辅视角的接口已冻结但没有实现，不在三人分工内，另行处理</w:t>
+            </w:r>
+          </w:p>
+        </w:tc>
+      </w:tr>
+      <w:tr>
+        <w:trPr>
+          <w:jc w:val="center"/>
+        </w:trPr>
+        <w:tc>
+          <w:tcPr>
+            <w:tcW w:w="4153" w:type="dxa"/>
+          </w:tcPr>
+          <w:p>
+            <w:pPr>
+              <w:spacing w:before="40" w:after="40" w:line="240" w:lineRule="auto"/>
+              <w:ind w:firstLineChars="0" w:firstLine="0"/>
+              <w:jc w:val="left"/>
+            </w:pPr>
+            <w:r>
+              <w:rPr>
+                <w:rFonts w:ascii="宋体" w:hAnsi="宋体"/>
+                <w:sz w:val="21"/>
+              </w:rPr>
+              <w:t>落实</w:t>
+            </w:r>
+          </w:p>
+        </w:tc>
+        <w:tc>
+          <w:tcPr>
+            <w:tcW w:w="4153" w:type="dxa"/>
+          </w:tcPr>
+          <w:p>
+            <w:pPr>
+              <w:spacing w:before="40" w:after="40" w:line="240" w:lineRule="auto"/>
+              <w:ind w:firstLineChars="0" w:firstLine="0"/>
+              <w:jc w:val="left"/>
+            </w:pPr>
+            <w:r>
+              <w:rPr>
+                <w:rFonts w:ascii="宋体" w:hAnsi="宋体"/>
+                <w:sz w:val="21"/>
+              </w:rPr>
+              <w:t xml:space="preserve">9 </w:t>
+            </w:r>
+            <w:r>
+              <w:rPr>
+                <w:rFonts w:ascii="宋体" w:hAnsi="宋体"/>
+                <w:sz w:val="21"/>
+              </w:rPr>
+              <w:t>月</w:t>
+            </w:r>
+            <w:r>
+              <w:rPr>
+                <w:rFonts w:ascii="宋体" w:hAnsi="宋体"/>
+                <w:sz w:val="21"/>
+              </w:rPr>
+              <w:t xml:space="preserve"> 8 </w:t>
+            </w:r>
+            <w:r>
+              <w:rPr>
+                <w:rFonts w:ascii="宋体" w:hAnsi="宋体"/>
+                <w:sz w:val="21"/>
+              </w:rPr>
+              <w:t>日至</w:t>
+            </w:r>
+            <w:r>
+              <w:rPr>
+                <w:rFonts w:ascii="宋体" w:hAnsi="宋体"/>
+                <w:sz w:val="21"/>
+              </w:rPr>
+              <w:t xml:space="preserve"> 10 </w:t>
+            </w:r>
+            <w:r>
+              <w:rPr>
+                <w:rFonts w:ascii="宋体" w:hAnsi="宋体"/>
+                <w:sz w:val="21"/>
+              </w:rPr>
+              <w:t>日三人补交；</w:t>
+            </w:r>
+            <w:r>
+              <w:rPr>
+                <w:rFonts w:ascii="宋体" w:hAnsi="宋体"/>
+                <w:sz w:val="21"/>
+              </w:rPr>
+              <w:t xml:space="preserve">9 </w:t>
+            </w:r>
+            <w:r>
+              <w:rPr>
+                <w:rFonts w:ascii="宋体" w:hAnsi="宋体"/>
+                <w:sz w:val="21"/>
+              </w:rPr>
+              <w:t>月</w:t>
+            </w:r>
+            <w:r>
+              <w:rPr>
+                <w:rFonts w:ascii="宋体" w:hAnsi="宋体"/>
+                <w:sz w:val="21"/>
+              </w:rPr>
+              <w:t xml:space="preserve"> 10 </w:t>
+            </w:r>
+            <w:r>
+              <w:rPr>
+                <w:rFonts w:ascii="宋体" w:hAnsi="宋体"/>
+                <w:sz w:val="21"/>
+              </w:rPr>
+              <w:t>日三路模型全部接入，各项数字都能复现</w:t>
+            </w:r>
+          </w:p>
+        </w:tc>
+      </w:tr>
+    </w:tbl>
+    <w:p>
+      <w:pPr>
+        <w:pStyle w:val="af4"/>
+      </w:pPr>
+    </w:p>
+    <w:p>
+      <w:pPr>
+        <w:pStyle w:val="a8"/>
+        <w:keepNext/>
+      </w:pPr>
+      <w:r>
+        <w:t>附表</w:t>
+      </w:r>
+      <w:r>
+        <w:t xml:space="preserve"> 3</w:t>
+      </w:r>
+      <w:r>
+        <w:t xml:space="preserve">　指标与判据修订纪要</w:t>
+      </w:r>
+    </w:p>
+    <w:tbl>
+      <w:tblPr>
+        <w:tblStyle w:val="ab"/>
+        <w:tblW w:w="0" w:type="auto"/>
+        <w:jc w:val="center"/>
+        <w:tblLook w:val="04A0" w:firstRow="1" w:lastRow="0" w:firstColumn="1" w:lastColumn="0" w:noHBand="0" w:noVBand="1"/>
+      </w:tblPr>
+      <w:tblGrid>
+        <w:gridCol w:w="4147"/>
+        <w:gridCol w:w="4149"/>
+      </w:tblGrid>
+      <w:tr>
+        <w:trPr>
+          <w:tblHeader/>
+          <w:jc w:val="center"/>
+        </w:trPr>
+        <w:tc>
+          <w:tcPr>
+            <w:tcW w:w="4153" w:type="dxa"/>
+          </w:tcPr>
+          <w:p>
+            <w:pPr>
+              <w:spacing w:before="40" w:after="40" w:line="240" w:lineRule="auto"/>
+              <w:ind w:firstLineChars="0" w:firstLine="0"/>
+              <w:jc w:val="center"/>
+            </w:pPr>
+            <w:r>
+              <w:rPr>
+                <w:rFonts w:ascii="宋体" w:hAnsi="宋体"/>
+                <w:b/>
+                <w:sz w:val="21"/>
+              </w:rPr>
+              <w:t>项目</w:t>
+            </w:r>
+          </w:p>
+        </w:tc>
+        <w:tc>
+          <w:tcPr>
+            <w:tcW w:w="4153" w:type="dxa"/>
+          </w:tcPr>
+          <w:p>
+            <w:pPr>
+              <w:spacing w:before="40" w:after="40" w:line="240" w:lineRule="auto"/>
+              <w:ind w:firstLineChars="0" w:firstLine="0"/>
+              <w:jc w:val="center"/>
+            </w:pPr>
+            <w:r>
+              <w:rPr>
+                <w:rFonts w:ascii="宋体" w:hAnsi="宋体"/>
+                <w:b/>
+                <w:sz w:val="21"/>
+              </w:rPr>
+              <w:t>内容</w:t>
+            </w:r>
+          </w:p>
+        </w:tc>
+      </w:tr>
+      <w:tr>
+        <w:trPr>
+          <w:jc w:val="center"/>
+        </w:trPr>
+        <w:tc>
+          <w:tcPr>
+            <w:tcW w:w="4153" w:type="dxa"/>
+          </w:tcPr>
+          <w:p>
+            <w:pPr>
+              <w:spacing w:before="40" w:after="40" w:line="240" w:lineRule="auto"/>
+              <w:ind w:firstLineChars="0" w:firstLine="0"/>
+              <w:jc w:val="left"/>
+            </w:pPr>
+            <w:r>
+              <w:rPr>
+                <w:rFonts w:ascii="宋体" w:hAnsi="宋体"/>
+                <w:sz w:val="21"/>
+              </w:rPr>
+              <w:t>时间</w:t>
+            </w:r>
+          </w:p>
+        </w:tc>
+        <w:tc>
+          <w:tcPr>
+            <w:tcW w:w="4153" w:type="dxa"/>
+          </w:tcPr>
+          <w:p>
+            <w:pPr>
+              <w:spacing w:before="40" w:after="40" w:line="240" w:lineRule="auto"/>
+              <w:ind w:firstLineChars="0" w:firstLine="0"/>
+              <w:jc w:val="left"/>
+            </w:pPr>
+            <w:r>
+              <w:rPr>
+                <w:rFonts w:ascii="宋体" w:hAnsi="宋体"/>
+                <w:sz w:val="21"/>
+              </w:rPr>
+              <w:t xml:space="preserve">2026 </w:t>
+            </w:r>
+            <w:r>
+              <w:rPr>
+                <w:rFonts w:ascii="宋体" w:hAnsi="宋体"/>
+                <w:sz w:val="21"/>
+              </w:rPr>
+              <w:t>年</w:t>
+            </w:r>
+            <w:r>
+              <w:rPr>
+                <w:rFonts w:ascii="宋体" w:hAnsi="宋体"/>
+                <w:sz w:val="21"/>
+              </w:rPr>
+              <w:t xml:space="preserve"> 9 </w:t>
+            </w:r>
+            <w:r>
+              <w:rPr>
+                <w:rFonts w:ascii="宋体" w:hAnsi="宋体"/>
+                <w:sz w:val="21"/>
+              </w:rPr>
+              <w:t>月</w:t>
+            </w:r>
+            <w:r>
+              <w:rPr>
+                <w:rFonts w:ascii="宋体" w:hAnsi="宋体"/>
+                <w:sz w:val="21"/>
+              </w:rPr>
+              <w:t xml:space="preserve"> 10 </w:t>
+            </w:r>
+            <w:r>
+              <w:rPr>
+                <w:rFonts w:ascii="宋体" w:hAnsi="宋体"/>
+                <w:sz w:val="21"/>
+              </w:rPr>
+              <w:t>日</w:t>
+            </w:r>
+          </w:p>
+        </w:tc>
+      </w:tr>
+      <w:tr>
+        <w:trPr>
+          <w:jc w:val="center"/>
+        </w:trPr>
+        <w:tc>
+          <w:tcPr>
+            <w:tcW w:w="4153" w:type="dxa"/>
+          </w:tcPr>
+          <w:p>
+            <w:pPr>
+              <w:spacing w:before="40" w:after="40" w:line="240" w:lineRule="auto"/>
+              <w:ind w:firstLineChars="0" w:firstLine="0"/>
+              <w:jc w:val="left"/>
+            </w:pPr>
+            <w:r>
+              <w:rPr>
+                <w:rFonts w:ascii="宋体" w:hAnsi="宋体"/>
+                <w:sz w:val="21"/>
+              </w:rPr>
+              <w:t>形式</w:t>
+            </w:r>
+          </w:p>
+        </w:tc>
+        <w:tc>
+          <w:tcPr>
+            <w:tcW w:w="4153" w:type="dxa"/>
+          </w:tcPr>
+          <w:p>
+            <w:pPr>
+              <w:spacing w:before="40" w:after="40" w:line="240" w:lineRule="auto"/>
+              <w:ind w:firstLineChars="0" w:firstLine="0"/>
+              <w:jc w:val="left"/>
+            </w:pPr>
+            <w:r>
+              <w:rPr>
+                <w:rFonts w:ascii="宋体" w:hAnsi="宋体"/>
+                <w:sz w:val="21"/>
+              </w:rPr>
+              <w:t>线上讨论（小组群）</w:t>
+            </w:r>
+          </w:p>
+        </w:tc>
+      </w:tr>
+      <w:tr>
+        <w:trPr>
+          <w:jc w:val="center"/>
+        </w:trPr>
+        <w:tc>
+          <w:tcPr>
+            <w:tcW w:w="4153" w:type="dxa"/>
+          </w:tcPr>
+          <w:p>
+            <w:pPr>
+              <w:spacing w:before="40" w:after="40" w:line="240" w:lineRule="auto"/>
+              <w:ind w:firstLineChars="0" w:firstLine="0"/>
+              <w:jc w:val="left"/>
+            </w:pPr>
+            <w:r>
+              <w:rPr>
+                <w:rFonts w:ascii="宋体" w:hAnsi="宋体"/>
+                <w:sz w:val="21"/>
+              </w:rPr>
+              <w:t>参会人</w:t>
+            </w:r>
+          </w:p>
+        </w:tc>
+        <w:tc>
+          <w:tcPr>
+            <w:tcW w:w="4153" w:type="dxa"/>
+          </w:tcPr>
+          <w:p>
+            <w:pPr>
+              <w:spacing w:before="40" w:after="40" w:line="240" w:lineRule="auto"/>
+              <w:ind w:firstLineChars="0" w:firstLine="0"/>
+              <w:jc w:val="left"/>
+            </w:pPr>
+            <w:r>
+              <w:rPr>
+                <w:rFonts w:ascii="宋体" w:hAnsi="宋体"/>
+                <w:sz w:val="21"/>
+              </w:rPr>
+              <w:t>吴明哲（组长）、韦振伟、吴琰、包靖泽</w:t>
+            </w:r>
+          </w:p>
+        </w:tc>
+      </w:tr>
+      <w:tr>
+        <w:trPr>
+          <w:jc w:val="center"/>
+        </w:trPr>
+        <w:tc>
+          <w:tcPr>
+            <w:tcW w:w="4153" w:type="dxa"/>
+          </w:tcPr>
+          <w:p>
+            <w:pPr>
+              <w:spacing w:before="40" w:after="40" w:line="240" w:lineRule="auto"/>
+              <w:ind w:firstLineChars="0" w:firstLine="0"/>
+              <w:jc w:val="left"/>
+            </w:pPr>
+            <w:r>
+              <w:rPr>
+                <w:rFonts w:ascii="宋体" w:hAnsi="宋体"/>
+                <w:sz w:val="21"/>
+              </w:rPr>
+              <w:t>议题</w:t>
+            </w:r>
+          </w:p>
+        </w:tc>
+        <w:tc>
+          <w:tcPr>
+            <w:tcW w:w="4153" w:type="dxa"/>
+          </w:tcPr>
+          <w:p>
+            <w:pPr>
+              <w:spacing w:before="40" w:after="40" w:line="240" w:lineRule="auto"/>
+              <w:ind w:firstLineChars="0" w:firstLine="0"/>
+              <w:jc w:val="left"/>
+            </w:pPr>
+            <w:r>
+              <w:rPr>
+                <w:rFonts w:ascii="宋体" w:hAnsi="宋体"/>
+                <w:sz w:val="21"/>
+              </w:rPr>
+              <w:t>两项判据被实测数据推翻，怎么改</w:t>
+            </w:r>
+          </w:p>
+        </w:tc>
+      </w:tr>
+      <w:tr>
+        <w:trPr>
+          <w:jc w:val="center"/>
+        </w:trPr>
+        <w:tc>
+          <w:tcPr>
+            <w:tcW w:w="4153" w:type="dxa"/>
+          </w:tcPr>
+          <w:p>
+            <w:pPr>
+              <w:spacing w:before="40" w:after="40" w:line="240" w:lineRule="auto"/>
+              <w:ind w:firstLineChars="0" w:firstLine="0"/>
+              <w:jc w:val="left"/>
+            </w:pPr>
+            <w:r>
+              <w:rPr>
+                <w:rFonts w:ascii="宋体" w:hAnsi="宋体"/>
+                <w:sz w:val="21"/>
+              </w:rPr>
+              <w:t>读数重复性</w:t>
+            </w:r>
+          </w:p>
+        </w:tc>
+        <w:tc>
+          <w:tcPr>
+            <w:tcW w:w="4153" w:type="dxa"/>
+          </w:tcPr>
+          <w:p>
+            <w:pPr>
+              <w:spacing w:before="40" w:after="40" w:line="240" w:lineRule="auto"/>
+              <w:ind w:firstLineChars="0" w:firstLine="0"/>
+              <w:jc w:val="left"/>
+            </w:pPr>
+            <w:r>
+              <w:rPr>
+                <w:rFonts w:ascii="宋体" w:hAnsi="宋体"/>
+                <w:sz w:val="21"/>
+              </w:rPr>
+              <w:t>限值</w:t>
+            </w:r>
+            <w:r>
+              <w:rPr>
+                <w:rFonts w:ascii="宋体" w:hAnsi="宋体"/>
+                <w:sz w:val="21"/>
+              </w:rPr>
+              <w:t xml:space="preserve"> 0.3 % </w:t>
+            </w:r>
+            <w:r>
+              <w:rPr>
+                <w:rFonts w:ascii="宋体" w:hAnsi="宋体"/>
+                <w:sz w:val="21"/>
+              </w:rPr>
+              <w:t xml:space="preserve">FS </w:t>
+            </w:r>
+            <w:r>
+              <w:rPr>
+                <w:rFonts w:ascii="宋体" w:hAnsi="宋体"/>
+                <w:sz w:val="21"/>
+              </w:rPr>
+              <w:t>是方案书自己定的。</w:t>
+            </w:r>
+            <w:r>
+              <w:rPr>
+                <w:rFonts w:ascii="宋体" w:hAnsi="宋体"/>
+                <w:sz w:val="21"/>
+              </w:rPr>
+              <w:t xml:space="preserve">43 </w:t>
+            </w:r>
+            <w:r>
+              <w:rPr>
+                <w:rFonts w:ascii="宋体" w:hAnsi="宋体"/>
+                <w:sz w:val="21"/>
+              </w:rPr>
+              <w:t>次独立标定的中位是</w:t>
+            </w:r>
+            <w:r>
+              <w:rPr>
+                <w:rFonts w:ascii="宋体" w:hAnsi="宋体"/>
+                <w:sz w:val="21"/>
+              </w:rPr>
+              <w:t xml:space="preserve"> 0.309 % FS</w:t>
+            </w:r>
+            <w:r>
+              <w:rPr>
+                <w:rFonts w:ascii="宋体" w:hAnsi="宋体"/>
+                <w:sz w:val="21"/>
+              </w:rPr>
+              <w:t>、</w:t>
+            </w:r>
+            <w:r>
+              <w:rPr>
+                <w:rFonts w:ascii="宋体" w:hAnsi="宋体"/>
+                <w:sz w:val="21"/>
+              </w:rPr>
+              <w:t xml:space="preserve">P90 </w:t>
+            </w:r>
+            <w:r>
+              <w:rPr>
+                <w:rFonts w:ascii="宋体" w:hAnsi="宋体"/>
+                <w:sz w:val="21"/>
+              </w:rPr>
+              <w:t>是</w:t>
+            </w:r>
+            <w:r>
+              <w:rPr>
+                <w:rFonts w:ascii="宋体" w:hAnsi="宋体"/>
+                <w:sz w:val="21"/>
+              </w:rPr>
+              <w:t xml:space="preserve"> 0.358 % FS</w:t>
+            </w:r>
+            <w:r>
+              <w:rPr>
+                <w:rFonts w:ascii="宋体" w:hAnsi="宋体"/>
+                <w:sz w:val="21"/>
+              </w:rPr>
+              <w:t>，限值线正好穿过分布中间，</w:t>
+            </w:r>
+            <w:r>
+              <w:rPr>
+                <w:rFonts w:ascii="宋体" w:hAnsi="宋体"/>
+                <w:sz w:val="21"/>
+              </w:rPr>
+              <w:t xml:space="preserve">29/43 </w:t>
+            </w:r>
+            <w:r>
+              <w:rPr>
+                <w:rFonts w:ascii="宋体" w:hAnsi="宋体"/>
+                <w:sz w:val="21"/>
+              </w:rPr>
+              <w:t>判超差，同一套代码换个随机种子就在合格与超差之间跳</w:t>
+            </w:r>
+          </w:p>
+        </w:tc>
+      </w:tr>
+      <w:tr>
+        <w:trPr>
+          <w:jc w:val="center"/>
+        </w:trPr>
+        <w:tc>
+          <w:tcPr>
+            <w:tcW w:w="4153" w:type="dxa"/>
+          </w:tcPr>
+          <w:p>
+            <w:pPr>
+              <w:spacing w:before="40" w:after="40" w:line="240" w:lineRule="auto"/>
+              <w:ind w:firstLineChars="0" w:firstLine="0"/>
+              <w:jc w:val="left"/>
+            </w:pPr>
+            <w:r>
+              <w:rPr>
+                <w:rFonts w:ascii="宋体" w:hAnsi="宋体"/>
+                <w:sz w:val="21"/>
+              </w:rPr>
+              <w:t>复核判据</w:t>
+            </w:r>
+          </w:p>
+        </w:tc>
+        <w:tc>
+          <w:tcPr>
+            <w:tcW w:w="4153" w:type="dxa"/>
+          </w:tcPr>
+          <w:p>
+            <w:pPr>
+              <w:spacing w:before="40" w:after="40" w:line="240" w:lineRule="auto"/>
+              <w:ind w:firstLineChars="0" w:firstLine="0"/>
+              <w:jc w:val="left"/>
+            </w:pPr>
+            <w:r>
+              <w:rPr>
+                <w:rFonts w:ascii="宋体" w:hAnsi="宋体"/>
+                <w:sz w:val="21"/>
+              </w:rPr>
+              <w:t>原判据要求复核后置信度提升超过</w:t>
+            </w:r>
+            <w:r>
+              <w:rPr>
+                <w:rFonts w:ascii="宋体" w:hAnsi="宋体"/>
+                <w:sz w:val="21"/>
+              </w:rPr>
+              <w:t xml:space="preserve"> 0.25</w:t>
+            </w:r>
+            <w:r>
+              <w:rPr>
+                <w:rFonts w:ascii="宋体" w:hAnsi="宋体"/>
+                <w:sz w:val="21"/>
+              </w:rPr>
+              <w:t>。换成真权重后，巡航态置信度已有</w:t>
+            </w:r>
+            <w:r>
+              <w:rPr>
+                <w:rFonts w:ascii="宋体" w:hAnsi="宋体"/>
+                <w:sz w:val="21"/>
+              </w:rPr>
+              <w:t xml:space="preserve"> 0.85–0.93</w:t>
+            </w:r>
+            <w:r>
+              <w:rPr>
+                <w:rFonts w:ascii="宋体" w:hAnsi="宋体"/>
+                <w:sz w:val="21"/>
+              </w:rPr>
+              <w:t>，复核态</w:t>
+            </w:r>
+            <w:r>
+              <w:rPr>
+                <w:rFonts w:ascii="宋体" w:hAnsi="宋体"/>
+                <w:sz w:val="21"/>
+              </w:rPr>
+              <w:t xml:space="preserve"> 0.90–0.92</w:t>
+            </w:r>
+            <w:r>
+              <w:rPr>
+                <w:rFonts w:ascii="宋体" w:hAnsi="宋体"/>
+                <w:sz w:val="21"/>
+              </w:rPr>
+              <w:t>，提升最多约</w:t>
+            </w:r>
+            <w:r>
+              <w:rPr>
+                <w:rFonts w:ascii="宋体" w:hAnsi="宋体"/>
+                <w:sz w:val="21"/>
+              </w:rPr>
+              <w:t xml:space="preserve"> 0.1</w:t>
+            </w:r>
+            <w:r>
+              <w:rPr>
+                <w:rFonts w:ascii="宋体" w:hAnsi="宋体"/>
+                <w:sz w:val="21"/>
+              </w:rPr>
+              <w:t>。三组实测都达不到：韦振伟用真权重</w:t>
+            </w:r>
+            <w:r>
+              <w:rPr>
+                <w:rFonts w:ascii="宋体" w:hAnsi="宋体"/>
+                <w:sz w:val="21"/>
+              </w:rPr>
+              <w:t xml:space="preserve"> +0.0072</w:t>
+            </w:r>
+            <w:r>
+              <w:rPr>
+                <w:rFonts w:ascii="宋体" w:hAnsi="宋体"/>
+                <w:sz w:val="21"/>
+              </w:rPr>
+              <w:t>、用合成检测器对照</w:t>
+            </w:r>
+            <w:r>
+              <w:rPr>
+                <w:rFonts w:ascii="宋体" w:hAnsi="宋体"/>
+                <w:sz w:val="21"/>
+              </w:rPr>
+              <w:t xml:space="preserve"> +0.0130</w:t>
+            </w:r>
+            <w:r>
+              <w:rPr>
+                <w:rFonts w:ascii="宋体" w:hAnsi="宋体"/>
+                <w:sz w:val="21"/>
+              </w:rPr>
+              <w:t>，组</w:t>
+            </w:r>
+            <w:r>
+              <w:rPr>
+                <w:rFonts w:ascii="宋体" w:hAnsi="宋体"/>
+                <w:sz w:val="21"/>
+              </w:rPr>
+              <w:lastRenderedPageBreak/>
+              <w:t>长本机三轮</w:t>
+            </w:r>
+            <w:r>
+              <w:rPr>
+                <w:rFonts w:ascii="宋体" w:hAnsi="宋体"/>
+                <w:sz w:val="21"/>
+              </w:rPr>
+              <w:t xml:space="preserve"> +0.0013 / −0.0246 / +0.0602</w:t>
+            </w:r>
+          </w:p>
+        </w:tc>
+      </w:tr>
+      <w:tr>
+        <w:trPr>
+          <w:jc w:val="center"/>
+        </w:trPr>
+        <w:tc>
+          <w:tcPr>
+            <w:tcW w:w="4153" w:type="dxa"/>
+          </w:tcPr>
+          <w:p>
+            <w:pPr>
+              <w:spacing w:before="40" w:after="40" w:line="240" w:lineRule="auto"/>
+              <w:ind w:firstLineChars="0" w:firstLine="0"/>
+              <w:jc w:val="left"/>
+            </w:pPr>
+            <w:r>
+              <w:rPr>
+                <w:rFonts w:ascii="宋体" w:hAnsi="宋体"/>
+                <w:sz w:val="21"/>
+              </w:rPr>
+              <w:lastRenderedPageBreak/>
+              <w:t>决议</w:t>
+            </w:r>
+          </w:p>
+        </w:tc>
+        <w:tc>
+          <w:tcPr>
+            <w:tcW w:w="4153" w:type="dxa"/>
+          </w:tcPr>
+          <w:p>
+            <w:pPr>
+              <w:spacing w:before="40" w:after="40" w:line="240" w:lineRule="auto"/>
+              <w:ind w:firstLineChars="0" w:firstLine="0"/>
+              <w:jc w:val="left"/>
+            </w:pPr>
+            <w:r>
+              <w:rPr>
+                <w:rFonts w:ascii="宋体" w:hAnsi="宋体"/>
+                <w:sz w:val="21"/>
+              </w:rPr>
+              <w:t>重复性限值改为</w:t>
+            </w:r>
+            <w:r>
+              <w:rPr>
+                <w:rFonts w:ascii="宋体" w:hAnsi="宋体"/>
+                <w:sz w:val="21"/>
+              </w:rPr>
+              <w:t xml:space="preserve"> 0.4 % FS</w:t>
+            </w:r>
+            <w:r>
+              <w:rPr>
+                <w:rFonts w:ascii="宋体" w:hAnsi="宋体"/>
+                <w:sz w:val="21"/>
+              </w:rPr>
+              <w:t>，与线性度同值，修订后</w:t>
+            </w:r>
+            <w:r>
+              <w:rPr>
+                <w:rFonts w:ascii="宋体" w:hAnsi="宋体"/>
+                <w:sz w:val="21"/>
+              </w:rPr>
+              <w:t xml:space="preserve"> 39/43 </w:t>
+            </w:r>
+            <w:r>
+              <w:rPr>
+                <w:rFonts w:ascii="宋体" w:hAnsi="宋体"/>
+                <w:sz w:val="21"/>
+              </w:rPr>
+              <w:t>合格。置信度提升降为记录项，改用复核态读数产出率（</w:t>
+            </w:r>
+            <w:r>
+              <w:rPr>
+                <w:rFonts w:ascii="宋体" w:hAnsi="宋体"/>
+                <w:sz w:val="21"/>
+              </w:rPr>
+              <w:t>&gt; 80 %</w:t>
+            </w:r>
+            <w:r>
+              <w:rPr>
+                <w:rFonts w:ascii="宋体" w:hAnsi="宋体"/>
+                <w:sz w:val="21"/>
+              </w:rPr>
+              <w:t>）作判据</w:t>
+            </w:r>
+          </w:p>
+        </w:tc>
+      </w:tr>
+      <w:tr>
+        <w:trPr>
+          <w:jc w:val="center"/>
+        </w:trPr>
+        <w:tc>
+          <w:tcPr>
+            <w:tcW w:w="4153" w:type="dxa"/>
+          </w:tcPr>
+          <w:p>
+            <w:pPr>
+              <w:spacing w:before="40" w:after="40" w:line="240" w:lineRule="auto"/>
+              <w:ind w:firstLineChars="0" w:firstLine="0"/>
+              <w:jc w:val="left"/>
+            </w:pPr>
+            <w:r>
+              <w:rPr>
+                <w:rFonts w:ascii="宋体" w:hAnsi="宋体"/>
+                <w:sz w:val="21"/>
+              </w:rPr>
+              <w:t>落实</w:t>
+            </w:r>
+          </w:p>
+        </w:tc>
+        <w:tc>
+          <w:tcPr>
+            <w:tcW w:w="4153" w:type="dxa"/>
+          </w:tcPr>
+          <w:p>
+            <w:pPr>
+              <w:spacing w:before="40" w:after="40" w:line="240" w:lineRule="auto"/>
+              <w:ind w:firstLineChars="0" w:firstLine="0"/>
+              <w:jc w:val="left"/>
+            </w:pPr>
+            <w:r>
+              <w:rPr>
+                <w:rFonts w:ascii="宋体" w:hAnsi="宋体"/>
+                <w:sz w:val="21"/>
+              </w:rPr>
+              <w:t>写入接口文档</w:t>
+            </w:r>
+            <w:r>
+              <w:rPr>
+                <w:rFonts w:ascii="宋体" w:hAnsi="宋体"/>
+                <w:sz w:val="21"/>
+              </w:rPr>
+              <w:t xml:space="preserve"> v2.1 </w:t>
+            </w:r>
+            <w:r>
+              <w:rPr>
+                <w:rFonts w:ascii="宋体" w:hAnsi="宋体"/>
+                <w:sz w:val="21"/>
+              </w:rPr>
+              <w:t>修订记录，报文格式不变（</w:t>
+            </w:r>
+            <w:r>
+              <w:rPr>
+                <w:rFonts w:ascii="宋体" w:hAnsi="宋体"/>
+                <w:sz w:val="21"/>
+              </w:rPr>
+              <w:t xml:space="preserve">schema_version </w:t>
+            </w:r>
+            <w:r>
+              <w:rPr>
+                <w:rFonts w:ascii="宋体" w:hAnsi="宋体"/>
+                <w:sz w:val="21"/>
+              </w:rPr>
+              <w:t>仍为</w:t>
+            </w:r>
+            <w:r>
+              <w:rPr>
+                <w:rFonts w:ascii="宋体" w:hAnsi="宋体"/>
+                <w:sz w:val="21"/>
+              </w:rPr>
+              <w:t xml:space="preserve"> 2.0.0</w:t>
+            </w:r>
+            <w:r>
+              <w:rPr>
+                <w:rFonts w:ascii="宋体" w:hAnsi="宋体"/>
+                <w:sz w:val="21"/>
+              </w:rPr>
+              <w:t>）；指标汇总表同步修改</w:t>
+            </w:r>
+          </w:p>
+        </w:tc>
+      </w:tr>
+    </w:tbl>
+    <w:p>
+      <w:pPr>
+        <w:pStyle w:val="af4"/>
+      </w:pPr>
     </w:p>
     <w:p>
       <w:pPr>
@@ -12235,12 +14206,13 @@
     <w:p>
       <w:pPr>
         <w:pStyle w:val="a8"/>
+        <w:keepNext/>
       </w:pPr>
       <w:r>
         <w:t>附表</w:t>
       </w:r>
       <w:r>
-        <w:t xml:space="preserve"> 1</w:t>
+        <w:t xml:space="preserve"> 4</w:t>
       </w:r>
       <w:r>
         <w:t xml:space="preserve">　计划与实际进度</w:t>
@@ -12890,12 +14862,14 @@
     <w:p>
       <w:pPr>
         <w:pStyle w:val="a8"/>
-      </w:pPr>
-      <w:r>
+        <w:keepNext/>
+      </w:pPr>
+      <w:r>
+        <w:lastRenderedPageBreak/>
         <w:t>附表</w:t>
       </w:r>
       <w:r>
-        <w:t xml:space="preserve"> 2</w:t>
+        <w:t xml:space="preserve"> 5</w:t>
       </w:r>
       <w:r>
         <w:t xml:space="preserve">　调整记录</w:t>
@@ -13890,6 +15864,12 @@
           <w:sz w:val="18"/>
         </w:rPr>
         <w:br/>
+      </w:r>
+      <w:r>
+        <w:rPr>
+          <w:rFonts w:ascii="Consolas" w:eastAsia="Consolas" w:hAnsi="Consolas"/>
+          <w:sz w:val="18"/>
+        </w:rPr>
         <w:t xml:space="preserve">    self._integral = float(np.clip(self._integral, -self.i_max, self.i_max))</w:t>
       </w:r>
       <w:r>
@@ -13944,13 +15924,6 @@
           <w:sz w:val="18"/>
         </w:rPr>
         <w:br/>
-      </w:r>
-      <w:r>
-        <w:rPr>
-          <w:rFonts w:ascii="Consolas" w:eastAsia="Consolas" w:hAnsi="Consolas"/>
-          <w:sz w:val="18"/>
-        </w:rPr>
-        <w:lastRenderedPageBreak/>
         <w:t xml:space="preserve"># </w:t>
       </w:r>
       <w:r>
@@ -13988,6 +15961,13 @@
           <w:sz w:val="18"/>
         </w:rPr>
         <w:br/>
+      </w:r>
+      <w:r>
+        <w:rPr>
+          <w:rFonts w:ascii="Consolas" w:eastAsia="Consolas" w:hAnsi="Consolas"/>
+          <w:sz w:val="18"/>
+        </w:rPr>
+        <w:lastRenderedPageBreak/>
         <w:t xml:space="preserve">    k = self.theta / (self.W * max(1e-6, float(zoom)))</w:t>
       </w:r>
       <w:r>
@@ -14019,14 +15999,7 @@
           <w:sz w:val="18"/>
         </w:rPr>
         <w:br/>
-        <w:t>omega = float(np.clip</w:t>
-      </w:r>
-      <w:r>
-        <w:rPr>
-          <w:rFonts w:ascii="Consolas" w:eastAsia="Consolas" w:hAnsi="Consolas"/>
-          <w:sz w:val="18"/>
-        </w:rPr>
-        <w:t>(k * u, -self.omega_max, self.omega_max))</w:t>
+        <w:t>omega = float(np.clip(k * u, -self.omega_max, self.omega_max))</w:t>
       </w:r>
     </w:p>
     <w:p>
@@ -14090,12 +16063,6 @@
           <w:sz w:val="18"/>
         </w:rPr>
         <w:br/>
-      </w:r>
-      <w:r>
-        <w:rPr>
-          <w:rFonts w:ascii="Consolas" w:eastAsia="Consolas" w:hAnsi="Consolas"/>
-          <w:sz w:val="18"/>
-        </w:rPr>
         <w:t xml:space="preserve">check_range(cmd, known_waypoints=...)           # 3 </w:t>
       </w:r>
       <w:r>
@@ -14144,7 +16111,7 @@
         <w:t>测试记录见附表</w:t>
       </w:r>
       <w:r>
-        <w:t xml:space="preserve"> 3</w:t>
+        <w:t xml:space="preserve"> 6</w:t>
       </w:r>
       <w:r>
         <w:t>，完整记录在仓库</w:t>
@@ -14171,12 +16138,13 @@
     <w:p>
       <w:pPr>
         <w:pStyle w:val="a8"/>
+        <w:keepNext/>
       </w:pPr>
       <w:r>
         <w:t>附表</w:t>
       </w:r>
       <w:r>
-        <w:t xml:space="preserve"> 3</w:t>
+        <w:t xml:space="preserve"> 6</w:t>
       </w:r>
       <w:r>
         <w:t xml:space="preserve">　测试记录</w:t>
